--- a/3_Generarive_AI_Foundation_Models_and_Platforms/IBM_Gen_AI_Foundation_Models_and_Platforms_Notes.docx
+++ b/3_Generarive_AI_Foundation_Models_and_Platforms/IBM_Gen_AI_Foundation_Models_and_Platforms_Notes.docx
@@ -76,6 +76,90 @@
           <w14:ligatures w14:val="none"/>
         </w:rPr>
         <w:t xml:space="preserve"> is a platform designed to manage the entire AI model lifecycle, from development through production, while providing built-in compliance and risk management capabilities. It helps organizations develop, deploy, and maintain AI models responsibly by ensuring transparency, fairness, and regulatory compliance.</w:t>
+      </w:r>
+    </w:p>
+    <w:p>
+      <w:pPr>
+        <w:pStyle w:val="Heading3"/>
+      </w:pPr>
+      <w:r>
+        <w:t>Risk Management in the AI Lifecycle</w:t>
+      </w:r>
+    </w:p>
+    <w:p>
+      <w:pPr>
+        <w:pStyle w:val="NormalWeb"/>
+        <w:numPr>
+          <w:ilvl w:val="0"/>
+          <w:numId w:val="21"/>
+        </w:numPr>
+      </w:pPr>
+      <w:r>
+        <w:t xml:space="preserve">Risk management is the proactive process of </w:t>
+      </w:r>
+      <w:r>
+        <w:rPr>
+          <w:b/>
+          <w:bCs/>
+        </w:rPr>
+        <w:t>identifying, assessing, and mitigating potential negative outcomes</w:t>
+      </w:r>
+      <w:r>
+        <w:t xml:space="preserve"> associated with developing and deploying AI.</w:t>
+      </w:r>
+    </w:p>
+    <w:p>
+      <w:pPr>
+        <w:pStyle w:val="NormalWeb"/>
+        <w:numPr>
+          <w:ilvl w:val="0"/>
+          <w:numId w:val="21"/>
+        </w:numPr>
+      </w:pPr>
+      <w:r>
+        <w:t xml:space="preserve">Unlike traditional software, AI models are dynamic, probabilistic, and can behave unpredictably when exposed to new data. </w:t>
+      </w:r>
+    </w:p>
+    <w:p>
+      <w:pPr>
+        <w:pStyle w:val="Heading3"/>
+      </w:pPr>
+      <w:r>
+        <w:t>Compliance in the AI Lifecycle</w:t>
+      </w:r>
+    </w:p>
+    <w:p>
+      <w:pPr>
+        <w:pStyle w:val="NormalWeb"/>
+        <w:numPr>
+          <w:ilvl w:val="0"/>
+          <w:numId w:val="20"/>
+        </w:numPr>
+      </w:pPr>
+      <w:r>
+        <w:t xml:space="preserve">Compliance refers to ensuring that an AI model adheres to </w:t>
+      </w:r>
+      <w:r>
+        <w:rPr>
+          <w:b/>
+          <w:bCs/>
+        </w:rPr>
+        <w:t>external laws, government regulations, and internal organizational policies</w:t>
+      </w:r>
+      <w:r>
+        <w:t>.</w:t>
+      </w:r>
+    </w:p>
+    <w:p>
+      <w:pPr>
+        <w:pStyle w:val="NormalWeb"/>
+        <w:numPr>
+          <w:ilvl w:val="0"/>
+          <w:numId w:val="20"/>
+        </w:numPr>
+      </w:pPr>
+      <w:r>
+        <w:t>Because AI can impact privacy, civil rights, and safety, compliance acts as the guardrails that keep an organization legally protected.</w:t>
       </w:r>
     </w:p>
     <w:p>
@@ -237,6 +321,446 @@
     </w:p>
     <w:p>
       <w:pPr>
+        <w:pStyle w:val="Heading1"/>
+      </w:pPr>
+      <w:r>
+        <w:t>Generative AI: Introduction and Applications – Overview</w:t>
+      </w:r>
+    </w:p>
+    <w:p>
+      <w:pPr>
+        <w:pStyle w:val="Heading2"/>
+      </w:pPr>
+      <w:r>
+        <w:t>Introduction</w:t>
+      </w:r>
+    </w:p>
+    <w:p>
+      <w:pPr>
+        <w:pStyle w:val="NormalWeb"/>
+      </w:pPr>
+      <w:r>
+        <w:t>Generative AI is a rapidly developing field that is changing how people create content, solve problems, and build intelligent applications. This overview introduces the core ideas, models, and platforms that shape the field and provides a practical starting point for understanding how generative systems work.</w:t>
+      </w:r>
+    </w:p>
+    <w:p>
+      <w:pPr>
+        <w:pStyle w:val="NormalWeb"/>
+      </w:pPr>
+      <w:r>
+        <w:lastRenderedPageBreak/>
+        <w:t>The focus is on the fundamental concepts and model families that form the foundation of generative AI. These include deep learning and Large Language Models (LLMs), along with major model types such as:</w:t>
+      </w:r>
+    </w:p>
+    <w:p>
+      <w:pPr>
+        <w:pStyle w:val="NormalWeb"/>
+        <w:numPr>
+          <w:ilvl w:val="0"/>
+          <w:numId w:val="22"/>
+        </w:numPr>
+      </w:pPr>
+      <w:r>
+        <w:t>Generative Adversarial Networks (GANs)</w:t>
+      </w:r>
+    </w:p>
+    <w:p>
+      <w:pPr>
+        <w:pStyle w:val="NormalWeb"/>
+        <w:numPr>
+          <w:ilvl w:val="0"/>
+          <w:numId w:val="22"/>
+        </w:numPr>
+      </w:pPr>
+      <w:r>
+        <w:t>Variational Autoencoders (VAEs)</w:t>
+      </w:r>
+    </w:p>
+    <w:p>
+      <w:pPr>
+        <w:pStyle w:val="NormalWeb"/>
+        <w:numPr>
+          <w:ilvl w:val="0"/>
+          <w:numId w:val="22"/>
+        </w:numPr>
+      </w:pPr>
+      <w:r>
+        <w:t>Transformers</w:t>
+      </w:r>
+    </w:p>
+    <w:p>
+      <w:pPr>
+        <w:pStyle w:val="NormalWeb"/>
+        <w:numPr>
+          <w:ilvl w:val="0"/>
+          <w:numId w:val="22"/>
+        </w:numPr>
+      </w:pPr>
+      <w:r>
+        <w:t>Diffusion Models</w:t>
+      </w:r>
+    </w:p>
+    <w:p>
+      <w:pPr>
+        <w:pStyle w:val="NormalWeb"/>
+      </w:pPr>
+      <w:r>
+        <w:t>The overview also introduces the idea of Foundation Models and explains how pre-trained models can be used to generate:</w:t>
+      </w:r>
+    </w:p>
+    <w:p>
+      <w:pPr>
+        <w:pStyle w:val="NormalWeb"/>
+        <w:numPr>
+          <w:ilvl w:val="0"/>
+          <w:numId w:val="23"/>
+        </w:numPr>
+      </w:pPr>
+      <w:r>
+        <w:t>Text</w:t>
+      </w:r>
+    </w:p>
+    <w:p>
+      <w:pPr>
+        <w:pStyle w:val="NormalWeb"/>
+        <w:numPr>
+          <w:ilvl w:val="0"/>
+          <w:numId w:val="23"/>
+        </w:numPr>
+      </w:pPr>
+      <w:r>
+        <w:t>Images</w:t>
+      </w:r>
+    </w:p>
+    <w:p>
+      <w:pPr>
+        <w:pStyle w:val="NormalWeb"/>
+        <w:numPr>
+          <w:ilvl w:val="0"/>
+          <w:numId w:val="23"/>
+        </w:numPr>
+      </w:pPr>
+      <w:r>
+        <w:t>Code</w:t>
+      </w:r>
+    </w:p>
+    <w:p>
+      <w:pPr>
+        <w:pStyle w:val="NormalWeb"/>
+      </w:pPr>
+      <w:r>
+        <w:t>In addition, it highlights widely used generative AI platforms, including:</w:t>
+      </w:r>
+    </w:p>
+    <w:p>
+      <w:pPr>
+        <w:pStyle w:val="NormalWeb"/>
+        <w:numPr>
+          <w:ilvl w:val="0"/>
+          <w:numId w:val="24"/>
+        </w:numPr>
+      </w:pPr>
+      <w:r>
+        <w:t>IBM watsonx</w:t>
+      </w:r>
+    </w:p>
+    <w:p>
+      <w:pPr>
+        <w:pStyle w:val="NormalWeb"/>
+        <w:numPr>
+          <w:ilvl w:val="0"/>
+          <w:numId w:val="24"/>
+        </w:numPr>
+      </w:pPr>
+      <w:r>
+        <w:t>Hugging Face</w:t>
+      </w:r>
+    </w:p>
+    <w:p>
+      <w:pPr>
+        <w:pStyle w:val="NormalWeb"/>
+      </w:pPr>
+      <w:r>
+        <w:t>Practical labs provide hands-on exposure through the IBM Generative AI Classroom and platforms such as IBM watsonx. These activities include working with foundation models such as:</w:t>
+      </w:r>
+    </w:p>
+    <w:p>
+      <w:pPr>
+        <w:pStyle w:val="NormalWeb"/>
+        <w:numPr>
+          <w:ilvl w:val="0"/>
+          <w:numId w:val="25"/>
+        </w:numPr>
+      </w:pPr>
+      <w:r>
+        <w:t>IBM Granite</w:t>
+      </w:r>
+    </w:p>
+    <w:p>
+      <w:pPr>
+        <w:pStyle w:val="NormalWeb"/>
+        <w:numPr>
+          <w:ilvl w:val="0"/>
+          <w:numId w:val="25"/>
+        </w:numPr>
+      </w:pPr>
+      <w:r>
+        <w:t>OpenAI GPT</w:t>
+      </w:r>
+    </w:p>
+    <w:p>
+      <w:pPr>
+        <w:pStyle w:val="NormalWeb"/>
+        <w:numPr>
+          <w:ilvl w:val="0"/>
+          <w:numId w:val="25"/>
+        </w:numPr>
+      </w:pPr>
+      <w:r>
+        <w:t>Google FLAN</w:t>
+      </w:r>
+    </w:p>
+    <w:p>
+      <w:pPr>
+        <w:pStyle w:val="NormalWeb"/>
+        <w:numPr>
+          <w:ilvl w:val="0"/>
+          <w:numId w:val="25"/>
+        </w:numPr>
+      </w:pPr>
+      <w:r>
+        <w:t>Meta Llama</w:t>
+      </w:r>
+    </w:p>
+    <w:p>
+      <w:pPr>
+        <w:pStyle w:val="NormalWeb"/>
+      </w:pPr>
+      <w:r>
+        <w:t>Expert insights are also included to show how generative AI is being applied in real-world settings and what tools are shaping its growth.</w:t>
+      </w:r>
+    </w:p>
+    <w:p>
+      <w:pPr>
+        <w:pStyle w:val="Heading2"/>
+      </w:pPr>
+      <w:r>
+        <w:t>Learning Outcomes</w:t>
+      </w:r>
+    </w:p>
+    <w:p>
+      <w:pPr>
+        <w:pStyle w:val="NormalWeb"/>
+      </w:pPr>
+      <w:r>
+        <w:t>By the end of this overview, you will be able to:</w:t>
+      </w:r>
+    </w:p>
+    <w:p>
+      <w:pPr>
+        <w:pStyle w:val="NormalWeb"/>
+        <w:numPr>
+          <w:ilvl w:val="0"/>
+          <w:numId w:val="26"/>
+        </w:numPr>
+      </w:pPr>
+      <w:r>
+        <w:t>Describe the fundamental concepts of Generative AI and its core models.</w:t>
+      </w:r>
+    </w:p>
+    <w:p>
+      <w:pPr>
+        <w:pStyle w:val="NormalWeb"/>
+        <w:numPr>
+          <w:ilvl w:val="0"/>
+          <w:numId w:val="26"/>
+        </w:numPr>
+      </w:pPr>
+      <w:r>
+        <w:t>Explain the concept of Foundation Models in Generative AI.</w:t>
+      </w:r>
+    </w:p>
+    <w:p>
+      <w:pPr>
+        <w:pStyle w:val="NormalWeb"/>
+        <w:numPr>
+          <w:ilvl w:val="0"/>
+          <w:numId w:val="26"/>
+        </w:numPr>
+      </w:pPr>
+      <w:r>
+        <w:t>Explore the capabilities of pre-trained models for AI application development.</w:t>
+      </w:r>
+    </w:p>
+    <w:p>
+      <w:pPr>
+        <w:pStyle w:val="NormalWeb"/>
+        <w:numPr>
+          <w:ilvl w:val="0"/>
+          <w:numId w:val="26"/>
+        </w:numPr>
+      </w:pPr>
+      <w:r>
+        <w:t>Explore the features, capabilities, and applications of Generative AI platforms such as IBM watsonx and Hugging Face.</w:t>
+      </w:r>
+    </w:p>
+    <w:p>
+      <w:pPr>
+        <w:pStyle w:val="Heading2"/>
+      </w:pPr>
+      <w:r>
+        <w:t>Who This Is For</w:t>
+      </w:r>
+    </w:p>
+    <w:p>
+      <w:pPr>
+        <w:pStyle w:val="NormalWeb"/>
+      </w:pPr>
+      <w:r>
+        <w:t>This overview is suitable for anyone interested in the rapidly evolving field of Generative AI and its core concepts, models, and platforms.</w:t>
+      </w:r>
+    </w:p>
+    <w:p>
+      <w:pPr>
+        <w:pStyle w:val="NormalWeb"/>
+      </w:pPr>
+      <w:r>
+        <w:t>It is especially useful for:</w:t>
+      </w:r>
+    </w:p>
+    <w:p>
+      <w:pPr>
+        <w:pStyle w:val="NormalWeb"/>
+        <w:numPr>
+          <w:ilvl w:val="0"/>
+          <w:numId w:val="34"/>
+        </w:numPr>
+      </w:pPr>
+      <w:r>
+        <w:lastRenderedPageBreak/>
+        <w:t>Individuals seeking an introduction to Generative AI models, platforms, and their capabilities.</w:t>
+      </w:r>
+    </w:p>
+    <w:p>
+      <w:pPr>
+        <w:pStyle w:val="NormalWeb"/>
+        <w:numPr>
+          <w:ilvl w:val="0"/>
+          <w:numId w:val="34"/>
+        </w:numPr>
+      </w:pPr>
+      <w:r>
+        <w:t>Professionals looking to improve their work by leveraging the power of Generative AI.</w:t>
+      </w:r>
+    </w:p>
+    <w:p>
+      <w:pPr>
+        <w:pStyle w:val="NormalWeb"/>
+        <w:numPr>
+          <w:ilvl w:val="0"/>
+          <w:numId w:val="34"/>
+        </w:numPr>
+      </w:pPr>
+      <w:r>
+        <w:t>Managers and executives exploring how Generative AI platforms can be used within their organizations.</w:t>
+      </w:r>
+    </w:p>
+    <w:p>
+      <w:pPr>
+        <w:pStyle w:val="NormalWeb"/>
+        <w:numPr>
+          <w:ilvl w:val="0"/>
+          <w:numId w:val="34"/>
+        </w:numPr>
+      </w:pPr>
+      <w:r>
+        <w:t>Students who want to build practical Generative AI skills to improve their job readiness.</w:t>
+      </w:r>
+    </w:p>
+    <w:p>
+      <w:pPr>
+        <w:pStyle w:val="Heading2"/>
+      </w:pPr>
+      <w:r>
+        <w:t>Recommended Background</w:t>
+      </w:r>
+    </w:p>
+    <w:p>
+      <w:pPr>
+        <w:pStyle w:val="NormalWeb"/>
+      </w:pPr>
+      <w:r>
+        <w:t xml:space="preserve">This material is designed for anyone interested in exploring Generative AI and </w:t>
+      </w:r>
+      <w:r>
+        <w:t>requires</w:t>
+      </w:r>
+      <w:r>
+        <w:rPr>
+          <w:rStyle w:val="Strong"/>
+        </w:rPr>
+        <w:t xml:space="preserve"> </w:t>
+      </w:r>
+      <w:r>
+        <w:rPr>
+          <w:rStyle w:val="Strong"/>
+        </w:rPr>
+        <w:t>no</w:t>
+      </w:r>
+      <w:r>
+        <w:rPr>
+          <w:rStyle w:val="Strong"/>
+        </w:rPr>
+        <w:t xml:space="preserve"> specific prerequisites</w:t>
+      </w:r>
+      <w:r>
+        <w:t>.</w:t>
+      </w:r>
+    </w:p>
+    <w:p>
+      <w:pPr>
+        <w:pStyle w:val="NormalWeb"/>
+      </w:pPr>
+      <w:r>
+        <w:t>It uses simple, easy-to-understand language to explain the essential concepts without relying on technical jargon.</w:t>
+      </w:r>
+    </w:p>
+    <w:p>
+      <w:pPr>
+        <w:pStyle w:val="NormalWeb"/>
+      </w:pPr>
+      <w:r>
+        <w:t xml:space="preserve">The hands-on labs require </w:t>
+      </w:r>
+      <w:r>
+        <w:rPr>
+          <w:rStyle w:val="Strong"/>
+        </w:rPr>
+        <w:t>no programming experience</w:t>
+      </w:r>
+      <w:r>
+        <w:t xml:space="preserve">, and </w:t>
+      </w:r>
+      <w:r>
+        <w:rPr>
+          <w:rStyle w:val="Strong"/>
+        </w:rPr>
+        <w:t>no educational degree is required</w:t>
+      </w:r>
+      <w:r>
+        <w:t>.</w:t>
+      </w:r>
+    </w:p>
+    <w:p>
+      <w:pPr>
+        <w:pStyle w:val="NormalWeb"/>
+      </w:pPr>
+      <w:r>
+        <w:t>To get the most from the material, active participation and completion of the learning activities across all sections are recommended.</w:t>
+      </w:r>
+    </w:p>
+    <w:p>
+      <w:pPr>
         <w:rPr>
           <w:lang w:val="en" w:eastAsia="en"/>
         </w:rPr>
@@ -255,6 +779,304 @@
 <file path=word/numbering.xml><?xml version="1.0" encoding="utf-8"?>
 <w:numbering xmlns:wpc="http://schemas.microsoft.com/office/word/2010/wordprocessingCanvas" xmlns:cx="http://schemas.microsoft.com/office/drawing/2014/chartex" xmlns:cx1="http://schemas.microsoft.com/office/drawing/2015/9/8/chartex" xmlns:cx2="http://schemas.microsoft.com/office/drawing/2015/10/21/chartex" xmlns:cx3="http://schemas.microsoft.com/office/drawing/2016/5/9/chartex" xmlns:cx4="http://schemas.microsoft.com/office/drawing/2016/5/10/chartex" xmlns:cx5="http://schemas.microsoft.com/office/drawing/2016/5/11/chartex" xmlns:cx6="http://schemas.microsoft.com/office/drawing/2016/5/12/chartex" xmlns:cx7="http://schemas.microsoft.com/office/drawing/2016/5/13/chartex" xmlns:cx8="http://schemas.microsoft.com/office/drawing/2016/5/14/chartex" xmlns:mc="http://schemas.openxmlformats.org/markup-compatibility/2006" xmlns:aink="http://schemas.microsoft.com/office/drawing/2016/ink" xmlns:am3d="http://schemas.microsoft.com/office/drawing/2017/model3d" xmlns:o="urn:schemas-microsoft-com:office:office" xmlns:oel="http://schemas.microsoft.com/office/2019/extlst" xmlns:r="http://schemas.openxmlformats.org/officeDocument/2006/relationships" xmlns:m="http://schemas.openxmlformats.org/officeDocument/2006/math" xmlns:v="urn:schemas-microsoft-com:vml" xmlns:wp14="http://schemas.microsoft.com/office/word/2010/wordprocessingDrawing" xmlns:wp="http://schemas.openxmlformats.org/drawingml/2006/wordprocessingDrawing" xmlns:w10="urn:schemas-microsoft-com:office:word" xmlns:w="http://schemas.openxmlformats.org/wordprocessingml/2006/main" xmlns:w14="http://schemas.microsoft.com/office/word/2010/wordml" xmlns:w15="http://schemas.microsoft.com/office/word/2012/wordml" xmlns:w16cex="http://schemas.microsoft.com/office/word/2018/wordml/cex" xmlns:w16cid="http://schemas.microsoft.com/office/word/2016/wordml/cid" xmlns:w16="http://schemas.microsoft.com/office/word/2018/wordml" xmlns:w16du="http://schemas.microsoft.com/office/word/2023/wordml/word16du" xmlns:w16sdtdh="http://schemas.microsoft.com/office/word/2020/wordml/sdtdatahash" xmlns:w16sdtfl="http://schemas.microsoft.com/office/word/2024/wordml/sdtformatlock" xmlns:w16se="http://schemas.microsoft.com/office/word/2015/wordml/symex" xmlns:wpg="http://schemas.microsoft.com/office/word/2010/wordprocessingGroup" xmlns:wpi="http://schemas.microsoft.com/office/word/2010/wordprocessingInk" xmlns:wne="http://schemas.microsoft.com/office/word/2006/wordml" xmlns:wps="http://schemas.microsoft.com/office/word/2010/wordprocessingShape" mc:Ignorable="w14 w15 w16se w16cid w16 w16cex w16sdtdh w16sdtfl w16du wp14">
   <w:abstractNum w:abstractNumId="0" w15:restartNumberingAfterBreak="0">
+    <w:nsid w:val="02552376"/>
+    <w:multiLevelType w:val="multilevel"/>
+    <w:tmpl w:val="42EA97F0"/>
+    <w:lvl w:ilvl="0">
+      <w:start w:val="1"/>
+      <w:numFmt w:val="bullet"/>
+      <w:lvlText w:val=""/>
+      <w:lvlJc w:val="left"/>
+      <w:pPr>
+        <w:tabs>
+          <w:tab w:val="num" w:pos="720"/>
+        </w:tabs>
+        <w:ind w:left="720" w:hanging="360"/>
+      </w:pPr>
+      <w:rPr>
+        <w:rFonts w:ascii="Symbol" w:hAnsi="Symbol" w:hint="default"/>
+        <w:sz w:val="20"/>
+      </w:rPr>
+    </w:lvl>
+    <w:lvl w:ilvl="1" w:tentative="1">
+      <w:start w:val="1"/>
+      <w:numFmt w:val="bullet"/>
+      <w:lvlText w:val="o"/>
+      <w:lvlJc w:val="left"/>
+      <w:pPr>
+        <w:tabs>
+          <w:tab w:val="num" w:pos="1440"/>
+        </w:tabs>
+        <w:ind w:left="1440" w:hanging="360"/>
+      </w:pPr>
+      <w:rPr>
+        <w:rFonts w:ascii="Courier New" w:hAnsi="Courier New" w:hint="default"/>
+        <w:sz w:val="20"/>
+      </w:rPr>
+    </w:lvl>
+    <w:lvl w:ilvl="2" w:tentative="1">
+      <w:start w:val="1"/>
+      <w:numFmt w:val="bullet"/>
+      <w:lvlText w:val=""/>
+      <w:lvlJc w:val="left"/>
+      <w:pPr>
+        <w:tabs>
+          <w:tab w:val="num" w:pos="2160"/>
+        </w:tabs>
+        <w:ind w:left="2160" w:hanging="360"/>
+      </w:pPr>
+      <w:rPr>
+        <w:rFonts w:ascii="Wingdings" w:hAnsi="Wingdings" w:hint="default"/>
+        <w:sz w:val="20"/>
+      </w:rPr>
+    </w:lvl>
+    <w:lvl w:ilvl="3" w:tentative="1">
+      <w:start w:val="1"/>
+      <w:numFmt w:val="bullet"/>
+      <w:lvlText w:val=""/>
+      <w:lvlJc w:val="left"/>
+      <w:pPr>
+        <w:tabs>
+          <w:tab w:val="num" w:pos="2880"/>
+        </w:tabs>
+        <w:ind w:left="2880" w:hanging="360"/>
+      </w:pPr>
+      <w:rPr>
+        <w:rFonts w:ascii="Wingdings" w:hAnsi="Wingdings" w:hint="default"/>
+        <w:sz w:val="20"/>
+      </w:rPr>
+    </w:lvl>
+    <w:lvl w:ilvl="4" w:tentative="1">
+      <w:start w:val="1"/>
+      <w:numFmt w:val="bullet"/>
+      <w:lvlText w:val=""/>
+      <w:lvlJc w:val="left"/>
+      <w:pPr>
+        <w:tabs>
+          <w:tab w:val="num" w:pos="3600"/>
+        </w:tabs>
+        <w:ind w:left="3600" w:hanging="360"/>
+      </w:pPr>
+      <w:rPr>
+        <w:rFonts w:ascii="Wingdings" w:hAnsi="Wingdings" w:hint="default"/>
+        <w:sz w:val="20"/>
+      </w:rPr>
+    </w:lvl>
+    <w:lvl w:ilvl="5" w:tentative="1">
+      <w:start w:val="1"/>
+      <w:numFmt w:val="bullet"/>
+      <w:lvlText w:val=""/>
+      <w:lvlJc w:val="left"/>
+      <w:pPr>
+        <w:tabs>
+          <w:tab w:val="num" w:pos="4320"/>
+        </w:tabs>
+        <w:ind w:left="4320" w:hanging="360"/>
+      </w:pPr>
+      <w:rPr>
+        <w:rFonts w:ascii="Wingdings" w:hAnsi="Wingdings" w:hint="default"/>
+        <w:sz w:val="20"/>
+      </w:rPr>
+    </w:lvl>
+    <w:lvl w:ilvl="6" w:tentative="1">
+      <w:start w:val="1"/>
+      <w:numFmt w:val="bullet"/>
+      <w:lvlText w:val=""/>
+      <w:lvlJc w:val="left"/>
+      <w:pPr>
+        <w:tabs>
+          <w:tab w:val="num" w:pos="5040"/>
+        </w:tabs>
+        <w:ind w:left="5040" w:hanging="360"/>
+      </w:pPr>
+      <w:rPr>
+        <w:rFonts w:ascii="Wingdings" w:hAnsi="Wingdings" w:hint="default"/>
+        <w:sz w:val="20"/>
+      </w:rPr>
+    </w:lvl>
+    <w:lvl w:ilvl="7" w:tentative="1">
+      <w:start w:val="1"/>
+      <w:numFmt w:val="bullet"/>
+      <w:lvlText w:val=""/>
+      <w:lvlJc w:val="left"/>
+      <w:pPr>
+        <w:tabs>
+          <w:tab w:val="num" w:pos="5760"/>
+        </w:tabs>
+        <w:ind w:left="5760" w:hanging="360"/>
+      </w:pPr>
+      <w:rPr>
+        <w:rFonts w:ascii="Wingdings" w:hAnsi="Wingdings" w:hint="default"/>
+        <w:sz w:val="20"/>
+      </w:rPr>
+    </w:lvl>
+    <w:lvl w:ilvl="8" w:tentative="1">
+      <w:start w:val="1"/>
+      <w:numFmt w:val="bullet"/>
+      <w:lvlText w:val=""/>
+      <w:lvlJc w:val="left"/>
+      <w:pPr>
+        <w:tabs>
+          <w:tab w:val="num" w:pos="6480"/>
+        </w:tabs>
+        <w:ind w:left="6480" w:hanging="360"/>
+      </w:pPr>
+      <w:rPr>
+        <w:rFonts w:ascii="Wingdings" w:hAnsi="Wingdings" w:hint="default"/>
+        <w:sz w:val="20"/>
+      </w:rPr>
+    </w:lvl>
+  </w:abstractNum>
+  <w:abstractNum w:abstractNumId="1" w15:restartNumberingAfterBreak="0">
+    <w:nsid w:val="17C060EC"/>
+    <w:multiLevelType w:val="multilevel"/>
+    <w:tmpl w:val="1CA2C192"/>
+    <w:lvl w:ilvl="0">
+      <w:start w:val="1"/>
+      <w:numFmt w:val="bullet"/>
+      <w:lvlText w:val=""/>
+      <w:lvlJc w:val="left"/>
+      <w:pPr>
+        <w:tabs>
+          <w:tab w:val="num" w:pos="720"/>
+        </w:tabs>
+        <w:ind w:left="720" w:hanging="360"/>
+      </w:pPr>
+      <w:rPr>
+        <w:rFonts w:ascii="Symbol" w:hAnsi="Symbol" w:hint="default"/>
+        <w:sz w:val="20"/>
+      </w:rPr>
+    </w:lvl>
+    <w:lvl w:ilvl="1" w:tentative="1">
+      <w:start w:val="1"/>
+      <w:numFmt w:val="bullet"/>
+      <w:lvlText w:val="o"/>
+      <w:lvlJc w:val="left"/>
+      <w:pPr>
+        <w:tabs>
+          <w:tab w:val="num" w:pos="1440"/>
+        </w:tabs>
+        <w:ind w:left="1440" w:hanging="360"/>
+      </w:pPr>
+      <w:rPr>
+        <w:rFonts w:ascii="Courier New" w:hAnsi="Courier New" w:hint="default"/>
+        <w:sz w:val="20"/>
+      </w:rPr>
+    </w:lvl>
+    <w:lvl w:ilvl="2" w:tentative="1">
+      <w:start w:val="1"/>
+      <w:numFmt w:val="bullet"/>
+      <w:lvlText w:val=""/>
+      <w:lvlJc w:val="left"/>
+      <w:pPr>
+        <w:tabs>
+          <w:tab w:val="num" w:pos="2160"/>
+        </w:tabs>
+        <w:ind w:left="2160" w:hanging="360"/>
+      </w:pPr>
+      <w:rPr>
+        <w:rFonts w:ascii="Wingdings" w:hAnsi="Wingdings" w:hint="default"/>
+        <w:sz w:val="20"/>
+      </w:rPr>
+    </w:lvl>
+    <w:lvl w:ilvl="3" w:tentative="1">
+      <w:start w:val="1"/>
+      <w:numFmt w:val="bullet"/>
+      <w:lvlText w:val=""/>
+      <w:lvlJc w:val="left"/>
+      <w:pPr>
+        <w:tabs>
+          <w:tab w:val="num" w:pos="2880"/>
+        </w:tabs>
+        <w:ind w:left="2880" w:hanging="360"/>
+      </w:pPr>
+      <w:rPr>
+        <w:rFonts w:ascii="Wingdings" w:hAnsi="Wingdings" w:hint="default"/>
+        <w:sz w:val="20"/>
+      </w:rPr>
+    </w:lvl>
+    <w:lvl w:ilvl="4" w:tentative="1">
+      <w:start w:val="1"/>
+      <w:numFmt w:val="bullet"/>
+      <w:lvlText w:val=""/>
+      <w:lvlJc w:val="left"/>
+      <w:pPr>
+        <w:tabs>
+          <w:tab w:val="num" w:pos="3600"/>
+        </w:tabs>
+        <w:ind w:left="3600" w:hanging="360"/>
+      </w:pPr>
+      <w:rPr>
+        <w:rFonts w:ascii="Wingdings" w:hAnsi="Wingdings" w:hint="default"/>
+        <w:sz w:val="20"/>
+      </w:rPr>
+    </w:lvl>
+    <w:lvl w:ilvl="5" w:tentative="1">
+      <w:start w:val="1"/>
+      <w:numFmt w:val="bullet"/>
+      <w:lvlText w:val=""/>
+      <w:lvlJc w:val="left"/>
+      <w:pPr>
+        <w:tabs>
+          <w:tab w:val="num" w:pos="4320"/>
+        </w:tabs>
+        <w:ind w:left="4320" w:hanging="360"/>
+      </w:pPr>
+      <w:rPr>
+        <w:rFonts w:ascii="Wingdings" w:hAnsi="Wingdings" w:hint="default"/>
+        <w:sz w:val="20"/>
+      </w:rPr>
+    </w:lvl>
+    <w:lvl w:ilvl="6" w:tentative="1">
+      <w:start w:val="1"/>
+      <w:numFmt w:val="bullet"/>
+      <w:lvlText w:val=""/>
+      <w:lvlJc w:val="left"/>
+      <w:pPr>
+        <w:tabs>
+          <w:tab w:val="num" w:pos="5040"/>
+        </w:tabs>
+        <w:ind w:left="5040" w:hanging="360"/>
+      </w:pPr>
+      <w:rPr>
+        <w:rFonts w:ascii="Wingdings" w:hAnsi="Wingdings" w:hint="default"/>
+        <w:sz w:val="20"/>
+      </w:rPr>
+    </w:lvl>
+    <w:lvl w:ilvl="7" w:tentative="1">
+      <w:start w:val="1"/>
+      <w:numFmt w:val="bullet"/>
+      <w:lvlText w:val=""/>
+      <w:lvlJc w:val="left"/>
+      <w:pPr>
+        <w:tabs>
+          <w:tab w:val="num" w:pos="5760"/>
+        </w:tabs>
+        <w:ind w:left="5760" w:hanging="360"/>
+      </w:pPr>
+      <w:rPr>
+        <w:rFonts w:ascii="Wingdings" w:hAnsi="Wingdings" w:hint="default"/>
+        <w:sz w:val="20"/>
+      </w:rPr>
+    </w:lvl>
+    <w:lvl w:ilvl="8" w:tentative="1">
+      <w:start w:val="1"/>
+      <w:numFmt w:val="bullet"/>
+      <w:lvlText w:val=""/>
+      <w:lvlJc w:val="left"/>
+      <w:pPr>
+        <w:tabs>
+          <w:tab w:val="num" w:pos="6480"/>
+        </w:tabs>
+        <w:ind w:left="6480" w:hanging="360"/>
+      </w:pPr>
+      <w:rPr>
+        <w:rFonts w:ascii="Wingdings" w:hAnsi="Wingdings" w:hint="default"/>
+        <w:sz w:val="20"/>
+      </w:rPr>
+    </w:lvl>
+  </w:abstractNum>
+  <w:abstractNum w:abstractNumId="2" w15:restartNumberingAfterBreak="0">
     <w:nsid w:val="1C313645"/>
     <w:multiLevelType w:val="multilevel"/>
     <w:tmpl w:val="45682496"/>
@@ -403,7 +1225,7 @@
       </w:rPr>
     </w:lvl>
   </w:abstractNum>
-  <w:abstractNum w:abstractNumId="1" w15:restartNumberingAfterBreak="0">
+  <w:abstractNum w:abstractNumId="3" w15:restartNumberingAfterBreak="0">
     <w:nsid w:val="26106C50"/>
     <w:multiLevelType w:val="multilevel"/>
     <w:tmpl w:val="D9869F06"/>
@@ -516,7 +1338,454 @@
       </w:pPr>
     </w:lvl>
   </w:abstractNum>
-  <w:abstractNum w:abstractNumId="2" w15:restartNumberingAfterBreak="0">
+  <w:abstractNum w:abstractNumId="4" w15:restartNumberingAfterBreak="0">
+    <w:nsid w:val="2F643968"/>
+    <w:multiLevelType w:val="multilevel"/>
+    <w:tmpl w:val="398CF822"/>
+    <w:lvl w:ilvl="0">
+      <w:start w:val="1"/>
+      <w:numFmt w:val="bullet"/>
+      <w:lvlText w:val=""/>
+      <w:lvlJc w:val="left"/>
+      <w:pPr>
+        <w:tabs>
+          <w:tab w:val="num" w:pos="720"/>
+        </w:tabs>
+        <w:ind w:left="720" w:hanging="360"/>
+      </w:pPr>
+      <w:rPr>
+        <w:rFonts w:ascii="Symbol" w:hAnsi="Symbol" w:hint="default"/>
+        <w:sz w:val="20"/>
+      </w:rPr>
+    </w:lvl>
+    <w:lvl w:ilvl="1" w:tentative="1">
+      <w:start w:val="1"/>
+      <w:numFmt w:val="bullet"/>
+      <w:lvlText w:val="o"/>
+      <w:lvlJc w:val="left"/>
+      <w:pPr>
+        <w:tabs>
+          <w:tab w:val="num" w:pos="1440"/>
+        </w:tabs>
+        <w:ind w:left="1440" w:hanging="360"/>
+      </w:pPr>
+      <w:rPr>
+        <w:rFonts w:ascii="Courier New" w:hAnsi="Courier New" w:hint="default"/>
+        <w:sz w:val="20"/>
+      </w:rPr>
+    </w:lvl>
+    <w:lvl w:ilvl="2" w:tentative="1">
+      <w:start w:val="1"/>
+      <w:numFmt w:val="bullet"/>
+      <w:lvlText w:val=""/>
+      <w:lvlJc w:val="left"/>
+      <w:pPr>
+        <w:tabs>
+          <w:tab w:val="num" w:pos="2160"/>
+        </w:tabs>
+        <w:ind w:left="2160" w:hanging="360"/>
+      </w:pPr>
+      <w:rPr>
+        <w:rFonts w:ascii="Wingdings" w:hAnsi="Wingdings" w:hint="default"/>
+        <w:sz w:val="20"/>
+      </w:rPr>
+    </w:lvl>
+    <w:lvl w:ilvl="3" w:tentative="1">
+      <w:start w:val="1"/>
+      <w:numFmt w:val="bullet"/>
+      <w:lvlText w:val=""/>
+      <w:lvlJc w:val="left"/>
+      <w:pPr>
+        <w:tabs>
+          <w:tab w:val="num" w:pos="2880"/>
+        </w:tabs>
+        <w:ind w:left="2880" w:hanging="360"/>
+      </w:pPr>
+      <w:rPr>
+        <w:rFonts w:ascii="Wingdings" w:hAnsi="Wingdings" w:hint="default"/>
+        <w:sz w:val="20"/>
+      </w:rPr>
+    </w:lvl>
+    <w:lvl w:ilvl="4" w:tentative="1">
+      <w:start w:val="1"/>
+      <w:numFmt w:val="bullet"/>
+      <w:lvlText w:val=""/>
+      <w:lvlJc w:val="left"/>
+      <w:pPr>
+        <w:tabs>
+          <w:tab w:val="num" w:pos="3600"/>
+        </w:tabs>
+        <w:ind w:left="3600" w:hanging="360"/>
+      </w:pPr>
+      <w:rPr>
+        <w:rFonts w:ascii="Wingdings" w:hAnsi="Wingdings" w:hint="default"/>
+        <w:sz w:val="20"/>
+      </w:rPr>
+    </w:lvl>
+    <w:lvl w:ilvl="5" w:tentative="1">
+      <w:start w:val="1"/>
+      <w:numFmt w:val="bullet"/>
+      <w:lvlText w:val=""/>
+      <w:lvlJc w:val="left"/>
+      <w:pPr>
+        <w:tabs>
+          <w:tab w:val="num" w:pos="4320"/>
+        </w:tabs>
+        <w:ind w:left="4320" w:hanging="360"/>
+      </w:pPr>
+      <w:rPr>
+        <w:rFonts w:ascii="Wingdings" w:hAnsi="Wingdings" w:hint="default"/>
+        <w:sz w:val="20"/>
+      </w:rPr>
+    </w:lvl>
+    <w:lvl w:ilvl="6" w:tentative="1">
+      <w:start w:val="1"/>
+      <w:numFmt w:val="bullet"/>
+      <w:lvlText w:val=""/>
+      <w:lvlJc w:val="left"/>
+      <w:pPr>
+        <w:tabs>
+          <w:tab w:val="num" w:pos="5040"/>
+        </w:tabs>
+        <w:ind w:left="5040" w:hanging="360"/>
+      </w:pPr>
+      <w:rPr>
+        <w:rFonts w:ascii="Wingdings" w:hAnsi="Wingdings" w:hint="default"/>
+        <w:sz w:val="20"/>
+      </w:rPr>
+    </w:lvl>
+    <w:lvl w:ilvl="7" w:tentative="1">
+      <w:start w:val="1"/>
+      <w:numFmt w:val="bullet"/>
+      <w:lvlText w:val=""/>
+      <w:lvlJc w:val="left"/>
+      <w:pPr>
+        <w:tabs>
+          <w:tab w:val="num" w:pos="5760"/>
+        </w:tabs>
+        <w:ind w:left="5760" w:hanging="360"/>
+      </w:pPr>
+      <w:rPr>
+        <w:rFonts w:ascii="Wingdings" w:hAnsi="Wingdings" w:hint="default"/>
+        <w:sz w:val="20"/>
+      </w:rPr>
+    </w:lvl>
+    <w:lvl w:ilvl="8" w:tentative="1">
+      <w:start w:val="1"/>
+      <w:numFmt w:val="bullet"/>
+      <w:lvlText w:val=""/>
+      <w:lvlJc w:val="left"/>
+      <w:pPr>
+        <w:tabs>
+          <w:tab w:val="num" w:pos="6480"/>
+        </w:tabs>
+        <w:ind w:left="6480" w:hanging="360"/>
+      </w:pPr>
+      <w:rPr>
+        <w:rFonts w:ascii="Wingdings" w:hAnsi="Wingdings" w:hint="default"/>
+        <w:sz w:val="20"/>
+      </w:rPr>
+    </w:lvl>
+  </w:abstractNum>
+  <w:abstractNum w:abstractNumId="5" w15:restartNumberingAfterBreak="0">
+    <w:nsid w:val="37562966"/>
+    <w:multiLevelType w:val="multilevel"/>
+    <w:tmpl w:val="D2EE95EE"/>
+    <w:lvl w:ilvl="0">
+      <w:start w:val="1"/>
+      <w:numFmt w:val="bullet"/>
+      <w:lvlText w:val=""/>
+      <w:lvlJc w:val="left"/>
+      <w:pPr>
+        <w:tabs>
+          <w:tab w:val="num" w:pos="720"/>
+        </w:tabs>
+        <w:ind w:left="720" w:hanging="360"/>
+      </w:pPr>
+      <w:rPr>
+        <w:rFonts w:ascii="Symbol" w:hAnsi="Symbol" w:hint="default"/>
+        <w:sz w:val="20"/>
+      </w:rPr>
+    </w:lvl>
+    <w:lvl w:ilvl="1" w:tentative="1">
+      <w:start w:val="1"/>
+      <w:numFmt w:val="bullet"/>
+      <w:lvlText w:val="o"/>
+      <w:lvlJc w:val="left"/>
+      <w:pPr>
+        <w:tabs>
+          <w:tab w:val="num" w:pos="1440"/>
+        </w:tabs>
+        <w:ind w:left="1440" w:hanging="360"/>
+      </w:pPr>
+      <w:rPr>
+        <w:rFonts w:ascii="Courier New" w:hAnsi="Courier New" w:hint="default"/>
+        <w:sz w:val="20"/>
+      </w:rPr>
+    </w:lvl>
+    <w:lvl w:ilvl="2" w:tentative="1">
+      <w:start w:val="1"/>
+      <w:numFmt w:val="bullet"/>
+      <w:lvlText w:val=""/>
+      <w:lvlJc w:val="left"/>
+      <w:pPr>
+        <w:tabs>
+          <w:tab w:val="num" w:pos="2160"/>
+        </w:tabs>
+        <w:ind w:left="2160" w:hanging="360"/>
+      </w:pPr>
+      <w:rPr>
+        <w:rFonts w:ascii="Wingdings" w:hAnsi="Wingdings" w:hint="default"/>
+        <w:sz w:val="20"/>
+      </w:rPr>
+    </w:lvl>
+    <w:lvl w:ilvl="3" w:tentative="1">
+      <w:start w:val="1"/>
+      <w:numFmt w:val="bullet"/>
+      <w:lvlText w:val=""/>
+      <w:lvlJc w:val="left"/>
+      <w:pPr>
+        <w:tabs>
+          <w:tab w:val="num" w:pos="2880"/>
+        </w:tabs>
+        <w:ind w:left="2880" w:hanging="360"/>
+      </w:pPr>
+      <w:rPr>
+        <w:rFonts w:ascii="Wingdings" w:hAnsi="Wingdings" w:hint="default"/>
+        <w:sz w:val="20"/>
+      </w:rPr>
+    </w:lvl>
+    <w:lvl w:ilvl="4" w:tentative="1">
+      <w:start w:val="1"/>
+      <w:numFmt w:val="bullet"/>
+      <w:lvlText w:val=""/>
+      <w:lvlJc w:val="left"/>
+      <w:pPr>
+        <w:tabs>
+          <w:tab w:val="num" w:pos="3600"/>
+        </w:tabs>
+        <w:ind w:left="3600" w:hanging="360"/>
+      </w:pPr>
+      <w:rPr>
+        <w:rFonts w:ascii="Wingdings" w:hAnsi="Wingdings" w:hint="default"/>
+        <w:sz w:val="20"/>
+      </w:rPr>
+    </w:lvl>
+    <w:lvl w:ilvl="5" w:tentative="1">
+      <w:start w:val="1"/>
+      <w:numFmt w:val="bullet"/>
+      <w:lvlText w:val=""/>
+      <w:lvlJc w:val="left"/>
+      <w:pPr>
+        <w:tabs>
+          <w:tab w:val="num" w:pos="4320"/>
+        </w:tabs>
+        <w:ind w:left="4320" w:hanging="360"/>
+      </w:pPr>
+      <w:rPr>
+        <w:rFonts w:ascii="Wingdings" w:hAnsi="Wingdings" w:hint="default"/>
+        <w:sz w:val="20"/>
+      </w:rPr>
+    </w:lvl>
+    <w:lvl w:ilvl="6" w:tentative="1">
+      <w:start w:val="1"/>
+      <w:numFmt w:val="bullet"/>
+      <w:lvlText w:val=""/>
+      <w:lvlJc w:val="left"/>
+      <w:pPr>
+        <w:tabs>
+          <w:tab w:val="num" w:pos="5040"/>
+        </w:tabs>
+        <w:ind w:left="5040" w:hanging="360"/>
+      </w:pPr>
+      <w:rPr>
+        <w:rFonts w:ascii="Wingdings" w:hAnsi="Wingdings" w:hint="default"/>
+        <w:sz w:val="20"/>
+      </w:rPr>
+    </w:lvl>
+    <w:lvl w:ilvl="7" w:tentative="1">
+      <w:start w:val="1"/>
+      <w:numFmt w:val="bullet"/>
+      <w:lvlText w:val=""/>
+      <w:lvlJc w:val="left"/>
+      <w:pPr>
+        <w:tabs>
+          <w:tab w:val="num" w:pos="5760"/>
+        </w:tabs>
+        <w:ind w:left="5760" w:hanging="360"/>
+      </w:pPr>
+      <w:rPr>
+        <w:rFonts w:ascii="Wingdings" w:hAnsi="Wingdings" w:hint="default"/>
+        <w:sz w:val="20"/>
+      </w:rPr>
+    </w:lvl>
+    <w:lvl w:ilvl="8" w:tentative="1">
+      <w:start w:val="1"/>
+      <w:numFmt w:val="bullet"/>
+      <w:lvlText w:val=""/>
+      <w:lvlJc w:val="left"/>
+      <w:pPr>
+        <w:tabs>
+          <w:tab w:val="num" w:pos="6480"/>
+        </w:tabs>
+        <w:ind w:left="6480" w:hanging="360"/>
+      </w:pPr>
+      <w:rPr>
+        <w:rFonts w:ascii="Wingdings" w:hAnsi="Wingdings" w:hint="default"/>
+        <w:sz w:val="20"/>
+      </w:rPr>
+    </w:lvl>
+  </w:abstractNum>
+  <w:abstractNum w:abstractNumId="6" w15:restartNumberingAfterBreak="0">
+    <w:nsid w:val="37C65F6E"/>
+    <w:multiLevelType w:val="multilevel"/>
+    <w:tmpl w:val="9E188722"/>
+    <w:lvl w:ilvl="0">
+      <w:start w:val="1"/>
+      <w:numFmt w:val="bullet"/>
+      <w:lvlText w:val=""/>
+      <w:lvlJc w:val="left"/>
+      <w:pPr>
+        <w:tabs>
+          <w:tab w:val="num" w:pos="720"/>
+        </w:tabs>
+        <w:ind w:left="720" w:hanging="360"/>
+      </w:pPr>
+      <w:rPr>
+        <w:rFonts w:ascii="Symbol" w:hAnsi="Symbol" w:hint="default"/>
+        <w:sz w:val="20"/>
+      </w:rPr>
+    </w:lvl>
+    <w:lvl w:ilvl="1" w:tentative="1">
+      <w:start w:val="1"/>
+      <w:numFmt w:val="bullet"/>
+      <w:lvlText w:val="o"/>
+      <w:lvlJc w:val="left"/>
+      <w:pPr>
+        <w:tabs>
+          <w:tab w:val="num" w:pos="1440"/>
+        </w:tabs>
+        <w:ind w:left="1440" w:hanging="360"/>
+      </w:pPr>
+      <w:rPr>
+        <w:rFonts w:ascii="Courier New" w:hAnsi="Courier New" w:hint="default"/>
+        <w:sz w:val="20"/>
+      </w:rPr>
+    </w:lvl>
+    <w:lvl w:ilvl="2" w:tentative="1">
+      <w:start w:val="1"/>
+      <w:numFmt w:val="bullet"/>
+      <w:lvlText w:val=""/>
+      <w:lvlJc w:val="left"/>
+      <w:pPr>
+        <w:tabs>
+          <w:tab w:val="num" w:pos="2160"/>
+        </w:tabs>
+        <w:ind w:left="2160" w:hanging="360"/>
+      </w:pPr>
+      <w:rPr>
+        <w:rFonts w:ascii="Wingdings" w:hAnsi="Wingdings" w:hint="default"/>
+        <w:sz w:val="20"/>
+      </w:rPr>
+    </w:lvl>
+    <w:lvl w:ilvl="3" w:tentative="1">
+      <w:start w:val="1"/>
+      <w:numFmt w:val="bullet"/>
+      <w:lvlText w:val=""/>
+      <w:lvlJc w:val="left"/>
+      <w:pPr>
+        <w:tabs>
+          <w:tab w:val="num" w:pos="2880"/>
+        </w:tabs>
+        <w:ind w:left="2880" w:hanging="360"/>
+      </w:pPr>
+      <w:rPr>
+        <w:rFonts w:ascii="Wingdings" w:hAnsi="Wingdings" w:hint="default"/>
+        <w:sz w:val="20"/>
+      </w:rPr>
+    </w:lvl>
+    <w:lvl w:ilvl="4" w:tentative="1">
+      <w:start w:val="1"/>
+      <w:numFmt w:val="bullet"/>
+      <w:lvlText w:val=""/>
+      <w:lvlJc w:val="left"/>
+      <w:pPr>
+        <w:tabs>
+          <w:tab w:val="num" w:pos="3600"/>
+        </w:tabs>
+        <w:ind w:left="3600" w:hanging="360"/>
+      </w:pPr>
+      <w:rPr>
+        <w:rFonts w:ascii="Wingdings" w:hAnsi="Wingdings" w:hint="default"/>
+        <w:sz w:val="20"/>
+      </w:rPr>
+    </w:lvl>
+    <w:lvl w:ilvl="5" w:tentative="1">
+      <w:start w:val="1"/>
+      <w:numFmt w:val="bullet"/>
+      <w:lvlText w:val=""/>
+      <w:lvlJc w:val="left"/>
+      <w:pPr>
+        <w:tabs>
+          <w:tab w:val="num" w:pos="4320"/>
+        </w:tabs>
+        <w:ind w:left="4320" w:hanging="360"/>
+      </w:pPr>
+      <w:rPr>
+        <w:rFonts w:ascii="Wingdings" w:hAnsi="Wingdings" w:hint="default"/>
+        <w:sz w:val="20"/>
+      </w:rPr>
+    </w:lvl>
+    <w:lvl w:ilvl="6" w:tentative="1">
+      <w:start w:val="1"/>
+      <w:numFmt w:val="bullet"/>
+      <w:lvlText w:val=""/>
+      <w:lvlJc w:val="left"/>
+      <w:pPr>
+        <w:tabs>
+          <w:tab w:val="num" w:pos="5040"/>
+        </w:tabs>
+        <w:ind w:left="5040" w:hanging="360"/>
+      </w:pPr>
+      <w:rPr>
+        <w:rFonts w:ascii="Wingdings" w:hAnsi="Wingdings" w:hint="default"/>
+        <w:sz w:val="20"/>
+      </w:rPr>
+    </w:lvl>
+    <w:lvl w:ilvl="7" w:tentative="1">
+      <w:start w:val="1"/>
+      <w:numFmt w:val="bullet"/>
+      <w:lvlText w:val=""/>
+      <w:lvlJc w:val="left"/>
+      <w:pPr>
+        <w:tabs>
+          <w:tab w:val="num" w:pos="5760"/>
+        </w:tabs>
+        <w:ind w:left="5760" w:hanging="360"/>
+      </w:pPr>
+      <w:rPr>
+        <w:rFonts w:ascii="Wingdings" w:hAnsi="Wingdings" w:hint="default"/>
+        <w:sz w:val="20"/>
+      </w:rPr>
+    </w:lvl>
+    <w:lvl w:ilvl="8" w:tentative="1">
+      <w:start w:val="1"/>
+      <w:numFmt w:val="bullet"/>
+      <w:lvlText w:val=""/>
+      <w:lvlJc w:val="left"/>
+      <w:pPr>
+        <w:tabs>
+          <w:tab w:val="num" w:pos="6480"/>
+        </w:tabs>
+        <w:ind w:left="6480" w:hanging="360"/>
+      </w:pPr>
+      <w:rPr>
+        <w:rFonts w:ascii="Wingdings" w:hAnsi="Wingdings" w:hint="default"/>
+        <w:sz w:val="20"/>
+      </w:rPr>
+    </w:lvl>
+  </w:abstractNum>
+  <w:abstractNum w:abstractNumId="7" w15:restartNumberingAfterBreak="0">
     <w:nsid w:val="384C78CB"/>
     <w:multiLevelType w:val="multilevel"/>
     <w:tmpl w:val="9BE65B8E"/>
@@ -607,7 +1876,156 @@
       </w:pPr>
     </w:lvl>
   </w:abstractNum>
-  <w:abstractNum w:abstractNumId="3" w15:restartNumberingAfterBreak="0">
+  <w:abstractNum w:abstractNumId="8" w15:restartNumberingAfterBreak="0">
+    <w:nsid w:val="3858393F"/>
+    <w:multiLevelType w:val="multilevel"/>
+    <w:tmpl w:val="E7DC6810"/>
+    <w:lvl w:ilvl="0">
+      <w:start w:val="1"/>
+      <w:numFmt w:val="bullet"/>
+      <w:lvlText w:val=""/>
+      <w:lvlJc w:val="left"/>
+      <w:pPr>
+        <w:tabs>
+          <w:tab w:val="num" w:pos="720"/>
+        </w:tabs>
+        <w:ind w:left="720" w:hanging="360"/>
+      </w:pPr>
+      <w:rPr>
+        <w:rFonts w:ascii="Symbol" w:hAnsi="Symbol" w:hint="default"/>
+        <w:sz w:val="20"/>
+      </w:rPr>
+    </w:lvl>
+    <w:lvl w:ilvl="1" w:tentative="1">
+      <w:start w:val="1"/>
+      <w:numFmt w:val="bullet"/>
+      <w:lvlText w:val="o"/>
+      <w:lvlJc w:val="left"/>
+      <w:pPr>
+        <w:tabs>
+          <w:tab w:val="num" w:pos="1440"/>
+        </w:tabs>
+        <w:ind w:left="1440" w:hanging="360"/>
+      </w:pPr>
+      <w:rPr>
+        <w:rFonts w:ascii="Courier New" w:hAnsi="Courier New" w:hint="default"/>
+        <w:sz w:val="20"/>
+      </w:rPr>
+    </w:lvl>
+    <w:lvl w:ilvl="2" w:tentative="1">
+      <w:start w:val="1"/>
+      <w:numFmt w:val="bullet"/>
+      <w:lvlText w:val=""/>
+      <w:lvlJc w:val="left"/>
+      <w:pPr>
+        <w:tabs>
+          <w:tab w:val="num" w:pos="2160"/>
+        </w:tabs>
+        <w:ind w:left="2160" w:hanging="360"/>
+      </w:pPr>
+      <w:rPr>
+        <w:rFonts w:ascii="Wingdings" w:hAnsi="Wingdings" w:hint="default"/>
+        <w:sz w:val="20"/>
+      </w:rPr>
+    </w:lvl>
+    <w:lvl w:ilvl="3" w:tentative="1">
+      <w:start w:val="1"/>
+      <w:numFmt w:val="bullet"/>
+      <w:lvlText w:val=""/>
+      <w:lvlJc w:val="left"/>
+      <w:pPr>
+        <w:tabs>
+          <w:tab w:val="num" w:pos="2880"/>
+        </w:tabs>
+        <w:ind w:left="2880" w:hanging="360"/>
+      </w:pPr>
+      <w:rPr>
+        <w:rFonts w:ascii="Wingdings" w:hAnsi="Wingdings" w:hint="default"/>
+        <w:sz w:val="20"/>
+      </w:rPr>
+    </w:lvl>
+    <w:lvl w:ilvl="4" w:tentative="1">
+      <w:start w:val="1"/>
+      <w:numFmt w:val="bullet"/>
+      <w:lvlText w:val=""/>
+      <w:lvlJc w:val="left"/>
+      <w:pPr>
+        <w:tabs>
+          <w:tab w:val="num" w:pos="3600"/>
+        </w:tabs>
+        <w:ind w:left="3600" w:hanging="360"/>
+      </w:pPr>
+      <w:rPr>
+        <w:rFonts w:ascii="Wingdings" w:hAnsi="Wingdings" w:hint="default"/>
+        <w:sz w:val="20"/>
+      </w:rPr>
+    </w:lvl>
+    <w:lvl w:ilvl="5" w:tentative="1">
+      <w:start w:val="1"/>
+      <w:numFmt w:val="bullet"/>
+      <w:lvlText w:val=""/>
+      <w:lvlJc w:val="left"/>
+      <w:pPr>
+        <w:tabs>
+          <w:tab w:val="num" w:pos="4320"/>
+        </w:tabs>
+        <w:ind w:left="4320" w:hanging="360"/>
+      </w:pPr>
+      <w:rPr>
+        <w:rFonts w:ascii="Wingdings" w:hAnsi="Wingdings" w:hint="default"/>
+        <w:sz w:val="20"/>
+      </w:rPr>
+    </w:lvl>
+    <w:lvl w:ilvl="6" w:tentative="1">
+      <w:start w:val="1"/>
+      <w:numFmt w:val="bullet"/>
+      <w:lvlText w:val=""/>
+      <w:lvlJc w:val="left"/>
+      <w:pPr>
+        <w:tabs>
+          <w:tab w:val="num" w:pos="5040"/>
+        </w:tabs>
+        <w:ind w:left="5040" w:hanging="360"/>
+      </w:pPr>
+      <w:rPr>
+        <w:rFonts w:ascii="Wingdings" w:hAnsi="Wingdings" w:hint="default"/>
+        <w:sz w:val="20"/>
+      </w:rPr>
+    </w:lvl>
+    <w:lvl w:ilvl="7" w:tentative="1">
+      <w:start w:val="1"/>
+      <w:numFmt w:val="bullet"/>
+      <w:lvlText w:val=""/>
+      <w:lvlJc w:val="left"/>
+      <w:pPr>
+        <w:tabs>
+          <w:tab w:val="num" w:pos="5760"/>
+        </w:tabs>
+        <w:ind w:left="5760" w:hanging="360"/>
+      </w:pPr>
+      <w:rPr>
+        <w:rFonts w:ascii="Wingdings" w:hAnsi="Wingdings" w:hint="default"/>
+        <w:sz w:val="20"/>
+      </w:rPr>
+    </w:lvl>
+    <w:lvl w:ilvl="8" w:tentative="1">
+      <w:start w:val="1"/>
+      <w:numFmt w:val="bullet"/>
+      <w:lvlText w:val=""/>
+      <w:lvlJc w:val="left"/>
+      <w:pPr>
+        <w:tabs>
+          <w:tab w:val="num" w:pos="6480"/>
+        </w:tabs>
+        <w:ind w:left="6480" w:hanging="360"/>
+      </w:pPr>
+      <w:rPr>
+        <w:rFonts w:ascii="Wingdings" w:hAnsi="Wingdings" w:hint="default"/>
+        <w:sz w:val="20"/>
+      </w:rPr>
+    </w:lvl>
+  </w:abstractNum>
+  <w:abstractNum w:abstractNumId="9" w15:restartNumberingAfterBreak="0">
     <w:nsid w:val="41BA488D"/>
     <w:multiLevelType w:val="multilevel"/>
     <w:tmpl w:val="4260AB64"/>
@@ -693,7 +2111,603 @@
       </w:pPr>
     </w:lvl>
   </w:abstractNum>
-  <w:abstractNum w:abstractNumId="4" w15:restartNumberingAfterBreak="0">
+  <w:abstractNum w:abstractNumId="10" w15:restartNumberingAfterBreak="0">
+    <w:nsid w:val="41E82BAE"/>
+    <w:multiLevelType w:val="multilevel"/>
+    <w:tmpl w:val="BB2AC3EC"/>
+    <w:lvl w:ilvl="0">
+      <w:start w:val="1"/>
+      <w:numFmt w:val="bullet"/>
+      <w:lvlText w:val=""/>
+      <w:lvlJc w:val="left"/>
+      <w:pPr>
+        <w:tabs>
+          <w:tab w:val="num" w:pos="720"/>
+        </w:tabs>
+        <w:ind w:left="720" w:hanging="360"/>
+      </w:pPr>
+      <w:rPr>
+        <w:rFonts w:ascii="Symbol" w:hAnsi="Symbol" w:hint="default"/>
+        <w:sz w:val="20"/>
+      </w:rPr>
+    </w:lvl>
+    <w:lvl w:ilvl="1" w:tentative="1">
+      <w:start w:val="1"/>
+      <w:numFmt w:val="bullet"/>
+      <w:lvlText w:val="o"/>
+      <w:lvlJc w:val="left"/>
+      <w:pPr>
+        <w:tabs>
+          <w:tab w:val="num" w:pos="1440"/>
+        </w:tabs>
+        <w:ind w:left="1440" w:hanging="360"/>
+      </w:pPr>
+      <w:rPr>
+        <w:rFonts w:ascii="Courier New" w:hAnsi="Courier New" w:hint="default"/>
+        <w:sz w:val="20"/>
+      </w:rPr>
+    </w:lvl>
+    <w:lvl w:ilvl="2" w:tentative="1">
+      <w:start w:val="1"/>
+      <w:numFmt w:val="bullet"/>
+      <w:lvlText w:val=""/>
+      <w:lvlJc w:val="left"/>
+      <w:pPr>
+        <w:tabs>
+          <w:tab w:val="num" w:pos="2160"/>
+        </w:tabs>
+        <w:ind w:left="2160" w:hanging="360"/>
+      </w:pPr>
+      <w:rPr>
+        <w:rFonts w:ascii="Wingdings" w:hAnsi="Wingdings" w:hint="default"/>
+        <w:sz w:val="20"/>
+      </w:rPr>
+    </w:lvl>
+    <w:lvl w:ilvl="3" w:tentative="1">
+      <w:start w:val="1"/>
+      <w:numFmt w:val="bullet"/>
+      <w:lvlText w:val=""/>
+      <w:lvlJc w:val="left"/>
+      <w:pPr>
+        <w:tabs>
+          <w:tab w:val="num" w:pos="2880"/>
+        </w:tabs>
+        <w:ind w:left="2880" w:hanging="360"/>
+      </w:pPr>
+      <w:rPr>
+        <w:rFonts w:ascii="Wingdings" w:hAnsi="Wingdings" w:hint="default"/>
+        <w:sz w:val="20"/>
+      </w:rPr>
+    </w:lvl>
+    <w:lvl w:ilvl="4" w:tentative="1">
+      <w:start w:val="1"/>
+      <w:numFmt w:val="bullet"/>
+      <w:lvlText w:val=""/>
+      <w:lvlJc w:val="left"/>
+      <w:pPr>
+        <w:tabs>
+          <w:tab w:val="num" w:pos="3600"/>
+        </w:tabs>
+        <w:ind w:left="3600" w:hanging="360"/>
+      </w:pPr>
+      <w:rPr>
+        <w:rFonts w:ascii="Wingdings" w:hAnsi="Wingdings" w:hint="default"/>
+        <w:sz w:val="20"/>
+      </w:rPr>
+    </w:lvl>
+    <w:lvl w:ilvl="5" w:tentative="1">
+      <w:start w:val="1"/>
+      <w:numFmt w:val="bullet"/>
+      <w:lvlText w:val=""/>
+      <w:lvlJc w:val="left"/>
+      <w:pPr>
+        <w:tabs>
+          <w:tab w:val="num" w:pos="4320"/>
+        </w:tabs>
+        <w:ind w:left="4320" w:hanging="360"/>
+      </w:pPr>
+      <w:rPr>
+        <w:rFonts w:ascii="Wingdings" w:hAnsi="Wingdings" w:hint="default"/>
+        <w:sz w:val="20"/>
+      </w:rPr>
+    </w:lvl>
+    <w:lvl w:ilvl="6" w:tentative="1">
+      <w:start w:val="1"/>
+      <w:numFmt w:val="bullet"/>
+      <w:lvlText w:val=""/>
+      <w:lvlJc w:val="left"/>
+      <w:pPr>
+        <w:tabs>
+          <w:tab w:val="num" w:pos="5040"/>
+        </w:tabs>
+        <w:ind w:left="5040" w:hanging="360"/>
+      </w:pPr>
+      <w:rPr>
+        <w:rFonts w:ascii="Wingdings" w:hAnsi="Wingdings" w:hint="default"/>
+        <w:sz w:val="20"/>
+      </w:rPr>
+    </w:lvl>
+    <w:lvl w:ilvl="7" w:tentative="1">
+      <w:start w:val="1"/>
+      <w:numFmt w:val="bullet"/>
+      <w:lvlText w:val=""/>
+      <w:lvlJc w:val="left"/>
+      <w:pPr>
+        <w:tabs>
+          <w:tab w:val="num" w:pos="5760"/>
+        </w:tabs>
+        <w:ind w:left="5760" w:hanging="360"/>
+      </w:pPr>
+      <w:rPr>
+        <w:rFonts w:ascii="Wingdings" w:hAnsi="Wingdings" w:hint="default"/>
+        <w:sz w:val="20"/>
+      </w:rPr>
+    </w:lvl>
+    <w:lvl w:ilvl="8" w:tentative="1">
+      <w:start w:val="1"/>
+      <w:numFmt w:val="bullet"/>
+      <w:lvlText w:val=""/>
+      <w:lvlJc w:val="left"/>
+      <w:pPr>
+        <w:tabs>
+          <w:tab w:val="num" w:pos="6480"/>
+        </w:tabs>
+        <w:ind w:left="6480" w:hanging="360"/>
+      </w:pPr>
+      <w:rPr>
+        <w:rFonts w:ascii="Wingdings" w:hAnsi="Wingdings" w:hint="default"/>
+        <w:sz w:val="20"/>
+      </w:rPr>
+    </w:lvl>
+  </w:abstractNum>
+  <w:abstractNum w:abstractNumId="11" w15:restartNumberingAfterBreak="0">
+    <w:nsid w:val="4A7776E7"/>
+    <w:multiLevelType w:val="multilevel"/>
+    <w:tmpl w:val="BCE07874"/>
+    <w:lvl w:ilvl="0">
+      <w:start w:val="1"/>
+      <w:numFmt w:val="bullet"/>
+      <w:lvlText w:val=""/>
+      <w:lvlJc w:val="left"/>
+      <w:pPr>
+        <w:tabs>
+          <w:tab w:val="num" w:pos="720"/>
+        </w:tabs>
+        <w:ind w:left="720" w:hanging="360"/>
+      </w:pPr>
+      <w:rPr>
+        <w:rFonts w:ascii="Symbol" w:hAnsi="Symbol" w:hint="default"/>
+        <w:sz w:val="20"/>
+      </w:rPr>
+    </w:lvl>
+    <w:lvl w:ilvl="1" w:tentative="1">
+      <w:start w:val="1"/>
+      <w:numFmt w:val="bullet"/>
+      <w:lvlText w:val="o"/>
+      <w:lvlJc w:val="left"/>
+      <w:pPr>
+        <w:tabs>
+          <w:tab w:val="num" w:pos="1440"/>
+        </w:tabs>
+        <w:ind w:left="1440" w:hanging="360"/>
+      </w:pPr>
+      <w:rPr>
+        <w:rFonts w:ascii="Courier New" w:hAnsi="Courier New" w:hint="default"/>
+        <w:sz w:val="20"/>
+      </w:rPr>
+    </w:lvl>
+    <w:lvl w:ilvl="2" w:tentative="1">
+      <w:start w:val="1"/>
+      <w:numFmt w:val="bullet"/>
+      <w:lvlText w:val=""/>
+      <w:lvlJc w:val="left"/>
+      <w:pPr>
+        <w:tabs>
+          <w:tab w:val="num" w:pos="2160"/>
+        </w:tabs>
+        <w:ind w:left="2160" w:hanging="360"/>
+      </w:pPr>
+      <w:rPr>
+        <w:rFonts w:ascii="Wingdings" w:hAnsi="Wingdings" w:hint="default"/>
+        <w:sz w:val="20"/>
+      </w:rPr>
+    </w:lvl>
+    <w:lvl w:ilvl="3" w:tentative="1">
+      <w:start w:val="1"/>
+      <w:numFmt w:val="bullet"/>
+      <w:lvlText w:val=""/>
+      <w:lvlJc w:val="left"/>
+      <w:pPr>
+        <w:tabs>
+          <w:tab w:val="num" w:pos="2880"/>
+        </w:tabs>
+        <w:ind w:left="2880" w:hanging="360"/>
+      </w:pPr>
+      <w:rPr>
+        <w:rFonts w:ascii="Wingdings" w:hAnsi="Wingdings" w:hint="default"/>
+        <w:sz w:val="20"/>
+      </w:rPr>
+    </w:lvl>
+    <w:lvl w:ilvl="4" w:tentative="1">
+      <w:start w:val="1"/>
+      <w:numFmt w:val="bullet"/>
+      <w:lvlText w:val=""/>
+      <w:lvlJc w:val="left"/>
+      <w:pPr>
+        <w:tabs>
+          <w:tab w:val="num" w:pos="3600"/>
+        </w:tabs>
+        <w:ind w:left="3600" w:hanging="360"/>
+      </w:pPr>
+      <w:rPr>
+        <w:rFonts w:ascii="Wingdings" w:hAnsi="Wingdings" w:hint="default"/>
+        <w:sz w:val="20"/>
+      </w:rPr>
+    </w:lvl>
+    <w:lvl w:ilvl="5" w:tentative="1">
+      <w:start w:val="1"/>
+      <w:numFmt w:val="bullet"/>
+      <w:lvlText w:val=""/>
+      <w:lvlJc w:val="left"/>
+      <w:pPr>
+        <w:tabs>
+          <w:tab w:val="num" w:pos="4320"/>
+        </w:tabs>
+        <w:ind w:left="4320" w:hanging="360"/>
+      </w:pPr>
+      <w:rPr>
+        <w:rFonts w:ascii="Wingdings" w:hAnsi="Wingdings" w:hint="default"/>
+        <w:sz w:val="20"/>
+      </w:rPr>
+    </w:lvl>
+    <w:lvl w:ilvl="6" w:tentative="1">
+      <w:start w:val="1"/>
+      <w:numFmt w:val="bullet"/>
+      <w:lvlText w:val=""/>
+      <w:lvlJc w:val="left"/>
+      <w:pPr>
+        <w:tabs>
+          <w:tab w:val="num" w:pos="5040"/>
+        </w:tabs>
+        <w:ind w:left="5040" w:hanging="360"/>
+      </w:pPr>
+      <w:rPr>
+        <w:rFonts w:ascii="Wingdings" w:hAnsi="Wingdings" w:hint="default"/>
+        <w:sz w:val="20"/>
+      </w:rPr>
+    </w:lvl>
+    <w:lvl w:ilvl="7" w:tentative="1">
+      <w:start w:val="1"/>
+      <w:numFmt w:val="bullet"/>
+      <w:lvlText w:val=""/>
+      <w:lvlJc w:val="left"/>
+      <w:pPr>
+        <w:tabs>
+          <w:tab w:val="num" w:pos="5760"/>
+        </w:tabs>
+        <w:ind w:left="5760" w:hanging="360"/>
+      </w:pPr>
+      <w:rPr>
+        <w:rFonts w:ascii="Wingdings" w:hAnsi="Wingdings" w:hint="default"/>
+        <w:sz w:val="20"/>
+      </w:rPr>
+    </w:lvl>
+    <w:lvl w:ilvl="8" w:tentative="1">
+      <w:start w:val="1"/>
+      <w:numFmt w:val="bullet"/>
+      <w:lvlText w:val=""/>
+      <w:lvlJc w:val="left"/>
+      <w:pPr>
+        <w:tabs>
+          <w:tab w:val="num" w:pos="6480"/>
+        </w:tabs>
+        <w:ind w:left="6480" w:hanging="360"/>
+      </w:pPr>
+      <w:rPr>
+        <w:rFonts w:ascii="Wingdings" w:hAnsi="Wingdings" w:hint="default"/>
+        <w:sz w:val="20"/>
+      </w:rPr>
+    </w:lvl>
+  </w:abstractNum>
+  <w:abstractNum w:abstractNumId="12" w15:restartNumberingAfterBreak="0">
+    <w:nsid w:val="4A7B1505"/>
+    <w:multiLevelType w:val="multilevel"/>
+    <w:tmpl w:val="43E40CB6"/>
+    <w:lvl w:ilvl="0">
+      <w:start w:val="1"/>
+      <w:numFmt w:val="bullet"/>
+      <w:lvlText w:val=""/>
+      <w:lvlJc w:val="left"/>
+      <w:pPr>
+        <w:tabs>
+          <w:tab w:val="num" w:pos="720"/>
+        </w:tabs>
+        <w:ind w:left="720" w:hanging="360"/>
+      </w:pPr>
+      <w:rPr>
+        <w:rFonts w:ascii="Symbol" w:hAnsi="Symbol" w:hint="default"/>
+        <w:sz w:val="20"/>
+      </w:rPr>
+    </w:lvl>
+    <w:lvl w:ilvl="1" w:tentative="1">
+      <w:start w:val="1"/>
+      <w:numFmt w:val="bullet"/>
+      <w:lvlText w:val="o"/>
+      <w:lvlJc w:val="left"/>
+      <w:pPr>
+        <w:tabs>
+          <w:tab w:val="num" w:pos="1440"/>
+        </w:tabs>
+        <w:ind w:left="1440" w:hanging="360"/>
+      </w:pPr>
+      <w:rPr>
+        <w:rFonts w:ascii="Courier New" w:hAnsi="Courier New" w:hint="default"/>
+        <w:sz w:val="20"/>
+      </w:rPr>
+    </w:lvl>
+    <w:lvl w:ilvl="2" w:tentative="1">
+      <w:start w:val="1"/>
+      <w:numFmt w:val="bullet"/>
+      <w:lvlText w:val=""/>
+      <w:lvlJc w:val="left"/>
+      <w:pPr>
+        <w:tabs>
+          <w:tab w:val="num" w:pos="2160"/>
+        </w:tabs>
+        <w:ind w:left="2160" w:hanging="360"/>
+      </w:pPr>
+      <w:rPr>
+        <w:rFonts w:ascii="Wingdings" w:hAnsi="Wingdings" w:hint="default"/>
+        <w:sz w:val="20"/>
+      </w:rPr>
+    </w:lvl>
+    <w:lvl w:ilvl="3" w:tentative="1">
+      <w:start w:val="1"/>
+      <w:numFmt w:val="bullet"/>
+      <w:lvlText w:val=""/>
+      <w:lvlJc w:val="left"/>
+      <w:pPr>
+        <w:tabs>
+          <w:tab w:val="num" w:pos="2880"/>
+        </w:tabs>
+        <w:ind w:left="2880" w:hanging="360"/>
+      </w:pPr>
+      <w:rPr>
+        <w:rFonts w:ascii="Wingdings" w:hAnsi="Wingdings" w:hint="default"/>
+        <w:sz w:val="20"/>
+      </w:rPr>
+    </w:lvl>
+    <w:lvl w:ilvl="4" w:tentative="1">
+      <w:start w:val="1"/>
+      <w:numFmt w:val="bullet"/>
+      <w:lvlText w:val=""/>
+      <w:lvlJc w:val="left"/>
+      <w:pPr>
+        <w:tabs>
+          <w:tab w:val="num" w:pos="3600"/>
+        </w:tabs>
+        <w:ind w:left="3600" w:hanging="360"/>
+      </w:pPr>
+      <w:rPr>
+        <w:rFonts w:ascii="Wingdings" w:hAnsi="Wingdings" w:hint="default"/>
+        <w:sz w:val="20"/>
+      </w:rPr>
+    </w:lvl>
+    <w:lvl w:ilvl="5" w:tentative="1">
+      <w:start w:val="1"/>
+      <w:numFmt w:val="bullet"/>
+      <w:lvlText w:val=""/>
+      <w:lvlJc w:val="left"/>
+      <w:pPr>
+        <w:tabs>
+          <w:tab w:val="num" w:pos="4320"/>
+        </w:tabs>
+        <w:ind w:left="4320" w:hanging="360"/>
+      </w:pPr>
+      <w:rPr>
+        <w:rFonts w:ascii="Wingdings" w:hAnsi="Wingdings" w:hint="default"/>
+        <w:sz w:val="20"/>
+      </w:rPr>
+    </w:lvl>
+    <w:lvl w:ilvl="6" w:tentative="1">
+      <w:start w:val="1"/>
+      <w:numFmt w:val="bullet"/>
+      <w:lvlText w:val=""/>
+      <w:lvlJc w:val="left"/>
+      <w:pPr>
+        <w:tabs>
+          <w:tab w:val="num" w:pos="5040"/>
+        </w:tabs>
+        <w:ind w:left="5040" w:hanging="360"/>
+      </w:pPr>
+      <w:rPr>
+        <w:rFonts w:ascii="Wingdings" w:hAnsi="Wingdings" w:hint="default"/>
+        <w:sz w:val="20"/>
+      </w:rPr>
+    </w:lvl>
+    <w:lvl w:ilvl="7" w:tentative="1">
+      <w:start w:val="1"/>
+      <w:numFmt w:val="bullet"/>
+      <w:lvlText w:val=""/>
+      <w:lvlJc w:val="left"/>
+      <w:pPr>
+        <w:tabs>
+          <w:tab w:val="num" w:pos="5760"/>
+        </w:tabs>
+        <w:ind w:left="5760" w:hanging="360"/>
+      </w:pPr>
+      <w:rPr>
+        <w:rFonts w:ascii="Wingdings" w:hAnsi="Wingdings" w:hint="default"/>
+        <w:sz w:val="20"/>
+      </w:rPr>
+    </w:lvl>
+    <w:lvl w:ilvl="8" w:tentative="1">
+      <w:start w:val="1"/>
+      <w:numFmt w:val="bullet"/>
+      <w:lvlText w:val=""/>
+      <w:lvlJc w:val="left"/>
+      <w:pPr>
+        <w:tabs>
+          <w:tab w:val="num" w:pos="6480"/>
+        </w:tabs>
+        <w:ind w:left="6480" w:hanging="360"/>
+      </w:pPr>
+      <w:rPr>
+        <w:rFonts w:ascii="Wingdings" w:hAnsi="Wingdings" w:hint="default"/>
+        <w:sz w:val="20"/>
+      </w:rPr>
+    </w:lvl>
+  </w:abstractNum>
+  <w:abstractNum w:abstractNumId="13" w15:restartNumberingAfterBreak="0">
+    <w:nsid w:val="4F4A7D4F"/>
+    <w:multiLevelType w:val="multilevel"/>
+    <w:tmpl w:val="34306C4E"/>
+    <w:lvl w:ilvl="0">
+      <w:start w:val="1"/>
+      <w:numFmt w:val="bullet"/>
+      <w:lvlText w:val=""/>
+      <w:lvlJc w:val="left"/>
+      <w:pPr>
+        <w:tabs>
+          <w:tab w:val="num" w:pos="720"/>
+        </w:tabs>
+        <w:ind w:left="720" w:hanging="360"/>
+      </w:pPr>
+      <w:rPr>
+        <w:rFonts w:ascii="Symbol" w:hAnsi="Symbol" w:hint="default"/>
+        <w:sz w:val="20"/>
+      </w:rPr>
+    </w:lvl>
+    <w:lvl w:ilvl="1" w:tentative="1">
+      <w:start w:val="1"/>
+      <w:numFmt w:val="bullet"/>
+      <w:lvlText w:val="o"/>
+      <w:lvlJc w:val="left"/>
+      <w:pPr>
+        <w:tabs>
+          <w:tab w:val="num" w:pos="1440"/>
+        </w:tabs>
+        <w:ind w:left="1440" w:hanging="360"/>
+      </w:pPr>
+      <w:rPr>
+        <w:rFonts w:ascii="Courier New" w:hAnsi="Courier New" w:hint="default"/>
+        <w:sz w:val="20"/>
+      </w:rPr>
+    </w:lvl>
+    <w:lvl w:ilvl="2" w:tentative="1">
+      <w:start w:val="1"/>
+      <w:numFmt w:val="bullet"/>
+      <w:lvlText w:val=""/>
+      <w:lvlJc w:val="left"/>
+      <w:pPr>
+        <w:tabs>
+          <w:tab w:val="num" w:pos="2160"/>
+        </w:tabs>
+        <w:ind w:left="2160" w:hanging="360"/>
+      </w:pPr>
+      <w:rPr>
+        <w:rFonts w:ascii="Wingdings" w:hAnsi="Wingdings" w:hint="default"/>
+        <w:sz w:val="20"/>
+      </w:rPr>
+    </w:lvl>
+    <w:lvl w:ilvl="3" w:tentative="1">
+      <w:start w:val="1"/>
+      <w:numFmt w:val="bullet"/>
+      <w:lvlText w:val=""/>
+      <w:lvlJc w:val="left"/>
+      <w:pPr>
+        <w:tabs>
+          <w:tab w:val="num" w:pos="2880"/>
+        </w:tabs>
+        <w:ind w:left="2880" w:hanging="360"/>
+      </w:pPr>
+      <w:rPr>
+        <w:rFonts w:ascii="Wingdings" w:hAnsi="Wingdings" w:hint="default"/>
+        <w:sz w:val="20"/>
+      </w:rPr>
+    </w:lvl>
+    <w:lvl w:ilvl="4" w:tentative="1">
+      <w:start w:val="1"/>
+      <w:numFmt w:val="bullet"/>
+      <w:lvlText w:val=""/>
+      <w:lvlJc w:val="left"/>
+      <w:pPr>
+        <w:tabs>
+          <w:tab w:val="num" w:pos="3600"/>
+        </w:tabs>
+        <w:ind w:left="3600" w:hanging="360"/>
+      </w:pPr>
+      <w:rPr>
+        <w:rFonts w:ascii="Wingdings" w:hAnsi="Wingdings" w:hint="default"/>
+        <w:sz w:val="20"/>
+      </w:rPr>
+    </w:lvl>
+    <w:lvl w:ilvl="5" w:tentative="1">
+      <w:start w:val="1"/>
+      <w:numFmt w:val="bullet"/>
+      <w:lvlText w:val=""/>
+      <w:lvlJc w:val="left"/>
+      <w:pPr>
+        <w:tabs>
+          <w:tab w:val="num" w:pos="4320"/>
+        </w:tabs>
+        <w:ind w:left="4320" w:hanging="360"/>
+      </w:pPr>
+      <w:rPr>
+        <w:rFonts w:ascii="Wingdings" w:hAnsi="Wingdings" w:hint="default"/>
+        <w:sz w:val="20"/>
+      </w:rPr>
+    </w:lvl>
+    <w:lvl w:ilvl="6" w:tentative="1">
+      <w:start w:val="1"/>
+      <w:numFmt w:val="bullet"/>
+      <w:lvlText w:val=""/>
+      <w:lvlJc w:val="left"/>
+      <w:pPr>
+        <w:tabs>
+          <w:tab w:val="num" w:pos="5040"/>
+        </w:tabs>
+        <w:ind w:left="5040" w:hanging="360"/>
+      </w:pPr>
+      <w:rPr>
+        <w:rFonts w:ascii="Wingdings" w:hAnsi="Wingdings" w:hint="default"/>
+        <w:sz w:val="20"/>
+      </w:rPr>
+    </w:lvl>
+    <w:lvl w:ilvl="7" w:tentative="1">
+      <w:start w:val="1"/>
+      <w:numFmt w:val="bullet"/>
+      <w:lvlText w:val=""/>
+      <w:lvlJc w:val="left"/>
+      <w:pPr>
+        <w:tabs>
+          <w:tab w:val="num" w:pos="5760"/>
+        </w:tabs>
+        <w:ind w:left="5760" w:hanging="360"/>
+      </w:pPr>
+      <w:rPr>
+        <w:rFonts w:ascii="Wingdings" w:hAnsi="Wingdings" w:hint="default"/>
+        <w:sz w:val="20"/>
+      </w:rPr>
+    </w:lvl>
+    <w:lvl w:ilvl="8" w:tentative="1">
+      <w:start w:val="1"/>
+      <w:numFmt w:val="bullet"/>
+      <w:lvlText w:val=""/>
+      <w:lvlJc w:val="left"/>
+      <w:pPr>
+        <w:tabs>
+          <w:tab w:val="num" w:pos="6480"/>
+        </w:tabs>
+        <w:ind w:left="6480" w:hanging="360"/>
+      </w:pPr>
+      <w:rPr>
+        <w:rFonts w:ascii="Wingdings" w:hAnsi="Wingdings" w:hint="default"/>
+        <w:sz w:val="20"/>
+      </w:rPr>
+    </w:lvl>
+  </w:abstractNum>
+  <w:abstractNum w:abstractNumId="14" w15:restartNumberingAfterBreak="0">
     <w:nsid w:val="5FB1635F"/>
     <w:multiLevelType w:val="hybridMultilevel"/>
     <w:tmpl w:val="F8EC2D82"/>
@@ -782,62 +2796,780 @@
       </w:pPr>
     </w:lvl>
   </w:abstractNum>
+  <w:abstractNum w:abstractNumId="15" w15:restartNumberingAfterBreak="0">
+    <w:nsid w:val="72CB1AE4"/>
+    <w:multiLevelType w:val="hybridMultilevel"/>
+    <w:tmpl w:val="99642576"/>
+    <w:lvl w:ilvl="0" w:tplc="08090001">
+      <w:start w:val="1"/>
+      <w:numFmt w:val="bullet"/>
+      <w:lvlText w:val=""/>
+      <w:lvlJc w:val="left"/>
+      <w:pPr>
+        <w:ind w:left="720" w:hanging="360"/>
+      </w:pPr>
+      <w:rPr>
+        <w:rFonts w:ascii="Symbol" w:hAnsi="Symbol" w:hint="default"/>
+      </w:rPr>
+    </w:lvl>
+    <w:lvl w:ilvl="1" w:tplc="08090003" w:tentative="1">
+      <w:start w:val="1"/>
+      <w:numFmt w:val="bullet"/>
+      <w:lvlText w:val="o"/>
+      <w:lvlJc w:val="left"/>
+      <w:pPr>
+        <w:ind w:left="1440" w:hanging="360"/>
+      </w:pPr>
+      <w:rPr>
+        <w:rFonts w:ascii="Courier New" w:hAnsi="Courier New" w:hint="default"/>
+      </w:rPr>
+    </w:lvl>
+    <w:lvl w:ilvl="2" w:tplc="08090005" w:tentative="1">
+      <w:start w:val="1"/>
+      <w:numFmt w:val="bullet"/>
+      <w:lvlText w:val=""/>
+      <w:lvlJc w:val="left"/>
+      <w:pPr>
+        <w:ind w:left="2160" w:hanging="360"/>
+      </w:pPr>
+      <w:rPr>
+        <w:rFonts w:ascii="Wingdings" w:hAnsi="Wingdings" w:hint="default"/>
+      </w:rPr>
+    </w:lvl>
+    <w:lvl w:ilvl="3" w:tplc="08090001" w:tentative="1">
+      <w:start w:val="1"/>
+      <w:numFmt w:val="bullet"/>
+      <w:lvlText w:val=""/>
+      <w:lvlJc w:val="left"/>
+      <w:pPr>
+        <w:ind w:left="2880" w:hanging="360"/>
+      </w:pPr>
+      <w:rPr>
+        <w:rFonts w:ascii="Symbol" w:hAnsi="Symbol" w:hint="default"/>
+      </w:rPr>
+    </w:lvl>
+    <w:lvl w:ilvl="4" w:tplc="08090003" w:tentative="1">
+      <w:start w:val="1"/>
+      <w:numFmt w:val="bullet"/>
+      <w:lvlText w:val="o"/>
+      <w:lvlJc w:val="left"/>
+      <w:pPr>
+        <w:ind w:left="3600" w:hanging="360"/>
+      </w:pPr>
+      <w:rPr>
+        <w:rFonts w:ascii="Courier New" w:hAnsi="Courier New" w:hint="default"/>
+      </w:rPr>
+    </w:lvl>
+    <w:lvl w:ilvl="5" w:tplc="08090005" w:tentative="1">
+      <w:start w:val="1"/>
+      <w:numFmt w:val="bullet"/>
+      <w:lvlText w:val=""/>
+      <w:lvlJc w:val="left"/>
+      <w:pPr>
+        <w:ind w:left="4320" w:hanging="360"/>
+      </w:pPr>
+      <w:rPr>
+        <w:rFonts w:ascii="Wingdings" w:hAnsi="Wingdings" w:hint="default"/>
+      </w:rPr>
+    </w:lvl>
+    <w:lvl w:ilvl="6" w:tplc="08090001" w:tentative="1">
+      <w:start w:val="1"/>
+      <w:numFmt w:val="bullet"/>
+      <w:lvlText w:val=""/>
+      <w:lvlJc w:val="left"/>
+      <w:pPr>
+        <w:ind w:left="5040" w:hanging="360"/>
+      </w:pPr>
+      <w:rPr>
+        <w:rFonts w:ascii="Symbol" w:hAnsi="Symbol" w:hint="default"/>
+      </w:rPr>
+    </w:lvl>
+    <w:lvl w:ilvl="7" w:tplc="08090003" w:tentative="1">
+      <w:start w:val="1"/>
+      <w:numFmt w:val="bullet"/>
+      <w:lvlText w:val="o"/>
+      <w:lvlJc w:val="left"/>
+      <w:pPr>
+        <w:ind w:left="5760" w:hanging="360"/>
+      </w:pPr>
+      <w:rPr>
+        <w:rFonts w:ascii="Courier New" w:hAnsi="Courier New" w:hint="default"/>
+      </w:rPr>
+    </w:lvl>
+    <w:lvl w:ilvl="8" w:tplc="08090005" w:tentative="1">
+      <w:start w:val="1"/>
+      <w:numFmt w:val="bullet"/>
+      <w:lvlText w:val=""/>
+      <w:lvlJc w:val="left"/>
+      <w:pPr>
+        <w:ind w:left="6480" w:hanging="360"/>
+      </w:pPr>
+      <w:rPr>
+        <w:rFonts w:ascii="Wingdings" w:hAnsi="Wingdings" w:hint="default"/>
+      </w:rPr>
+    </w:lvl>
+  </w:abstractNum>
+  <w:abstractNum w:abstractNumId="16" w15:restartNumberingAfterBreak="0">
+    <w:nsid w:val="733E52E6"/>
+    <w:multiLevelType w:val="hybridMultilevel"/>
+    <w:tmpl w:val="F122442C"/>
+    <w:lvl w:ilvl="0" w:tplc="08090001">
+      <w:start w:val="1"/>
+      <w:numFmt w:val="bullet"/>
+      <w:lvlText w:val=""/>
+      <w:lvlJc w:val="left"/>
+      <w:pPr>
+        <w:ind w:left="720" w:hanging="360"/>
+      </w:pPr>
+      <w:rPr>
+        <w:rFonts w:ascii="Symbol" w:hAnsi="Symbol" w:hint="default"/>
+      </w:rPr>
+    </w:lvl>
+    <w:lvl w:ilvl="1" w:tplc="08090003" w:tentative="1">
+      <w:start w:val="1"/>
+      <w:numFmt w:val="bullet"/>
+      <w:lvlText w:val="o"/>
+      <w:lvlJc w:val="left"/>
+      <w:pPr>
+        <w:ind w:left="1440" w:hanging="360"/>
+      </w:pPr>
+      <w:rPr>
+        <w:rFonts w:ascii="Courier New" w:hAnsi="Courier New" w:hint="default"/>
+      </w:rPr>
+    </w:lvl>
+    <w:lvl w:ilvl="2" w:tplc="08090005" w:tentative="1">
+      <w:start w:val="1"/>
+      <w:numFmt w:val="bullet"/>
+      <w:lvlText w:val=""/>
+      <w:lvlJc w:val="left"/>
+      <w:pPr>
+        <w:ind w:left="2160" w:hanging="360"/>
+      </w:pPr>
+      <w:rPr>
+        <w:rFonts w:ascii="Wingdings" w:hAnsi="Wingdings" w:hint="default"/>
+      </w:rPr>
+    </w:lvl>
+    <w:lvl w:ilvl="3" w:tplc="08090001" w:tentative="1">
+      <w:start w:val="1"/>
+      <w:numFmt w:val="bullet"/>
+      <w:lvlText w:val=""/>
+      <w:lvlJc w:val="left"/>
+      <w:pPr>
+        <w:ind w:left="2880" w:hanging="360"/>
+      </w:pPr>
+      <w:rPr>
+        <w:rFonts w:ascii="Symbol" w:hAnsi="Symbol" w:hint="default"/>
+      </w:rPr>
+    </w:lvl>
+    <w:lvl w:ilvl="4" w:tplc="08090003" w:tentative="1">
+      <w:start w:val="1"/>
+      <w:numFmt w:val="bullet"/>
+      <w:lvlText w:val="o"/>
+      <w:lvlJc w:val="left"/>
+      <w:pPr>
+        <w:ind w:left="3600" w:hanging="360"/>
+      </w:pPr>
+      <w:rPr>
+        <w:rFonts w:ascii="Courier New" w:hAnsi="Courier New" w:hint="default"/>
+      </w:rPr>
+    </w:lvl>
+    <w:lvl w:ilvl="5" w:tplc="08090005" w:tentative="1">
+      <w:start w:val="1"/>
+      <w:numFmt w:val="bullet"/>
+      <w:lvlText w:val=""/>
+      <w:lvlJc w:val="left"/>
+      <w:pPr>
+        <w:ind w:left="4320" w:hanging="360"/>
+      </w:pPr>
+      <w:rPr>
+        <w:rFonts w:ascii="Wingdings" w:hAnsi="Wingdings" w:hint="default"/>
+      </w:rPr>
+    </w:lvl>
+    <w:lvl w:ilvl="6" w:tplc="08090001" w:tentative="1">
+      <w:start w:val="1"/>
+      <w:numFmt w:val="bullet"/>
+      <w:lvlText w:val=""/>
+      <w:lvlJc w:val="left"/>
+      <w:pPr>
+        <w:ind w:left="5040" w:hanging="360"/>
+      </w:pPr>
+      <w:rPr>
+        <w:rFonts w:ascii="Symbol" w:hAnsi="Symbol" w:hint="default"/>
+      </w:rPr>
+    </w:lvl>
+    <w:lvl w:ilvl="7" w:tplc="08090003" w:tentative="1">
+      <w:start w:val="1"/>
+      <w:numFmt w:val="bullet"/>
+      <w:lvlText w:val="o"/>
+      <w:lvlJc w:val="left"/>
+      <w:pPr>
+        <w:ind w:left="5760" w:hanging="360"/>
+      </w:pPr>
+      <w:rPr>
+        <w:rFonts w:ascii="Courier New" w:hAnsi="Courier New" w:hint="default"/>
+      </w:rPr>
+    </w:lvl>
+    <w:lvl w:ilvl="8" w:tplc="08090005" w:tentative="1">
+      <w:start w:val="1"/>
+      <w:numFmt w:val="bullet"/>
+      <w:lvlText w:val=""/>
+      <w:lvlJc w:val="left"/>
+      <w:pPr>
+        <w:ind w:left="6480" w:hanging="360"/>
+      </w:pPr>
+      <w:rPr>
+        <w:rFonts w:ascii="Wingdings" w:hAnsi="Wingdings" w:hint="default"/>
+      </w:rPr>
+    </w:lvl>
+  </w:abstractNum>
+  <w:abstractNum w:abstractNumId="17" w15:restartNumberingAfterBreak="0">
+    <w:nsid w:val="73572A02"/>
+    <w:multiLevelType w:val="multilevel"/>
+    <w:tmpl w:val="9A0AE64C"/>
+    <w:lvl w:ilvl="0">
+      <w:start w:val="1"/>
+      <w:numFmt w:val="bullet"/>
+      <w:lvlText w:val=""/>
+      <w:lvlJc w:val="left"/>
+      <w:pPr>
+        <w:tabs>
+          <w:tab w:val="num" w:pos="720"/>
+        </w:tabs>
+        <w:ind w:left="720" w:hanging="360"/>
+      </w:pPr>
+      <w:rPr>
+        <w:rFonts w:ascii="Symbol" w:hAnsi="Symbol" w:hint="default"/>
+        <w:sz w:val="20"/>
+      </w:rPr>
+    </w:lvl>
+    <w:lvl w:ilvl="1" w:tentative="1">
+      <w:start w:val="1"/>
+      <w:numFmt w:val="bullet"/>
+      <w:lvlText w:val="o"/>
+      <w:lvlJc w:val="left"/>
+      <w:pPr>
+        <w:tabs>
+          <w:tab w:val="num" w:pos="1440"/>
+        </w:tabs>
+        <w:ind w:left="1440" w:hanging="360"/>
+      </w:pPr>
+      <w:rPr>
+        <w:rFonts w:ascii="Courier New" w:hAnsi="Courier New" w:hint="default"/>
+        <w:sz w:val="20"/>
+      </w:rPr>
+    </w:lvl>
+    <w:lvl w:ilvl="2" w:tentative="1">
+      <w:start w:val="1"/>
+      <w:numFmt w:val="bullet"/>
+      <w:lvlText w:val=""/>
+      <w:lvlJc w:val="left"/>
+      <w:pPr>
+        <w:tabs>
+          <w:tab w:val="num" w:pos="2160"/>
+        </w:tabs>
+        <w:ind w:left="2160" w:hanging="360"/>
+      </w:pPr>
+      <w:rPr>
+        <w:rFonts w:ascii="Wingdings" w:hAnsi="Wingdings" w:hint="default"/>
+        <w:sz w:val="20"/>
+      </w:rPr>
+    </w:lvl>
+    <w:lvl w:ilvl="3" w:tentative="1">
+      <w:start w:val="1"/>
+      <w:numFmt w:val="bullet"/>
+      <w:lvlText w:val=""/>
+      <w:lvlJc w:val="left"/>
+      <w:pPr>
+        <w:tabs>
+          <w:tab w:val="num" w:pos="2880"/>
+        </w:tabs>
+        <w:ind w:left="2880" w:hanging="360"/>
+      </w:pPr>
+      <w:rPr>
+        <w:rFonts w:ascii="Wingdings" w:hAnsi="Wingdings" w:hint="default"/>
+        <w:sz w:val="20"/>
+      </w:rPr>
+    </w:lvl>
+    <w:lvl w:ilvl="4" w:tentative="1">
+      <w:start w:val="1"/>
+      <w:numFmt w:val="bullet"/>
+      <w:lvlText w:val=""/>
+      <w:lvlJc w:val="left"/>
+      <w:pPr>
+        <w:tabs>
+          <w:tab w:val="num" w:pos="3600"/>
+        </w:tabs>
+        <w:ind w:left="3600" w:hanging="360"/>
+      </w:pPr>
+      <w:rPr>
+        <w:rFonts w:ascii="Wingdings" w:hAnsi="Wingdings" w:hint="default"/>
+        <w:sz w:val="20"/>
+      </w:rPr>
+    </w:lvl>
+    <w:lvl w:ilvl="5" w:tentative="1">
+      <w:start w:val="1"/>
+      <w:numFmt w:val="bullet"/>
+      <w:lvlText w:val=""/>
+      <w:lvlJc w:val="left"/>
+      <w:pPr>
+        <w:tabs>
+          <w:tab w:val="num" w:pos="4320"/>
+        </w:tabs>
+        <w:ind w:left="4320" w:hanging="360"/>
+      </w:pPr>
+      <w:rPr>
+        <w:rFonts w:ascii="Wingdings" w:hAnsi="Wingdings" w:hint="default"/>
+        <w:sz w:val="20"/>
+      </w:rPr>
+    </w:lvl>
+    <w:lvl w:ilvl="6" w:tentative="1">
+      <w:start w:val="1"/>
+      <w:numFmt w:val="bullet"/>
+      <w:lvlText w:val=""/>
+      <w:lvlJc w:val="left"/>
+      <w:pPr>
+        <w:tabs>
+          <w:tab w:val="num" w:pos="5040"/>
+        </w:tabs>
+        <w:ind w:left="5040" w:hanging="360"/>
+      </w:pPr>
+      <w:rPr>
+        <w:rFonts w:ascii="Wingdings" w:hAnsi="Wingdings" w:hint="default"/>
+        <w:sz w:val="20"/>
+      </w:rPr>
+    </w:lvl>
+    <w:lvl w:ilvl="7" w:tentative="1">
+      <w:start w:val="1"/>
+      <w:numFmt w:val="bullet"/>
+      <w:lvlText w:val=""/>
+      <w:lvlJc w:val="left"/>
+      <w:pPr>
+        <w:tabs>
+          <w:tab w:val="num" w:pos="5760"/>
+        </w:tabs>
+        <w:ind w:left="5760" w:hanging="360"/>
+      </w:pPr>
+      <w:rPr>
+        <w:rFonts w:ascii="Wingdings" w:hAnsi="Wingdings" w:hint="default"/>
+        <w:sz w:val="20"/>
+      </w:rPr>
+    </w:lvl>
+    <w:lvl w:ilvl="8" w:tentative="1">
+      <w:start w:val="1"/>
+      <w:numFmt w:val="bullet"/>
+      <w:lvlText w:val=""/>
+      <w:lvlJc w:val="left"/>
+      <w:pPr>
+        <w:tabs>
+          <w:tab w:val="num" w:pos="6480"/>
+        </w:tabs>
+        <w:ind w:left="6480" w:hanging="360"/>
+      </w:pPr>
+      <w:rPr>
+        <w:rFonts w:ascii="Wingdings" w:hAnsi="Wingdings" w:hint="default"/>
+        <w:sz w:val="20"/>
+      </w:rPr>
+    </w:lvl>
+  </w:abstractNum>
+  <w:abstractNum w:abstractNumId="18" w15:restartNumberingAfterBreak="0">
+    <w:nsid w:val="79F92690"/>
+    <w:multiLevelType w:val="multilevel"/>
+    <w:tmpl w:val="531CE590"/>
+    <w:lvl w:ilvl="0">
+      <w:start w:val="1"/>
+      <w:numFmt w:val="bullet"/>
+      <w:lvlText w:val=""/>
+      <w:lvlJc w:val="left"/>
+      <w:pPr>
+        <w:tabs>
+          <w:tab w:val="num" w:pos="720"/>
+        </w:tabs>
+        <w:ind w:left="720" w:hanging="360"/>
+      </w:pPr>
+      <w:rPr>
+        <w:rFonts w:ascii="Symbol" w:hAnsi="Symbol" w:hint="default"/>
+        <w:sz w:val="20"/>
+      </w:rPr>
+    </w:lvl>
+    <w:lvl w:ilvl="1" w:tentative="1">
+      <w:start w:val="1"/>
+      <w:numFmt w:val="bullet"/>
+      <w:lvlText w:val="o"/>
+      <w:lvlJc w:val="left"/>
+      <w:pPr>
+        <w:tabs>
+          <w:tab w:val="num" w:pos="1440"/>
+        </w:tabs>
+        <w:ind w:left="1440" w:hanging="360"/>
+      </w:pPr>
+      <w:rPr>
+        <w:rFonts w:ascii="Courier New" w:hAnsi="Courier New" w:hint="default"/>
+        <w:sz w:val="20"/>
+      </w:rPr>
+    </w:lvl>
+    <w:lvl w:ilvl="2" w:tentative="1">
+      <w:start w:val="1"/>
+      <w:numFmt w:val="bullet"/>
+      <w:lvlText w:val=""/>
+      <w:lvlJc w:val="left"/>
+      <w:pPr>
+        <w:tabs>
+          <w:tab w:val="num" w:pos="2160"/>
+        </w:tabs>
+        <w:ind w:left="2160" w:hanging="360"/>
+      </w:pPr>
+      <w:rPr>
+        <w:rFonts w:ascii="Wingdings" w:hAnsi="Wingdings" w:hint="default"/>
+        <w:sz w:val="20"/>
+      </w:rPr>
+    </w:lvl>
+    <w:lvl w:ilvl="3" w:tentative="1">
+      <w:start w:val="1"/>
+      <w:numFmt w:val="bullet"/>
+      <w:lvlText w:val=""/>
+      <w:lvlJc w:val="left"/>
+      <w:pPr>
+        <w:tabs>
+          <w:tab w:val="num" w:pos="2880"/>
+        </w:tabs>
+        <w:ind w:left="2880" w:hanging="360"/>
+      </w:pPr>
+      <w:rPr>
+        <w:rFonts w:ascii="Wingdings" w:hAnsi="Wingdings" w:hint="default"/>
+        <w:sz w:val="20"/>
+      </w:rPr>
+    </w:lvl>
+    <w:lvl w:ilvl="4" w:tentative="1">
+      <w:start w:val="1"/>
+      <w:numFmt w:val="bullet"/>
+      <w:lvlText w:val=""/>
+      <w:lvlJc w:val="left"/>
+      <w:pPr>
+        <w:tabs>
+          <w:tab w:val="num" w:pos="3600"/>
+        </w:tabs>
+        <w:ind w:left="3600" w:hanging="360"/>
+      </w:pPr>
+      <w:rPr>
+        <w:rFonts w:ascii="Wingdings" w:hAnsi="Wingdings" w:hint="default"/>
+        <w:sz w:val="20"/>
+      </w:rPr>
+    </w:lvl>
+    <w:lvl w:ilvl="5" w:tentative="1">
+      <w:start w:val="1"/>
+      <w:numFmt w:val="bullet"/>
+      <w:lvlText w:val=""/>
+      <w:lvlJc w:val="left"/>
+      <w:pPr>
+        <w:tabs>
+          <w:tab w:val="num" w:pos="4320"/>
+        </w:tabs>
+        <w:ind w:left="4320" w:hanging="360"/>
+      </w:pPr>
+      <w:rPr>
+        <w:rFonts w:ascii="Wingdings" w:hAnsi="Wingdings" w:hint="default"/>
+        <w:sz w:val="20"/>
+      </w:rPr>
+    </w:lvl>
+    <w:lvl w:ilvl="6" w:tentative="1">
+      <w:start w:val="1"/>
+      <w:numFmt w:val="bullet"/>
+      <w:lvlText w:val=""/>
+      <w:lvlJc w:val="left"/>
+      <w:pPr>
+        <w:tabs>
+          <w:tab w:val="num" w:pos="5040"/>
+        </w:tabs>
+        <w:ind w:left="5040" w:hanging="360"/>
+      </w:pPr>
+      <w:rPr>
+        <w:rFonts w:ascii="Wingdings" w:hAnsi="Wingdings" w:hint="default"/>
+        <w:sz w:val="20"/>
+      </w:rPr>
+    </w:lvl>
+    <w:lvl w:ilvl="7" w:tentative="1">
+      <w:start w:val="1"/>
+      <w:numFmt w:val="bullet"/>
+      <w:lvlText w:val=""/>
+      <w:lvlJc w:val="left"/>
+      <w:pPr>
+        <w:tabs>
+          <w:tab w:val="num" w:pos="5760"/>
+        </w:tabs>
+        <w:ind w:left="5760" w:hanging="360"/>
+      </w:pPr>
+      <w:rPr>
+        <w:rFonts w:ascii="Wingdings" w:hAnsi="Wingdings" w:hint="default"/>
+        <w:sz w:val="20"/>
+      </w:rPr>
+    </w:lvl>
+    <w:lvl w:ilvl="8" w:tentative="1">
+      <w:start w:val="1"/>
+      <w:numFmt w:val="bullet"/>
+      <w:lvlText w:val=""/>
+      <w:lvlJc w:val="left"/>
+      <w:pPr>
+        <w:tabs>
+          <w:tab w:val="num" w:pos="6480"/>
+        </w:tabs>
+        <w:ind w:left="6480" w:hanging="360"/>
+      </w:pPr>
+      <w:rPr>
+        <w:rFonts w:ascii="Wingdings" w:hAnsi="Wingdings" w:hint="default"/>
+        <w:sz w:val="20"/>
+      </w:rPr>
+    </w:lvl>
+  </w:abstractNum>
+  <w:abstractNum w:abstractNumId="19" w15:restartNumberingAfterBreak="0">
+    <w:nsid w:val="7A6076A7"/>
+    <w:multiLevelType w:val="multilevel"/>
+    <w:tmpl w:val="710AEC28"/>
+    <w:lvl w:ilvl="0">
+      <w:start w:val="1"/>
+      <w:numFmt w:val="bullet"/>
+      <w:lvlText w:val=""/>
+      <w:lvlJc w:val="left"/>
+      <w:pPr>
+        <w:tabs>
+          <w:tab w:val="num" w:pos="720"/>
+        </w:tabs>
+        <w:ind w:left="720" w:hanging="360"/>
+      </w:pPr>
+      <w:rPr>
+        <w:rFonts w:ascii="Symbol" w:hAnsi="Symbol" w:hint="default"/>
+        <w:sz w:val="20"/>
+      </w:rPr>
+    </w:lvl>
+    <w:lvl w:ilvl="1" w:tentative="1">
+      <w:start w:val="1"/>
+      <w:numFmt w:val="bullet"/>
+      <w:lvlText w:val="o"/>
+      <w:lvlJc w:val="left"/>
+      <w:pPr>
+        <w:tabs>
+          <w:tab w:val="num" w:pos="1440"/>
+        </w:tabs>
+        <w:ind w:left="1440" w:hanging="360"/>
+      </w:pPr>
+      <w:rPr>
+        <w:rFonts w:ascii="Courier New" w:hAnsi="Courier New" w:hint="default"/>
+        <w:sz w:val="20"/>
+      </w:rPr>
+    </w:lvl>
+    <w:lvl w:ilvl="2" w:tentative="1">
+      <w:start w:val="1"/>
+      <w:numFmt w:val="bullet"/>
+      <w:lvlText w:val=""/>
+      <w:lvlJc w:val="left"/>
+      <w:pPr>
+        <w:tabs>
+          <w:tab w:val="num" w:pos="2160"/>
+        </w:tabs>
+        <w:ind w:left="2160" w:hanging="360"/>
+      </w:pPr>
+      <w:rPr>
+        <w:rFonts w:ascii="Wingdings" w:hAnsi="Wingdings" w:hint="default"/>
+        <w:sz w:val="20"/>
+      </w:rPr>
+    </w:lvl>
+    <w:lvl w:ilvl="3" w:tentative="1">
+      <w:start w:val="1"/>
+      <w:numFmt w:val="bullet"/>
+      <w:lvlText w:val=""/>
+      <w:lvlJc w:val="left"/>
+      <w:pPr>
+        <w:tabs>
+          <w:tab w:val="num" w:pos="2880"/>
+        </w:tabs>
+        <w:ind w:left="2880" w:hanging="360"/>
+      </w:pPr>
+      <w:rPr>
+        <w:rFonts w:ascii="Wingdings" w:hAnsi="Wingdings" w:hint="default"/>
+        <w:sz w:val="20"/>
+      </w:rPr>
+    </w:lvl>
+    <w:lvl w:ilvl="4" w:tentative="1">
+      <w:start w:val="1"/>
+      <w:numFmt w:val="bullet"/>
+      <w:lvlText w:val=""/>
+      <w:lvlJc w:val="left"/>
+      <w:pPr>
+        <w:tabs>
+          <w:tab w:val="num" w:pos="3600"/>
+        </w:tabs>
+        <w:ind w:left="3600" w:hanging="360"/>
+      </w:pPr>
+      <w:rPr>
+        <w:rFonts w:ascii="Wingdings" w:hAnsi="Wingdings" w:hint="default"/>
+        <w:sz w:val="20"/>
+      </w:rPr>
+    </w:lvl>
+    <w:lvl w:ilvl="5" w:tentative="1">
+      <w:start w:val="1"/>
+      <w:numFmt w:val="bullet"/>
+      <w:lvlText w:val=""/>
+      <w:lvlJc w:val="left"/>
+      <w:pPr>
+        <w:tabs>
+          <w:tab w:val="num" w:pos="4320"/>
+        </w:tabs>
+        <w:ind w:left="4320" w:hanging="360"/>
+      </w:pPr>
+      <w:rPr>
+        <w:rFonts w:ascii="Wingdings" w:hAnsi="Wingdings" w:hint="default"/>
+        <w:sz w:val="20"/>
+      </w:rPr>
+    </w:lvl>
+    <w:lvl w:ilvl="6" w:tentative="1">
+      <w:start w:val="1"/>
+      <w:numFmt w:val="bullet"/>
+      <w:lvlText w:val=""/>
+      <w:lvlJc w:val="left"/>
+      <w:pPr>
+        <w:tabs>
+          <w:tab w:val="num" w:pos="5040"/>
+        </w:tabs>
+        <w:ind w:left="5040" w:hanging="360"/>
+      </w:pPr>
+      <w:rPr>
+        <w:rFonts w:ascii="Wingdings" w:hAnsi="Wingdings" w:hint="default"/>
+        <w:sz w:val="20"/>
+      </w:rPr>
+    </w:lvl>
+    <w:lvl w:ilvl="7" w:tentative="1">
+      <w:start w:val="1"/>
+      <w:numFmt w:val="bullet"/>
+      <w:lvlText w:val=""/>
+      <w:lvlJc w:val="left"/>
+      <w:pPr>
+        <w:tabs>
+          <w:tab w:val="num" w:pos="5760"/>
+        </w:tabs>
+        <w:ind w:left="5760" w:hanging="360"/>
+      </w:pPr>
+      <w:rPr>
+        <w:rFonts w:ascii="Wingdings" w:hAnsi="Wingdings" w:hint="default"/>
+        <w:sz w:val="20"/>
+      </w:rPr>
+    </w:lvl>
+    <w:lvl w:ilvl="8" w:tentative="1">
+      <w:start w:val="1"/>
+      <w:numFmt w:val="bullet"/>
+      <w:lvlText w:val=""/>
+      <w:lvlJc w:val="left"/>
+      <w:pPr>
+        <w:tabs>
+          <w:tab w:val="num" w:pos="6480"/>
+        </w:tabs>
+        <w:ind w:left="6480" w:hanging="360"/>
+      </w:pPr>
+      <w:rPr>
+        <w:rFonts w:ascii="Wingdings" w:hAnsi="Wingdings" w:hint="default"/>
+        <w:sz w:val="20"/>
+      </w:rPr>
+    </w:lvl>
+  </w:abstractNum>
   <w:num w:numId="1" w16cid:durableId="2057659798">
+    <w:abstractNumId w:val="7"/>
+  </w:num>
+  <w:num w:numId="2" w16cid:durableId="99107261">
+    <w:abstractNumId w:val="7"/>
+  </w:num>
+  <w:num w:numId="3" w16cid:durableId="454829576">
+    <w:abstractNumId w:val="7"/>
+  </w:num>
+  <w:num w:numId="4" w16cid:durableId="919875635">
+    <w:abstractNumId w:val="7"/>
+  </w:num>
+  <w:num w:numId="5" w16cid:durableId="1989245865">
+    <w:abstractNumId w:val="7"/>
+  </w:num>
+  <w:num w:numId="6" w16cid:durableId="337856889">
+    <w:abstractNumId w:val="7"/>
+  </w:num>
+  <w:num w:numId="7" w16cid:durableId="486750497">
+    <w:abstractNumId w:val="3"/>
+  </w:num>
+  <w:num w:numId="8" w16cid:durableId="1295481688">
+    <w:abstractNumId w:val="7"/>
+  </w:num>
+  <w:num w:numId="9" w16cid:durableId="878207473">
+    <w:abstractNumId w:val="7"/>
+  </w:num>
+  <w:num w:numId="10" w16cid:durableId="390271873">
+    <w:abstractNumId w:val="3"/>
+  </w:num>
+  <w:num w:numId="11" w16cid:durableId="108548336">
+    <w:abstractNumId w:val="7"/>
+  </w:num>
+  <w:num w:numId="12" w16cid:durableId="289626826">
+    <w:abstractNumId w:val="9"/>
+  </w:num>
+  <w:num w:numId="13" w16cid:durableId="709189428">
+    <w:abstractNumId w:val="14"/>
+  </w:num>
+  <w:num w:numId="14" w16cid:durableId="1828012820">
+    <w:abstractNumId w:val="7"/>
+  </w:num>
+  <w:num w:numId="15" w16cid:durableId="1472016058">
+    <w:abstractNumId w:val="7"/>
+  </w:num>
+  <w:num w:numId="16" w16cid:durableId="2007130954">
+    <w:abstractNumId w:val="7"/>
+  </w:num>
+  <w:num w:numId="17" w16cid:durableId="2124959910">
+    <w:abstractNumId w:val="7"/>
+  </w:num>
+  <w:num w:numId="18" w16cid:durableId="1161965983">
+    <w:abstractNumId w:val="7"/>
+  </w:num>
+  <w:num w:numId="19" w16cid:durableId="41710311">
     <w:abstractNumId w:val="2"/>
   </w:num>
-  <w:num w:numId="2" w16cid:durableId="99107261">
-    <w:abstractNumId w:val="2"/>
+  <w:num w:numId="20" w16cid:durableId="1163350981">
+    <w:abstractNumId w:val="15"/>
   </w:num>
-  <w:num w:numId="3" w16cid:durableId="454829576">
-    <w:abstractNumId w:val="2"/>
+  <w:num w:numId="21" w16cid:durableId="926422226">
+    <w:abstractNumId w:val="16"/>
   </w:num>
-  <w:num w:numId="4" w16cid:durableId="919875635">
-    <w:abstractNumId w:val="2"/>
+  <w:num w:numId="22" w16cid:durableId="690304119">
+    <w:abstractNumId w:val="5"/>
   </w:num>
-  <w:num w:numId="5" w16cid:durableId="1989245865">
-    <w:abstractNumId w:val="2"/>
+  <w:num w:numId="23" w16cid:durableId="1154031265">
+    <w:abstractNumId w:val="17"/>
   </w:num>
-  <w:num w:numId="6" w16cid:durableId="337856889">
-    <w:abstractNumId w:val="2"/>
+  <w:num w:numId="24" w16cid:durableId="1956523979">
+    <w:abstractNumId w:val="4"/>
   </w:num>
-  <w:num w:numId="7" w16cid:durableId="486750497">
+  <w:num w:numId="25" w16cid:durableId="1122503775">
+    <w:abstractNumId w:val="8"/>
+  </w:num>
+  <w:num w:numId="26" w16cid:durableId="1019895648">
+    <w:abstractNumId w:val="13"/>
+  </w:num>
+  <w:num w:numId="27" w16cid:durableId="1635984666">
+    <w:abstractNumId w:val="10"/>
+  </w:num>
+  <w:num w:numId="28" w16cid:durableId="1012806949">
     <w:abstractNumId w:val="1"/>
   </w:num>
-  <w:num w:numId="8" w16cid:durableId="1295481688">
-    <w:abstractNumId w:val="2"/>
+  <w:num w:numId="29" w16cid:durableId="918251369">
+    <w:abstractNumId w:val="18"/>
   </w:num>
-  <w:num w:numId="9" w16cid:durableId="878207473">
-    <w:abstractNumId w:val="2"/>
+  <w:num w:numId="30" w16cid:durableId="825705908">
+    <w:abstractNumId w:val="19"/>
   </w:num>
-  <w:num w:numId="10" w16cid:durableId="390271873">
-    <w:abstractNumId w:val="1"/>
+  <w:num w:numId="31" w16cid:durableId="38475431">
+    <w:abstractNumId w:val="12"/>
   </w:num>
-  <w:num w:numId="11" w16cid:durableId="108548336">
-    <w:abstractNumId w:val="2"/>
+  <w:num w:numId="32" w16cid:durableId="907493259">
+    <w:abstractNumId w:val="11"/>
   </w:num>
-  <w:num w:numId="12" w16cid:durableId="289626826">
-    <w:abstractNumId w:val="3"/>
+  <w:num w:numId="33" w16cid:durableId="766772892">
+    <w:abstractNumId w:val="0"/>
   </w:num>
-  <w:num w:numId="13" w16cid:durableId="709189428">
-    <w:abstractNumId w:val="4"/>
-  </w:num>
-  <w:num w:numId="14" w16cid:durableId="1828012820">
-    <w:abstractNumId w:val="2"/>
-  </w:num>
-  <w:num w:numId="15" w16cid:durableId="1472016058">
-    <w:abstractNumId w:val="2"/>
-  </w:num>
-  <w:num w:numId="16" w16cid:durableId="2007130954">
-    <w:abstractNumId w:val="2"/>
-  </w:num>
-  <w:num w:numId="17" w16cid:durableId="2124959910">
-    <w:abstractNumId w:val="2"/>
-  </w:num>
-  <w:num w:numId="18" w16cid:durableId="1161965983">
-    <w:abstractNumId w:val="2"/>
-  </w:num>
-  <w:num w:numId="19" w16cid:durableId="41710311">
-    <w:abstractNumId w:val="0"/>
+  <w:num w:numId="34" w16cid:durableId="1505051811">
+    <w:abstractNumId w:val="6"/>
   </w:num>
 </w:numbering>
 </file>
@@ -1863,7 +4595,6 @@
     <w:name w:val="Normal (Web)"/>
     <w:basedOn w:val="Normal"/>
     <w:uiPriority w:val="99"/>
-    <w:semiHidden/>
     <w:unhideWhenUsed/>
     <w:rsid w:val="00F237D7"/>
     <w:pPr>

--- a/3_Generarive_AI_Foundation_Models_and_Platforms/IBM_Gen_AI_Foundation_Models_and_Platforms_Notes.docx
+++ b/3_Generarive_AI_Foundation_Models_and_Platforms/IBM_Gen_AI_Foundation_Models_and_Platforms_Notes.docx
@@ -690,28 +690,13 @@
         <w:pStyle w:val="NormalWeb"/>
       </w:pPr>
       <w:r>
-        <w:t xml:space="preserve">This material is designed for anyone interested in exploring Generative AI and </w:t>
-      </w:r>
-      <w:r>
-        <w:t>requires</w:t>
+        <w:t>This material is designed for anyone interested in exploring Generative AI and requires</w:t>
       </w:r>
       <w:r>
         <w:rPr>
           <w:rStyle w:val="Strong"/>
         </w:rPr>
-        <w:t xml:space="preserve"> </w:t>
-      </w:r>
-      <w:r>
-        <w:rPr>
-          <w:rStyle w:val="Strong"/>
-        </w:rPr>
-        <w:t>no</w:t>
-      </w:r>
-      <w:r>
-        <w:rPr>
-          <w:rStyle w:val="Strong"/>
-        </w:rPr>
-        <w:t xml:space="preserve"> specific prerequisites</w:t>
+        <w:t xml:space="preserve"> no specific prerequisites</w:t>
       </w:r>
       <w:r>
         <w:t>.</w:t>
@@ -757,6 +742,1537 @@
       </w:pPr>
       <w:r>
         <w:t>To get the most from the material, active participation and completion of the learning activities across all sections are recommended.</w:t>
+      </w:r>
+    </w:p>
+    <w:p>
+      <w:pPr>
+        <w:pStyle w:val="Heading1"/>
+      </w:pPr>
+      <w:r>
+        <w:t>Deep Learning and Large Language Models</w:t>
+      </w:r>
+    </w:p>
+    <w:p>
+      <w:pPr>
+        <w:pStyle w:val="Heading2"/>
+      </w:pPr>
+      <w:r>
+        <w:t>Introduction</w:t>
+      </w:r>
+    </w:p>
+    <w:p>
+      <w:pPr>
+        <w:pStyle w:val="NormalWeb"/>
+      </w:pPr>
+      <w:r>
+        <w:t xml:space="preserve">In this topic, the core concepts of </w:t>
+      </w:r>
+      <w:r>
+        <w:rPr>
+          <w:rStyle w:val="Strong"/>
+        </w:rPr>
+        <w:t>Generative AI</w:t>
+      </w:r>
+      <w:r>
+        <w:t xml:space="preserve">, </w:t>
+      </w:r>
+      <w:r>
+        <w:rPr>
+          <w:rStyle w:val="Strong"/>
+        </w:rPr>
+        <w:t>Deep Learning</w:t>
+      </w:r>
+      <w:r>
+        <w:t xml:space="preserve">, and </w:t>
+      </w:r>
+      <w:r>
+        <w:rPr>
+          <w:rStyle w:val="Strong"/>
+        </w:rPr>
+        <w:t>Large Language Models (LLMs)</w:t>
+      </w:r>
+      <w:r>
+        <w:t xml:space="preserve"> are explained. It also describes how LLMs perform human-like tasks by leveraging deep learning techniques and transformer-based architectures.</w:t>
+      </w:r>
+    </w:p>
+    <w:p>
+      <w:pPr>
+        <w:pStyle w:val="Heading2"/>
+      </w:pPr>
+      <w:r>
+        <w:t>Deep Learning</w:t>
+      </w:r>
+    </w:p>
+    <w:p>
+      <w:pPr>
+        <w:pStyle w:val="NormalWeb"/>
+      </w:pPr>
+      <w:r>
+        <w:t>Deep learning is inspired by the way the human brain processes information. Just as humans develop a deeper understanding by processing information through multiple layers, deep learning creates "depth" by processing data through multiple computational layers.</w:t>
+      </w:r>
+    </w:p>
+    <w:p>
+      <w:pPr>
+        <w:pStyle w:val="NormalWeb"/>
+      </w:pPr>
+      <w:r>
+        <w:t xml:space="preserve">Deep learning is made possible through an </w:t>
+      </w:r>
+      <w:r>
+        <w:rPr>
+          <w:rStyle w:val="Strong"/>
+        </w:rPr>
+        <w:t>Artificial Neural Network (ANN)</w:t>
+      </w:r>
+      <w:r>
+        <w:t>.</w:t>
+      </w:r>
+    </w:p>
+    <w:p>
+      <w:pPr>
+        <w:pStyle w:val="Heading3"/>
+      </w:pPr>
+      <w:r>
+        <w:t>Artificial Neural Networks (ANNs)</w:t>
+      </w:r>
+    </w:p>
+    <w:p>
+      <w:pPr>
+        <w:pStyle w:val="NormalWeb"/>
+      </w:pPr>
+      <w:r>
+        <w:t xml:space="preserve">An Artificial Neural Network (ANN) consists of several computing units called </w:t>
+      </w:r>
+      <w:r>
+        <w:rPr>
+          <w:rStyle w:val="Strong"/>
+        </w:rPr>
+        <w:t>neurons</w:t>
+      </w:r>
+      <w:r>
+        <w:t>, which are organized into three connected layers:</w:t>
+      </w:r>
+    </w:p>
+    <w:p>
+      <w:pPr>
+        <w:pStyle w:val="NormalWeb"/>
+        <w:numPr>
+          <w:ilvl w:val="0"/>
+          <w:numId w:val="35"/>
+        </w:numPr>
+      </w:pPr>
+      <w:r>
+        <w:rPr>
+          <w:rStyle w:val="Strong"/>
+        </w:rPr>
+        <w:t>Input Layer</w:t>
+      </w:r>
+      <w:r>
+        <w:t xml:space="preserve"> – Captures the input data.</w:t>
+      </w:r>
+    </w:p>
+    <w:p>
+      <w:pPr>
+        <w:pStyle w:val="NormalWeb"/>
+        <w:numPr>
+          <w:ilvl w:val="0"/>
+          <w:numId w:val="35"/>
+        </w:numPr>
+      </w:pPr>
+      <w:r>
+        <w:rPr>
+          <w:rStyle w:val="Strong"/>
+        </w:rPr>
+        <w:t>Hidden Layer(s)</w:t>
+      </w:r>
+      <w:r>
+        <w:t xml:space="preserve"> – Processes and learns patterns from the data. There can be one or many hidden layers.</w:t>
+      </w:r>
+    </w:p>
+    <w:p>
+      <w:pPr>
+        <w:pStyle w:val="NormalWeb"/>
+        <w:numPr>
+          <w:ilvl w:val="0"/>
+          <w:numId w:val="35"/>
+        </w:numPr>
+      </w:pPr>
+      <w:r>
+        <w:rPr>
+          <w:rStyle w:val="Strong"/>
+        </w:rPr>
+        <w:t>Output Layer</w:t>
+      </w:r>
+      <w:r>
+        <w:t xml:space="preserve"> – Produces the final prediction or output.</w:t>
+      </w:r>
+    </w:p>
+    <w:p>
+      <w:pPr>
+        <w:pStyle w:val="NormalWeb"/>
+      </w:pPr>
+      <w:r>
+        <w:lastRenderedPageBreak/>
+        <w:t>When a vast dataset is introduced into the network:</w:t>
+      </w:r>
+    </w:p>
+    <w:p>
+      <w:pPr>
+        <w:pStyle w:val="NormalWeb"/>
+        <w:numPr>
+          <w:ilvl w:val="0"/>
+          <w:numId w:val="36"/>
+        </w:numPr>
+      </w:pPr>
+      <w:r>
+        <w:t>Neurons in the input layer capture the data.</w:t>
+      </w:r>
+    </w:p>
+    <w:p>
+      <w:pPr>
+        <w:pStyle w:val="NormalWeb"/>
+        <w:numPr>
+          <w:ilvl w:val="0"/>
+          <w:numId w:val="36"/>
+        </w:numPr>
+      </w:pPr>
+      <w:r>
+        <w:t>Neurons in the hidden layers study and process the data.</w:t>
+      </w:r>
+    </w:p>
+    <w:p>
+      <w:pPr>
+        <w:pStyle w:val="NormalWeb"/>
+        <w:numPr>
+          <w:ilvl w:val="0"/>
+          <w:numId w:val="36"/>
+        </w:numPr>
+      </w:pPr>
+      <w:r>
+        <w:t>The output layer generates the final result.</w:t>
+      </w:r>
+    </w:p>
+    <w:p>
+      <w:pPr>
+        <w:pStyle w:val="Heading3"/>
+      </w:pPr>
+      <w:r>
+        <w:t>Parameters in Neural Networks</w:t>
+      </w:r>
+    </w:p>
+    <w:p>
+      <w:pPr>
+        <w:pStyle w:val="NormalWeb"/>
+      </w:pPr>
+      <w:r>
+        <w:t xml:space="preserve">Each neuron in the hidden layer contains </w:t>
+      </w:r>
+      <w:r>
+        <w:rPr>
+          <w:rStyle w:val="Strong"/>
+        </w:rPr>
+        <w:t>bias parameters</w:t>
+      </w:r>
+      <w:r>
+        <w:t xml:space="preserve">, while the connections between neurons contain </w:t>
+      </w:r>
+      <w:r>
+        <w:rPr>
+          <w:rStyle w:val="Strong"/>
+        </w:rPr>
+        <w:t>weight parameters</w:t>
+      </w:r>
+      <w:r>
+        <w:t>.</w:t>
+      </w:r>
+    </w:p>
+    <w:p>
+      <w:pPr>
+        <w:pStyle w:val="NormalWeb"/>
+      </w:pPr>
+      <w:r>
+        <w:rPr>
+          <w:rStyle w:val="Strong"/>
+        </w:rPr>
+        <w:t>Parameters</w:t>
+      </w:r>
+      <w:r>
+        <w:t xml:space="preserve"> are internal values of a neural network that are optimized as the neurons repeatedly train on large datasets.</w:t>
+      </w:r>
+    </w:p>
+    <w:p>
+      <w:pPr>
+        <w:pStyle w:val="NormalWeb"/>
+      </w:pPr>
+      <w:r>
+        <w:t xml:space="preserve">The greater the number of </w:t>
+      </w:r>
+      <w:r>
+        <w:rPr>
+          <w:rStyle w:val="Strong"/>
+        </w:rPr>
+        <w:t>bias</w:t>
+      </w:r>
+      <w:r>
+        <w:t xml:space="preserve"> and </w:t>
+      </w:r>
+      <w:r>
+        <w:rPr>
+          <w:rStyle w:val="Strong"/>
+        </w:rPr>
+        <w:t>weight</w:t>
+      </w:r>
+      <w:r>
+        <w:t xml:space="preserve"> parameters:</w:t>
+      </w:r>
+    </w:p>
+    <w:p>
+      <w:pPr>
+        <w:pStyle w:val="NormalWeb"/>
+        <w:numPr>
+          <w:ilvl w:val="0"/>
+          <w:numId w:val="37"/>
+        </w:numPr>
+      </w:pPr>
+      <w:r>
+        <w:t>The stronger the computational power of the network.</w:t>
+      </w:r>
+    </w:p>
+    <w:p>
+      <w:pPr>
+        <w:pStyle w:val="NormalWeb"/>
+        <w:numPr>
+          <w:ilvl w:val="0"/>
+          <w:numId w:val="37"/>
+        </w:numPr>
+      </w:pPr>
+      <w:r>
+        <w:t>The higher the predictive accuracy.</w:t>
+      </w:r>
+    </w:p>
+    <w:p>
+      <w:pPr>
+        <w:pStyle w:val="Heading2"/>
+      </w:pPr>
+      <w:r>
+        <w:t>Types of Deep Learning Training</w:t>
+      </w:r>
+    </w:p>
+    <w:p>
+      <w:pPr>
+        <w:pStyle w:val="NormalWeb"/>
+      </w:pPr>
+      <w:r>
+        <w:t xml:space="preserve">Deep learning algorithms are commonly trained using either </w:t>
+      </w:r>
+      <w:r>
+        <w:rPr>
+          <w:rStyle w:val="Strong"/>
+        </w:rPr>
+        <w:t>supervised learning</w:t>
+      </w:r>
+      <w:r>
+        <w:t xml:space="preserve"> or </w:t>
+      </w:r>
+      <w:r>
+        <w:rPr>
+          <w:rStyle w:val="Strong"/>
+        </w:rPr>
+        <w:t>unsupervised learning</w:t>
+      </w:r>
+      <w:r>
+        <w:t>.</w:t>
+      </w:r>
+    </w:p>
+    <w:p>
+      <w:pPr>
+        <w:pStyle w:val="Heading3"/>
+      </w:pPr>
+      <w:r>
+        <w:t>Supervised Learning</w:t>
+      </w:r>
+    </w:p>
+    <w:p>
+      <w:pPr>
+        <w:pStyle w:val="NormalWeb"/>
+      </w:pPr>
+      <w:r>
+        <w:t xml:space="preserve">In supervised learning, algorithms are trained on </w:t>
+      </w:r>
+      <w:r>
+        <w:rPr>
+          <w:rStyle w:val="Strong"/>
+        </w:rPr>
+        <w:t>labeled datasets</w:t>
+      </w:r>
+      <w:r>
+        <w:t>, where every input has a known output.</w:t>
+      </w:r>
+    </w:p>
+    <w:p>
+      <w:pPr>
+        <w:pStyle w:val="NormalWeb"/>
+      </w:pPr>
+      <w:r>
+        <w:t>Applications include:</w:t>
+      </w:r>
+    </w:p>
+    <w:p>
+      <w:pPr>
+        <w:pStyle w:val="NormalWeb"/>
+        <w:numPr>
+          <w:ilvl w:val="0"/>
+          <w:numId w:val="38"/>
+        </w:numPr>
+      </w:pPr>
+      <w:r>
+        <w:t>Email filtering</w:t>
+      </w:r>
+    </w:p>
+    <w:p>
+      <w:pPr>
+        <w:pStyle w:val="NormalWeb"/>
+        <w:numPr>
+          <w:ilvl w:val="0"/>
+          <w:numId w:val="38"/>
+        </w:numPr>
+      </w:pPr>
+      <w:r>
+        <w:t>Credit score evaluation</w:t>
+      </w:r>
+    </w:p>
+    <w:p>
+      <w:pPr>
+        <w:pStyle w:val="NormalWeb"/>
+        <w:numPr>
+          <w:ilvl w:val="0"/>
+          <w:numId w:val="38"/>
+        </w:numPr>
+      </w:pPr>
+      <w:r>
+        <w:t>Fraud detection</w:t>
+      </w:r>
+    </w:p>
+    <w:p>
+      <w:pPr>
+        <w:pStyle w:val="NormalWeb"/>
+        <w:numPr>
+          <w:ilvl w:val="0"/>
+          <w:numId w:val="38"/>
+        </w:numPr>
+      </w:pPr>
+      <w:r>
+        <w:t>Image recognition</w:t>
+      </w:r>
+    </w:p>
+    <w:p>
+      <w:pPr>
+        <w:pStyle w:val="NormalWeb"/>
+        <w:numPr>
+          <w:ilvl w:val="0"/>
+          <w:numId w:val="38"/>
+        </w:numPr>
+      </w:pPr>
+      <w:r>
+        <w:t>Voice recognition</w:t>
+      </w:r>
+    </w:p>
+    <w:p>
+      <w:pPr>
+        <w:pStyle w:val="Heading4"/>
+      </w:pPr>
+      <w:r>
+        <w:t>Limitations of Supervised Learning</w:t>
+      </w:r>
+    </w:p>
+    <w:p>
+      <w:pPr>
+        <w:pStyle w:val="NormalWeb"/>
+      </w:pPr>
+      <w:r>
+        <w:t>Although better labeling can improve algorithm quality, supervised learning has several limitations:</w:t>
+      </w:r>
+    </w:p>
+    <w:p>
+      <w:pPr>
+        <w:pStyle w:val="NormalWeb"/>
+        <w:numPr>
+          <w:ilvl w:val="0"/>
+          <w:numId w:val="39"/>
+        </w:numPr>
+      </w:pPr>
+      <w:r>
+        <w:t>Algorithms are restricted to predefined responses.</w:t>
+      </w:r>
+    </w:p>
+    <w:p>
+      <w:pPr>
+        <w:pStyle w:val="NormalWeb"/>
+        <w:numPr>
+          <w:ilvl w:val="0"/>
+          <w:numId w:val="39"/>
+        </w:numPr>
+      </w:pPr>
+      <w:r>
+        <w:t>Creating labeled datasets is time-consuming.</w:t>
+      </w:r>
+    </w:p>
+    <w:p>
+      <w:pPr>
+        <w:pStyle w:val="NormalWeb"/>
+        <w:numPr>
+          <w:ilvl w:val="0"/>
+          <w:numId w:val="39"/>
+        </w:numPr>
+      </w:pPr>
+      <w:r>
+        <w:t>Labeling data is expensive.</w:t>
+      </w:r>
+    </w:p>
+    <w:p>
+      <w:pPr>
+        <w:pStyle w:val="Heading3"/>
+      </w:pPr>
+      <w:r>
+        <w:lastRenderedPageBreak/>
+        <w:t>Unsupervised Learning</w:t>
+      </w:r>
+    </w:p>
+    <w:p>
+      <w:pPr>
+        <w:pStyle w:val="NormalWeb"/>
+      </w:pPr>
+      <w:r>
+        <w:t xml:space="preserve">More commonly, deep learning algorithms are trained on </w:t>
+      </w:r>
+      <w:r>
+        <w:rPr>
+          <w:rStyle w:val="Strong"/>
+        </w:rPr>
+        <w:t>unlabeled datasets</w:t>
+      </w:r>
+      <w:r>
+        <w:t>, where the training data contains inputs without explicit target outputs.</w:t>
+      </w:r>
+    </w:p>
+    <w:p>
+      <w:pPr>
+        <w:pStyle w:val="NormalWeb"/>
+      </w:pPr>
+      <w:r>
+        <w:t>Common applications include:</w:t>
+      </w:r>
+    </w:p>
+    <w:p>
+      <w:pPr>
+        <w:pStyle w:val="NormalWeb"/>
+        <w:numPr>
+          <w:ilvl w:val="0"/>
+          <w:numId w:val="40"/>
+        </w:numPr>
+      </w:pPr>
+      <w:r>
+        <w:t>Clustering</w:t>
+      </w:r>
+    </w:p>
+    <w:p>
+      <w:pPr>
+        <w:pStyle w:val="NormalWeb"/>
+        <w:numPr>
+          <w:ilvl w:val="0"/>
+          <w:numId w:val="40"/>
+        </w:numPr>
+      </w:pPr>
+      <w:r>
+        <w:t>Dimensionality Reduction</w:t>
+      </w:r>
+    </w:p>
+    <w:p>
+      <w:pPr>
+        <w:pStyle w:val="Heading4"/>
+      </w:pPr>
+      <w:r>
+        <w:t>Clustering</w:t>
+      </w:r>
+    </w:p>
+    <w:p>
+      <w:pPr>
+        <w:pStyle w:val="NormalWeb"/>
+      </w:pPr>
+      <w:r>
+        <w:t>Clustering groups similar data instances together based on their inherent properties.</w:t>
+      </w:r>
+    </w:p>
+    <w:p>
+      <w:pPr>
+        <w:pStyle w:val="Heading4"/>
+      </w:pPr>
+      <w:r>
+        <w:t>Dimensionality Reduction</w:t>
+      </w:r>
+    </w:p>
+    <w:p>
+      <w:pPr>
+        <w:pStyle w:val="NormalWeb"/>
+      </w:pPr>
+      <w:r>
+        <w:t>Dimensionality reduction captures the most important features of data while discarding redundant or less informative information.</w:t>
+      </w:r>
+    </w:p>
+    <w:p>
+      <w:pPr>
+        <w:pStyle w:val="NormalWeb"/>
+      </w:pPr>
+      <w:r>
+        <w:t>Because of this, unsupervised learning algorithms are better able to discover patterns and hierarchies within datasets, often producing more efficient and accurate results.</w:t>
+      </w:r>
+    </w:p>
+    <w:p>
+      <w:pPr>
+        <w:pStyle w:val="Heading2"/>
+      </w:pPr>
+      <w:r>
+        <w:t>Factors Affecting Deep Learning Performance</w:t>
+      </w:r>
+    </w:p>
+    <w:p>
+      <w:pPr>
+        <w:pStyle w:val="NormalWeb"/>
+      </w:pPr>
+      <w:r>
+        <w:t>The quality of responses generated by deep learning algorithms depends mainly on:</w:t>
+      </w:r>
+    </w:p>
+    <w:p>
+      <w:pPr>
+        <w:pStyle w:val="NormalWeb"/>
+        <w:numPr>
+          <w:ilvl w:val="0"/>
+          <w:numId w:val="41"/>
+        </w:numPr>
+      </w:pPr>
+      <w:r>
+        <w:t>The quality of the large dataset used for training.</w:t>
+      </w:r>
+    </w:p>
+    <w:p>
+      <w:pPr>
+        <w:pStyle w:val="NormalWeb"/>
+        <w:numPr>
+          <w:ilvl w:val="0"/>
+          <w:numId w:val="41"/>
+        </w:numPr>
+      </w:pPr>
+      <w:r>
+        <w:t>The neural network architecture employed.</w:t>
+      </w:r>
+    </w:p>
+    <w:p>
+      <w:pPr>
+        <w:pStyle w:val="Heading2"/>
+      </w:pPr>
+      <w:r>
+        <w:t>Deep Learning Architectures</w:t>
+      </w:r>
+    </w:p>
+    <w:p>
+      <w:pPr>
+        <w:pStyle w:val="NormalWeb"/>
+      </w:pPr>
+      <w:r>
+        <w:t>Three major deep learning architectures are commonly used:</w:t>
+      </w:r>
+    </w:p>
+    <w:p>
+      <w:pPr>
+        <w:pStyle w:val="NormalWeb"/>
+        <w:numPr>
+          <w:ilvl w:val="0"/>
+          <w:numId w:val="42"/>
+        </w:numPr>
+      </w:pPr>
+      <w:r>
+        <w:t>Convolutional Neural Networks (CNNs)</w:t>
+      </w:r>
+    </w:p>
+    <w:p>
+      <w:pPr>
+        <w:pStyle w:val="NormalWeb"/>
+        <w:numPr>
+          <w:ilvl w:val="0"/>
+          <w:numId w:val="42"/>
+        </w:numPr>
+      </w:pPr>
+      <w:r>
+        <w:t>Recurrent Neural Networks (RNNs)</w:t>
+      </w:r>
+    </w:p>
+    <w:p>
+      <w:pPr>
+        <w:pStyle w:val="NormalWeb"/>
+        <w:numPr>
+          <w:ilvl w:val="0"/>
+          <w:numId w:val="42"/>
+        </w:numPr>
+      </w:pPr>
+      <w:r>
+        <w:t>Transformer-Based Models</w:t>
+      </w:r>
+    </w:p>
+    <w:p>
+      <w:pPr>
+        <w:pStyle w:val="Heading3"/>
+      </w:pPr>
+      <w:r>
+        <w:t>Convolutional Neural Networks (CNNs)</w:t>
+      </w:r>
+    </w:p>
+    <w:p>
+      <w:pPr>
+        <w:pStyle w:val="NormalWeb"/>
+      </w:pPr>
+      <w:r>
+        <w:t xml:space="preserve">Convolutional Neural Networks (CNNs) consist of multiple layers, each performing a </w:t>
+      </w:r>
+      <w:r>
+        <w:rPr>
+          <w:rStyle w:val="Strong"/>
+        </w:rPr>
+        <w:t>convolution</w:t>
+      </w:r>
+      <w:r>
+        <w:t xml:space="preserve"> (a mathematical operation) on the output of the previous layer.</w:t>
+      </w:r>
+    </w:p>
+    <w:p>
+      <w:pPr>
+        <w:pStyle w:val="NormalWeb"/>
+      </w:pPr>
+      <w:r>
+        <w:t>When applied to grid-based data such as images, CNNs can efficiently:</w:t>
+      </w:r>
+    </w:p>
+    <w:p>
+      <w:pPr>
+        <w:pStyle w:val="NormalWeb"/>
+        <w:numPr>
+          <w:ilvl w:val="0"/>
+          <w:numId w:val="43"/>
+        </w:numPr>
+      </w:pPr>
+      <w:r>
+        <w:t>Extract useful information from images.</w:t>
+      </w:r>
+    </w:p>
+    <w:p>
+      <w:pPr>
+        <w:pStyle w:val="NormalWeb"/>
+        <w:numPr>
+          <w:ilvl w:val="0"/>
+          <w:numId w:val="43"/>
+        </w:numPr>
+      </w:pPr>
+      <w:r>
+        <w:t>Recognize patterns.</w:t>
+      </w:r>
+    </w:p>
+    <w:p>
+      <w:pPr>
+        <w:pStyle w:val="NormalWeb"/>
+        <w:numPr>
+          <w:ilvl w:val="0"/>
+          <w:numId w:val="43"/>
+        </w:numPr>
+      </w:pPr>
+      <w:r>
+        <w:t>Classify images.</w:t>
+      </w:r>
+    </w:p>
+    <w:p>
+      <w:pPr>
+        <w:pStyle w:val="NormalWeb"/>
+        <w:numPr>
+          <w:ilvl w:val="0"/>
+          <w:numId w:val="43"/>
+        </w:numPr>
+      </w:pPr>
+      <w:r>
+        <w:t>Segment images.</w:t>
+      </w:r>
+    </w:p>
+    <w:p>
+      <w:pPr>
+        <w:pStyle w:val="NormalWeb"/>
+      </w:pPr>
+      <w:r>
+        <w:lastRenderedPageBreak/>
+        <w:t>Applications of CNNs include:</w:t>
+      </w:r>
+    </w:p>
+    <w:p>
+      <w:pPr>
+        <w:pStyle w:val="NormalWeb"/>
+        <w:numPr>
+          <w:ilvl w:val="0"/>
+          <w:numId w:val="44"/>
+        </w:numPr>
+      </w:pPr>
+      <w:r>
+        <w:t>Image processing</w:t>
+      </w:r>
+    </w:p>
+    <w:p>
+      <w:pPr>
+        <w:pStyle w:val="NormalWeb"/>
+        <w:numPr>
+          <w:ilvl w:val="0"/>
+          <w:numId w:val="44"/>
+        </w:numPr>
+      </w:pPr>
+      <w:r>
+        <w:t>Video recognition</w:t>
+      </w:r>
+    </w:p>
+    <w:p>
+      <w:pPr>
+        <w:pStyle w:val="NormalWeb"/>
+        <w:numPr>
+          <w:ilvl w:val="0"/>
+          <w:numId w:val="44"/>
+        </w:numPr>
+      </w:pPr>
+      <w:r>
+        <w:t>Natural Language Processing (NLP)</w:t>
+      </w:r>
+    </w:p>
+    <w:p>
+      <w:pPr>
+        <w:pStyle w:val="Heading3"/>
+      </w:pPr>
+      <w:r>
+        <w:t>Recurrent Neural Networks (RNNs)</w:t>
+      </w:r>
+    </w:p>
+    <w:p>
+      <w:pPr>
+        <w:pStyle w:val="NormalWeb"/>
+      </w:pPr>
+      <w:r>
+        <w:t xml:space="preserve">Recurrent Neural Networks (RNNs) are designed for processing </w:t>
+      </w:r>
+      <w:r>
+        <w:rPr>
+          <w:rStyle w:val="Strong"/>
+        </w:rPr>
+        <w:t>sequential data</w:t>
+      </w:r>
+      <w:r>
+        <w:t>, such as text and speech.</w:t>
+      </w:r>
+    </w:p>
+    <w:p>
+      <w:pPr>
+        <w:pStyle w:val="NormalWeb"/>
+      </w:pPr>
+      <w:r>
+        <w:t xml:space="preserve">A key characteristic of RNNs is their </w:t>
+      </w:r>
+      <w:r>
+        <w:rPr>
+          <w:rStyle w:val="Strong"/>
+        </w:rPr>
+        <w:t>memory component</w:t>
+      </w:r>
+      <w:r>
+        <w:t>, which enables them to capture dependencies and contextual information over time.</w:t>
+      </w:r>
+    </w:p>
+    <w:p>
+      <w:pPr>
+        <w:pStyle w:val="NormalWeb"/>
+      </w:pPr>
+      <w:r>
+        <w:t>Applications of RNNs include:</w:t>
+      </w:r>
+    </w:p>
+    <w:p>
+      <w:pPr>
+        <w:pStyle w:val="NormalWeb"/>
+        <w:numPr>
+          <w:ilvl w:val="0"/>
+          <w:numId w:val="45"/>
+        </w:numPr>
+      </w:pPr>
+      <w:r>
+        <w:t>Machine translation</w:t>
+      </w:r>
+    </w:p>
+    <w:p>
+      <w:pPr>
+        <w:pStyle w:val="NormalWeb"/>
+        <w:numPr>
+          <w:ilvl w:val="0"/>
+          <w:numId w:val="45"/>
+        </w:numPr>
+      </w:pPr>
+      <w:r>
+        <w:t>Sentiment analysis</w:t>
+      </w:r>
+    </w:p>
+    <w:p>
+      <w:pPr>
+        <w:pStyle w:val="NormalWeb"/>
+        <w:numPr>
+          <w:ilvl w:val="0"/>
+          <w:numId w:val="45"/>
+        </w:numPr>
+      </w:pPr>
+      <w:r>
+        <w:t>Speech recognition</w:t>
+      </w:r>
+    </w:p>
+    <w:p>
+      <w:pPr>
+        <w:pStyle w:val="Heading3"/>
+      </w:pPr>
+      <w:r>
+        <w:t>Transformer-Based Models</w:t>
+      </w:r>
+    </w:p>
+    <w:p>
+      <w:pPr>
+        <w:pStyle w:val="NormalWeb"/>
+      </w:pPr>
+      <w:r>
+        <w:t>Transformer-based models do not rely on convolutions or recurrence for processing data.</w:t>
+      </w:r>
+    </w:p>
+    <w:p>
+      <w:pPr>
+        <w:pStyle w:val="NormalWeb"/>
+      </w:pPr>
+      <w:r>
+        <w:t xml:space="preserve">Instead, they use a </w:t>
+      </w:r>
+      <w:r>
+        <w:rPr>
+          <w:rStyle w:val="Strong"/>
+        </w:rPr>
+        <w:t>two-stack architecture</w:t>
+      </w:r>
+      <w:r>
+        <w:t xml:space="preserve"> consisting of:</w:t>
+      </w:r>
+    </w:p>
+    <w:p>
+      <w:pPr>
+        <w:pStyle w:val="NormalWeb"/>
+        <w:numPr>
+          <w:ilvl w:val="0"/>
+          <w:numId w:val="46"/>
+        </w:numPr>
+      </w:pPr>
+      <w:r>
+        <w:t>Encoder</w:t>
+      </w:r>
+    </w:p>
+    <w:p>
+      <w:pPr>
+        <w:pStyle w:val="NormalWeb"/>
+        <w:numPr>
+          <w:ilvl w:val="0"/>
+          <w:numId w:val="46"/>
+        </w:numPr>
+      </w:pPr>
+      <w:r>
+        <w:t>Decoder</w:t>
+      </w:r>
+    </w:p>
+    <w:p>
+      <w:pPr>
+        <w:pStyle w:val="NormalWeb"/>
+      </w:pPr>
+      <w:r>
+        <w:t>These components process an exceptionally large number of parameters to understand language patterns more effectively.</w:t>
+      </w:r>
+    </w:p>
+    <w:p>
+      <w:pPr>
+        <w:pStyle w:val="NormalWeb"/>
+      </w:pPr>
+      <w:r>
+        <w:t>Transformer models can:</w:t>
+      </w:r>
+    </w:p>
+    <w:p>
+      <w:pPr>
+        <w:pStyle w:val="NormalWeb"/>
+        <w:numPr>
+          <w:ilvl w:val="0"/>
+          <w:numId w:val="47"/>
+        </w:numPr>
+      </w:pPr>
+      <w:r>
+        <w:t>Analyze the context of words.</w:t>
+      </w:r>
+    </w:p>
+    <w:p>
+      <w:pPr>
+        <w:pStyle w:val="NormalWeb"/>
+        <w:numPr>
+          <w:ilvl w:val="0"/>
+          <w:numId w:val="47"/>
+        </w:numPr>
+      </w:pPr>
+      <w:r>
+        <w:t>Understand relationships between words.</w:t>
+      </w:r>
+    </w:p>
+    <w:p>
+      <w:pPr>
+        <w:pStyle w:val="NormalWeb"/>
+        <w:numPr>
+          <w:ilvl w:val="0"/>
+          <w:numId w:val="47"/>
+        </w:numPr>
+      </w:pPr>
+      <w:r>
+        <w:t>Capture hierarchical language patterns.</w:t>
+      </w:r>
+    </w:p>
+    <w:p>
+      <w:pPr>
+        <w:pStyle w:val="NormalWeb"/>
+        <w:numPr>
+          <w:ilvl w:val="0"/>
+          <w:numId w:val="47"/>
+        </w:numPr>
+      </w:pPr>
+      <w:r>
+        <w:t>Predict the next word in a sequence.</w:t>
+      </w:r>
+    </w:p>
+    <w:p>
+      <w:pPr>
+        <w:pStyle w:val="NormalWeb"/>
+      </w:pPr>
+      <w:r>
+        <w:t xml:space="preserve">This enables the creation of </w:t>
+      </w:r>
+      <w:r>
+        <w:rPr>
+          <w:rStyle w:val="Strong"/>
+        </w:rPr>
+        <w:t>Large Language Models (LLMs)</w:t>
+      </w:r>
+      <w:r>
+        <w:t xml:space="preserve"> capable of performing various </w:t>
+      </w:r>
+      <w:r>
+        <w:rPr>
+          <w:rStyle w:val="Strong"/>
+        </w:rPr>
+        <w:t>Natural Language Processing (NLP)</w:t>
+      </w:r>
+      <w:r>
+        <w:t xml:space="preserve"> tasks.</w:t>
+      </w:r>
+    </w:p>
+    <w:p>
+      <w:pPr>
+        <w:pStyle w:val="NormalWeb"/>
+      </w:pPr>
+      <w:r>
+        <w:t>Applications include:</w:t>
+      </w:r>
+    </w:p>
+    <w:p>
+      <w:pPr>
+        <w:pStyle w:val="NormalWeb"/>
+        <w:numPr>
+          <w:ilvl w:val="0"/>
+          <w:numId w:val="48"/>
+        </w:numPr>
+      </w:pPr>
+      <w:r>
+        <w:t>Content generation</w:t>
+      </w:r>
+    </w:p>
+    <w:p>
+      <w:pPr>
+        <w:pStyle w:val="NormalWeb"/>
+        <w:numPr>
+          <w:ilvl w:val="0"/>
+          <w:numId w:val="48"/>
+        </w:numPr>
+      </w:pPr>
+      <w:r>
+        <w:t>Predictive analysis</w:t>
+      </w:r>
+    </w:p>
+    <w:p>
+      <w:pPr>
+        <w:pStyle w:val="NormalWeb"/>
+        <w:numPr>
+          <w:ilvl w:val="0"/>
+          <w:numId w:val="48"/>
+        </w:numPr>
+      </w:pPr>
+      <w:r>
+        <w:t>Language translation</w:t>
+      </w:r>
+    </w:p>
+    <w:p>
+      <w:pPr>
+        <w:pStyle w:val="NormalWeb"/>
+        <w:numPr>
+          <w:ilvl w:val="0"/>
+          <w:numId w:val="48"/>
+        </w:numPr>
+      </w:pPr>
+      <w:r>
+        <w:t>Process automation</w:t>
+      </w:r>
+    </w:p>
+    <w:p>
+      <w:pPr>
+        <w:pStyle w:val="Heading2"/>
+      </w:pPr>
+      <w:r>
+        <w:lastRenderedPageBreak/>
+        <w:t>Large Language Models (LLMs)</w:t>
+      </w:r>
+    </w:p>
+    <w:p>
+      <w:pPr>
+        <w:pStyle w:val="NormalWeb"/>
+      </w:pPr>
+      <w:r>
+        <w:t>Large Language Models (LLMs) serve as the foundational mechanism behind Generative AI applications.</w:t>
+      </w:r>
+    </w:p>
+    <w:p>
+      <w:pPr>
+        <w:pStyle w:val="NormalWeb"/>
+      </w:pPr>
+      <w:r>
+        <w:t>Examples of LLMs include:</w:t>
+      </w:r>
+    </w:p>
+    <w:p>
+      <w:pPr>
+        <w:pStyle w:val="NormalWeb"/>
+        <w:numPr>
+          <w:ilvl w:val="0"/>
+          <w:numId w:val="49"/>
+        </w:numPr>
+      </w:pPr>
+      <w:r>
+        <w:t>OpenAI's Generative Pre-trained Transformers (GPT-3 and GPT-4)</w:t>
+      </w:r>
+    </w:p>
+    <w:p>
+      <w:pPr>
+        <w:pStyle w:val="NormalWeb"/>
+        <w:numPr>
+          <w:ilvl w:val="0"/>
+          <w:numId w:val="49"/>
+        </w:numPr>
+      </w:pPr>
+      <w:r>
+        <w:t>Google's PaLM 2</w:t>
+      </w:r>
+    </w:p>
+    <w:p>
+      <w:pPr>
+        <w:pStyle w:val="NormalWeb"/>
+        <w:numPr>
+          <w:ilvl w:val="0"/>
+          <w:numId w:val="49"/>
+        </w:numPr>
+      </w:pPr>
+      <w:r>
+        <w:t>Meta's Llama</w:t>
+      </w:r>
+    </w:p>
+    <w:p>
+      <w:pPr>
+        <w:pStyle w:val="Heading3"/>
+      </w:pPr>
+      <w:r>
+        <w:t>GPT-4 Example</w:t>
+      </w:r>
+    </w:p>
+    <w:p>
+      <w:pPr>
+        <w:pStyle w:val="NormalWeb"/>
+      </w:pPr>
+      <w:r>
+        <w:t>GPT-4 is a language processing AI model trained on a massive corpus of Internet text, including:</w:t>
+      </w:r>
+    </w:p>
+    <w:p>
+      <w:pPr>
+        <w:pStyle w:val="NormalWeb"/>
+        <w:numPr>
+          <w:ilvl w:val="0"/>
+          <w:numId w:val="50"/>
+        </w:numPr>
+      </w:pPr>
+      <w:r>
+        <w:t>Books</w:t>
+      </w:r>
+    </w:p>
+    <w:p>
+      <w:pPr>
+        <w:pStyle w:val="NormalWeb"/>
+        <w:numPr>
+          <w:ilvl w:val="0"/>
+          <w:numId w:val="50"/>
+        </w:numPr>
+      </w:pPr>
+      <w:r>
+        <w:t>Articles</w:t>
+      </w:r>
+    </w:p>
+    <w:p>
+      <w:pPr>
+        <w:pStyle w:val="NormalWeb"/>
+        <w:numPr>
+          <w:ilvl w:val="0"/>
+          <w:numId w:val="50"/>
+        </w:numPr>
+      </w:pPr>
+      <w:r>
+        <w:t>Websites</w:t>
+      </w:r>
+    </w:p>
+    <w:p>
+      <w:pPr>
+        <w:pStyle w:val="NormalWeb"/>
+      </w:pPr>
+      <w:r>
+        <w:t xml:space="preserve">The model contains </w:t>
+      </w:r>
+      <w:r>
+        <w:rPr>
+          <w:rStyle w:val="Strong"/>
+        </w:rPr>
+        <w:t>over 170 trillion parameters</w:t>
+      </w:r>
+      <w:r>
+        <w:t>, enabling it to perform advanced Natural Language Processing tasks such as:</w:t>
+      </w:r>
+    </w:p>
+    <w:p>
+      <w:pPr>
+        <w:pStyle w:val="NormalWeb"/>
+        <w:numPr>
+          <w:ilvl w:val="0"/>
+          <w:numId w:val="51"/>
+        </w:numPr>
+      </w:pPr>
+      <w:r>
+        <w:t>Content creation</w:t>
+      </w:r>
+    </w:p>
+    <w:p>
+      <w:pPr>
+        <w:pStyle w:val="NormalWeb"/>
+        <w:numPr>
+          <w:ilvl w:val="0"/>
+          <w:numId w:val="51"/>
+        </w:numPr>
+      </w:pPr>
+      <w:r>
+        <w:t>Dialogue systems</w:t>
+      </w:r>
+    </w:p>
+    <w:p>
+      <w:pPr>
+        <w:pStyle w:val="NormalWeb"/>
+        <w:numPr>
+          <w:ilvl w:val="0"/>
+          <w:numId w:val="51"/>
+        </w:numPr>
+      </w:pPr>
+      <w:r>
+        <w:t>Language translation</w:t>
+      </w:r>
+    </w:p>
+    <w:p>
+      <w:pPr>
+        <w:pStyle w:val="NormalWeb"/>
+      </w:pPr>
+      <w:r>
+        <w:t>People use GPT-4 to:</w:t>
+      </w:r>
+    </w:p>
+    <w:p>
+      <w:pPr>
+        <w:pStyle w:val="NormalWeb"/>
+        <w:numPr>
+          <w:ilvl w:val="0"/>
+          <w:numId w:val="52"/>
+        </w:numPr>
+      </w:pPr>
+      <w:r>
+        <w:t>Write high-quality essays.</w:t>
+      </w:r>
+    </w:p>
+    <w:p>
+      <w:pPr>
+        <w:pStyle w:val="NormalWeb"/>
+        <w:numPr>
+          <w:ilvl w:val="0"/>
+          <w:numId w:val="52"/>
+        </w:numPr>
+      </w:pPr>
+      <w:r>
+        <w:t>Prepare case papers.</w:t>
+      </w:r>
+    </w:p>
+    <w:p>
+      <w:pPr>
+        <w:pStyle w:val="NormalWeb"/>
+        <w:numPr>
+          <w:ilvl w:val="0"/>
+          <w:numId w:val="52"/>
+        </w:numPr>
+      </w:pPr>
+      <w:r>
+        <w:t>Perform machine translation.</w:t>
+      </w:r>
+    </w:p>
+    <w:p>
+      <w:pPr>
+        <w:pStyle w:val="NormalWeb"/>
+        <w:numPr>
+          <w:ilvl w:val="0"/>
+          <w:numId w:val="52"/>
+        </w:numPr>
+      </w:pPr>
+      <w:r>
+        <w:t>Generate summaries.</w:t>
+      </w:r>
+    </w:p>
+    <w:p>
+      <w:pPr>
+        <w:pStyle w:val="NormalWeb"/>
+      </w:pPr>
+      <w:r>
+        <w:t>Organizations use GPT-4 to:</w:t>
+      </w:r>
+    </w:p>
+    <w:p>
+      <w:pPr>
+        <w:pStyle w:val="NormalWeb"/>
+        <w:numPr>
+          <w:ilvl w:val="0"/>
+          <w:numId w:val="53"/>
+        </w:numPr>
+      </w:pPr>
+      <w:r>
+        <w:t>Power chatbots.</w:t>
+      </w:r>
+    </w:p>
+    <w:p>
+      <w:pPr>
+        <w:pStyle w:val="NormalWeb"/>
+        <w:numPr>
+          <w:ilvl w:val="0"/>
+          <w:numId w:val="53"/>
+        </w:numPr>
+      </w:pPr>
+      <w:r>
+        <w:t>Build virtual agents.</w:t>
+      </w:r>
+    </w:p>
+    <w:p>
+      <w:pPr>
+        <w:pStyle w:val="NormalWeb"/>
+        <w:numPr>
+          <w:ilvl w:val="0"/>
+          <w:numId w:val="53"/>
+        </w:numPr>
+      </w:pPr>
+      <w:r>
+        <w:t>Translate international business communications.</w:t>
+      </w:r>
+    </w:p>
+    <w:p>
+      <w:pPr>
+        <w:pStyle w:val="NormalWeb"/>
+        <w:numPr>
+          <w:ilvl w:val="0"/>
+          <w:numId w:val="53"/>
+        </w:numPr>
+      </w:pPr>
+      <w:r>
+        <w:t>Localize website content into different languages.</w:t>
+      </w:r>
+    </w:p>
+    <w:p>
+      <w:pPr>
+        <w:pStyle w:val="Heading2"/>
+      </w:pPr>
+      <w:r>
+        <w:t>Future of Large Language Models</w:t>
+      </w:r>
+    </w:p>
+    <w:p>
+      <w:pPr>
+        <w:pStyle w:val="NormalWeb"/>
+      </w:pPr>
+      <w:r>
+        <w:t>As deep learning architectures and technologies continue to evolve, Large Language Models will become increasingly capable of delivering more accurate and reliable outcomes, enabling Generative AI systems to perform increasingly complex tasks.</w:t>
+      </w:r>
+    </w:p>
+    <w:p>
+      <w:pPr>
+        <w:pStyle w:val="Heading2"/>
+      </w:pPr>
+      <w:r>
+        <w:lastRenderedPageBreak/>
+        <w:t>Key Takeaways</w:t>
+      </w:r>
+    </w:p>
+    <w:p>
+      <w:pPr>
+        <w:pStyle w:val="NormalWeb"/>
+        <w:numPr>
+          <w:ilvl w:val="0"/>
+          <w:numId w:val="54"/>
+        </w:numPr>
+      </w:pPr>
+      <w:r>
+        <w:t>Deep learning is inspired by the layered information-processing approach of the human brain.</w:t>
+      </w:r>
+    </w:p>
+    <w:p>
+      <w:pPr>
+        <w:pStyle w:val="NormalWeb"/>
+        <w:numPr>
+          <w:ilvl w:val="0"/>
+          <w:numId w:val="54"/>
+        </w:numPr>
+      </w:pPr>
+      <w:r>
+        <w:t>Artificial Neural Networks (ANNs) enable deep learning through interconnected neurons organized into input, hidden, and output layers.</w:t>
+      </w:r>
+    </w:p>
+    <w:p>
+      <w:pPr>
+        <w:pStyle w:val="NormalWeb"/>
+        <w:numPr>
+          <w:ilvl w:val="0"/>
+          <w:numId w:val="54"/>
+        </w:numPr>
+      </w:pPr>
+      <w:r>
+        <w:t xml:space="preserve">Neural networks learn by optimizing </w:t>
+      </w:r>
+      <w:r>
+        <w:rPr>
+          <w:rStyle w:val="Strong"/>
+        </w:rPr>
+        <w:t>bias</w:t>
+      </w:r>
+      <w:r>
+        <w:t xml:space="preserve"> and </w:t>
+      </w:r>
+      <w:r>
+        <w:rPr>
+          <w:rStyle w:val="Strong"/>
+        </w:rPr>
+        <w:t>weight</w:t>
+      </w:r>
+      <w:r>
+        <w:t xml:space="preserve"> parameters.</w:t>
+      </w:r>
+    </w:p>
+    <w:p>
+      <w:pPr>
+        <w:pStyle w:val="NormalWeb"/>
+        <w:numPr>
+          <w:ilvl w:val="0"/>
+          <w:numId w:val="54"/>
+        </w:numPr>
+      </w:pPr>
+      <w:r>
+        <w:t>Deep learning models can be trained using supervised or unsupervised learning.</w:t>
+      </w:r>
+    </w:p>
+    <w:p>
+      <w:pPr>
+        <w:pStyle w:val="NormalWeb"/>
+        <w:numPr>
+          <w:ilvl w:val="0"/>
+          <w:numId w:val="54"/>
+        </w:numPr>
+      </w:pPr>
+      <w:r>
+        <w:t>The quality of training data and the neural network architecture significantly influence model performance.</w:t>
+      </w:r>
+    </w:p>
+    <w:p>
+      <w:pPr>
+        <w:pStyle w:val="NormalWeb"/>
+        <w:numPr>
+          <w:ilvl w:val="0"/>
+          <w:numId w:val="54"/>
+        </w:numPr>
+      </w:pPr>
+      <w:r>
+        <w:t>The three primary deep learning architectures are CNNs, RNNs, and Transformer-based models.</w:t>
+      </w:r>
+    </w:p>
+    <w:p>
+      <w:pPr>
+        <w:pStyle w:val="NormalWeb"/>
+        <w:numPr>
+          <w:ilvl w:val="0"/>
+          <w:numId w:val="54"/>
+        </w:numPr>
+      </w:pPr>
+      <w:r>
+        <w:t>Transformer networks form the foundation of Large Language Models (LLMs).</w:t>
+      </w:r>
+    </w:p>
+    <w:p>
+      <w:pPr>
+        <w:pStyle w:val="NormalWeb"/>
+        <w:numPr>
+          <w:ilvl w:val="0"/>
+          <w:numId w:val="54"/>
+        </w:numPr>
+      </w:pPr>
+      <w:r>
+        <w:t>LLMs leverage transformer architectures to pretrain deep learning algorithms on vast datasets.</w:t>
+      </w:r>
+    </w:p>
+    <w:p>
+      <w:pPr>
+        <w:pStyle w:val="NormalWeb"/>
+        <w:numPr>
+          <w:ilvl w:val="0"/>
+          <w:numId w:val="54"/>
+        </w:numPr>
+      </w:pPr>
+      <w:r>
+        <w:t>LLMs capture patterns and hierarchies within data to generate accurate, human-like responses.</w:t>
+      </w:r>
+    </w:p>
+    <w:p>
+      <w:pPr>
+        <w:pStyle w:val="NormalWeb"/>
+        <w:numPr>
+          <w:ilvl w:val="0"/>
+          <w:numId w:val="54"/>
+        </w:numPr>
+      </w:pPr>
+      <w:r>
+        <w:t>This capability makes Generative AI scalable and enables applications such as content generation, translation, predictive analysis, and intelligent automation.</w:t>
       </w:r>
     </w:p>
     <w:p>
@@ -928,6 +2444,155 @@
     </w:lvl>
   </w:abstractNum>
   <w:abstractNum w:abstractNumId="1" w15:restartNumberingAfterBreak="0">
+    <w:nsid w:val="150752A2"/>
+    <w:multiLevelType w:val="multilevel"/>
+    <w:tmpl w:val="96C2311C"/>
+    <w:lvl w:ilvl="0">
+      <w:start w:val="1"/>
+      <w:numFmt w:val="bullet"/>
+      <w:lvlText w:val=""/>
+      <w:lvlJc w:val="left"/>
+      <w:pPr>
+        <w:tabs>
+          <w:tab w:val="num" w:pos="720"/>
+        </w:tabs>
+        <w:ind w:left="720" w:hanging="360"/>
+      </w:pPr>
+      <w:rPr>
+        <w:rFonts w:ascii="Symbol" w:hAnsi="Symbol" w:hint="default"/>
+        <w:sz w:val="20"/>
+      </w:rPr>
+    </w:lvl>
+    <w:lvl w:ilvl="1" w:tentative="1">
+      <w:start w:val="1"/>
+      <w:numFmt w:val="bullet"/>
+      <w:lvlText w:val="o"/>
+      <w:lvlJc w:val="left"/>
+      <w:pPr>
+        <w:tabs>
+          <w:tab w:val="num" w:pos="1440"/>
+        </w:tabs>
+        <w:ind w:left="1440" w:hanging="360"/>
+      </w:pPr>
+      <w:rPr>
+        <w:rFonts w:ascii="Courier New" w:hAnsi="Courier New" w:hint="default"/>
+        <w:sz w:val="20"/>
+      </w:rPr>
+    </w:lvl>
+    <w:lvl w:ilvl="2" w:tentative="1">
+      <w:start w:val="1"/>
+      <w:numFmt w:val="bullet"/>
+      <w:lvlText w:val=""/>
+      <w:lvlJc w:val="left"/>
+      <w:pPr>
+        <w:tabs>
+          <w:tab w:val="num" w:pos="2160"/>
+        </w:tabs>
+        <w:ind w:left="2160" w:hanging="360"/>
+      </w:pPr>
+      <w:rPr>
+        <w:rFonts w:ascii="Wingdings" w:hAnsi="Wingdings" w:hint="default"/>
+        <w:sz w:val="20"/>
+      </w:rPr>
+    </w:lvl>
+    <w:lvl w:ilvl="3" w:tentative="1">
+      <w:start w:val="1"/>
+      <w:numFmt w:val="bullet"/>
+      <w:lvlText w:val=""/>
+      <w:lvlJc w:val="left"/>
+      <w:pPr>
+        <w:tabs>
+          <w:tab w:val="num" w:pos="2880"/>
+        </w:tabs>
+        <w:ind w:left="2880" w:hanging="360"/>
+      </w:pPr>
+      <w:rPr>
+        <w:rFonts w:ascii="Wingdings" w:hAnsi="Wingdings" w:hint="default"/>
+        <w:sz w:val="20"/>
+      </w:rPr>
+    </w:lvl>
+    <w:lvl w:ilvl="4" w:tentative="1">
+      <w:start w:val="1"/>
+      <w:numFmt w:val="bullet"/>
+      <w:lvlText w:val=""/>
+      <w:lvlJc w:val="left"/>
+      <w:pPr>
+        <w:tabs>
+          <w:tab w:val="num" w:pos="3600"/>
+        </w:tabs>
+        <w:ind w:left="3600" w:hanging="360"/>
+      </w:pPr>
+      <w:rPr>
+        <w:rFonts w:ascii="Wingdings" w:hAnsi="Wingdings" w:hint="default"/>
+        <w:sz w:val="20"/>
+      </w:rPr>
+    </w:lvl>
+    <w:lvl w:ilvl="5" w:tentative="1">
+      <w:start w:val="1"/>
+      <w:numFmt w:val="bullet"/>
+      <w:lvlText w:val=""/>
+      <w:lvlJc w:val="left"/>
+      <w:pPr>
+        <w:tabs>
+          <w:tab w:val="num" w:pos="4320"/>
+        </w:tabs>
+        <w:ind w:left="4320" w:hanging="360"/>
+      </w:pPr>
+      <w:rPr>
+        <w:rFonts w:ascii="Wingdings" w:hAnsi="Wingdings" w:hint="default"/>
+        <w:sz w:val="20"/>
+      </w:rPr>
+    </w:lvl>
+    <w:lvl w:ilvl="6" w:tentative="1">
+      <w:start w:val="1"/>
+      <w:numFmt w:val="bullet"/>
+      <w:lvlText w:val=""/>
+      <w:lvlJc w:val="left"/>
+      <w:pPr>
+        <w:tabs>
+          <w:tab w:val="num" w:pos="5040"/>
+        </w:tabs>
+        <w:ind w:left="5040" w:hanging="360"/>
+      </w:pPr>
+      <w:rPr>
+        <w:rFonts w:ascii="Wingdings" w:hAnsi="Wingdings" w:hint="default"/>
+        <w:sz w:val="20"/>
+      </w:rPr>
+    </w:lvl>
+    <w:lvl w:ilvl="7" w:tentative="1">
+      <w:start w:val="1"/>
+      <w:numFmt w:val="bullet"/>
+      <w:lvlText w:val=""/>
+      <w:lvlJc w:val="left"/>
+      <w:pPr>
+        <w:tabs>
+          <w:tab w:val="num" w:pos="5760"/>
+        </w:tabs>
+        <w:ind w:left="5760" w:hanging="360"/>
+      </w:pPr>
+      <w:rPr>
+        <w:rFonts w:ascii="Wingdings" w:hAnsi="Wingdings" w:hint="default"/>
+        <w:sz w:val="20"/>
+      </w:rPr>
+    </w:lvl>
+    <w:lvl w:ilvl="8" w:tentative="1">
+      <w:start w:val="1"/>
+      <w:numFmt w:val="bullet"/>
+      <w:lvlText w:val=""/>
+      <w:lvlJc w:val="left"/>
+      <w:pPr>
+        <w:tabs>
+          <w:tab w:val="num" w:pos="6480"/>
+        </w:tabs>
+        <w:ind w:left="6480" w:hanging="360"/>
+      </w:pPr>
+      <w:rPr>
+        <w:rFonts w:ascii="Wingdings" w:hAnsi="Wingdings" w:hint="default"/>
+        <w:sz w:val="20"/>
+      </w:rPr>
+    </w:lvl>
+  </w:abstractNum>
+  <w:abstractNum w:abstractNumId="2" w15:restartNumberingAfterBreak="0">
     <w:nsid w:val="17C060EC"/>
     <w:multiLevelType w:val="multilevel"/>
     <w:tmpl w:val="1CA2C192"/>
@@ -1076,7 +2741,7 @@
       </w:rPr>
     </w:lvl>
   </w:abstractNum>
-  <w:abstractNum w:abstractNumId="2" w15:restartNumberingAfterBreak="0">
+  <w:abstractNum w:abstractNumId="3" w15:restartNumberingAfterBreak="0">
     <w:nsid w:val="1C313645"/>
     <w:multiLevelType w:val="multilevel"/>
     <w:tmpl w:val="45682496"/>
@@ -1225,7 +2890,305 @@
       </w:rPr>
     </w:lvl>
   </w:abstractNum>
-  <w:abstractNum w:abstractNumId="3" w15:restartNumberingAfterBreak="0">
+  <w:abstractNum w:abstractNumId="4" w15:restartNumberingAfterBreak="0">
+    <w:nsid w:val="202D0E83"/>
+    <w:multiLevelType w:val="multilevel"/>
+    <w:tmpl w:val="DB68E252"/>
+    <w:lvl w:ilvl="0">
+      <w:start w:val="1"/>
+      <w:numFmt w:val="bullet"/>
+      <w:lvlText w:val=""/>
+      <w:lvlJc w:val="left"/>
+      <w:pPr>
+        <w:tabs>
+          <w:tab w:val="num" w:pos="720"/>
+        </w:tabs>
+        <w:ind w:left="720" w:hanging="360"/>
+      </w:pPr>
+      <w:rPr>
+        <w:rFonts w:ascii="Symbol" w:hAnsi="Symbol" w:hint="default"/>
+        <w:sz w:val="20"/>
+      </w:rPr>
+    </w:lvl>
+    <w:lvl w:ilvl="1" w:tentative="1">
+      <w:start w:val="1"/>
+      <w:numFmt w:val="bullet"/>
+      <w:lvlText w:val="o"/>
+      <w:lvlJc w:val="left"/>
+      <w:pPr>
+        <w:tabs>
+          <w:tab w:val="num" w:pos="1440"/>
+        </w:tabs>
+        <w:ind w:left="1440" w:hanging="360"/>
+      </w:pPr>
+      <w:rPr>
+        <w:rFonts w:ascii="Courier New" w:hAnsi="Courier New" w:hint="default"/>
+        <w:sz w:val="20"/>
+      </w:rPr>
+    </w:lvl>
+    <w:lvl w:ilvl="2" w:tentative="1">
+      <w:start w:val="1"/>
+      <w:numFmt w:val="bullet"/>
+      <w:lvlText w:val=""/>
+      <w:lvlJc w:val="left"/>
+      <w:pPr>
+        <w:tabs>
+          <w:tab w:val="num" w:pos="2160"/>
+        </w:tabs>
+        <w:ind w:left="2160" w:hanging="360"/>
+      </w:pPr>
+      <w:rPr>
+        <w:rFonts w:ascii="Wingdings" w:hAnsi="Wingdings" w:hint="default"/>
+        <w:sz w:val="20"/>
+      </w:rPr>
+    </w:lvl>
+    <w:lvl w:ilvl="3" w:tentative="1">
+      <w:start w:val="1"/>
+      <w:numFmt w:val="bullet"/>
+      <w:lvlText w:val=""/>
+      <w:lvlJc w:val="left"/>
+      <w:pPr>
+        <w:tabs>
+          <w:tab w:val="num" w:pos="2880"/>
+        </w:tabs>
+        <w:ind w:left="2880" w:hanging="360"/>
+      </w:pPr>
+      <w:rPr>
+        <w:rFonts w:ascii="Wingdings" w:hAnsi="Wingdings" w:hint="default"/>
+        <w:sz w:val="20"/>
+      </w:rPr>
+    </w:lvl>
+    <w:lvl w:ilvl="4" w:tentative="1">
+      <w:start w:val="1"/>
+      <w:numFmt w:val="bullet"/>
+      <w:lvlText w:val=""/>
+      <w:lvlJc w:val="left"/>
+      <w:pPr>
+        <w:tabs>
+          <w:tab w:val="num" w:pos="3600"/>
+        </w:tabs>
+        <w:ind w:left="3600" w:hanging="360"/>
+      </w:pPr>
+      <w:rPr>
+        <w:rFonts w:ascii="Wingdings" w:hAnsi="Wingdings" w:hint="default"/>
+        <w:sz w:val="20"/>
+      </w:rPr>
+    </w:lvl>
+    <w:lvl w:ilvl="5" w:tentative="1">
+      <w:start w:val="1"/>
+      <w:numFmt w:val="bullet"/>
+      <w:lvlText w:val=""/>
+      <w:lvlJc w:val="left"/>
+      <w:pPr>
+        <w:tabs>
+          <w:tab w:val="num" w:pos="4320"/>
+        </w:tabs>
+        <w:ind w:left="4320" w:hanging="360"/>
+      </w:pPr>
+      <w:rPr>
+        <w:rFonts w:ascii="Wingdings" w:hAnsi="Wingdings" w:hint="default"/>
+        <w:sz w:val="20"/>
+      </w:rPr>
+    </w:lvl>
+    <w:lvl w:ilvl="6" w:tentative="1">
+      <w:start w:val="1"/>
+      <w:numFmt w:val="bullet"/>
+      <w:lvlText w:val=""/>
+      <w:lvlJc w:val="left"/>
+      <w:pPr>
+        <w:tabs>
+          <w:tab w:val="num" w:pos="5040"/>
+        </w:tabs>
+        <w:ind w:left="5040" w:hanging="360"/>
+      </w:pPr>
+      <w:rPr>
+        <w:rFonts w:ascii="Wingdings" w:hAnsi="Wingdings" w:hint="default"/>
+        <w:sz w:val="20"/>
+      </w:rPr>
+    </w:lvl>
+    <w:lvl w:ilvl="7" w:tentative="1">
+      <w:start w:val="1"/>
+      <w:numFmt w:val="bullet"/>
+      <w:lvlText w:val=""/>
+      <w:lvlJc w:val="left"/>
+      <w:pPr>
+        <w:tabs>
+          <w:tab w:val="num" w:pos="5760"/>
+        </w:tabs>
+        <w:ind w:left="5760" w:hanging="360"/>
+      </w:pPr>
+      <w:rPr>
+        <w:rFonts w:ascii="Wingdings" w:hAnsi="Wingdings" w:hint="default"/>
+        <w:sz w:val="20"/>
+      </w:rPr>
+    </w:lvl>
+    <w:lvl w:ilvl="8" w:tentative="1">
+      <w:start w:val="1"/>
+      <w:numFmt w:val="bullet"/>
+      <w:lvlText w:val=""/>
+      <w:lvlJc w:val="left"/>
+      <w:pPr>
+        <w:tabs>
+          <w:tab w:val="num" w:pos="6480"/>
+        </w:tabs>
+        <w:ind w:left="6480" w:hanging="360"/>
+      </w:pPr>
+      <w:rPr>
+        <w:rFonts w:ascii="Wingdings" w:hAnsi="Wingdings" w:hint="default"/>
+        <w:sz w:val="20"/>
+      </w:rPr>
+    </w:lvl>
+  </w:abstractNum>
+  <w:abstractNum w:abstractNumId="5" w15:restartNumberingAfterBreak="0">
+    <w:nsid w:val="258B7163"/>
+    <w:multiLevelType w:val="multilevel"/>
+    <w:tmpl w:val="71FA28AE"/>
+    <w:lvl w:ilvl="0">
+      <w:start w:val="1"/>
+      <w:numFmt w:val="bullet"/>
+      <w:lvlText w:val=""/>
+      <w:lvlJc w:val="left"/>
+      <w:pPr>
+        <w:tabs>
+          <w:tab w:val="num" w:pos="720"/>
+        </w:tabs>
+        <w:ind w:left="720" w:hanging="360"/>
+      </w:pPr>
+      <w:rPr>
+        <w:rFonts w:ascii="Symbol" w:hAnsi="Symbol" w:hint="default"/>
+        <w:sz w:val="20"/>
+      </w:rPr>
+    </w:lvl>
+    <w:lvl w:ilvl="1" w:tentative="1">
+      <w:start w:val="1"/>
+      <w:numFmt w:val="bullet"/>
+      <w:lvlText w:val="o"/>
+      <w:lvlJc w:val="left"/>
+      <w:pPr>
+        <w:tabs>
+          <w:tab w:val="num" w:pos="1440"/>
+        </w:tabs>
+        <w:ind w:left="1440" w:hanging="360"/>
+      </w:pPr>
+      <w:rPr>
+        <w:rFonts w:ascii="Courier New" w:hAnsi="Courier New" w:hint="default"/>
+        <w:sz w:val="20"/>
+      </w:rPr>
+    </w:lvl>
+    <w:lvl w:ilvl="2" w:tentative="1">
+      <w:start w:val="1"/>
+      <w:numFmt w:val="bullet"/>
+      <w:lvlText w:val=""/>
+      <w:lvlJc w:val="left"/>
+      <w:pPr>
+        <w:tabs>
+          <w:tab w:val="num" w:pos="2160"/>
+        </w:tabs>
+        <w:ind w:left="2160" w:hanging="360"/>
+      </w:pPr>
+      <w:rPr>
+        <w:rFonts w:ascii="Wingdings" w:hAnsi="Wingdings" w:hint="default"/>
+        <w:sz w:val="20"/>
+      </w:rPr>
+    </w:lvl>
+    <w:lvl w:ilvl="3" w:tentative="1">
+      <w:start w:val="1"/>
+      <w:numFmt w:val="bullet"/>
+      <w:lvlText w:val=""/>
+      <w:lvlJc w:val="left"/>
+      <w:pPr>
+        <w:tabs>
+          <w:tab w:val="num" w:pos="2880"/>
+        </w:tabs>
+        <w:ind w:left="2880" w:hanging="360"/>
+      </w:pPr>
+      <w:rPr>
+        <w:rFonts w:ascii="Wingdings" w:hAnsi="Wingdings" w:hint="default"/>
+        <w:sz w:val="20"/>
+      </w:rPr>
+    </w:lvl>
+    <w:lvl w:ilvl="4" w:tentative="1">
+      <w:start w:val="1"/>
+      <w:numFmt w:val="bullet"/>
+      <w:lvlText w:val=""/>
+      <w:lvlJc w:val="left"/>
+      <w:pPr>
+        <w:tabs>
+          <w:tab w:val="num" w:pos="3600"/>
+        </w:tabs>
+        <w:ind w:left="3600" w:hanging="360"/>
+      </w:pPr>
+      <w:rPr>
+        <w:rFonts w:ascii="Wingdings" w:hAnsi="Wingdings" w:hint="default"/>
+        <w:sz w:val="20"/>
+      </w:rPr>
+    </w:lvl>
+    <w:lvl w:ilvl="5" w:tentative="1">
+      <w:start w:val="1"/>
+      <w:numFmt w:val="bullet"/>
+      <w:lvlText w:val=""/>
+      <w:lvlJc w:val="left"/>
+      <w:pPr>
+        <w:tabs>
+          <w:tab w:val="num" w:pos="4320"/>
+        </w:tabs>
+        <w:ind w:left="4320" w:hanging="360"/>
+      </w:pPr>
+      <w:rPr>
+        <w:rFonts w:ascii="Wingdings" w:hAnsi="Wingdings" w:hint="default"/>
+        <w:sz w:val="20"/>
+      </w:rPr>
+    </w:lvl>
+    <w:lvl w:ilvl="6" w:tentative="1">
+      <w:start w:val="1"/>
+      <w:numFmt w:val="bullet"/>
+      <w:lvlText w:val=""/>
+      <w:lvlJc w:val="left"/>
+      <w:pPr>
+        <w:tabs>
+          <w:tab w:val="num" w:pos="5040"/>
+        </w:tabs>
+        <w:ind w:left="5040" w:hanging="360"/>
+      </w:pPr>
+      <w:rPr>
+        <w:rFonts w:ascii="Wingdings" w:hAnsi="Wingdings" w:hint="default"/>
+        <w:sz w:val="20"/>
+      </w:rPr>
+    </w:lvl>
+    <w:lvl w:ilvl="7" w:tentative="1">
+      <w:start w:val="1"/>
+      <w:numFmt w:val="bullet"/>
+      <w:lvlText w:val=""/>
+      <w:lvlJc w:val="left"/>
+      <w:pPr>
+        <w:tabs>
+          <w:tab w:val="num" w:pos="5760"/>
+        </w:tabs>
+        <w:ind w:left="5760" w:hanging="360"/>
+      </w:pPr>
+      <w:rPr>
+        <w:rFonts w:ascii="Wingdings" w:hAnsi="Wingdings" w:hint="default"/>
+        <w:sz w:val="20"/>
+      </w:rPr>
+    </w:lvl>
+    <w:lvl w:ilvl="8" w:tentative="1">
+      <w:start w:val="1"/>
+      <w:numFmt w:val="bullet"/>
+      <w:lvlText w:val=""/>
+      <w:lvlJc w:val="left"/>
+      <w:pPr>
+        <w:tabs>
+          <w:tab w:val="num" w:pos="6480"/>
+        </w:tabs>
+        <w:ind w:left="6480" w:hanging="360"/>
+      </w:pPr>
+      <w:rPr>
+        <w:rFonts w:ascii="Wingdings" w:hAnsi="Wingdings" w:hint="default"/>
+        <w:sz w:val="20"/>
+      </w:rPr>
+    </w:lvl>
+  </w:abstractNum>
+  <w:abstractNum w:abstractNumId="6" w15:restartNumberingAfterBreak="0">
     <w:nsid w:val="26106C50"/>
     <w:multiLevelType w:val="multilevel"/>
     <w:tmpl w:val="D9869F06"/>
@@ -1338,7 +3301,156 @@
       </w:pPr>
     </w:lvl>
   </w:abstractNum>
-  <w:abstractNum w:abstractNumId="4" w15:restartNumberingAfterBreak="0">
+  <w:abstractNum w:abstractNumId="7" w15:restartNumberingAfterBreak="0">
+    <w:nsid w:val="26B76ADD"/>
+    <w:multiLevelType w:val="multilevel"/>
+    <w:tmpl w:val="C74EB8B8"/>
+    <w:lvl w:ilvl="0">
+      <w:start w:val="1"/>
+      <w:numFmt w:val="bullet"/>
+      <w:lvlText w:val=""/>
+      <w:lvlJc w:val="left"/>
+      <w:pPr>
+        <w:tabs>
+          <w:tab w:val="num" w:pos="720"/>
+        </w:tabs>
+        <w:ind w:left="720" w:hanging="360"/>
+      </w:pPr>
+      <w:rPr>
+        <w:rFonts w:ascii="Symbol" w:hAnsi="Symbol" w:hint="default"/>
+        <w:sz w:val="20"/>
+      </w:rPr>
+    </w:lvl>
+    <w:lvl w:ilvl="1" w:tentative="1">
+      <w:start w:val="1"/>
+      <w:numFmt w:val="bullet"/>
+      <w:lvlText w:val="o"/>
+      <w:lvlJc w:val="left"/>
+      <w:pPr>
+        <w:tabs>
+          <w:tab w:val="num" w:pos="1440"/>
+        </w:tabs>
+        <w:ind w:left="1440" w:hanging="360"/>
+      </w:pPr>
+      <w:rPr>
+        <w:rFonts w:ascii="Courier New" w:hAnsi="Courier New" w:hint="default"/>
+        <w:sz w:val="20"/>
+      </w:rPr>
+    </w:lvl>
+    <w:lvl w:ilvl="2" w:tentative="1">
+      <w:start w:val="1"/>
+      <w:numFmt w:val="bullet"/>
+      <w:lvlText w:val=""/>
+      <w:lvlJc w:val="left"/>
+      <w:pPr>
+        <w:tabs>
+          <w:tab w:val="num" w:pos="2160"/>
+        </w:tabs>
+        <w:ind w:left="2160" w:hanging="360"/>
+      </w:pPr>
+      <w:rPr>
+        <w:rFonts w:ascii="Wingdings" w:hAnsi="Wingdings" w:hint="default"/>
+        <w:sz w:val="20"/>
+      </w:rPr>
+    </w:lvl>
+    <w:lvl w:ilvl="3" w:tentative="1">
+      <w:start w:val="1"/>
+      <w:numFmt w:val="bullet"/>
+      <w:lvlText w:val=""/>
+      <w:lvlJc w:val="left"/>
+      <w:pPr>
+        <w:tabs>
+          <w:tab w:val="num" w:pos="2880"/>
+        </w:tabs>
+        <w:ind w:left="2880" w:hanging="360"/>
+      </w:pPr>
+      <w:rPr>
+        <w:rFonts w:ascii="Wingdings" w:hAnsi="Wingdings" w:hint="default"/>
+        <w:sz w:val="20"/>
+      </w:rPr>
+    </w:lvl>
+    <w:lvl w:ilvl="4" w:tentative="1">
+      <w:start w:val="1"/>
+      <w:numFmt w:val="bullet"/>
+      <w:lvlText w:val=""/>
+      <w:lvlJc w:val="left"/>
+      <w:pPr>
+        <w:tabs>
+          <w:tab w:val="num" w:pos="3600"/>
+        </w:tabs>
+        <w:ind w:left="3600" w:hanging="360"/>
+      </w:pPr>
+      <w:rPr>
+        <w:rFonts w:ascii="Wingdings" w:hAnsi="Wingdings" w:hint="default"/>
+        <w:sz w:val="20"/>
+      </w:rPr>
+    </w:lvl>
+    <w:lvl w:ilvl="5" w:tentative="1">
+      <w:start w:val="1"/>
+      <w:numFmt w:val="bullet"/>
+      <w:lvlText w:val=""/>
+      <w:lvlJc w:val="left"/>
+      <w:pPr>
+        <w:tabs>
+          <w:tab w:val="num" w:pos="4320"/>
+        </w:tabs>
+        <w:ind w:left="4320" w:hanging="360"/>
+      </w:pPr>
+      <w:rPr>
+        <w:rFonts w:ascii="Wingdings" w:hAnsi="Wingdings" w:hint="default"/>
+        <w:sz w:val="20"/>
+      </w:rPr>
+    </w:lvl>
+    <w:lvl w:ilvl="6" w:tentative="1">
+      <w:start w:val="1"/>
+      <w:numFmt w:val="bullet"/>
+      <w:lvlText w:val=""/>
+      <w:lvlJc w:val="left"/>
+      <w:pPr>
+        <w:tabs>
+          <w:tab w:val="num" w:pos="5040"/>
+        </w:tabs>
+        <w:ind w:left="5040" w:hanging="360"/>
+      </w:pPr>
+      <w:rPr>
+        <w:rFonts w:ascii="Wingdings" w:hAnsi="Wingdings" w:hint="default"/>
+        <w:sz w:val="20"/>
+      </w:rPr>
+    </w:lvl>
+    <w:lvl w:ilvl="7" w:tentative="1">
+      <w:start w:val="1"/>
+      <w:numFmt w:val="bullet"/>
+      <w:lvlText w:val=""/>
+      <w:lvlJc w:val="left"/>
+      <w:pPr>
+        <w:tabs>
+          <w:tab w:val="num" w:pos="5760"/>
+        </w:tabs>
+        <w:ind w:left="5760" w:hanging="360"/>
+      </w:pPr>
+      <w:rPr>
+        <w:rFonts w:ascii="Wingdings" w:hAnsi="Wingdings" w:hint="default"/>
+        <w:sz w:val="20"/>
+      </w:rPr>
+    </w:lvl>
+    <w:lvl w:ilvl="8" w:tentative="1">
+      <w:start w:val="1"/>
+      <w:numFmt w:val="bullet"/>
+      <w:lvlText w:val=""/>
+      <w:lvlJc w:val="left"/>
+      <w:pPr>
+        <w:tabs>
+          <w:tab w:val="num" w:pos="6480"/>
+        </w:tabs>
+        <w:ind w:left="6480" w:hanging="360"/>
+      </w:pPr>
+      <w:rPr>
+        <w:rFonts w:ascii="Wingdings" w:hAnsi="Wingdings" w:hint="default"/>
+        <w:sz w:val="20"/>
+      </w:rPr>
+    </w:lvl>
+  </w:abstractNum>
+  <w:abstractNum w:abstractNumId="8" w15:restartNumberingAfterBreak="0">
     <w:nsid w:val="2F643968"/>
     <w:multiLevelType w:val="multilevel"/>
     <w:tmpl w:val="398CF822"/>
@@ -1487,7 +3599,305 @@
       </w:rPr>
     </w:lvl>
   </w:abstractNum>
-  <w:abstractNum w:abstractNumId="5" w15:restartNumberingAfterBreak="0">
+  <w:abstractNum w:abstractNumId="9" w15:restartNumberingAfterBreak="0">
+    <w:nsid w:val="318C7CEC"/>
+    <w:multiLevelType w:val="multilevel"/>
+    <w:tmpl w:val="840056AA"/>
+    <w:lvl w:ilvl="0">
+      <w:start w:val="1"/>
+      <w:numFmt w:val="bullet"/>
+      <w:lvlText w:val=""/>
+      <w:lvlJc w:val="left"/>
+      <w:pPr>
+        <w:tabs>
+          <w:tab w:val="num" w:pos="720"/>
+        </w:tabs>
+        <w:ind w:left="720" w:hanging="360"/>
+      </w:pPr>
+      <w:rPr>
+        <w:rFonts w:ascii="Symbol" w:hAnsi="Symbol" w:hint="default"/>
+        <w:sz w:val="20"/>
+      </w:rPr>
+    </w:lvl>
+    <w:lvl w:ilvl="1" w:tentative="1">
+      <w:start w:val="1"/>
+      <w:numFmt w:val="bullet"/>
+      <w:lvlText w:val="o"/>
+      <w:lvlJc w:val="left"/>
+      <w:pPr>
+        <w:tabs>
+          <w:tab w:val="num" w:pos="1440"/>
+        </w:tabs>
+        <w:ind w:left="1440" w:hanging="360"/>
+      </w:pPr>
+      <w:rPr>
+        <w:rFonts w:ascii="Courier New" w:hAnsi="Courier New" w:hint="default"/>
+        <w:sz w:val="20"/>
+      </w:rPr>
+    </w:lvl>
+    <w:lvl w:ilvl="2" w:tentative="1">
+      <w:start w:val="1"/>
+      <w:numFmt w:val="bullet"/>
+      <w:lvlText w:val=""/>
+      <w:lvlJc w:val="left"/>
+      <w:pPr>
+        <w:tabs>
+          <w:tab w:val="num" w:pos="2160"/>
+        </w:tabs>
+        <w:ind w:left="2160" w:hanging="360"/>
+      </w:pPr>
+      <w:rPr>
+        <w:rFonts w:ascii="Wingdings" w:hAnsi="Wingdings" w:hint="default"/>
+        <w:sz w:val="20"/>
+      </w:rPr>
+    </w:lvl>
+    <w:lvl w:ilvl="3" w:tentative="1">
+      <w:start w:val="1"/>
+      <w:numFmt w:val="bullet"/>
+      <w:lvlText w:val=""/>
+      <w:lvlJc w:val="left"/>
+      <w:pPr>
+        <w:tabs>
+          <w:tab w:val="num" w:pos="2880"/>
+        </w:tabs>
+        <w:ind w:left="2880" w:hanging="360"/>
+      </w:pPr>
+      <w:rPr>
+        <w:rFonts w:ascii="Wingdings" w:hAnsi="Wingdings" w:hint="default"/>
+        <w:sz w:val="20"/>
+      </w:rPr>
+    </w:lvl>
+    <w:lvl w:ilvl="4" w:tentative="1">
+      <w:start w:val="1"/>
+      <w:numFmt w:val="bullet"/>
+      <w:lvlText w:val=""/>
+      <w:lvlJc w:val="left"/>
+      <w:pPr>
+        <w:tabs>
+          <w:tab w:val="num" w:pos="3600"/>
+        </w:tabs>
+        <w:ind w:left="3600" w:hanging="360"/>
+      </w:pPr>
+      <w:rPr>
+        <w:rFonts w:ascii="Wingdings" w:hAnsi="Wingdings" w:hint="default"/>
+        <w:sz w:val="20"/>
+      </w:rPr>
+    </w:lvl>
+    <w:lvl w:ilvl="5" w:tentative="1">
+      <w:start w:val="1"/>
+      <w:numFmt w:val="bullet"/>
+      <w:lvlText w:val=""/>
+      <w:lvlJc w:val="left"/>
+      <w:pPr>
+        <w:tabs>
+          <w:tab w:val="num" w:pos="4320"/>
+        </w:tabs>
+        <w:ind w:left="4320" w:hanging="360"/>
+      </w:pPr>
+      <w:rPr>
+        <w:rFonts w:ascii="Wingdings" w:hAnsi="Wingdings" w:hint="default"/>
+        <w:sz w:val="20"/>
+      </w:rPr>
+    </w:lvl>
+    <w:lvl w:ilvl="6" w:tentative="1">
+      <w:start w:val="1"/>
+      <w:numFmt w:val="bullet"/>
+      <w:lvlText w:val=""/>
+      <w:lvlJc w:val="left"/>
+      <w:pPr>
+        <w:tabs>
+          <w:tab w:val="num" w:pos="5040"/>
+        </w:tabs>
+        <w:ind w:left="5040" w:hanging="360"/>
+      </w:pPr>
+      <w:rPr>
+        <w:rFonts w:ascii="Wingdings" w:hAnsi="Wingdings" w:hint="default"/>
+        <w:sz w:val="20"/>
+      </w:rPr>
+    </w:lvl>
+    <w:lvl w:ilvl="7" w:tentative="1">
+      <w:start w:val="1"/>
+      <w:numFmt w:val="bullet"/>
+      <w:lvlText w:val=""/>
+      <w:lvlJc w:val="left"/>
+      <w:pPr>
+        <w:tabs>
+          <w:tab w:val="num" w:pos="5760"/>
+        </w:tabs>
+        <w:ind w:left="5760" w:hanging="360"/>
+      </w:pPr>
+      <w:rPr>
+        <w:rFonts w:ascii="Wingdings" w:hAnsi="Wingdings" w:hint="default"/>
+        <w:sz w:val="20"/>
+      </w:rPr>
+    </w:lvl>
+    <w:lvl w:ilvl="8" w:tentative="1">
+      <w:start w:val="1"/>
+      <w:numFmt w:val="bullet"/>
+      <w:lvlText w:val=""/>
+      <w:lvlJc w:val="left"/>
+      <w:pPr>
+        <w:tabs>
+          <w:tab w:val="num" w:pos="6480"/>
+        </w:tabs>
+        <w:ind w:left="6480" w:hanging="360"/>
+      </w:pPr>
+      <w:rPr>
+        <w:rFonts w:ascii="Wingdings" w:hAnsi="Wingdings" w:hint="default"/>
+        <w:sz w:val="20"/>
+      </w:rPr>
+    </w:lvl>
+  </w:abstractNum>
+  <w:abstractNum w:abstractNumId="10" w15:restartNumberingAfterBreak="0">
+    <w:nsid w:val="35513289"/>
+    <w:multiLevelType w:val="multilevel"/>
+    <w:tmpl w:val="E2662854"/>
+    <w:lvl w:ilvl="0">
+      <w:start w:val="1"/>
+      <w:numFmt w:val="bullet"/>
+      <w:lvlText w:val=""/>
+      <w:lvlJc w:val="left"/>
+      <w:pPr>
+        <w:tabs>
+          <w:tab w:val="num" w:pos="720"/>
+        </w:tabs>
+        <w:ind w:left="720" w:hanging="360"/>
+      </w:pPr>
+      <w:rPr>
+        <w:rFonts w:ascii="Symbol" w:hAnsi="Symbol" w:hint="default"/>
+        <w:sz w:val="20"/>
+      </w:rPr>
+    </w:lvl>
+    <w:lvl w:ilvl="1" w:tentative="1">
+      <w:start w:val="1"/>
+      <w:numFmt w:val="bullet"/>
+      <w:lvlText w:val="o"/>
+      <w:lvlJc w:val="left"/>
+      <w:pPr>
+        <w:tabs>
+          <w:tab w:val="num" w:pos="1440"/>
+        </w:tabs>
+        <w:ind w:left="1440" w:hanging="360"/>
+      </w:pPr>
+      <w:rPr>
+        <w:rFonts w:ascii="Courier New" w:hAnsi="Courier New" w:hint="default"/>
+        <w:sz w:val="20"/>
+      </w:rPr>
+    </w:lvl>
+    <w:lvl w:ilvl="2" w:tentative="1">
+      <w:start w:val="1"/>
+      <w:numFmt w:val="bullet"/>
+      <w:lvlText w:val=""/>
+      <w:lvlJc w:val="left"/>
+      <w:pPr>
+        <w:tabs>
+          <w:tab w:val="num" w:pos="2160"/>
+        </w:tabs>
+        <w:ind w:left="2160" w:hanging="360"/>
+      </w:pPr>
+      <w:rPr>
+        <w:rFonts w:ascii="Wingdings" w:hAnsi="Wingdings" w:hint="default"/>
+        <w:sz w:val="20"/>
+      </w:rPr>
+    </w:lvl>
+    <w:lvl w:ilvl="3" w:tentative="1">
+      <w:start w:val="1"/>
+      <w:numFmt w:val="bullet"/>
+      <w:lvlText w:val=""/>
+      <w:lvlJc w:val="left"/>
+      <w:pPr>
+        <w:tabs>
+          <w:tab w:val="num" w:pos="2880"/>
+        </w:tabs>
+        <w:ind w:left="2880" w:hanging="360"/>
+      </w:pPr>
+      <w:rPr>
+        <w:rFonts w:ascii="Wingdings" w:hAnsi="Wingdings" w:hint="default"/>
+        <w:sz w:val="20"/>
+      </w:rPr>
+    </w:lvl>
+    <w:lvl w:ilvl="4" w:tentative="1">
+      <w:start w:val="1"/>
+      <w:numFmt w:val="bullet"/>
+      <w:lvlText w:val=""/>
+      <w:lvlJc w:val="left"/>
+      <w:pPr>
+        <w:tabs>
+          <w:tab w:val="num" w:pos="3600"/>
+        </w:tabs>
+        <w:ind w:left="3600" w:hanging="360"/>
+      </w:pPr>
+      <w:rPr>
+        <w:rFonts w:ascii="Wingdings" w:hAnsi="Wingdings" w:hint="default"/>
+        <w:sz w:val="20"/>
+      </w:rPr>
+    </w:lvl>
+    <w:lvl w:ilvl="5" w:tentative="1">
+      <w:start w:val="1"/>
+      <w:numFmt w:val="bullet"/>
+      <w:lvlText w:val=""/>
+      <w:lvlJc w:val="left"/>
+      <w:pPr>
+        <w:tabs>
+          <w:tab w:val="num" w:pos="4320"/>
+        </w:tabs>
+        <w:ind w:left="4320" w:hanging="360"/>
+      </w:pPr>
+      <w:rPr>
+        <w:rFonts w:ascii="Wingdings" w:hAnsi="Wingdings" w:hint="default"/>
+        <w:sz w:val="20"/>
+      </w:rPr>
+    </w:lvl>
+    <w:lvl w:ilvl="6" w:tentative="1">
+      <w:start w:val="1"/>
+      <w:numFmt w:val="bullet"/>
+      <w:lvlText w:val=""/>
+      <w:lvlJc w:val="left"/>
+      <w:pPr>
+        <w:tabs>
+          <w:tab w:val="num" w:pos="5040"/>
+        </w:tabs>
+        <w:ind w:left="5040" w:hanging="360"/>
+      </w:pPr>
+      <w:rPr>
+        <w:rFonts w:ascii="Wingdings" w:hAnsi="Wingdings" w:hint="default"/>
+        <w:sz w:val="20"/>
+      </w:rPr>
+    </w:lvl>
+    <w:lvl w:ilvl="7" w:tentative="1">
+      <w:start w:val="1"/>
+      <w:numFmt w:val="bullet"/>
+      <w:lvlText w:val=""/>
+      <w:lvlJc w:val="left"/>
+      <w:pPr>
+        <w:tabs>
+          <w:tab w:val="num" w:pos="5760"/>
+        </w:tabs>
+        <w:ind w:left="5760" w:hanging="360"/>
+      </w:pPr>
+      <w:rPr>
+        <w:rFonts w:ascii="Wingdings" w:hAnsi="Wingdings" w:hint="default"/>
+        <w:sz w:val="20"/>
+      </w:rPr>
+    </w:lvl>
+    <w:lvl w:ilvl="8" w:tentative="1">
+      <w:start w:val="1"/>
+      <w:numFmt w:val="bullet"/>
+      <w:lvlText w:val=""/>
+      <w:lvlJc w:val="left"/>
+      <w:pPr>
+        <w:tabs>
+          <w:tab w:val="num" w:pos="6480"/>
+        </w:tabs>
+        <w:ind w:left="6480" w:hanging="360"/>
+      </w:pPr>
+      <w:rPr>
+        <w:rFonts w:ascii="Wingdings" w:hAnsi="Wingdings" w:hint="default"/>
+        <w:sz w:val="20"/>
+      </w:rPr>
+    </w:lvl>
+  </w:abstractNum>
+  <w:abstractNum w:abstractNumId="11" w15:restartNumberingAfterBreak="0">
     <w:nsid w:val="37562966"/>
     <w:multiLevelType w:val="multilevel"/>
     <w:tmpl w:val="D2EE95EE"/>
@@ -1636,7 +4046,7 @@
       </w:rPr>
     </w:lvl>
   </w:abstractNum>
-  <w:abstractNum w:abstractNumId="6" w15:restartNumberingAfterBreak="0">
+  <w:abstractNum w:abstractNumId="12" w15:restartNumberingAfterBreak="0">
     <w:nsid w:val="37C65F6E"/>
     <w:multiLevelType w:val="multilevel"/>
     <w:tmpl w:val="9E188722"/>
@@ -1785,7 +4195,7 @@
       </w:rPr>
     </w:lvl>
   </w:abstractNum>
-  <w:abstractNum w:abstractNumId="7" w15:restartNumberingAfterBreak="0">
+  <w:abstractNum w:abstractNumId="13" w15:restartNumberingAfterBreak="0">
     <w:nsid w:val="384C78CB"/>
     <w:multiLevelType w:val="multilevel"/>
     <w:tmpl w:val="9BE65B8E"/>
@@ -1876,7 +4286,7 @@
       </w:pPr>
     </w:lvl>
   </w:abstractNum>
-  <w:abstractNum w:abstractNumId="8" w15:restartNumberingAfterBreak="0">
+  <w:abstractNum w:abstractNumId="14" w15:restartNumberingAfterBreak="0">
     <w:nsid w:val="3858393F"/>
     <w:multiLevelType w:val="multilevel"/>
     <w:tmpl w:val="E7DC6810"/>
@@ -2025,7 +4435,156 @@
       </w:rPr>
     </w:lvl>
   </w:abstractNum>
-  <w:abstractNum w:abstractNumId="9" w15:restartNumberingAfterBreak="0">
+  <w:abstractNum w:abstractNumId="15" w15:restartNumberingAfterBreak="0">
+    <w:nsid w:val="3C4F64A0"/>
+    <w:multiLevelType w:val="multilevel"/>
+    <w:tmpl w:val="4126BF96"/>
+    <w:lvl w:ilvl="0">
+      <w:start w:val="1"/>
+      <w:numFmt w:val="bullet"/>
+      <w:lvlText w:val=""/>
+      <w:lvlJc w:val="left"/>
+      <w:pPr>
+        <w:tabs>
+          <w:tab w:val="num" w:pos="720"/>
+        </w:tabs>
+        <w:ind w:left="720" w:hanging="360"/>
+      </w:pPr>
+      <w:rPr>
+        <w:rFonts w:ascii="Symbol" w:hAnsi="Symbol" w:hint="default"/>
+        <w:sz w:val="20"/>
+      </w:rPr>
+    </w:lvl>
+    <w:lvl w:ilvl="1" w:tentative="1">
+      <w:start w:val="1"/>
+      <w:numFmt w:val="bullet"/>
+      <w:lvlText w:val="o"/>
+      <w:lvlJc w:val="left"/>
+      <w:pPr>
+        <w:tabs>
+          <w:tab w:val="num" w:pos="1440"/>
+        </w:tabs>
+        <w:ind w:left="1440" w:hanging="360"/>
+      </w:pPr>
+      <w:rPr>
+        <w:rFonts w:ascii="Courier New" w:hAnsi="Courier New" w:hint="default"/>
+        <w:sz w:val="20"/>
+      </w:rPr>
+    </w:lvl>
+    <w:lvl w:ilvl="2" w:tentative="1">
+      <w:start w:val="1"/>
+      <w:numFmt w:val="bullet"/>
+      <w:lvlText w:val=""/>
+      <w:lvlJc w:val="left"/>
+      <w:pPr>
+        <w:tabs>
+          <w:tab w:val="num" w:pos="2160"/>
+        </w:tabs>
+        <w:ind w:left="2160" w:hanging="360"/>
+      </w:pPr>
+      <w:rPr>
+        <w:rFonts w:ascii="Wingdings" w:hAnsi="Wingdings" w:hint="default"/>
+        <w:sz w:val="20"/>
+      </w:rPr>
+    </w:lvl>
+    <w:lvl w:ilvl="3" w:tentative="1">
+      <w:start w:val="1"/>
+      <w:numFmt w:val="bullet"/>
+      <w:lvlText w:val=""/>
+      <w:lvlJc w:val="left"/>
+      <w:pPr>
+        <w:tabs>
+          <w:tab w:val="num" w:pos="2880"/>
+        </w:tabs>
+        <w:ind w:left="2880" w:hanging="360"/>
+      </w:pPr>
+      <w:rPr>
+        <w:rFonts w:ascii="Wingdings" w:hAnsi="Wingdings" w:hint="default"/>
+        <w:sz w:val="20"/>
+      </w:rPr>
+    </w:lvl>
+    <w:lvl w:ilvl="4" w:tentative="1">
+      <w:start w:val="1"/>
+      <w:numFmt w:val="bullet"/>
+      <w:lvlText w:val=""/>
+      <w:lvlJc w:val="left"/>
+      <w:pPr>
+        <w:tabs>
+          <w:tab w:val="num" w:pos="3600"/>
+        </w:tabs>
+        <w:ind w:left="3600" w:hanging="360"/>
+      </w:pPr>
+      <w:rPr>
+        <w:rFonts w:ascii="Wingdings" w:hAnsi="Wingdings" w:hint="default"/>
+        <w:sz w:val="20"/>
+      </w:rPr>
+    </w:lvl>
+    <w:lvl w:ilvl="5" w:tentative="1">
+      <w:start w:val="1"/>
+      <w:numFmt w:val="bullet"/>
+      <w:lvlText w:val=""/>
+      <w:lvlJc w:val="left"/>
+      <w:pPr>
+        <w:tabs>
+          <w:tab w:val="num" w:pos="4320"/>
+        </w:tabs>
+        <w:ind w:left="4320" w:hanging="360"/>
+      </w:pPr>
+      <w:rPr>
+        <w:rFonts w:ascii="Wingdings" w:hAnsi="Wingdings" w:hint="default"/>
+        <w:sz w:val="20"/>
+      </w:rPr>
+    </w:lvl>
+    <w:lvl w:ilvl="6" w:tentative="1">
+      <w:start w:val="1"/>
+      <w:numFmt w:val="bullet"/>
+      <w:lvlText w:val=""/>
+      <w:lvlJc w:val="left"/>
+      <w:pPr>
+        <w:tabs>
+          <w:tab w:val="num" w:pos="5040"/>
+        </w:tabs>
+        <w:ind w:left="5040" w:hanging="360"/>
+      </w:pPr>
+      <w:rPr>
+        <w:rFonts w:ascii="Wingdings" w:hAnsi="Wingdings" w:hint="default"/>
+        <w:sz w:val="20"/>
+      </w:rPr>
+    </w:lvl>
+    <w:lvl w:ilvl="7" w:tentative="1">
+      <w:start w:val="1"/>
+      <w:numFmt w:val="bullet"/>
+      <w:lvlText w:val=""/>
+      <w:lvlJc w:val="left"/>
+      <w:pPr>
+        <w:tabs>
+          <w:tab w:val="num" w:pos="5760"/>
+        </w:tabs>
+        <w:ind w:left="5760" w:hanging="360"/>
+      </w:pPr>
+      <w:rPr>
+        <w:rFonts w:ascii="Wingdings" w:hAnsi="Wingdings" w:hint="default"/>
+        <w:sz w:val="20"/>
+      </w:rPr>
+    </w:lvl>
+    <w:lvl w:ilvl="8" w:tentative="1">
+      <w:start w:val="1"/>
+      <w:numFmt w:val="bullet"/>
+      <w:lvlText w:val=""/>
+      <w:lvlJc w:val="left"/>
+      <w:pPr>
+        <w:tabs>
+          <w:tab w:val="num" w:pos="6480"/>
+        </w:tabs>
+        <w:ind w:left="6480" w:hanging="360"/>
+      </w:pPr>
+      <w:rPr>
+        <w:rFonts w:ascii="Wingdings" w:hAnsi="Wingdings" w:hint="default"/>
+        <w:sz w:val="20"/>
+      </w:rPr>
+    </w:lvl>
+  </w:abstractNum>
+  <w:abstractNum w:abstractNumId="16" w15:restartNumberingAfterBreak="0">
     <w:nsid w:val="41BA488D"/>
     <w:multiLevelType w:val="multilevel"/>
     <w:tmpl w:val="4260AB64"/>
@@ -2111,7 +4670,7 @@
       </w:pPr>
     </w:lvl>
   </w:abstractNum>
-  <w:abstractNum w:abstractNumId="10" w15:restartNumberingAfterBreak="0">
+  <w:abstractNum w:abstractNumId="17" w15:restartNumberingAfterBreak="0">
     <w:nsid w:val="41E82BAE"/>
     <w:multiLevelType w:val="multilevel"/>
     <w:tmpl w:val="BB2AC3EC"/>
@@ -2260,7 +4819,305 @@
       </w:rPr>
     </w:lvl>
   </w:abstractNum>
-  <w:abstractNum w:abstractNumId="11" w15:restartNumberingAfterBreak="0">
+  <w:abstractNum w:abstractNumId="18" w15:restartNumberingAfterBreak="0">
+    <w:nsid w:val="422308DF"/>
+    <w:multiLevelType w:val="multilevel"/>
+    <w:tmpl w:val="0DB41F70"/>
+    <w:lvl w:ilvl="0">
+      <w:start w:val="1"/>
+      <w:numFmt w:val="bullet"/>
+      <w:lvlText w:val=""/>
+      <w:lvlJc w:val="left"/>
+      <w:pPr>
+        <w:tabs>
+          <w:tab w:val="num" w:pos="720"/>
+        </w:tabs>
+        <w:ind w:left="720" w:hanging="360"/>
+      </w:pPr>
+      <w:rPr>
+        <w:rFonts w:ascii="Symbol" w:hAnsi="Symbol" w:hint="default"/>
+        <w:sz w:val="20"/>
+      </w:rPr>
+    </w:lvl>
+    <w:lvl w:ilvl="1" w:tentative="1">
+      <w:start w:val="1"/>
+      <w:numFmt w:val="bullet"/>
+      <w:lvlText w:val="o"/>
+      <w:lvlJc w:val="left"/>
+      <w:pPr>
+        <w:tabs>
+          <w:tab w:val="num" w:pos="1440"/>
+        </w:tabs>
+        <w:ind w:left="1440" w:hanging="360"/>
+      </w:pPr>
+      <w:rPr>
+        <w:rFonts w:ascii="Courier New" w:hAnsi="Courier New" w:hint="default"/>
+        <w:sz w:val="20"/>
+      </w:rPr>
+    </w:lvl>
+    <w:lvl w:ilvl="2" w:tentative="1">
+      <w:start w:val="1"/>
+      <w:numFmt w:val="bullet"/>
+      <w:lvlText w:val=""/>
+      <w:lvlJc w:val="left"/>
+      <w:pPr>
+        <w:tabs>
+          <w:tab w:val="num" w:pos="2160"/>
+        </w:tabs>
+        <w:ind w:left="2160" w:hanging="360"/>
+      </w:pPr>
+      <w:rPr>
+        <w:rFonts w:ascii="Wingdings" w:hAnsi="Wingdings" w:hint="default"/>
+        <w:sz w:val="20"/>
+      </w:rPr>
+    </w:lvl>
+    <w:lvl w:ilvl="3" w:tentative="1">
+      <w:start w:val="1"/>
+      <w:numFmt w:val="bullet"/>
+      <w:lvlText w:val=""/>
+      <w:lvlJc w:val="left"/>
+      <w:pPr>
+        <w:tabs>
+          <w:tab w:val="num" w:pos="2880"/>
+        </w:tabs>
+        <w:ind w:left="2880" w:hanging="360"/>
+      </w:pPr>
+      <w:rPr>
+        <w:rFonts w:ascii="Wingdings" w:hAnsi="Wingdings" w:hint="default"/>
+        <w:sz w:val="20"/>
+      </w:rPr>
+    </w:lvl>
+    <w:lvl w:ilvl="4" w:tentative="1">
+      <w:start w:val="1"/>
+      <w:numFmt w:val="bullet"/>
+      <w:lvlText w:val=""/>
+      <w:lvlJc w:val="left"/>
+      <w:pPr>
+        <w:tabs>
+          <w:tab w:val="num" w:pos="3600"/>
+        </w:tabs>
+        <w:ind w:left="3600" w:hanging="360"/>
+      </w:pPr>
+      <w:rPr>
+        <w:rFonts w:ascii="Wingdings" w:hAnsi="Wingdings" w:hint="default"/>
+        <w:sz w:val="20"/>
+      </w:rPr>
+    </w:lvl>
+    <w:lvl w:ilvl="5" w:tentative="1">
+      <w:start w:val="1"/>
+      <w:numFmt w:val="bullet"/>
+      <w:lvlText w:val=""/>
+      <w:lvlJc w:val="left"/>
+      <w:pPr>
+        <w:tabs>
+          <w:tab w:val="num" w:pos="4320"/>
+        </w:tabs>
+        <w:ind w:left="4320" w:hanging="360"/>
+      </w:pPr>
+      <w:rPr>
+        <w:rFonts w:ascii="Wingdings" w:hAnsi="Wingdings" w:hint="default"/>
+        <w:sz w:val="20"/>
+      </w:rPr>
+    </w:lvl>
+    <w:lvl w:ilvl="6" w:tentative="1">
+      <w:start w:val="1"/>
+      <w:numFmt w:val="bullet"/>
+      <w:lvlText w:val=""/>
+      <w:lvlJc w:val="left"/>
+      <w:pPr>
+        <w:tabs>
+          <w:tab w:val="num" w:pos="5040"/>
+        </w:tabs>
+        <w:ind w:left="5040" w:hanging="360"/>
+      </w:pPr>
+      <w:rPr>
+        <w:rFonts w:ascii="Wingdings" w:hAnsi="Wingdings" w:hint="default"/>
+        <w:sz w:val="20"/>
+      </w:rPr>
+    </w:lvl>
+    <w:lvl w:ilvl="7" w:tentative="1">
+      <w:start w:val="1"/>
+      <w:numFmt w:val="bullet"/>
+      <w:lvlText w:val=""/>
+      <w:lvlJc w:val="left"/>
+      <w:pPr>
+        <w:tabs>
+          <w:tab w:val="num" w:pos="5760"/>
+        </w:tabs>
+        <w:ind w:left="5760" w:hanging="360"/>
+      </w:pPr>
+      <w:rPr>
+        <w:rFonts w:ascii="Wingdings" w:hAnsi="Wingdings" w:hint="default"/>
+        <w:sz w:val="20"/>
+      </w:rPr>
+    </w:lvl>
+    <w:lvl w:ilvl="8" w:tentative="1">
+      <w:start w:val="1"/>
+      <w:numFmt w:val="bullet"/>
+      <w:lvlText w:val=""/>
+      <w:lvlJc w:val="left"/>
+      <w:pPr>
+        <w:tabs>
+          <w:tab w:val="num" w:pos="6480"/>
+        </w:tabs>
+        <w:ind w:left="6480" w:hanging="360"/>
+      </w:pPr>
+      <w:rPr>
+        <w:rFonts w:ascii="Wingdings" w:hAnsi="Wingdings" w:hint="default"/>
+        <w:sz w:val="20"/>
+      </w:rPr>
+    </w:lvl>
+  </w:abstractNum>
+  <w:abstractNum w:abstractNumId="19" w15:restartNumberingAfterBreak="0">
+    <w:nsid w:val="4305639D"/>
+    <w:multiLevelType w:val="multilevel"/>
+    <w:tmpl w:val="8F2ABED0"/>
+    <w:lvl w:ilvl="0">
+      <w:start w:val="1"/>
+      <w:numFmt w:val="bullet"/>
+      <w:lvlText w:val=""/>
+      <w:lvlJc w:val="left"/>
+      <w:pPr>
+        <w:tabs>
+          <w:tab w:val="num" w:pos="720"/>
+        </w:tabs>
+        <w:ind w:left="720" w:hanging="360"/>
+      </w:pPr>
+      <w:rPr>
+        <w:rFonts w:ascii="Symbol" w:hAnsi="Symbol" w:hint="default"/>
+        <w:sz w:val="20"/>
+      </w:rPr>
+    </w:lvl>
+    <w:lvl w:ilvl="1" w:tentative="1">
+      <w:start w:val="1"/>
+      <w:numFmt w:val="bullet"/>
+      <w:lvlText w:val="o"/>
+      <w:lvlJc w:val="left"/>
+      <w:pPr>
+        <w:tabs>
+          <w:tab w:val="num" w:pos="1440"/>
+        </w:tabs>
+        <w:ind w:left="1440" w:hanging="360"/>
+      </w:pPr>
+      <w:rPr>
+        <w:rFonts w:ascii="Courier New" w:hAnsi="Courier New" w:hint="default"/>
+        <w:sz w:val="20"/>
+      </w:rPr>
+    </w:lvl>
+    <w:lvl w:ilvl="2" w:tentative="1">
+      <w:start w:val="1"/>
+      <w:numFmt w:val="bullet"/>
+      <w:lvlText w:val=""/>
+      <w:lvlJc w:val="left"/>
+      <w:pPr>
+        <w:tabs>
+          <w:tab w:val="num" w:pos="2160"/>
+        </w:tabs>
+        <w:ind w:left="2160" w:hanging="360"/>
+      </w:pPr>
+      <w:rPr>
+        <w:rFonts w:ascii="Wingdings" w:hAnsi="Wingdings" w:hint="default"/>
+        <w:sz w:val="20"/>
+      </w:rPr>
+    </w:lvl>
+    <w:lvl w:ilvl="3" w:tentative="1">
+      <w:start w:val="1"/>
+      <w:numFmt w:val="bullet"/>
+      <w:lvlText w:val=""/>
+      <w:lvlJc w:val="left"/>
+      <w:pPr>
+        <w:tabs>
+          <w:tab w:val="num" w:pos="2880"/>
+        </w:tabs>
+        <w:ind w:left="2880" w:hanging="360"/>
+      </w:pPr>
+      <w:rPr>
+        <w:rFonts w:ascii="Wingdings" w:hAnsi="Wingdings" w:hint="default"/>
+        <w:sz w:val="20"/>
+      </w:rPr>
+    </w:lvl>
+    <w:lvl w:ilvl="4" w:tentative="1">
+      <w:start w:val="1"/>
+      <w:numFmt w:val="bullet"/>
+      <w:lvlText w:val=""/>
+      <w:lvlJc w:val="left"/>
+      <w:pPr>
+        <w:tabs>
+          <w:tab w:val="num" w:pos="3600"/>
+        </w:tabs>
+        <w:ind w:left="3600" w:hanging="360"/>
+      </w:pPr>
+      <w:rPr>
+        <w:rFonts w:ascii="Wingdings" w:hAnsi="Wingdings" w:hint="default"/>
+        <w:sz w:val="20"/>
+      </w:rPr>
+    </w:lvl>
+    <w:lvl w:ilvl="5" w:tentative="1">
+      <w:start w:val="1"/>
+      <w:numFmt w:val="bullet"/>
+      <w:lvlText w:val=""/>
+      <w:lvlJc w:val="left"/>
+      <w:pPr>
+        <w:tabs>
+          <w:tab w:val="num" w:pos="4320"/>
+        </w:tabs>
+        <w:ind w:left="4320" w:hanging="360"/>
+      </w:pPr>
+      <w:rPr>
+        <w:rFonts w:ascii="Wingdings" w:hAnsi="Wingdings" w:hint="default"/>
+        <w:sz w:val="20"/>
+      </w:rPr>
+    </w:lvl>
+    <w:lvl w:ilvl="6" w:tentative="1">
+      <w:start w:val="1"/>
+      <w:numFmt w:val="bullet"/>
+      <w:lvlText w:val=""/>
+      <w:lvlJc w:val="left"/>
+      <w:pPr>
+        <w:tabs>
+          <w:tab w:val="num" w:pos="5040"/>
+        </w:tabs>
+        <w:ind w:left="5040" w:hanging="360"/>
+      </w:pPr>
+      <w:rPr>
+        <w:rFonts w:ascii="Wingdings" w:hAnsi="Wingdings" w:hint="default"/>
+        <w:sz w:val="20"/>
+      </w:rPr>
+    </w:lvl>
+    <w:lvl w:ilvl="7" w:tentative="1">
+      <w:start w:val="1"/>
+      <w:numFmt w:val="bullet"/>
+      <w:lvlText w:val=""/>
+      <w:lvlJc w:val="left"/>
+      <w:pPr>
+        <w:tabs>
+          <w:tab w:val="num" w:pos="5760"/>
+        </w:tabs>
+        <w:ind w:left="5760" w:hanging="360"/>
+      </w:pPr>
+      <w:rPr>
+        <w:rFonts w:ascii="Wingdings" w:hAnsi="Wingdings" w:hint="default"/>
+        <w:sz w:val="20"/>
+      </w:rPr>
+    </w:lvl>
+    <w:lvl w:ilvl="8" w:tentative="1">
+      <w:start w:val="1"/>
+      <w:numFmt w:val="bullet"/>
+      <w:lvlText w:val=""/>
+      <w:lvlJc w:val="left"/>
+      <w:pPr>
+        <w:tabs>
+          <w:tab w:val="num" w:pos="6480"/>
+        </w:tabs>
+        <w:ind w:left="6480" w:hanging="360"/>
+      </w:pPr>
+      <w:rPr>
+        <w:rFonts w:ascii="Wingdings" w:hAnsi="Wingdings" w:hint="default"/>
+        <w:sz w:val="20"/>
+      </w:rPr>
+    </w:lvl>
+  </w:abstractNum>
+  <w:abstractNum w:abstractNumId="20" w15:restartNumberingAfterBreak="0">
     <w:nsid w:val="4A7776E7"/>
     <w:multiLevelType w:val="multilevel"/>
     <w:tmpl w:val="BCE07874"/>
@@ -2409,7 +5266,7 @@
       </w:rPr>
     </w:lvl>
   </w:abstractNum>
-  <w:abstractNum w:abstractNumId="12" w15:restartNumberingAfterBreak="0">
+  <w:abstractNum w:abstractNumId="21" w15:restartNumberingAfterBreak="0">
     <w:nsid w:val="4A7B1505"/>
     <w:multiLevelType w:val="multilevel"/>
     <w:tmpl w:val="43E40CB6"/>
@@ -2558,7 +5415,156 @@
       </w:rPr>
     </w:lvl>
   </w:abstractNum>
-  <w:abstractNum w:abstractNumId="13" w15:restartNumberingAfterBreak="0">
+  <w:abstractNum w:abstractNumId="22" w15:restartNumberingAfterBreak="0">
+    <w:nsid w:val="4AAD199C"/>
+    <w:multiLevelType w:val="multilevel"/>
+    <w:tmpl w:val="76D2D050"/>
+    <w:lvl w:ilvl="0">
+      <w:start w:val="1"/>
+      <w:numFmt w:val="bullet"/>
+      <w:lvlText w:val=""/>
+      <w:lvlJc w:val="left"/>
+      <w:pPr>
+        <w:tabs>
+          <w:tab w:val="num" w:pos="720"/>
+        </w:tabs>
+        <w:ind w:left="720" w:hanging="360"/>
+      </w:pPr>
+      <w:rPr>
+        <w:rFonts w:ascii="Symbol" w:hAnsi="Symbol" w:hint="default"/>
+        <w:sz w:val="20"/>
+      </w:rPr>
+    </w:lvl>
+    <w:lvl w:ilvl="1" w:tentative="1">
+      <w:start w:val="1"/>
+      <w:numFmt w:val="bullet"/>
+      <w:lvlText w:val="o"/>
+      <w:lvlJc w:val="left"/>
+      <w:pPr>
+        <w:tabs>
+          <w:tab w:val="num" w:pos="1440"/>
+        </w:tabs>
+        <w:ind w:left="1440" w:hanging="360"/>
+      </w:pPr>
+      <w:rPr>
+        <w:rFonts w:ascii="Courier New" w:hAnsi="Courier New" w:hint="default"/>
+        <w:sz w:val="20"/>
+      </w:rPr>
+    </w:lvl>
+    <w:lvl w:ilvl="2" w:tentative="1">
+      <w:start w:val="1"/>
+      <w:numFmt w:val="bullet"/>
+      <w:lvlText w:val=""/>
+      <w:lvlJc w:val="left"/>
+      <w:pPr>
+        <w:tabs>
+          <w:tab w:val="num" w:pos="2160"/>
+        </w:tabs>
+        <w:ind w:left="2160" w:hanging="360"/>
+      </w:pPr>
+      <w:rPr>
+        <w:rFonts w:ascii="Wingdings" w:hAnsi="Wingdings" w:hint="default"/>
+        <w:sz w:val="20"/>
+      </w:rPr>
+    </w:lvl>
+    <w:lvl w:ilvl="3" w:tentative="1">
+      <w:start w:val="1"/>
+      <w:numFmt w:val="bullet"/>
+      <w:lvlText w:val=""/>
+      <w:lvlJc w:val="left"/>
+      <w:pPr>
+        <w:tabs>
+          <w:tab w:val="num" w:pos="2880"/>
+        </w:tabs>
+        <w:ind w:left="2880" w:hanging="360"/>
+      </w:pPr>
+      <w:rPr>
+        <w:rFonts w:ascii="Wingdings" w:hAnsi="Wingdings" w:hint="default"/>
+        <w:sz w:val="20"/>
+      </w:rPr>
+    </w:lvl>
+    <w:lvl w:ilvl="4" w:tentative="1">
+      <w:start w:val="1"/>
+      <w:numFmt w:val="bullet"/>
+      <w:lvlText w:val=""/>
+      <w:lvlJc w:val="left"/>
+      <w:pPr>
+        <w:tabs>
+          <w:tab w:val="num" w:pos="3600"/>
+        </w:tabs>
+        <w:ind w:left="3600" w:hanging="360"/>
+      </w:pPr>
+      <w:rPr>
+        <w:rFonts w:ascii="Wingdings" w:hAnsi="Wingdings" w:hint="default"/>
+        <w:sz w:val="20"/>
+      </w:rPr>
+    </w:lvl>
+    <w:lvl w:ilvl="5" w:tentative="1">
+      <w:start w:val="1"/>
+      <w:numFmt w:val="bullet"/>
+      <w:lvlText w:val=""/>
+      <w:lvlJc w:val="left"/>
+      <w:pPr>
+        <w:tabs>
+          <w:tab w:val="num" w:pos="4320"/>
+        </w:tabs>
+        <w:ind w:left="4320" w:hanging="360"/>
+      </w:pPr>
+      <w:rPr>
+        <w:rFonts w:ascii="Wingdings" w:hAnsi="Wingdings" w:hint="default"/>
+        <w:sz w:val="20"/>
+      </w:rPr>
+    </w:lvl>
+    <w:lvl w:ilvl="6" w:tentative="1">
+      <w:start w:val="1"/>
+      <w:numFmt w:val="bullet"/>
+      <w:lvlText w:val=""/>
+      <w:lvlJc w:val="left"/>
+      <w:pPr>
+        <w:tabs>
+          <w:tab w:val="num" w:pos="5040"/>
+        </w:tabs>
+        <w:ind w:left="5040" w:hanging="360"/>
+      </w:pPr>
+      <w:rPr>
+        <w:rFonts w:ascii="Wingdings" w:hAnsi="Wingdings" w:hint="default"/>
+        <w:sz w:val="20"/>
+      </w:rPr>
+    </w:lvl>
+    <w:lvl w:ilvl="7" w:tentative="1">
+      <w:start w:val="1"/>
+      <w:numFmt w:val="bullet"/>
+      <w:lvlText w:val=""/>
+      <w:lvlJc w:val="left"/>
+      <w:pPr>
+        <w:tabs>
+          <w:tab w:val="num" w:pos="5760"/>
+        </w:tabs>
+        <w:ind w:left="5760" w:hanging="360"/>
+      </w:pPr>
+      <w:rPr>
+        <w:rFonts w:ascii="Wingdings" w:hAnsi="Wingdings" w:hint="default"/>
+        <w:sz w:val="20"/>
+      </w:rPr>
+    </w:lvl>
+    <w:lvl w:ilvl="8" w:tentative="1">
+      <w:start w:val="1"/>
+      <w:numFmt w:val="bullet"/>
+      <w:lvlText w:val=""/>
+      <w:lvlJc w:val="left"/>
+      <w:pPr>
+        <w:tabs>
+          <w:tab w:val="num" w:pos="6480"/>
+        </w:tabs>
+        <w:ind w:left="6480" w:hanging="360"/>
+      </w:pPr>
+      <w:rPr>
+        <w:rFonts w:ascii="Wingdings" w:hAnsi="Wingdings" w:hint="default"/>
+        <w:sz w:val="20"/>
+      </w:rPr>
+    </w:lvl>
+  </w:abstractNum>
+  <w:abstractNum w:abstractNumId="23" w15:restartNumberingAfterBreak="0">
     <w:nsid w:val="4F4A7D4F"/>
     <w:multiLevelType w:val="multilevel"/>
     <w:tmpl w:val="34306C4E"/>
@@ -2707,7 +5713,901 @@
       </w:rPr>
     </w:lvl>
   </w:abstractNum>
-  <w:abstractNum w:abstractNumId="14" w15:restartNumberingAfterBreak="0">
+  <w:abstractNum w:abstractNumId="24" w15:restartNumberingAfterBreak="0">
+    <w:nsid w:val="510578A4"/>
+    <w:multiLevelType w:val="multilevel"/>
+    <w:tmpl w:val="00844A32"/>
+    <w:lvl w:ilvl="0">
+      <w:start w:val="1"/>
+      <w:numFmt w:val="bullet"/>
+      <w:lvlText w:val=""/>
+      <w:lvlJc w:val="left"/>
+      <w:pPr>
+        <w:tabs>
+          <w:tab w:val="num" w:pos="720"/>
+        </w:tabs>
+        <w:ind w:left="720" w:hanging="360"/>
+      </w:pPr>
+      <w:rPr>
+        <w:rFonts w:ascii="Symbol" w:hAnsi="Symbol" w:hint="default"/>
+        <w:sz w:val="20"/>
+      </w:rPr>
+    </w:lvl>
+    <w:lvl w:ilvl="1" w:tentative="1">
+      <w:start w:val="1"/>
+      <w:numFmt w:val="bullet"/>
+      <w:lvlText w:val="o"/>
+      <w:lvlJc w:val="left"/>
+      <w:pPr>
+        <w:tabs>
+          <w:tab w:val="num" w:pos="1440"/>
+        </w:tabs>
+        <w:ind w:left="1440" w:hanging="360"/>
+      </w:pPr>
+      <w:rPr>
+        <w:rFonts w:ascii="Courier New" w:hAnsi="Courier New" w:hint="default"/>
+        <w:sz w:val="20"/>
+      </w:rPr>
+    </w:lvl>
+    <w:lvl w:ilvl="2" w:tentative="1">
+      <w:start w:val="1"/>
+      <w:numFmt w:val="bullet"/>
+      <w:lvlText w:val=""/>
+      <w:lvlJc w:val="left"/>
+      <w:pPr>
+        <w:tabs>
+          <w:tab w:val="num" w:pos="2160"/>
+        </w:tabs>
+        <w:ind w:left="2160" w:hanging="360"/>
+      </w:pPr>
+      <w:rPr>
+        <w:rFonts w:ascii="Wingdings" w:hAnsi="Wingdings" w:hint="default"/>
+        <w:sz w:val="20"/>
+      </w:rPr>
+    </w:lvl>
+    <w:lvl w:ilvl="3" w:tentative="1">
+      <w:start w:val="1"/>
+      <w:numFmt w:val="bullet"/>
+      <w:lvlText w:val=""/>
+      <w:lvlJc w:val="left"/>
+      <w:pPr>
+        <w:tabs>
+          <w:tab w:val="num" w:pos="2880"/>
+        </w:tabs>
+        <w:ind w:left="2880" w:hanging="360"/>
+      </w:pPr>
+      <w:rPr>
+        <w:rFonts w:ascii="Wingdings" w:hAnsi="Wingdings" w:hint="default"/>
+        <w:sz w:val="20"/>
+      </w:rPr>
+    </w:lvl>
+    <w:lvl w:ilvl="4" w:tentative="1">
+      <w:start w:val="1"/>
+      <w:numFmt w:val="bullet"/>
+      <w:lvlText w:val=""/>
+      <w:lvlJc w:val="left"/>
+      <w:pPr>
+        <w:tabs>
+          <w:tab w:val="num" w:pos="3600"/>
+        </w:tabs>
+        <w:ind w:left="3600" w:hanging="360"/>
+      </w:pPr>
+      <w:rPr>
+        <w:rFonts w:ascii="Wingdings" w:hAnsi="Wingdings" w:hint="default"/>
+        <w:sz w:val="20"/>
+      </w:rPr>
+    </w:lvl>
+    <w:lvl w:ilvl="5" w:tentative="1">
+      <w:start w:val="1"/>
+      <w:numFmt w:val="bullet"/>
+      <w:lvlText w:val=""/>
+      <w:lvlJc w:val="left"/>
+      <w:pPr>
+        <w:tabs>
+          <w:tab w:val="num" w:pos="4320"/>
+        </w:tabs>
+        <w:ind w:left="4320" w:hanging="360"/>
+      </w:pPr>
+      <w:rPr>
+        <w:rFonts w:ascii="Wingdings" w:hAnsi="Wingdings" w:hint="default"/>
+        <w:sz w:val="20"/>
+      </w:rPr>
+    </w:lvl>
+    <w:lvl w:ilvl="6" w:tentative="1">
+      <w:start w:val="1"/>
+      <w:numFmt w:val="bullet"/>
+      <w:lvlText w:val=""/>
+      <w:lvlJc w:val="left"/>
+      <w:pPr>
+        <w:tabs>
+          <w:tab w:val="num" w:pos="5040"/>
+        </w:tabs>
+        <w:ind w:left="5040" w:hanging="360"/>
+      </w:pPr>
+      <w:rPr>
+        <w:rFonts w:ascii="Wingdings" w:hAnsi="Wingdings" w:hint="default"/>
+        <w:sz w:val="20"/>
+      </w:rPr>
+    </w:lvl>
+    <w:lvl w:ilvl="7" w:tentative="1">
+      <w:start w:val="1"/>
+      <w:numFmt w:val="bullet"/>
+      <w:lvlText w:val=""/>
+      <w:lvlJc w:val="left"/>
+      <w:pPr>
+        <w:tabs>
+          <w:tab w:val="num" w:pos="5760"/>
+        </w:tabs>
+        <w:ind w:left="5760" w:hanging="360"/>
+      </w:pPr>
+      <w:rPr>
+        <w:rFonts w:ascii="Wingdings" w:hAnsi="Wingdings" w:hint="default"/>
+        <w:sz w:val="20"/>
+      </w:rPr>
+    </w:lvl>
+    <w:lvl w:ilvl="8" w:tentative="1">
+      <w:start w:val="1"/>
+      <w:numFmt w:val="bullet"/>
+      <w:lvlText w:val=""/>
+      <w:lvlJc w:val="left"/>
+      <w:pPr>
+        <w:tabs>
+          <w:tab w:val="num" w:pos="6480"/>
+        </w:tabs>
+        <w:ind w:left="6480" w:hanging="360"/>
+      </w:pPr>
+      <w:rPr>
+        <w:rFonts w:ascii="Wingdings" w:hAnsi="Wingdings" w:hint="default"/>
+        <w:sz w:val="20"/>
+      </w:rPr>
+    </w:lvl>
+  </w:abstractNum>
+  <w:abstractNum w:abstractNumId="25" w15:restartNumberingAfterBreak="0">
+    <w:nsid w:val="51FC7E00"/>
+    <w:multiLevelType w:val="multilevel"/>
+    <w:tmpl w:val="45C02A4A"/>
+    <w:lvl w:ilvl="0">
+      <w:start w:val="1"/>
+      <w:numFmt w:val="bullet"/>
+      <w:lvlText w:val=""/>
+      <w:lvlJc w:val="left"/>
+      <w:pPr>
+        <w:tabs>
+          <w:tab w:val="num" w:pos="720"/>
+        </w:tabs>
+        <w:ind w:left="720" w:hanging="360"/>
+      </w:pPr>
+      <w:rPr>
+        <w:rFonts w:ascii="Symbol" w:hAnsi="Symbol" w:hint="default"/>
+        <w:sz w:val="20"/>
+      </w:rPr>
+    </w:lvl>
+    <w:lvl w:ilvl="1" w:tentative="1">
+      <w:start w:val="1"/>
+      <w:numFmt w:val="bullet"/>
+      <w:lvlText w:val="o"/>
+      <w:lvlJc w:val="left"/>
+      <w:pPr>
+        <w:tabs>
+          <w:tab w:val="num" w:pos="1440"/>
+        </w:tabs>
+        <w:ind w:left="1440" w:hanging="360"/>
+      </w:pPr>
+      <w:rPr>
+        <w:rFonts w:ascii="Courier New" w:hAnsi="Courier New" w:hint="default"/>
+        <w:sz w:val="20"/>
+      </w:rPr>
+    </w:lvl>
+    <w:lvl w:ilvl="2" w:tentative="1">
+      <w:start w:val="1"/>
+      <w:numFmt w:val="bullet"/>
+      <w:lvlText w:val=""/>
+      <w:lvlJc w:val="left"/>
+      <w:pPr>
+        <w:tabs>
+          <w:tab w:val="num" w:pos="2160"/>
+        </w:tabs>
+        <w:ind w:left="2160" w:hanging="360"/>
+      </w:pPr>
+      <w:rPr>
+        <w:rFonts w:ascii="Wingdings" w:hAnsi="Wingdings" w:hint="default"/>
+        <w:sz w:val="20"/>
+      </w:rPr>
+    </w:lvl>
+    <w:lvl w:ilvl="3" w:tentative="1">
+      <w:start w:val="1"/>
+      <w:numFmt w:val="bullet"/>
+      <w:lvlText w:val=""/>
+      <w:lvlJc w:val="left"/>
+      <w:pPr>
+        <w:tabs>
+          <w:tab w:val="num" w:pos="2880"/>
+        </w:tabs>
+        <w:ind w:left="2880" w:hanging="360"/>
+      </w:pPr>
+      <w:rPr>
+        <w:rFonts w:ascii="Wingdings" w:hAnsi="Wingdings" w:hint="default"/>
+        <w:sz w:val="20"/>
+      </w:rPr>
+    </w:lvl>
+    <w:lvl w:ilvl="4" w:tentative="1">
+      <w:start w:val="1"/>
+      <w:numFmt w:val="bullet"/>
+      <w:lvlText w:val=""/>
+      <w:lvlJc w:val="left"/>
+      <w:pPr>
+        <w:tabs>
+          <w:tab w:val="num" w:pos="3600"/>
+        </w:tabs>
+        <w:ind w:left="3600" w:hanging="360"/>
+      </w:pPr>
+      <w:rPr>
+        <w:rFonts w:ascii="Wingdings" w:hAnsi="Wingdings" w:hint="default"/>
+        <w:sz w:val="20"/>
+      </w:rPr>
+    </w:lvl>
+    <w:lvl w:ilvl="5" w:tentative="1">
+      <w:start w:val="1"/>
+      <w:numFmt w:val="bullet"/>
+      <w:lvlText w:val=""/>
+      <w:lvlJc w:val="left"/>
+      <w:pPr>
+        <w:tabs>
+          <w:tab w:val="num" w:pos="4320"/>
+        </w:tabs>
+        <w:ind w:left="4320" w:hanging="360"/>
+      </w:pPr>
+      <w:rPr>
+        <w:rFonts w:ascii="Wingdings" w:hAnsi="Wingdings" w:hint="default"/>
+        <w:sz w:val="20"/>
+      </w:rPr>
+    </w:lvl>
+    <w:lvl w:ilvl="6" w:tentative="1">
+      <w:start w:val="1"/>
+      <w:numFmt w:val="bullet"/>
+      <w:lvlText w:val=""/>
+      <w:lvlJc w:val="left"/>
+      <w:pPr>
+        <w:tabs>
+          <w:tab w:val="num" w:pos="5040"/>
+        </w:tabs>
+        <w:ind w:left="5040" w:hanging="360"/>
+      </w:pPr>
+      <w:rPr>
+        <w:rFonts w:ascii="Wingdings" w:hAnsi="Wingdings" w:hint="default"/>
+        <w:sz w:val="20"/>
+      </w:rPr>
+    </w:lvl>
+    <w:lvl w:ilvl="7" w:tentative="1">
+      <w:start w:val="1"/>
+      <w:numFmt w:val="bullet"/>
+      <w:lvlText w:val=""/>
+      <w:lvlJc w:val="left"/>
+      <w:pPr>
+        <w:tabs>
+          <w:tab w:val="num" w:pos="5760"/>
+        </w:tabs>
+        <w:ind w:left="5760" w:hanging="360"/>
+      </w:pPr>
+      <w:rPr>
+        <w:rFonts w:ascii="Wingdings" w:hAnsi="Wingdings" w:hint="default"/>
+        <w:sz w:val="20"/>
+      </w:rPr>
+    </w:lvl>
+    <w:lvl w:ilvl="8" w:tentative="1">
+      <w:start w:val="1"/>
+      <w:numFmt w:val="bullet"/>
+      <w:lvlText w:val=""/>
+      <w:lvlJc w:val="left"/>
+      <w:pPr>
+        <w:tabs>
+          <w:tab w:val="num" w:pos="6480"/>
+        </w:tabs>
+        <w:ind w:left="6480" w:hanging="360"/>
+      </w:pPr>
+      <w:rPr>
+        <w:rFonts w:ascii="Wingdings" w:hAnsi="Wingdings" w:hint="default"/>
+        <w:sz w:val="20"/>
+      </w:rPr>
+    </w:lvl>
+  </w:abstractNum>
+  <w:abstractNum w:abstractNumId="26" w15:restartNumberingAfterBreak="0">
+    <w:nsid w:val="538A267B"/>
+    <w:multiLevelType w:val="multilevel"/>
+    <w:tmpl w:val="FF0ADE0E"/>
+    <w:lvl w:ilvl="0">
+      <w:start w:val="1"/>
+      <w:numFmt w:val="bullet"/>
+      <w:lvlText w:val=""/>
+      <w:lvlJc w:val="left"/>
+      <w:pPr>
+        <w:tabs>
+          <w:tab w:val="num" w:pos="720"/>
+        </w:tabs>
+        <w:ind w:left="720" w:hanging="360"/>
+      </w:pPr>
+      <w:rPr>
+        <w:rFonts w:ascii="Symbol" w:hAnsi="Symbol" w:hint="default"/>
+        <w:sz w:val="20"/>
+      </w:rPr>
+    </w:lvl>
+    <w:lvl w:ilvl="1" w:tentative="1">
+      <w:start w:val="1"/>
+      <w:numFmt w:val="bullet"/>
+      <w:lvlText w:val="o"/>
+      <w:lvlJc w:val="left"/>
+      <w:pPr>
+        <w:tabs>
+          <w:tab w:val="num" w:pos="1440"/>
+        </w:tabs>
+        <w:ind w:left="1440" w:hanging="360"/>
+      </w:pPr>
+      <w:rPr>
+        <w:rFonts w:ascii="Courier New" w:hAnsi="Courier New" w:hint="default"/>
+        <w:sz w:val="20"/>
+      </w:rPr>
+    </w:lvl>
+    <w:lvl w:ilvl="2" w:tentative="1">
+      <w:start w:val="1"/>
+      <w:numFmt w:val="bullet"/>
+      <w:lvlText w:val=""/>
+      <w:lvlJc w:val="left"/>
+      <w:pPr>
+        <w:tabs>
+          <w:tab w:val="num" w:pos="2160"/>
+        </w:tabs>
+        <w:ind w:left="2160" w:hanging="360"/>
+      </w:pPr>
+      <w:rPr>
+        <w:rFonts w:ascii="Wingdings" w:hAnsi="Wingdings" w:hint="default"/>
+        <w:sz w:val="20"/>
+      </w:rPr>
+    </w:lvl>
+    <w:lvl w:ilvl="3" w:tentative="1">
+      <w:start w:val="1"/>
+      <w:numFmt w:val="bullet"/>
+      <w:lvlText w:val=""/>
+      <w:lvlJc w:val="left"/>
+      <w:pPr>
+        <w:tabs>
+          <w:tab w:val="num" w:pos="2880"/>
+        </w:tabs>
+        <w:ind w:left="2880" w:hanging="360"/>
+      </w:pPr>
+      <w:rPr>
+        <w:rFonts w:ascii="Wingdings" w:hAnsi="Wingdings" w:hint="default"/>
+        <w:sz w:val="20"/>
+      </w:rPr>
+    </w:lvl>
+    <w:lvl w:ilvl="4" w:tentative="1">
+      <w:start w:val="1"/>
+      <w:numFmt w:val="bullet"/>
+      <w:lvlText w:val=""/>
+      <w:lvlJc w:val="left"/>
+      <w:pPr>
+        <w:tabs>
+          <w:tab w:val="num" w:pos="3600"/>
+        </w:tabs>
+        <w:ind w:left="3600" w:hanging="360"/>
+      </w:pPr>
+      <w:rPr>
+        <w:rFonts w:ascii="Wingdings" w:hAnsi="Wingdings" w:hint="default"/>
+        <w:sz w:val="20"/>
+      </w:rPr>
+    </w:lvl>
+    <w:lvl w:ilvl="5" w:tentative="1">
+      <w:start w:val="1"/>
+      <w:numFmt w:val="bullet"/>
+      <w:lvlText w:val=""/>
+      <w:lvlJc w:val="left"/>
+      <w:pPr>
+        <w:tabs>
+          <w:tab w:val="num" w:pos="4320"/>
+        </w:tabs>
+        <w:ind w:left="4320" w:hanging="360"/>
+      </w:pPr>
+      <w:rPr>
+        <w:rFonts w:ascii="Wingdings" w:hAnsi="Wingdings" w:hint="default"/>
+        <w:sz w:val="20"/>
+      </w:rPr>
+    </w:lvl>
+    <w:lvl w:ilvl="6" w:tentative="1">
+      <w:start w:val="1"/>
+      <w:numFmt w:val="bullet"/>
+      <w:lvlText w:val=""/>
+      <w:lvlJc w:val="left"/>
+      <w:pPr>
+        <w:tabs>
+          <w:tab w:val="num" w:pos="5040"/>
+        </w:tabs>
+        <w:ind w:left="5040" w:hanging="360"/>
+      </w:pPr>
+      <w:rPr>
+        <w:rFonts w:ascii="Wingdings" w:hAnsi="Wingdings" w:hint="default"/>
+        <w:sz w:val="20"/>
+      </w:rPr>
+    </w:lvl>
+    <w:lvl w:ilvl="7" w:tentative="1">
+      <w:start w:val="1"/>
+      <w:numFmt w:val="bullet"/>
+      <w:lvlText w:val=""/>
+      <w:lvlJc w:val="left"/>
+      <w:pPr>
+        <w:tabs>
+          <w:tab w:val="num" w:pos="5760"/>
+        </w:tabs>
+        <w:ind w:left="5760" w:hanging="360"/>
+      </w:pPr>
+      <w:rPr>
+        <w:rFonts w:ascii="Wingdings" w:hAnsi="Wingdings" w:hint="default"/>
+        <w:sz w:val="20"/>
+      </w:rPr>
+    </w:lvl>
+    <w:lvl w:ilvl="8" w:tentative="1">
+      <w:start w:val="1"/>
+      <w:numFmt w:val="bullet"/>
+      <w:lvlText w:val=""/>
+      <w:lvlJc w:val="left"/>
+      <w:pPr>
+        <w:tabs>
+          <w:tab w:val="num" w:pos="6480"/>
+        </w:tabs>
+        <w:ind w:left="6480" w:hanging="360"/>
+      </w:pPr>
+      <w:rPr>
+        <w:rFonts w:ascii="Wingdings" w:hAnsi="Wingdings" w:hint="default"/>
+        <w:sz w:val="20"/>
+      </w:rPr>
+    </w:lvl>
+  </w:abstractNum>
+  <w:abstractNum w:abstractNumId="27" w15:restartNumberingAfterBreak="0">
+    <w:nsid w:val="558D513D"/>
+    <w:multiLevelType w:val="multilevel"/>
+    <w:tmpl w:val="A0D2205C"/>
+    <w:lvl w:ilvl="0">
+      <w:start w:val="1"/>
+      <w:numFmt w:val="bullet"/>
+      <w:lvlText w:val=""/>
+      <w:lvlJc w:val="left"/>
+      <w:pPr>
+        <w:tabs>
+          <w:tab w:val="num" w:pos="720"/>
+        </w:tabs>
+        <w:ind w:left="720" w:hanging="360"/>
+      </w:pPr>
+      <w:rPr>
+        <w:rFonts w:ascii="Symbol" w:hAnsi="Symbol" w:hint="default"/>
+        <w:sz w:val="20"/>
+      </w:rPr>
+    </w:lvl>
+    <w:lvl w:ilvl="1" w:tentative="1">
+      <w:start w:val="1"/>
+      <w:numFmt w:val="bullet"/>
+      <w:lvlText w:val="o"/>
+      <w:lvlJc w:val="left"/>
+      <w:pPr>
+        <w:tabs>
+          <w:tab w:val="num" w:pos="1440"/>
+        </w:tabs>
+        <w:ind w:left="1440" w:hanging="360"/>
+      </w:pPr>
+      <w:rPr>
+        <w:rFonts w:ascii="Courier New" w:hAnsi="Courier New" w:hint="default"/>
+        <w:sz w:val="20"/>
+      </w:rPr>
+    </w:lvl>
+    <w:lvl w:ilvl="2" w:tentative="1">
+      <w:start w:val="1"/>
+      <w:numFmt w:val="bullet"/>
+      <w:lvlText w:val=""/>
+      <w:lvlJc w:val="left"/>
+      <w:pPr>
+        <w:tabs>
+          <w:tab w:val="num" w:pos="2160"/>
+        </w:tabs>
+        <w:ind w:left="2160" w:hanging="360"/>
+      </w:pPr>
+      <w:rPr>
+        <w:rFonts w:ascii="Wingdings" w:hAnsi="Wingdings" w:hint="default"/>
+        <w:sz w:val="20"/>
+      </w:rPr>
+    </w:lvl>
+    <w:lvl w:ilvl="3" w:tentative="1">
+      <w:start w:val="1"/>
+      <w:numFmt w:val="bullet"/>
+      <w:lvlText w:val=""/>
+      <w:lvlJc w:val="left"/>
+      <w:pPr>
+        <w:tabs>
+          <w:tab w:val="num" w:pos="2880"/>
+        </w:tabs>
+        <w:ind w:left="2880" w:hanging="360"/>
+      </w:pPr>
+      <w:rPr>
+        <w:rFonts w:ascii="Wingdings" w:hAnsi="Wingdings" w:hint="default"/>
+        <w:sz w:val="20"/>
+      </w:rPr>
+    </w:lvl>
+    <w:lvl w:ilvl="4" w:tentative="1">
+      <w:start w:val="1"/>
+      <w:numFmt w:val="bullet"/>
+      <w:lvlText w:val=""/>
+      <w:lvlJc w:val="left"/>
+      <w:pPr>
+        <w:tabs>
+          <w:tab w:val="num" w:pos="3600"/>
+        </w:tabs>
+        <w:ind w:left="3600" w:hanging="360"/>
+      </w:pPr>
+      <w:rPr>
+        <w:rFonts w:ascii="Wingdings" w:hAnsi="Wingdings" w:hint="default"/>
+        <w:sz w:val="20"/>
+      </w:rPr>
+    </w:lvl>
+    <w:lvl w:ilvl="5" w:tentative="1">
+      <w:start w:val="1"/>
+      <w:numFmt w:val="bullet"/>
+      <w:lvlText w:val=""/>
+      <w:lvlJc w:val="left"/>
+      <w:pPr>
+        <w:tabs>
+          <w:tab w:val="num" w:pos="4320"/>
+        </w:tabs>
+        <w:ind w:left="4320" w:hanging="360"/>
+      </w:pPr>
+      <w:rPr>
+        <w:rFonts w:ascii="Wingdings" w:hAnsi="Wingdings" w:hint="default"/>
+        <w:sz w:val="20"/>
+      </w:rPr>
+    </w:lvl>
+    <w:lvl w:ilvl="6" w:tentative="1">
+      <w:start w:val="1"/>
+      <w:numFmt w:val="bullet"/>
+      <w:lvlText w:val=""/>
+      <w:lvlJc w:val="left"/>
+      <w:pPr>
+        <w:tabs>
+          <w:tab w:val="num" w:pos="5040"/>
+        </w:tabs>
+        <w:ind w:left="5040" w:hanging="360"/>
+      </w:pPr>
+      <w:rPr>
+        <w:rFonts w:ascii="Wingdings" w:hAnsi="Wingdings" w:hint="default"/>
+        <w:sz w:val="20"/>
+      </w:rPr>
+    </w:lvl>
+    <w:lvl w:ilvl="7" w:tentative="1">
+      <w:start w:val="1"/>
+      <w:numFmt w:val="bullet"/>
+      <w:lvlText w:val=""/>
+      <w:lvlJc w:val="left"/>
+      <w:pPr>
+        <w:tabs>
+          <w:tab w:val="num" w:pos="5760"/>
+        </w:tabs>
+        <w:ind w:left="5760" w:hanging="360"/>
+      </w:pPr>
+      <w:rPr>
+        <w:rFonts w:ascii="Wingdings" w:hAnsi="Wingdings" w:hint="default"/>
+        <w:sz w:val="20"/>
+      </w:rPr>
+    </w:lvl>
+    <w:lvl w:ilvl="8" w:tentative="1">
+      <w:start w:val="1"/>
+      <w:numFmt w:val="bullet"/>
+      <w:lvlText w:val=""/>
+      <w:lvlJc w:val="left"/>
+      <w:pPr>
+        <w:tabs>
+          <w:tab w:val="num" w:pos="6480"/>
+        </w:tabs>
+        <w:ind w:left="6480" w:hanging="360"/>
+      </w:pPr>
+      <w:rPr>
+        <w:rFonts w:ascii="Wingdings" w:hAnsi="Wingdings" w:hint="default"/>
+        <w:sz w:val="20"/>
+      </w:rPr>
+    </w:lvl>
+  </w:abstractNum>
+  <w:abstractNum w:abstractNumId="28" w15:restartNumberingAfterBreak="0">
+    <w:nsid w:val="5A6E71CB"/>
+    <w:multiLevelType w:val="multilevel"/>
+    <w:tmpl w:val="9C62F8D6"/>
+    <w:lvl w:ilvl="0">
+      <w:start w:val="1"/>
+      <w:numFmt w:val="bullet"/>
+      <w:lvlText w:val=""/>
+      <w:lvlJc w:val="left"/>
+      <w:pPr>
+        <w:tabs>
+          <w:tab w:val="num" w:pos="720"/>
+        </w:tabs>
+        <w:ind w:left="720" w:hanging="360"/>
+      </w:pPr>
+      <w:rPr>
+        <w:rFonts w:ascii="Symbol" w:hAnsi="Symbol" w:hint="default"/>
+        <w:sz w:val="20"/>
+      </w:rPr>
+    </w:lvl>
+    <w:lvl w:ilvl="1" w:tentative="1">
+      <w:start w:val="1"/>
+      <w:numFmt w:val="bullet"/>
+      <w:lvlText w:val="o"/>
+      <w:lvlJc w:val="left"/>
+      <w:pPr>
+        <w:tabs>
+          <w:tab w:val="num" w:pos="1440"/>
+        </w:tabs>
+        <w:ind w:left="1440" w:hanging="360"/>
+      </w:pPr>
+      <w:rPr>
+        <w:rFonts w:ascii="Courier New" w:hAnsi="Courier New" w:hint="default"/>
+        <w:sz w:val="20"/>
+      </w:rPr>
+    </w:lvl>
+    <w:lvl w:ilvl="2" w:tentative="1">
+      <w:start w:val="1"/>
+      <w:numFmt w:val="bullet"/>
+      <w:lvlText w:val=""/>
+      <w:lvlJc w:val="left"/>
+      <w:pPr>
+        <w:tabs>
+          <w:tab w:val="num" w:pos="2160"/>
+        </w:tabs>
+        <w:ind w:left="2160" w:hanging="360"/>
+      </w:pPr>
+      <w:rPr>
+        <w:rFonts w:ascii="Wingdings" w:hAnsi="Wingdings" w:hint="default"/>
+        <w:sz w:val="20"/>
+      </w:rPr>
+    </w:lvl>
+    <w:lvl w:ilvl="3" w:tentative="1">
+      <w:start w:val="1"/>
+      <w:numFmt w:val="bullet"/>
+      <w:lvlText w:val=""/>
+      <w:lvlJc w:val="left"/>
+      <w:pPr>
+        <w:tabs>
+          <w:tab w:val="num" w:pos="2880"/>
+        </w:tabs>
+        <w:ind w:left="2880" w:hanging="360"/>
+      </w:pPr>
+      <w:rPr>
+        <w:rFonts w:ascii="Wingdings" w:hAnsi="Wingdings" w:hint="default"/>
+        <w:sz w:val="20"/>
+      </w:rPr>
+    </w:lvl>
+    <w:lvl w:ilvl="4" w:tentative="1">
+      <w:start w:val="1"/>
+      <w:numFmt w:val="bullet"/>
+      <w:lvlText w:val=""/>
+      <w:lvlJc w:val="left"/>
+      <w:pPr>
+        <w:tabs>
+          <w:tab w:val="num" w:pos="3600"/>
+        </w:tabs>
+        <w:ind w:left="3600" w:hanging="360"/>
+      </w:pPr>
+      <w:rPr>
+        <w:rFonts w:ascii="Wingdings" w:hAnsi="Wingdings" w:hint="default"/>
+        <w:sz w:val="20"/>
+      </w:rPr>
+    </w:lvl>
+    <w:lvl w:ilvl="5" w:tentative="1">
+      <w:start w:val="1"/>
+      <w:numFmt w:val="bullet"/>
+      <w:lvlText w:val=""/>
+      <w:lvlJc w:val="left"/>
+      <w:pPr>
+        <w:tabs>
+          <w:tab w:val="num" w:pos="4320"/>
+        </w:tabs>
+        <w:ind w:left="4320" w:hanging="360"/>
+      </w:pPr>
+      <w:rPr>
+        <w:rFonts w:ascii="Wingdings" w:hAnsi="Wingdings" w:hint="default"/>
+        <w:sz w:val="20"/>
+      </w:rPr>
+    </w:lvl>
+    <w:lvl w:ilvl="6" w:tentative="1">
+      <w:start w:val="1"/>
+      <w:numFmt w:val="bullet"/>
+      <w:lvlText w:val=""/>
+      <w:lvlJc w:val="left"/>
+      <w:pPr>
+        <w:tabs>
+          <w:tab w:val="num" w:pos="5040"/>
+        </w:tabs>
+        <w:ind w:left="5040" w:hanging="360"/>
+      </w:pPr>
+      <w:rPr>
+        <w:rFonts w:ascii="Wingdings" w:hAnsi="Wingdings" w:hint="default"/>
+        <w:sz w:val="20"/>
+      </w:rPr>
+    </w:lvl>
+    <w:lvl w:ilvl="7" w:tentative="1">
+      <w:start w:val="1"/>
+      <w:numFmt w:val="bullet"/>
+      <w:lvlText w:val=""/>
+      <w:lvlJc w:val="left"/>
+      <w:pPr>
+        <w:tabs>
+          <w:tab w:val="num" w:pos="5760"/>
+        </w:tabs>
+        <w:ind w:left="5760" w:hanging="360"/>
+      </w:pPr>
+      <w:rPr>
+        <w:rFonts w:ascii="Wingdings" w:hAnsi="Wingdings" w:hint="default"/>
+        <w:sz w:val="20"/>
+      </w:rPr>
+    </w:lvl>
+    <w:lvl w:ilvl="8" w:tentative="1">
+      <w:start w:val="1"/>
+      <w:numFmt w:val="bullet"/>
+      <w:lvlText w:val=""/>
+      <w:lvlJc w:val="left"/>
+      <w:pPr>
+        <w:tabs>
+          <w:tab w:val="num" w:pos="6480"/>
+        </w:tabs>
+        <w:ind w:left="6480" w:hanging="360"/>
+      </w:pPr>
+      <w:rPr>
+        <w:rFonts w:ascii="Wingdings" w:hAnsi="Wingdings" w:hint="default"/>
+        <w:sz w:val="20"/>
+      </w:rPr>
+    </w:lvl>
+  </w:abstractNum>
+  <w:abstractNum w:abstractNumId="29" w15:restartNumberingAfterBreak="0">
+    <w:nsid w:val="5E245F7A"/>
+    <w:multiLevelType w:val="multilevel"/>
+    <w:tmpl w:val="092C1FD6"/>
+    <w:lvl w:ilvl="0">
+      <w:start w:val="1"/>
+      <w:numFmt w:val="bullet"/>
+      <w:lvlText w:val=""/>
+      <w:lvlJc w:val="left"/>
+      <w:pPr>
+        <w:tabs>
+          <w:tab w:val="num" w:pos="720"/>
+        </w:tabs>
+        <w:ind w:left="720" w:hanging="360"/>
+      </w:pPr>
+      <w:rPr>
+        <w:rFonts w:ascii="Symbol" w:hAnsi="Symbol" w:hint="default"/>
+        <w:sz w:val="20"/>
+      </w:rPr>
+    </w:lvl>
+    <w:lvl w:ilvl="1" w:tentative="1">
+      <w:start w:val="1"/>
+      <w:numFmt w:val="bullet"/>
+      <w:lvlText w:val="o"/>
+      <w:lvlJc w:val="left"/>
+      <w:pPr>
+        <w:tabs>
+          <w:tab w:val="num" w:pos="1440"/>
+        </w:tabs>
+        <w:ind w:left="1440" w:hanging="360"/>
+      </w:pPr>
+      <w:rPr>
+        <w:rFonts w:ascii="Courier New" w:hAnsi="Courier New" w:hint="default"/>
+        <w:sz w:val="20"/>
+      </w:rPr>
+    </w:lvl>
+    <w:lvl w:ilvl="2" w:tentative="1">
+      <w:start w:val="1"/>
+      <w:numFmt w:val="bullet"/>
+      <w:lvlText w:val=""/>
+      <w:lvlJc w:val="left"/>
+      <w:pPr>
+        <w:tabs>
+          <w:tab w:val="num" w:pos="2160"/>
+        </w:tabs>
+        <w:ind w:left="2160" w:hanging="360"/>
+      </w:pPr>
+      <w:rPr>
+        <w:rFonts w:ascii="Wingdings" w:hAnsi="Wingdings" w:hint="default"/>
+        <w:sz w:val="20"/>
+      </w:rPr>
+    </w:lvl>
+    <w:lvl w:ilvl="3" w:tentative="1">
+      <w:start w:val="1"/>
+      <w:numFmt w:val="bullet"/>
+      <w:lvlText w:val=""/>
+      <w:lvlJc w:val="left"/>
+      <w:pPr>
+        <w:tabs>
+          <w:tab w:val="num" w:pos="2880"/>
+        </w:tabs>
+        <w:ind w:left="2880" w:hanging="360"/>
+      </w:pPr>
+      <w:rPr>
+        <w:rFonts w:ascii="Wingdings" w:hAnsi="Wingdings" w:hint="default"/>
+        <w:sz w:val="20"/>
+      </w:rPr>
+    </w:lvl>
+    <w:lvl w:ilvl="4" w:tentative="1">
+      <w:start w:val="1"/>
+      <w:numFmt w:val="bullet"/>
+      <w:lvlText w:val=""/>
+      <w:lvlJc w:val="left"/>
+      <w:pPr>
+        <w:tabs>
+          <w:tab w:val="num" w:pos="3600"/>
+        </w:tabs>
+        <w:ind w:left="3600" w:hanging="360"/>
+      </w:pPr>
+      <w:rPr>
+        <w:rFonts w:ascii="Wingdings" w:hAnsi="Wingdings" w:hint="default"/>
+        <w:sz w:val="20"/>
+      </w:rPr>
+    </w:lvl>
+    <w:lvl w:ilvl="5" w:tentative="1">
+      <w:start w:val="1"/>
+      <w:numFmt w:val="bullet"/>
+      <w:lvlText w:val=""/>
+      <w:lvlJc w:val="left"/>
+      <w:pPr>
+        <w:tabs>
+          <w:tab w:val="num" w:pos="4320"/>
+        </w:tabs>
+        <w:ind w:left="4320" w:hanging="360"/>
+      </w:pPr>
+      <w:rPr>
+        <w:rFonts w:ascii="Wingdings" w:hAnsi="Wingdings" w:hint="default"/>
+        <w:sz w:val="20"/>
+      </w:rPr>
+    </w:lvl>
+    <w:lvl w:ilvl="6" w:tentative="1">
+      <w:start w:val="1"/>
+      <w:numFmt w:val="bullet"/>
+      <w:lvlText w:val=""/>
+      <w:lvlJc w:val="left"/>
+      <w:pPr>
+        <w:tabs>
+          <w:tab w:val="num" w:pos="5040"/>
+        </w:tabs>
+        <w:ind w:left="5040" w:hanging="360"/>
+      </w:pPr>
+      <w:rPr>
+        <w:rFonts w:ascii="Wingdings" w:hAnsi="Wingdings" w:hint="default"/>
+        <w:sz w:val="20"/>
+      </w:rPr>
+    </w:lvl>
+    <w:lvl w:ilvl="7" w:tentative="1">
+      <w:start w:val="1"/>
+      <w:numFmt w:val="bullet"/>
+      <w:lvlText w:val=""/>
+      <w:lvlJc w:val="left"/>
+      <w:pPr>
+        <w:tabs>
+          <w:tab w:val="num" w:pos="5760"/>
+        </w:tabs>
+        <w:ind w:left="5760" w:hanging="360"/>
+      </w:pPr>
+      <w:rPr>
+        <w:rFonts w:ascii="Wingdings" w:hAnsi="Wingdings" w:hint="default"/>
+        <w:sz w:val="20"/>
+      </w:rPr>
+    </w:lvl>
+    <w:lvl w:ilvl="8" w:tentative="1">
+      <w:start w:val="1"/>
+      <w:numFmt w:val="bullet"/>
+      <w:lvlText w:val=""/>
+      <w:lvlJc w:val="left"/>
+      <w:pPr>
+        <w:tabs>
+          <w:tab w:val="num" w:pos="6480"/>
+        </w:tabs>
+        <w:ind w:left="6480" w:hanging="360"/>
+      </w:pPr>
+      <w:rPr>
+        <w:rFonts w:ascii="Wingdings" w:hAnsi="Wingdings" w:hint="default"/>
+        <w:sz w:val="20"/>
+      </w:rPr>
+    </w:lvl>
+  </w:abstractNum>
+  <w:abstractNum w:abstractNumId="30" w15:restartNumberingAfterBreak="0">
     <w:nsid w:val="5FB1635F"/>
     <w:multiLevelType w:val="hybridMultilevel"/>
     <w:tmpl w:val="F8EC2D82"/>
@@ -2796,7 +6696,454 @@
       </w:pPr>
     </w:lvl>
   </w:abstractNum>
-  <w:abstractNum w:abstractNumId="15" w15:restartNumberingAfterBreak="0">
+  <w:abstractNum w:abstractNumId="31" w15:restartNumberingAfterBreak="0">
+    <w:nsid w:val="61833281"/>
+    <w:multiLevelType w:val="multilevel"/>
+    <w:tmpl w:val="8E4A1AE8"/>
+    <w:lvl w:ilvl="0">
+      <w:start w:val="1"/>
+      <w:numFmt w:val="bullet"/>
+      <w:lvlText w:val=""/>
+      <w:lvlJc w:val="left"/>
+      <w:pPr>
+        <w:tabs>
+          <w:tab w:val="num" w:pos="720"/>
+        </w:tabs>
+        <w:ind w:left="720" w:hanging="360"/>
+      </w:pPr>
+      <w:rPr>
+        <w:rFonts w:ascii="Symbol" w:hAnsi="Symbol" w:hint="default"/>
+        <w:sz w:val="20"/>
+      </w:rPr>
+    </w:lvl>
+    <w:lvl w:ilvl="1" w:tentative="1">
+      <w:start w:val="1"/>
+      <w:numFmt w:val="bullet"/>
+      <w:lvlText w:val="o"/>
+      <w:lvlJc w:val="left"/>
+      <w:pPr>
+        <w:tabs>
+          <w:tab w:val="num" w:pos="1440"/>
+        </w:tabs>
+        <w:ind w:left="1440" w:hanging="360"/>
+      </w:pPr>
+      <w:rPr>
+        <w:rFonts w:ascii="Courier New" w:hAnsi="Courier New" w:hint="default"/>
+        <w:sz w:val="20"/>
+      </w:rPr>
+    </w:lvl>
+    <w:lvl w:ilvl="2" w:tentative="1">
+      <w:start w:val="1"/>
+      <w:numFmt w:val="bullet"/>
+      <w:lvlText w:val=""/>
+      <w:lvlJc w:val="left"/>
+      <w:pPr>
+        <w:tabs>
+          <w:tab w:val="num" w:pos="2160"/>
+        </w:tabs>
+        <w:ind w:left="2160" w:hanging="360"/>
+      </w:pPr>
+      <w:rPr>
+        <w:rFonts w:ascii="Wingdings" w:hAnsi="Wingdings" w:hint="default"/>
+        <w:sz w:val="20"/>
+      </w:rPr>
+    </w:lvl>
+    <w:lvl w:ilvl="3" w:tentative="1">
+      <w:start w:val="1"/>
+      <w:numFmt w:val="bullet"/>
+      <w:lvlText w:val=""/>
+      <w:lvlJc w:val="left"/>
+      <w:pPr>
+        <w:tabs>
+          <w:tab w:val="num" w:pos="2880"/>
+        </w:tabs>
+        <w:ind w:left="2880" w:hanging="360"/>
+      </w:pPr>
+      <w:rPr>
+        <w:rFonts w:ascii="Wingdings" w:hAnsi="Wingdings" w:hint="default"/>
+        <w:sz w:val="20"/>
+      </w:rPr>
+    </w:lvl>
+    <w:lvl w:ilvl="4" w:tentative="1">
+      <w:start w:val="1"/>
+      <w:numFmt w:val="bullet"/>
+      <w:lvlText w:val=""/>
+      <w:lvlJc w:val="left"/>
+      <w:pPr>
+        <w:tabs>
+          <w:tab w:val="num" w:pos="3600"/>
+        </w:tabs>
+        <w:ind w:left="3600" w:hanging="360"/>
+      </w:pPr>
+      <w:rPr>
+        <w:rFonts w:ascii="Wingdings" w:hAnsi="Wingdings" w:hint="default"/>
+        <w:sz w:val="20"/>
+      </w:rPr>
+    </w:lvl>
+    <w:lvl w:ilvl="5" w:tentative="1">
+      <w:start w:val="1"/>
+      <w:numFmt w:val="bullet"/>
+      <w:lvlText w:val=""/>
+      <w:lvlJc w:val="left"/>
+      <w:pPr>
+        <w:tabs>
+          <w:tab w:val="num" w:pos="4320"/>
+        </w:tabs>
+        <w:ind w:left="4320" w:hanging="360"/>
+      </w:pPr>
+      <w:rPr>
+        <w:rFonts w:ascii="Wingdings" w:hAnsi="Wingdings" w:hint="default"/>
+        <w:sz w:val="20"/>
+      </w:rPr>
+    </w:lvl>
+    <w:lvl w:ilvl="6" w:tentative="1">
+      <w:start w:val="1"/>
+      <w:numFmt w:val="bullet"/>
+      <w:lvlText w:val=""/>
+      <w:lvlJc w:val="left"/>
+      <w:pPr>
+        <w:tabs>
+          <w:tab w:val="num" w:pos="5040"/>
+        </w:tabs>
+        <w:ind w:left="5040" w:hanging="360"/>
+      </w:pPr>
+      <w:rPr>
+        <w:rFonts w:ascii="Wingdings" w:hAnsi="Wingdings" w:hint="default"/>
+        <w:sz w:val="20"/>
+      </w:rPr>
+    </w:lvl>
+    <w:lvl w:ilvl="7" w:tentative="1">
+      <w:start w:val="1"/>
+      <w:numFmt w:val="bullet"/>
+      <w:lvlText w:val=""/>
+      <w:lvlJc w:val="left"/>
+      <w:pPr>
+        <w:tabs>
+          <w:tab w:val="num" w:pos="5760"/>
+        </w:tabs>
+        <w:ind w:left="5760" w:hanging="360"/>
+      </w:pPr>
+      <w:rPr>
+        <w:rFonts w:ascii="Wingdings" w:hAnsi="Wingdings" w:hint="default"/>
+        <w:sz w:val="20"/>
+      </w:rPr>
+    </w:lvl>
+    <w:lvl w:ilvl="8" w:tentative="1">
+      <w:start w:val="1"/>
+      <w:numFmt w:val="bullet"/>
+      <w:lvlText w:val=""/>
+      <w:lvlJc w:val="left"/>
+      <w:pPr>
+        <w:tabs>
+          <w:tab w:val="num" w:pos="6480"/>
+        </w:tabs>
+        <w:ind w:left="6480" w:hanging="360"/>
+      </w:pPr>
+      <w:rPr>
+        <w:rFonts w:ascii="Wingdings" w:hAnsi="Wingdings" w:hint="default"/>
+        <w:sz w:val="20"/>
+      </w:rPr>
+    </w:lvl>
+  </w:abstractNum>
+  <w:abstractNum w:abstractNumId="32" w15:restartNumberingAfterBreak="0">
+    <w:nsid w:val="62ED5A4C"/>
+    <w:multiLevelType w:val="multilevel"/>
+    <w:tmpl w:val="BED8145E"/>
+    <w:lvl w:ilvl="0">
+      <w:start w:val="1"/>
+      <w:numFmt w:val="bullet"/>
+      <w:lvlText w:val=""/>
+      <w:lvlJc w:val="left"/>
+      <w:pPr>
+        <w:tabs>
+          <w:tab w:val="num" w:pos="720"/>
+        </w:tabs>
+        <w:ind w:left="720" w:hanging="360"/>
+      </w:pPr>
+      <w:rPr>
+        <w:rFonts w:ascii="Symbol" w:hAnsi="Symbol" w:hint="default"/>
+        <w:sz w:val="20"/>
+      </w:rPr>
+    </w:lvl>
+    <w:lvl w:ilvl="1" w:tentative="1">
+      <w:start w:val="1"/>
+      <w:numFmt w:val="bullet"/>
+      <w:lvlText w:val="o"/>
+      <w:lvlJc w:val="left"/>
+      <w:pPr>
+        <w:tabs>
+          <w:tab w:val="num" w:pos="1440"/>
+        </w:tabs>
+        <w:ind w:left="1440" w:hanging="360"/>
+      </w:pPr>
+      <w:rPr>
+        <w:rFonts w:ascii="Courier New" w:hAnsi="Courier New" w:hint="default"/>
+        <w:sz w:val="20"/>
+      </w:rPr>
+    </w:lvl>
+    <w:lvl w:ilvl="2" w:tentative="1">
+      <w:start w:val="1"/>
+      <w:numFmt w:val="bullet"/>
+      <w:lvlText w:val=""/>
+      <w:lvlJc w:val="left"/>
+      <w:pPr>
+        <w:tabs>
+          <w:tab w:val="num" w:pos="2160"/>
+        </w:tabs>
+        <w:ind w:left="2160" w:hanging="360"/>
+      </w:pPr>
+      <w:rPr>
+        <w:rFonts w:ascii="Wingdings" w:hAnsi="Wingdings" w:hint="default"/>
+        <w:sz w:val="20"/>
+      </w:rPr>
+    </w:lvl>
+    <w:lvl w:ilvl="3" w:tentative="1">
+      <w:start w:val="1"/>
+      <w:numFmt w:val="bullet"/>
+      <w:lvlText w:val=""/>
+      <w:lvlJc w:val="left"/>
+      <w:pPr>
+        <w:tabs>
+          <w:tab w:val="num" w:pos="2880"/>
+        </w:tabs>
+        <w:ind w:left="2880" w:hanging="360"/>
+      </w:pPr>
+      <w:rPr>
+        <w:rFonts w:ascii="Wingdings" w:hAnsi="Wingdings" w:hint="default"/>
+        <w:sz w:val="20"/>
+      </w:rPr>
+    </w:lvl>
+    <w:lvl w:ilvl="4" w:tentative="1">
+      <w:start w:val="1"/>
+      <w:numFmt w:val="bullet"/>
+      <w:lvlText w:val=""/>
+      <w:lvlJc w:val="left"/>
+      <w:pPr>
+        <w:tabs>
+          <w:tab w:val="num" w:pos="3600"/>
+        </w:tabs>
+        <w:ind w:left="3600" w:hanging="360"/>
+      </w:pPr>
+      <w:rPr>
+        <w:rFonts w:ascii="Wingdings" w:hAnsi="Wingdings" w:hint="default"/>
+        <w:sz w:val="20"/>
+      </w:rPr>
+    </w:lvl>
+    <w:lvl w:ilvl="5" w:tentative="1">
+      <w:start w:val="1"/>
+      <w:numFmt w:val="bullet"/>
+      <w:lvlText w:val=""/>
+      <w:lvlJc w:val="left"/>
+      <w:pPr>
+        <w:tabs>
+          <w:tab w:val="num" w:pos="4320"/>
+        </w:tabs>
+        <w:ind w:left="4320" w:hanging="360"/>
+      </w:pPr>
+      <w:rPr>
+        <w:rFonts w:ascii="Wingdings" w:hAnsi="Wingdings" w:hint="default"/>
+        <w:sz w:val="20"/>
+      </w:rPr>
+    </w:lvl>
+    <w:lvl w:ilvl="6" w:tentative="1">
+      <w:start w:val="1"/>
+      <w:numFmt w:val="bullet"/>
+      <w:lvlText w:val=""/>
+      <w:lvlJc w:val="left"/>
+      <w:pPr>
+        <w:tabs>
+          <w:tab w:val="num" w:pos="5040"/>
+        </w:tabs>
+        <w:ind w:left="5040" w:hanging="360"/>
+      </w:pPr>
+      <w:rPr>
+        <w:rFonts w:ascii="Wingdings" w:hAnsi="Wingdings" w:hint="default"/>
+        <w:sz w:val="20"/>
+      </w:rPr>
+    </w:lvl>
+    <w:lvl w:ilvl="7" w:tentative="1">
+      <w:start w:val="1"/>
+      <w:numFmt w:val="bullet"/>
+      <w:lvlText w:val=""/>
+      <w:lvlJc w:val="left"/>
+      <w:pPr>
+        <w:tabs>
+          <w:tab w:val="num" w:pos="5760"/>
+        </w:tabs>
+        <w:ind w:left="5760" w:hanging="360"/>
+      </w:pPr>
+      <w:rPr>
+        <w:rFonts w:ascii="Wingdings" w:hAnsi="Wingdings" w:hint="default"/>
+        <w:sz w:val="20"/>
+      </w:rPr>
+    </w:lvl>
+    <w:lvl w:ilvl="8" w:tentative="1">
+      <w:start w:val="1"/>
+      <w:numFmt w:val="bullet"/>
+      <w:lvlText w:val=""/>
+      <w:lvlJc w:val="left"/>
+      <w:pPr>
+        <w:tabs>
+          <w:tab w:val="num" w:pos="6480"/>
+        </w:tabs>
+        <w:ind w:left="6480" w:hanging="360"/>
+      </w:pPr>
+      <w:rPr>
+        <w:rFonts w:ascii="Wingdings" w:hAnsi="Wingdings" w:hint="default"/>
+        <w:sz w:val="20"/>
+      </w:rPr>
+    </w:lvl>
+  </w:abstractNum>
+  <w:abstractNum w:abstractNumId="33" w15:restartNumberingAfterBreak="0">
+    <w:nsid w:val="66D375BF"/>
+    <w:multiLevelType w:val="multilevel"/>
+    <w:tmpl w:val="F1D2CE52"/>
+    <w:lvl w:ilvl="0">
+      <w:start w:val="1"/>
+      <w:numFmt w:val="bullet"/>
+      <w:lvlText w:val=""/>
+      <w:lvlJc w:val="left"/>
+      <w:pPr>
+        <w:tabs>
+          <w:tab w:val="num" w:pos="720"/>
+        </w:tabs>
+        <w:ind w:left="720" w:hanging="360"/>
+      </w:pPr>
+      <w:rPr>
+        <w:rFonts w:ascii="Symbol" w:hAnsi="Symbol" w:hint="default"/>
+        <w:sz w:val="20"/>
+      </w:rPr>
+    </w:lvl>
+    <w:lvl w:ilvl="1" w:tentative="1">
+      <w:start w:val="1"/>
+      <w:numFmt w:val="bullet"/>
+      <w:lvlText w:val="o"/>
+      <w:lvlJc w:val="left"/>
+      <w:pPr>
+        <w:tabs>
+          <w:tab w:val="num" w:pos="1440"/>
+        </w:tabs>
+        <w:ind w:left="1440" w:hanging="360"/>
+      </w:pPr>
+      <w:rPr>
+        <w:rFonts w:ascii="Courier New" w:hAnsi="Courier New" w:hint="default"/>
+        <w:sz w:val="20"/>
+      </w:rPr>
+    </w:lvl>
+    <w:lvl w:ilvl="2" w:tentative="1">
+      <w:start w:val="1"/>
+      <w:numFmt w:val="bullet"/>
+      <w:lvlText w:val=""/>
+      <w:lvlJc w:val="left"/>
+      <w:pPr>
+        <w:tabs>
+          <w:tab w:val="num" w:pos="2160"/>
+        </w:tabs>
+        <w:ind w:left="2160" w:hanging="360"/>
+      </w:pPr>
+      <w:rPr>
+        <w:rFonts w:ascii="Wingdings" w:hAnsi="Wingdings" w:hint="default"/>
+        <w:sz w:val="20"/>
+      </w:rPr>
+    </w:lvl>
+    <w:lvl w:ilvl="3" w:tentative="1">
+      <w:start w:val="1"/>
+      <w:numFmt w:val="bullet"/>
+      <w:lvlText w:val=""/>
+      <w:lvlJc w:val="left"/>
+      <w:pPr>
+        <w:tabs>
+          <w:tab w:val="num" w:pos="2880"/>
+        </w:tabs>
+        <w:ind w:left="2880" w:hanging="360"/>
+      </w:pPr>
+      <w:rPr>
+        <w:rFonts w:ascii="Wingdings" w:hAnsi="Wingdings" w:hint="default"/>
+        <w:sz w:val="20"/>
+      </w:rPr>
+    </w:lvl>
+    <w:lvl w:ilvl="4" w:tentative="1">
+      <w:start w:val="1"/>
+      <w:numFmt w:val="bullet"/>
+      <w:lvlText w:val=""/>
+      <w:lvlJc w:val="left"/>
+      <w:pPr>
+        <w:tabs>
+          <w:tab w:val="num" w:pos="3600"/>
+        </w:tabs>
+        <w:ind w:left="3600" w:hanging="360"/>
+      </w:pPr>
+      <w:rPr>
+        <w:rFonts w:ascii="Wingdings" w:hAnsi="Wingdings" w:hint="default"/>
+        <w:sz w:val="20"/>
+      </w:rPr>
+    </w:lvl>
+    <w:lvl w:ilvl="5" w:tentative="1">
+      <w:start w:val="1"/>
+      <w:numFmt w:val="bullet"/>
+      <w:lvlText w:val=""/>
+      <w:lvlJc w:val="left"/>
+      <w:pPr>
+        <w:tabs>
+          <w:tab w:val="num" w:pos="4320"/>
+        </w:tabs>
+        <w:ind w:left="4320" w:hanging="360"/>
+      </w:pPr>
+      <w:rPr>
+        <w:rFonts w:ascii="Wingdings" w:hAnsi="Wingdings" w:hint="default"/>
+        <w:sz w:val="20"/>
+      </w:rPr>
+    </w:lvl>
+    <w:lvl w:ilvl="6" w:tentative="1">
+      <w:start w:val="1"/>
+      <w:numFmt w:val="bullet"/>
+      <w:lvlText w:val=""/>
+      <w:lvlJc w:val="left"/>
+      <w:pPr>
+        <w:tabs>
+          <w:tab w:val="num" w:pos="5040"/>
+        </w:tabs>
+        <w:ind w:left="5040" w:hanging="360"/>
+      </w:pPr>
+      <w:rPr>
+        <w:rFonts w:ascii="Wingdings" w:hAnsi="Wingdings" w:hint="default"/>
+        <w:sz w:val="20"/>
+      </w:rPr>
+    </w:lvl>
+    <w:lvl w:ilvl="7" w:tentative="1">
+      <w:start w:val="1"/>
+      <w:numFmt w:val="bullet"/>
+      <w:lvlText w:val=""/>
+      <w:lvlJc w:val="left"/>
+      <w:pPr>
+        <w:tabs>
+          <w:tab w:val="num" w:pos="5760"/>
+        </w:tabs>
+        <w:ind w:left="5760" w:hanging="360"/>
+      </w:pPr>
+      <w:rPr>
+        <w:rFonts w:ascii="Wingdings" w:hAnsi="Wingdings" w:hint="default"/>
+        <w:sz w:val="20"/>
+      </w:rPr>
+    </w:lvl>
+    <w:lvl w:ilvl="8" w:tentative="1">
+      <w:start w:val="1"/>
+      <w:numFmt w:val="bullet"/>
+      <w:lvlText w:val=""/>
+      <w:lvlJc w:val="left"/>
+      <w:pPr>
+        <w:tabs>
+          <w:tab w:val="num" w:pos="6480"/>
+        </w:tabs>
+        <w:ind w:left="6480" w:hanging="360"/>
+      </w:pPr>
+      <w:rPr>
+        <w:rFonts w:ascii="Wingdings" w:hAnsi="Wingdings" w:hint="default"/>
+        <w:sz w:val="20"/>
+      </w:rPr>
+    </w:lvl>
+  </w:abstractNum>
+  <w:abstractNum w:abstractNumId="34" w15:restartNumberingAfterBreak="0">
     <w:nsid w:val="72CB1AE4"/>
     <w:multiLevelType w:val="hybridMultilevel"/>
     <w:tmpl w:val="99642576"/>
@@ -2909,7 +7256,7 @@
       </w:rPr>
     </w:lvl>
   </w:abstractNum>
-  <w:abstractNum w:abstractNumId="16" w15:restartNumberingAfterBreak="0">
+  <w:abstractNum w:abstractNumId="35" w15:restartNumberingAfterBreak="0">
     <w:nsid w:val="733E52E6"/>
     <w:multiLevelType w:val="hybridMultilevel"/>
     <w:tmpl w:val="F122442C"/>
@@ -3022,7 +7369,7 @@
       </w:rPr>
     </w:lvl>
   </w:abstractNum>
-  <w:abstractNum w:abstractNumId="17" w15:restartNumberingAfterBreak="0">
+  <w:abstractNum w:abstractNumId="36" w15:restartNumberingAfterBreak="0">
     <w:nsid w:val="73572A02"/>
     <w:multiLevelType w:val="multilevel"/>
     <w:tmpl w:val="9A0AE64C"/>
@@ -3171,7 +7518,156 @@
       </w:rPr>
     </w:lvl>
   </w:abstractNum>
-  <w:abstractNum w:abstractNumId="18" w15:restartNumberingAfterBreak="0">
+  <w:abstractNum w:abstractNumId="37" w15:restartNumberingAfterBreak="0">
+    <w:nsid w:val="775D032B"/>
+    <w:multiLevelType w:val="multilevel"/>
+    <w:tmpl w:val="6A000CFA"/>
+    <w:lvl w:ilvl="0">
+      <w:start w:val="1"/>
+      <w:numFmt w:val="bullet"/>
+      <w:lvlText w:val=""/>
+      <w:lvlJc w:val="left"/>
+      <w:pPr>
+        <w:tabs>
+          <w:tab w:val="num" w:pos="720"/>
+        </w:tabs>
+        <w:ind w:left="720" w:hanging="360"/>
+      </w:pPr>
+      <w:rPr>
+        <w:rFonts w:ascii="Symbol" w:hAnsi="Symbol" w:hint="default"/>
+        <w:sz w:val="20"/>
+      </w:rPr>
+    </w:lvl>
+    <w:lvl w:ilvl="1" w:tentative="1">
+      <w:start w:val="1"/>
+      <w:numFmt w:val="bullet"/>
+      <w:lvlText w:val="o"/>
+      <w:lvlJc w:val="left"/>
+      <w:pPr>
+        <w:tabs>
+          <w:tab w:val="num" w:pos="1440"/>
+        </w:tabs>
+        <w:ind w:left="1440" w:hanging="360"/>
+      </w:pPr>
+      <w:rPr>
+        <w:rFonts w:ascii="Courier New" w:hAnsi="Courier New" w:hint="default"/>
+        <w:sz w:val="20"/>
+      </w:rPr>
+    </w:lvl>
+    <w:lvl w:ilvl="2" w:tentative="1">
+      <w:start w:val="1"/>
+      <w:numFmt w:val="bullet"/>
+      <w:lvlText w:val=""/>
+      <w:lvlJc w:val="left"/>
+      <w:pPr>
+        <w:tabs>
+          <w:tab w:val="num" w:pos="2160"/>
+        </w:tabs>
+        <w:ind w:left="2160" w:hanging="360"/>
+      </w:pPr>
+      <w:rPr>
+        <w:rFonts w:ascii="Wingdings" w:hAnsi="Wingdings" w:hint="default"/>
+        <w:sz w:val="20"/>
+      </w:rPr>
+    </w:lvl>
+    <w:lvl w:ilvl="3" w:tentative="1">
+      <w:start w:val="1"/>
+      <w:numFmt w:val="bullet"/>
+      <w:lvlText w:val=""/>
+      <w:lvlJc w:val="left"/>
+      <w:pPr>
+        <w:tabs>
+          <w:tab w:val="num" w:pos="2880"/>
+        </w:tabs>
+        <w:ind w:left="2880" w:hanging="360"/>
+      </w:pPr>
+      <w:rPr>
+        <w:rFonts w:ascii="Wingdings" w:hAnsi="Wingdings" w:hint="default"/>
+        <w:sz w:val="20"/>
+      </w:rPr>
+    </w:lvl>
+    <w:lvl w:ilvl="4" w:tentative="1">
+      <w:start w:val="1"/>
+      <w:numFmt w:val="bullet"/>
+      <w:lvlText w:val=""/>
+      <w:lvlJc w:val="left"/>
+      <w:pPr>
+        <w:tabs>
+          <w:tab w:val="num" w:pos="3600"/>
+        </w:tabs>
+        <w:ind w:left="3600" w:hanging="360"/>
+      </w:pPr>
+      <w:rPr>
+        <w:rFonts w:ascii="Wingdings" w:hAnsi="Wingdings" w:hint="default"/>
+        <w:sz w:val="20"/>
+      </w:rPr>
+    </w:lvl>
+    <w:lvl w:ilvl="5" w:tentative="1">
+      <w:start w:val="1"/>
+      <w:numFmt w:val="bullet"/>
+      <w:lvlText w:val=""/>
+      <w:lvlJc w:val="left"/>
+      <w:pPr>
+        <w:tabs>
+          <w:tab w:val="num" w:pos="4320"/>
+        </w:tabs>
+        <w:ind w:left="4320" w:hanging="360"/>
+      </w:pPr>
+      <w:rPr>
+        <w:rFonts w:ascii="Wingdings" w:hAnsi="Wingdings" w:hint="default"/>
+        <w:sz w:val="20"/>
+      </w:rPr>
+    </w:lvl>
+    <w:lvl w:ilvl="6" w:tentative="1">
+      <w:start w:val="1"/>
+      <w:numFmt w:val="bullet"/>
+      <w:lvlText w:val=""/>
+      <w:lvlJc w:val="left"/>
+      <w:pPr>
+        <w:tabs>
+          <w:tab w:val="num" w:pos="5040"/>
+        </w:tabs>
+        <w:ind w:left="5040" w:hanging="360"/>
+      </w:pPr>
+      <w:rPr>
+        <w:rFonts w:ascii="Wingdings" w:hAnsi="Wingdings" w:hint="default"/>
+        <w:sz w:val="20"/>
+      </w:rPr>
+    </w:lvl>
+    <w:lvl w:ilvl="7" w:tentative="1">
+      <w:start w:val="1"/>
+      <w:numFmt w:val="bullet"/>
+      <w:lvlText w:val=""/>
+      <w:lvlJc w:val="left"/>
+      <w:pPr>
+        <w:tabs>
+          <w:tab w:val="num" w:pos="5760"/>
+        </w:tabs>
+        <w:ind w:left="5760" w:hanging="360"/>
+      </w:pPr>
+      <w:rPr>
+        <w:rFonts w:ascii="Wingdings" w:hAnsi="Wingdings" w:hint="default"/>
+        <w:sz w:val="20"/>
+      </w:rPr>
+    </w:lvl>
+    <w:lvl w:ilvl="8" w:tentative="1">
+      <w:start w:val="1"/>
+      <w:numFmt w:val="bullet"/>
+      <w:lvlText w:val=""/>
+      <w:lvlJc w:val="left"/>
+      <w:pPr>
+        <w:tabs>
+          <w:tab w:val="num" w:pos="6480"/>
+        </w:tabs>
+        <w:ind w:left="6480" w:hanging="360"/>
+      </w:pPr>
+      <w:rPr>
+        <w:rFonts w:ascii="Wingdings" w:hAnsi="Wingdings" w:hint="default"/>
+        <w:sz w:val="20"/>
+      </w:rPr>
+    </w:lvl>
+  </w:abstractNum>
+  <w:abstractNum w:abstractNumId="38" w15:restartNumberingAfterBreak="0">
     <w:nsid w:val="79F92690"/>
     <w:multiLevelType w:val="multilevel"/>
     <w:tmpl w:val="531CE590"/>
@@ -3320,7 +7816,7 @@
       </w:rPr>
     </w:lvl>
   </w:abstractNum>
-  <w:abstractNum w:abstractNumId="19" w15:restartNumberingAfterBreak="0">
+  <w:abstractNum w:abstractNumId="39" w15:restartNumberingAfterBreak="0">
     <w:nsid w:val="7A6076A7"/>
     <w:multiLevelType w:val="multilevel"/>
     <w:tmpl w:val="710AEC28"/>
@@ -3470,106 +7966,166 @@
     </w:lvl>
   </w:abstractNum>
   <w:num w:numId="1" w16cid:durableId="2057659798">
-    <w:abstractNumId w:val="7"/>
+    <w:abstractNumId w:val="13"/>
   </w:num>
   <w:num w:numId="2" w16cid:durableId="99107261">
-    <w:abstractNumId w:val="7"/>
+    <w:abstractNumId w:val="13"/>
   </w:num>
   <w:num w:numId="3" w16cid:durableId="454829576">
-    <w:abstractNumId w:val="7"/>
+    <w:abstractNumId w:val="13"/>
   </w:num>
   <w:num w:numId="4" w16cid:durableId="919875635">
-    <w:abstractNumId w:val="7"/>
+    <w:abstractNumId w:val="13"/>
   </w:num>
   <w:num w:numId="5" w16cid:durableId="1989245865">
-    <w:abstractNumId w:val="7"/>
+    <w:abstractNumId w:val="13"/>
   </w:num>
   <w:num w:numId="6" w16cid:durableId="337856889">
-    <w:abstractNumId w:val="7"/>
+    <w:abstractNumId w:val="13"/>
   </w:num>
   <w:num w:numId="7" w16cid:durableId="486750497">
+    <w:abstractNumId w:val="6"/>
+  </w:num>
+  <w:num w:numId="8" w16cid:durableId="1295481688">
+    <w:abstractNumId w:val="13"/>
+  </w:num>
+  <w:num w:numId="9" w16cid:durableId="878207473">
+    <w:abstractNumId w:val="13"/>
+  </w:num>
+  <w:num w:numId="10" w16cid:durableId="390271873">
+    <w:abstractNumId w:val="6"/>
+  </w:num>
+  <w:num w:numId="11" w16cid:durableId="108548336">
+    <w:abstractNumId w:val="13"/>
+  </w:num>
+  <w:num w:numId="12" w16cid:durableId="289626826">
+    <w:abstractNumId w:val="16"/>
+  </w:num>
+  <w:num w:numId="13" w16cid:durableId="709189428">
+    <w:abstractNumId w:val="30"/>
+  </w:num>
+  <w:num w:numId="14" w16cid:durableId="1828012820">
+    <w:abstractNumId w:val="13"/>
+  </w:num>
+  <w:num w:numId="15" w16cid:durableId="1472016058">
+    <w:abstractNumId w:val="13"/>
+  </w:num>
+  <w:num w:numId="16" w16cid:durableId="2007130954">
+    <w:abstractNumId w:val="13"/>
+  </w:num>
+  <w:num w:numId="17" w16cid:durableId="2124959910">
+    <w:abstractNumId w:val="13"/>
+  </w:num>
+  <w:num w:numId="18" w16cid:durableId="1161965983">
+    <w:abstractNumId w:val="13"/>
+  </w:num>
+  <w:num w:numId="19" w16cid:durableId="41710311">
     <w:abstractNumId w:val="3"/>
   </w:num>
-  <w:num w:numId="8" w16cid:durableId="1295481688">
-    <w:abstractNumId w:val="7"/>
+  <w:num w:numId="20" w16cid:durableId="1163350981">
+    <w:abstractNumId w:val="34"/>
   </w:num>
-  <w:num w:numId="9" w16cid:durableId="878207473">
-    <w:abstractNumId w:val="7"/>
+  <w:num w:numId="21" w16cid:durableId="926422226">
+    <w:abstractNumId w:val="35"/>
   </w:num>
-  <w:num w:numId="10" w16cid:durableId="390271873">
-    <w:abstractNumId w:val="3"/>
+  <w:num w:numId="22" w16cid:durableId="690304119">
+    <w:abstractNumId w:val="11"/>
   </w:num>
-  <w:num w:numId="11" w16cid:durableId="108548336">
-    <w:abstractNumId w:val="7"/>
+  <w:num w:numId="23" w16cid:durableId="1154031265">
+    <w:abstractNumId w:val="36"/>
   </w:num>
-  <w:num w:numId="12" w16cid:durableId="289626826">
-    <w:abstractNumId w:val="9"/>
+  <w:num w:numId="24" w16cid:durableId="1956523979">
+    <w:abstractNumId w:val="8"/>
   </w:num>
-  <w:num w:numId="13" w16cid:durableId="709189428">
+  <w:num w:numId="25" w16cid:durableId="1122503775">
     <w:abstractNumId w:val="14"/>
   </w:num>
-  <w:num w:numId="14" w16cid:durableId="1828012820">
-    <w:abstractNumId w:val="7"/>
+  <w:num w:numId="26" w16cid:durableId="1019895648">
+    <w:abstractNumId w:val="23"/>
   </w:num>
-  <w:num w:numId="15" w16cid:durableId="1472016058">
-    <w:abstractNumId w:val="7"/>
+  <w:num w:numId="27" w16cid:durableId="1635984666">
+    <w:abstractNumId w:val="17"/>
   </w:num>
-  <w:num w:numId="16" w16cid:durableId="2007130954">
-    <w:abstractNumId w:val="7"/>
-  </w:num>
-  <w:num w:numId="17" w16cid:durableId="2124959910">
-    <w:abstractNumId w:val="7"/>
-  </w:num>
-  <w:num w:numId="18" w16cid:durableId="1161965983">
-    <w:abstractNumId w:val="7"/>
-  </w:num>
-  <w:num w:numId="19" w16cid:durableId="41710311">
+  <w:num w:numId="28" w16cid:durableId="1012806949">
     <w:abstractNumId w:val="2"/>
   </w:num>
-  <w:num w:numId="20" w16cid:durableId="1163350981">
-    <w:abstractNumId w:val="15"/>
-  </w:num>
-  <w:num w:numId="21" w16cid:durableId="926422226">
-    <w:abstractNumId w:val="16"/>
-  </w:num>
-  <w:num w:numId="22" w16cid:durableId="690304119">
-    <w:abstractNumId w:val="5"/>
-  </w:num>
-  <w:num w:numId="23" w16cid:durableId="1154031265">
-    <w:abstractNumId w:val="17"/>
-  </w:num>
-  <w:num w:numId="24" w16cid:durableId="1956523979">
-    <w:abstractNumId w:val="4"/>
-  </w:num>
-  <w:num w:numId="25" w16cid:durableId="1122503775">
-    <w:abstractNumId w:val="8"/>
-  </w:num>
-  <w:num w:numId="26" w16cid:durableId="1019895648">
-    <w:abstractNumId w:val="13"/>
-  </w:num>
-  <w:num w:numId="27" w16cid:durableId="1635984666">
-    <w:abstractNumId w:val="10"/>
-  </w:num>
-  <w:num w:numId="28" w16cid:durableId="1012806949">
-    <w:abstractNumId w:val="1"/>
-  </w:num>
   <w:num w:numId="29" w16cid:durableId="918251369">
-    <w:abstractNumId w:val="18"/>
+    <w:abstractNumId w:val="38"/>
   </w:num>
   <w:num w:numId="30" w16cid:durableId="825705908">
-    <w:abstractNumId w:val="19"/>
+    <w:abstractNumId w:val="39"/>
   </w:num>
   <w:num w:numId="31" w16cid:durableId="38475431">
-    <w:abstractNumId w:val="12"/>
+    <w:abstractNumId w:val="21"/>
   </w:num>
   <w:num w:numId="32" w16cid:durableId="907493259">
-    <w:abstractNumId w:val="11"/>
+    <w:abstractNumId w:val="20"/>
   </w:num>
   <w:num w:numId="33" w16cid:durableId="766772892">
     <w:abstractNumId w:val="0"/>
   </w:num>
   <w:num w:numId="34" w16cid:durableId="1505051811">
-    <w:abstractNumId w:val="6"/>
+    <w:abstractNumId w:val="12"/>
+  </w:num>
+  <w:num w:numId="35" w16cid:durableId="53547850">
+    <w:abstractNumId w:val="7"/>
+  </w:num>
+  <w:num w:numId="36" w16cid:durableId="1158808271">
+    <w:abstractNumId w:val="10"/>
+  </w:num>
+  <w:num w:numId="37" w16cid:durableId="1025057996">
+    <w:abstractNumId w:val="31"/>
+  </w:num>
+  <w:num w:numId="38" w16cid:durableId="1689139318">
+    <w:abstractNumId w:val="24"/>
+  </w:num>
+  <w:num w:numId="39" w16cid:durableId="1721245189">
+    <w:abstractNumId w:val="27"/>
+  </w:num>
+  <w:num w:numId="40" w16cid:durableId="698579991">
+    <w:abstractNumId w:val="26"/>
+  </w:num>
+  <w:num w:numId="41" w16cid:durableId="476261604">
+    <w:abstractNumId w:val="22"/>
+  </w:num>
+  <w:num w:numId="42" w16cid:durableId="1939019691">
+    <w:abstractNumId w:val="28"/>
+  </w:num>
+  <w:num w:numId="43" w16cid:durableId="848253045">
+    <w:abstractNumId w:val="18"/>
+  </w:num>
+  <w:num w:numId="44" w16cid:durableId="1247886382">
+    <w:abstractNumId w:val="33"/>
+  </w:num>
+  <w:num w:numId="45" w16cid:durableId="1842620916">
+    <w:abstractNumId w:val="32"/>
+  </w:num>
+  <w:num w:numId="46" w16cid:durableId="354967061">
+    <w:abstractNumId w:val="9"/>
+  </w:num>
+  <w:num w:numId="47" w16cid:durableId="23479184">
+    <w:abstractNumId w:val="5"/>
+  </w:num>
+  <w:num w:numId="48" w16cid:durableId="25449443">
+    <w:abstractNumId w:val="4"/>
+  </w:num>
+  <w:num w:numId="49" w16cid:durableId="196047337">
+    <w:abstractNumId w:val="37"/>
+  </w:num>
+  <w:num w:numId="50" w16cid:durableId="1539313586">
+    <w:abstractNumId w:val="19"/>
+  </w:num>
+  <w:num w:numId="51" w16cid:durableId="1893495052">
+    <w:abstractNumId w:val="25"/>
+  </w:num>
+  <w:num w:numId="52" w16cid:durableId="1195389668">
+    <w:abstractNumId w:val="15"/>
+  </w:num>
+  <w:num w:numId="53" w16cid:durableId="943079126">
+    <w:abstractNumId w:val="1"/>
+  </w:num>
+  <w:num w:numId="54" w16cid:durableId="1568304592">
+    <w:abstractNumId w:val="29"/>
   </w:num>
 </w:numbering>
 </file>

--- a/3_Generarive_AI_Foundation_Models_and_Platforms/IBM_Gen_AI_Foundation_Models_and_Platforms_Notes.docx
+++ b/3_Generarive_AI_Foundation_Models_and_Platforms/IBM_Gen_AI_Foundation_Models_and_Platforms_Notes.docx
@@ -2273,6 +2273,1403 @@
       </w:pPr>
       <w:r>
         <w:t>This capability makes Generative AI scalable and enables applications such as content generation, translation, predictive analysis, and intelligent automation.</w:t>
+      </w:r>
+    </w:p>
+    <w:p>
+      <w:pPr>
+        <w:pStyle w:val="Heading1"/>
+      </w:pPr>
+      <w:r>
+        <w:t>Generative AI Models</w:t>
+      </w:r>
+    </w:p>
+    <w:p>
+      <w:pPr>
+        <w:pStyle w:val="Heading2"/>
+      </w:pPr>
+      <w:r>
+        <w:t>Introduction to Generative AI Models</w:t>
+      </w:r>
+    </w:p>
+    <w:p>
+      <w:pPr>
+        <w:pStyle w:val="NormalWeb"/>
+      </w:pPr>
+      <w:r>
+        <w:t>In the world of Generative AI, four core models have made a significant impact:</w:t>
+      </w:r>
+    </w:p>
+    <w:p>
+      <w:pPr>
+        <w:pStyle w:val="NormalWeb"/>
+        <w:numPr>
+          <w:ilvl w:val="0"/>
+          <w:numId w:val="56"/>
+        </w:numPr>
+      </w:pPr>
+      <w:r>
+        <w:t>Variational Autoencoders (VAEs)</w:t>
+      </w:r>
+    </w:p>
+    <w:p>
+      <w:pPr>
+        <w:pStyle w:val="NormalWeb"/>
+        <w:numPr>
+          <w:ilvl w:val="0"/>
+          <w:numId w:val="56"/>
+        </w:numPr>
+      </w:pPr>
+      <w:r>
+        <w:t>Generative Adversarial Networks (GANs)</w:t>
+      </w:r>
+    </w:p>
+    <w:p>
+      <w:pPr>
+        <w:pStyle w:val="NormalWeb"/>
+        <w:numPr>
+          <w:ilvl w:val="0"/>
+          <w:numId w:val="56"/>
+        </w:numPr>
+      </w:pPr>
+      <w:r>
+        <w:t>Transformer-Based Models</w:t>
+      </w:r>
+    </w:p>
+    <w:p>
+      <w:pPr>
+        <w:pStyle w:val="NormalWeb"/>
+        <w:numPr>
+          <w:ilvl w:val="0"/>
+          <w:numId w:val="56"/>
+        </w:numPr>
+      </w:pPr>
+      <w:r>
+        <w:t>Diffusion Models</w:t>
+      </w:r>
+    </w:p>
+    <w:p>
+      <w:pPr>
+        <w:pStyle w:val="NormalWeb"/>
+      </w:pPr>
+      <w:r>
+        <w:t>Each model employs a different type of deep learning architecture and applies probabilistic techniques (methods based on probability to learn patterns from data).</w:t>
+      </w:r>
+    </w:p>
+    <w:p>
+      <w:pPr>
+        <w:pStyle w:val="Heading2"/>
+      </w:pPr>
+      <w:r>
+        <w:t>Variational Autoencoders (VAEs)</w:t>
+      </w:r>
+    </w:p>
+    <w:p>
+      <w:pPr>
+        <w:pStyle w:val="NormalWeb"/>
+      </w:pPr>
+      <w:r>
+        <w:t>Variational Autoencoders (VAEs) are among the most popular generative AI models for two main reasons:</w:t>
+      </w:r>
+    </w:p>
+    <w:p>
+      <w:pPr>
+        <w:pStyle w:val="NormalWeb"/>
+        <w:numPr>
+          <w:ilvl w:val="0"/>
+          <w:numId w:val="57"/>
+        </w:numPr>
+      </w:pPr>
+      <w:r>
+        <w:t>They work with a diverse range of training data, such as images, text, and audio.</w:t>
+      </w:r>
+    </w:p>
+    <w:p>
+      <w:pPr>
+        <w:pStyle w:val="NormalWeb"/>
+        <w:numPr>
+          <w:ilvl w:val="0"/>
+          <w:numId w:val="57"/>
+        </w:numPr>
+      </w:pPr>
+      <w:r>
+        <w:t>They rapidly reduce the dimensionality (reduce the number of variables while preserving important information) of images, text, or audio to create a newer, improved version.</w:t>
+      </w:r>
+    </w:p>
+    <w:p>
+      <w:pPr>
+        <w:pStyle w:val="Heading3"/>
+      </w:pPr>
+      <w:r>
+        <w:t>How VAEs Work</w:t>
+      </w:r>
+    </w:p>
+    <w:p>
+      <w:pPr>
+        <w:pStyle w:val="NormalWeb"/>
+      </w:pPr>
+      <w:r>
+        <w:t>VAEs consist of two self-sufficient neural networks:</w:t>
+      </w:r>
+    </w:p>
+    <w:p>
+      <w:pPr>
+        <w:pStyle w:val="NormalWeb"/>
+        <w:numPr>
+          <w:ilvl w:val="0"/>
+          <w:numId w:val="58"/>
+        </w:numPr>
+      </w:pPr>
+      <w:r>
+        <w:rPr>
+          <w:rStyle w:val="Strong"/>
+          <w:rFonts w:eastAsiaTheme="majorEastAsia"/>
+        </w:rPr>
+        <w:t>Encoder</w:t>
+      </w:r>
+    </w:p>
+    <w:p>
+      <w:pPr>
+        <w:pStyle w:val="NormalWeb"/>
+        <w:numPr>
+          <w:ilvl w:val="0"/>
+          <w:numId w:val="58"/>
+        </w:numPr>
+      </w:pPr>
+      <w:r>
+        <w:rPr>
+          <w:rStyle w:val="Strong"/>
+          <w:rFonts w:eastAsiaTheme="majorEastAsia"/>
+        </w:rPr>
+        <w:lastRenderedPageBreak/>
+        <w:t>Decoder (Reverse Encoder)</w:t>
+      </w:r>
+    </w:p>
+    <w:p>
+      <w:pPr>
+        <w:pStyle w:val="NormalWeb"/>
+      </w:pPr>
+      <w:r>
+        <w:t>The process works as follows:</w:t>
+      </w:r>
+    </w:p>
+    <w:p>
+      <w:pPr>
+        <w:pStyle w:val="NormalWeb"/>
+        <w:numPr>
+          <w:ilvl w:val="0"/>
+          <w:numId w:val="59"/>
+        </w:numPr>
+      </w:pPr>
+      <w:r>
+        <w:t>The encoder studies the probability distribution (how the data values are statistically distributed) of the input data.</w:t>
+      </w:r>
+    </w:p>
+    <w:p>
+      <w:pPr>
+        <w:pStyle w:val="NormalWeb"/>
+        <w:numPr>
+          <w:ilvl w:val="0"/>
+          <w:numId w:val="59"/>
+        </w:numPr>
+      </w:pPr>
+      <w:r>
+        <w:t>In simple terms, it isolates the most useful data variables.</w:t>
+      </w:r>
+    </w:p>
+    <w:p>
+      <w:pPr>
+        <w:pStyle w:val="NormalWeb"/>
+        <w:numPr>
+          <w:ilvl w:val="0"/>
+          <w:numId w:val="59"/>
+        </w:numPr>
+      </w:pPr>
+      <w:r>
+        <w:t xml:space="preserve">The encoder creates a compressed representation of the data sample and stores it in the </w:t>
+      </w:r>
+      <w:r>
+        <w:rPr>
+          <w:rStyle w:val="Strong"/>
+          <w:rFonts w:eastAsiaTheme="majorEastAsia"/>
+        </w:rPr>
+        <w:t>latent space</w:t>
+      </w:r>
+      <w:r>
+        <w:t xml:space="preserve"> (a mathematical space within the model where high-dimensional data is represented in a compressed format).</w:t>
+      </w:r>
+    </w:p>
+    <w:p>
+      <w:pPr>
+        <w:pStyle w:val="NormalWeb"/>
+        <w:numPr>
+          <w:ilvl w:val="0"/>
+          <w:numId w:val="59"/>
+        </w:numPr>
+      </w:pPr>
+      <w:r>
+        <w:t>The decoder then decompresses the compressed representation stored in the latent space to generate the desired output.</w:t>
+      </w:r>
+    </w:p>
+    <w:p>
+      <w:pPr>
+        <w:pStyle w:val="Heading3"/>
+      </w:pPr>
+      <w:r>
+        <w:t>Training Principle</w:t>
+      </w:r>
+    </w:p>
+    <w:p>
+      <w:pPr>
+        <w:pStyle w:val="NormalWeb"/>
+      </w:pPr>
+      <w:r>
+        <w:t xml:space="preserve">VAEs are trained using the </w:t>
+      </w:r>
+      <w:r>
+        <w:rPr>
+          <w:rStyle w:val="Strong"/>
+          <w:rFonts w:eastAsiaTheme="majorEastAsia"/>
+        </w:rPr>
+        <w:t>Maximum Likelihood Principle</w:t>
+      </w:r>
+      <w:r>
+        <w:t xml:space="preserve"> (an optimization method that minimizes the difference between the original input data and the reconstructed output).</w:t>
+      </w:r>
+    </w:p>
+    <w:p>
+      <w:pPr>
+        <w:pStyle w:val="NormalWeb"/>
+      </w:pPr>
+      <w:r>
+        <w:t>Although VAEs are trained in a static environment, their latent space is continuous. Therefore, they can generate new samples by randomly sampling from the probability distribution of the data.</w:t>
+      </w:r>
+    </w:p>
+    <w:p>
+      <w:pPr>
+        <w:pStyle w:val="Heading3"/>
+      </w:pPr>
+      <w:r>
+        <w:t>Applications of VAEs</w:t>
+      </w:r>
+    </w:p>
+    <w:p>
+      <w:pPr>
+        <w:pStyle w:val="NormalWeb"/>
+      </w:pPr>
+      <w:r>
+        <w:t>Because VAEs can produce realistic and varied images with relatively little training data, they are commonly used for:</w:t>
+      </w:r>
+    </w:p>
+    <w:p>
+      <w:pPr>
+        <w:pStyle w:val="NormalWeb"/>
+        <w:numPr>
+          <w:ilvl w:val="0"/>
+          <w:numId w:val="60"/>
+        </w:numPr>
+      </w:pPr>
+      <w:r>
+        <w:t>Image synthesis</w:t>
+      </w:r>
+    </w:p>
+    <w:p>
+      <w:pPr>
+        <w:pStyle w:val="NormalWeb"/>
+        <w:numPr>
+          <w:ilvl w:val="0"/>
+          <w:numId w:val="60"/>
+        </w:numPr>
+      </w:pPr>
+      <w:r>
+        <w:t>Data compression</w:t>
+      </w:r>
+    </w:p>
+    <w:p>
+      <w:pPr>
+        <w:pStyle w:val="NormalWeb"/>
+        <w:numPr>
+          <w:ilvl w:val="0"/>
+          <w:numId w:val="60"/>
+        </w:numPr>
+      </w:pPr>
+      <w:r>
+        <w:t>Anomaly detection</w:t>
+      </w:r>
+    </w:p>
+    <w:p>
+      <w:pPr>
+        <w:pStyle w:val="Heading4"/>
+      </w:pPr>
+      <w:r>
+        <w:t>Industry Applications</w:t>
+      </w:r>
+    </w:p>
+    <w:p>
+      <w:pPr>
+        <w:pStyle w:val="NormalWeb"/>
+      </w:pPr>
+      <w:r>
+        <w:rPr>
+          <w:rStyle w:val="Strong"/>
+          <w:rFonts w:eastAsiaTheme="majorEastAsia"/>
+        </w:rPr>
+        <w:t>Entertainment Industry</w:t>
+      </w:r>
+    </w:p>
+    <w:p>
+      <w:pPr>
+        <w:pStyle w:val="NormalWeb"/>
+        <w:numPr>
+          <w:ilvl w:val="0"/>
+          <w:numId w:val="61"/>
+        </w:numPr>
+      </w:pPr>
+      <w:r>
+        <w:t>Creating game maps</w:t>
+      </w:r>
+    </w:p>
+    <w:p>
+      <w:pPr>
+        <w:pStyle w:val="NormalWeb"/>
+        <w:numPr>
+          <w:ilvl w:val="0"/>
+          <w:numId w:val="61"/>
+        </w:numPr>
+      </w:pPr>
+      <w:r>
+        <w:t>Animating avatars</w:t>
+      </w:r>
+    </w:p>
+    <w:p>
+      <w:pPr>
+        <w:pStyle w:val="NormalWeb"/>
+      </w:pPr>
+      <w:r>
+        <w:rPr>
+          <w:rStyle w:val="Strong"/>
+          <w:rFonts w:eastAsiaTheme="majorEastAsia"/>
+        </w:rPr>
+        <w:t>Finance Industry</w:t>
+      </w:r>
+    </w:p>
+    <w:p>
+      <w:pPr>
+        <w:pStyle w:val="NormalWeb"/>
+        <w:numPr>
+          <w:ilvl w:val="0"/>
+          <w:numId w:val="62"/>
+        </w:numPr>
+      </w:pPr>
+      <w:r>
+        <w:t>Forecasting the volatility surfaces of stocks (predicting how stock price fluctuations may change over time)</w:t>
+      </w:r>
+    </w:p>
+    <w:p>
+      <w:pPr>
+        <w:pStyle w:val="NormalWeb"/>
+      </w:pPr>
+      <w:r>
+        <w:rPr>
+          <w:rStyle w:val="Strong"/>
+          <w:rFonts w:eastAsiaTheme="majorEastAsia"/>
+        </w:rPr>
+        <w:t>Healthcare Sector</w:t>
+      </w:r>
+    </w:p>
+    <w:p>
+      <w:pPr>
+        <w:pStyle w:val="NormalWeb"/>
+        <w:numPr>
+          <w:ilvl w:val="0"/>
+          <w:numId w:val="63"/>
+        </w:numPr>
+      </w:pPr>
+      <w:r>
+        <w:t>Detecting diseases using electrocardiogram (ECG) signals</w:t>
+      </w:r>
+    </w:p>
+    <w:p>
+      <w:pPr>
+        <w:pStyle w:val="Heading2"/>
+      </w:pPr>
+      <w:r>
+        <w:lastRenderedPageBreak/>
+        <w:t>Generative Adversarial Networks (GANs)</w:t>
+      </w:r>
+    </w:p>
+    <w:p>
+      <w:pPr>
+        <w:pStyle w:val="NormalWeb"/>
+      </w:pPr>
+      <w:r>
+        <w:t>Generative Adversarial Networks (GANs) are another type of generative AI model that works with imagery and textual input data.</w:t>
+      </w:r>
+    </w:p>
+    <w:p>
+      <w:pPr>
+        <w:pStyle w:val="Heading3"/>
+      </w:pPr>
+      <w:r>
+        <w:t>How GANs Work</w:t>
+      </w:r>
+    </w:p>
+    <w:p>
+      <w:pPr>
+        <w:pStyle w:val="NormalWeb"/>
+      </w:pPr>
+      <w:r>
+        <w:t xml:space="preserve">GANs consist of two </w:t>
+      </w:r>
+      <w:r>
+        <w:rPr>
+          <w:rStyle w:val="Strong"/>
+          <w:rFonts w:eastAsiaTheme="majorEastAsia"/>
+        </w:rPr>
+        <w:t>Convolutional Neural Networks (CNNs)</w:t>
+      </w:r>
+      <w:r>
+        <w:t xml:space="preserve"> that compete against each other in an adversarial game.</w:t>
+      </w:r>
+    </w:p>
+    <w:p>
+      <w:pPr>
+        <w:pStyle w:val="NormalWeb"/>
+      </w:pPr>
+      <w:r>
+        <w:t>The two networks are:</w:t>
+      </w:r>
+    </w:p>
+    <w:p>
+      <w:pPr>
+        <w:pStyle w:val="NormalWeb"/>
+        <w:numPr>
+          <w:ilvl w:val="0"/>
+          <w:numId w:val="64"/>
+        </w:numPr>
+      </w:pPr>
+      <w:r>
+        <w:rPr>
+          <w:rStyle w:val="Strong"/>
+          <w:rFonts w:eastAsiaTheme="majorEastAsia"/>
+        </w:rPr>
+        <w:t>Generator</w:t>
+      </w:r>
+    </w:p>
+    <w:p>
+      <w:pPr>
+        <w:pStyle w:val="NormalWeb"/>
+        <w:numPr>
+          <w:ilvl w:val="1"/>
+          <w:numId w:val="64"/>
+        </w:numPr>
+      </w:pPr>
+      <w:r>
+        <w:t>Trained on a vast dataset.</w:t>
+      </w:r>
+    </w:p>
+    <w:p>
+      <w:pPr>
+        <w:pStyle w:val="NormalWeb"/>
+        <w:numPr>
+          <w:ilvl w:val="1"/>
+          <w:numId w:val="64"/>
+        </w:numPr>
+      </w:pPr>
+      <w:r>
+        <w:t>Produces new data samples.</w:t>
+      </w:r>
+    </w:p>
+    <w:p>
+      <w:pPr>
+        <w:pStyle w:val="NormalWeb"/>
+        <w:numPr>
+          <w:ilvl w:val="0"/>
+          <w:numId w:val="64"/>
+        </w:numPr>
+      </w:pPr>
+      <w:r>
+        <w:rPr>
+          <w:rStyle w:val="Strong"/>
+          <w:rFonts w:eastAsiaTheme="majorEastAsia"/>
+        </w:rPr>
+        <w:t>Discriminator</w:t>
+      </w:r>
+    </w:p>
+    <w:p>
+      <w:pPr>
+        <w:pStyle w:val="NormalWeb"/>
+        <w:numPr>
+          <w:ilvl w:val="1"/>
+          <w:numId w:val="64"/>
+        </w:numPr>
+      </w:pPr>
+      <w:r>
+        <w:t>Determines whether a sample is real or fake.</w:t>
+      </w:r>
+    </w:p>
+    <w:p>
+      <w:pPr>
+        <w:pStyle w:val="NormalWeb"/>
+        <w:numPr>
+          <w:ilvl w:val="1"/>
+          <w:numId w:val="64"/>
+        </w:numPr>
+      </w:pPr>
+      <w:r>
+        <w:t>Provides feedback to the generator.</w:t>
+      </w:r>
+    </w:p>
+    <w:p>
+      <w:pPr>
+        <w:pStyle w:val="NormalWeb"/>
+      </w:pPr>
+      <w:r>
+        <w:t>Based on the discriminator's responses, the generator continually improves and produces increasingly realistic data samples.</w:t>
+      </w:r>
+    </w:p>
+    <w:p>
+      <w:pPr>
+        <w:pStyle w:val="Heading3"/>
+      </w:pPr>
+      <w:r>
+        <w:t>Capabilities of GANs</w:t>
+      </w:r>
+    </w:p>
+    <w:p>
+      <w:pPr>
+        <w:pStyle w:val="NormalWeb"/>
+      </w:pPr>
+      <w:r>
+        <w:t>GANs can:</w:t>
+      </w:r>
+    </w:p>
+    <w:p>
+      <w:pPr>
+        <w:pStyle w:val="NormalWeb"/>
+        <w:numPr>
+          <w:ilvl w:val="0"/>
+          <w:numId w:val="65"/>
+        </w:numPr>
+      </w:pPr>
+      <w:r>
+        <w:t>Generate realistic-looking images.</w:t>
+      </w:r>
+    </w:p>
+    <w:p>
+      <w:pPr>
+        <w:pStyle w:val="NormalWeb"/>
+        <w:numPr>
+          <w:ilvl w:val="0"/>
+          <w:numId w:val="65"/>
+        </w:numPr>
+      </w:pPr>
+      <w:r>
+        <w:t>Perform style transfer.</w:t>
+      </w:r>
+    </w:p>
+    <w:p>
+      <w:pPr>
+        <w:pStyle w:val="NormalWeb"/>
+        <w:numPr>
+          <w:ilvl w:val="0"/>
+          <w:numId w:val="65"/>
+        </w:numPr>
+      </w:pPr>
+      <w:r>
+        <w:t>Perform image-to-image translation.</w:t>
+      </w:r>
+    </w:p>
+    <w:p>
+      <w:pPr>
+        <w:pStyle w:val="NormalWeb"/>
+        <w:numPr>
+          <w:ilvl w:val="0"/>
+          <w:numId w:val="65"/>
+        </w:numPr>
+      </w:pPr>
+      <w:r>
+        <w:t>Create deepfakes.</w:t>
+      </w:r>
+    </w:p>
+    <w:p>
+      <w:pPr>
+        <w:pStyle w:val="Heading3"/>
+      </w:pPr>
+      <w:r>
+        <w:t>Industry Applications</w:t>
+      </w:r>
+    </w:p>
+    <w:p>
+      <w:pPr>
+        <w:pStyle w:val="NormalWeb"/>
+      </w:pPr>
+      <w:r>
+        <w:rPr>
+          <w:rStyle w:val="Strong"/>
+          <w:rFonts w:eastAsiaTheme="majorEastAsia"/>
+        </w:rPr>
+        <w:t>Finance Industry</w:t>
+      </w:r>
+    </w:p>
+    <w:p>
+      <w:pPr>
+        <w:pStyle w:val="NormalWeb"/>
+        <w:numPr>
+          <w:ilvl w:val="0"/>
+          <w:numId w:val="66"/>
+        </w:numPr>
+      </w:pPr>
+      <w:r>
+        <w:t>Training models for loan pricing</w:t>
+      </w:r>
+    </w:p>
+    <w:p>
+      <w:pPr>
+        <w:pStyle w:val="NormalWeb"/>
+        <w:numPr>
+          <w:ilvl w:val="0"/>
+          <w:numId w:val="66"/>
+        </w:numPr>
+      </w:pPr>
+      <w:r>
+        <w:t>Generating time-series data</w:t>
+      </w:r>
+    </w:p>
+    <w:p>
+      <w:pPr>
+        <w:pStyle w:val="NormalWeb"/>
+      </w:pPr>
+      <w:r>
+        <w:rPr>
+          <w:rStyle w:val="Strong"/>
+          <w:rFonts w:eastAsiaTheme="majorEastAsia"/>
+        </w:rPr>
+        <w:t>Other Applications</w:t>
+      </w:r>
+    </w:p>
+    <w:p>
+      <w:pPr>
+        <w:pStyle w:val="NormalWeb"/>
+        <w:numPr>
+          <w:ilvl w:val="0"/>
+          <w:numId w:val="67"/>
+        </w:numPr>
+      </w:pPr>
+      <w:r>
+        <w:rPr>
+          <w:rStyle w:val="Strong"/>
+          <w:rFonts w:eastAsiaTheme="majorEastAsia"/>
+        </w:rPr>
+        <w:t>SpaceGAN</w:t>
+      </w:r>
+      <w:r>
+        <w:t xml:space="preserve"> works with geospatial data and videos.</w:t>
+      </w:r>
+    </w:p>
+    <w:p>
+      <w:pPr>
+        <w:pStyle w:val="NormalWeb"/>
+        <w:numPr>
+          <w:ilvl w:val="0"/>
+          <w:numId w:val="67"/>
+        </w:numPr>
+      </w:pPr>
+      <w:r>
+        <w:rPr>
+          <w:rStyle w:val="Strong"/>
+          <w:rFonts w:eastAsiaTheme="majorEastAsia"/>
+        </w:rPr>
+        <w:t>StyleGAN2</w:t>
+      </w:r>
+      <w:r>
+        <w:t xml:space="preserve"> is known for creating video game characters.</w:t>
+      </w:r>
+    </w:p>
+    <w:p>
+      <w:pPr>
+        <w:pStyle w:val="Heading3"/>
+      </w:pPr>
+      <w:r>
+        <w:t>Limitations of GANs</w:t>
+      </w:r>
+    </w:p>
+    <w:p>
+      <w:pPr>
+        <w:pStyle w:val="NormalWeb"/>
+      </w:pPr>
+      <w:r>
+        <w:t>Compared to VAEs, GANs:</w:t>
+      </w:r>
+    </w:p>
+    <w:p>
+      <w:pPr>
+        <w:pStyle w:val="NormalWeb"/>
+        <w:numPr>
+          <w:ilvl w:val="0"/>
+          <w:numId w:val="68"/>
+        </w:numPr>
+      </w:pPr>
+      <w:r>
+        <w:t>Require a large amount of training data.</w:t>
+      </w:r>
+    </w:p>
+    <w:p>
+      <w:pPr>
+        <w:pStyle w:val="NormalWeb"/>
+        <w:numPr>
+          <w:ilvl w:val="0"/>
+          <w:numId w:val="68"/>
+        </w:numPr>
+      </w:pPr>
+      <w:r>
+        <w:t>Need significant computational power.</w:t>
+      </w:r>
+    </w:p>
+    <w:p>
+      <w:pPr>
+        <w:pStyle w:val="NormalWeb"/>
+        <w:numPr>
+          <w:ilvl w:val="0"/>
+          <w:numId w:val="68"/>
+        </w:numPr>
+      </w:pPr>
+      <w:r>
+        <w:lastRenderedPageBreak/>
+        <w:t>Can potentially create false or misleading material, raising ethical concerns.</w:t>
+      </w:r>
+    </w:p>
+    <w:p>
+      <w:pPr>
+        <w:pStyle w:val="Heading2"/>
+      </w:pPr>
+      <w:r>
+        <w:t>Transformer-Based Models</w:t>
+      </w:r>
+    </w:p>
+    <w:p>
+      <w:pPr>
+        <w:pStyle w:val="NormalWeb"/>
+      </w:pPr>
+      <w:r>
+        <w:t xml:space="preserve">Transformer-based models were introduced when </w:t>
+      </w:r>
+      <w:r>
+        <w:rPr>
+          <w:rStyle w:val="Strong"/>
+          <w:rFonts w:eastAsiaTheme="majorEastAsia"/>
+        </w:rPr>
+        <w:t>Recurrent Neural Networks (RNNs)</w:t>
+      </w:r>
+      <w:r>
+        <w:t xml:space="preserve"> began experiencing the </w:t>
+      </w:r>
+      <w:r>
+        <w:rPr>
+          <w:rStyle w:val="Strong"/>
+          <w:rFonts w:eastAsiaTheme="majorEastAsia"/>
+        </w:rPr>
+        <w:t>vanishing gradient problem</w:t>
+      </w:r>
+      <w:r>
+        <w:t xml:space="preserve"> (a problem where gradients become extremely small during training, making it difficult for the network to learn long-term dependencies).</w:t>
+      </w:r>
+    </w:p>
+    <w:p>
+      <w:pPr>
+        <w:pStyle w:val="NormalWeb"/>
+      </w:pPr>
+      <w:r>
+        <w:t>Because of this issue, RNNs struggled to process long sequences of text effectively.</w:t>
+      </w:r>
+    </w:p>
+    <w:p>
+      <w:pPr>
+        <w:pStyle w:val="Heading3"/>
+      </w:pPr>
+      <w:r>
+        <w:t>How Transformers Solve This Problem</w:t>
+      </w:r>
+    </w:p>
+    <w:p>
+      <w:pPr>
+        <w:pStyle w:val="NormalWeb"/>
+      </w:pPr>
+      <w:r>
+        <w:t xml:space="preserve">Transformers use </w:t>
+      </w:r>
+      <w:r>
+        <w:rPr>
+          <w:rStyle w:val="Strong"/>
+          <w:rFonts w:eastAsiaTheme="majorEastAsia"/>
+        </w:rPr>
+        <w:t>attention mechanisms</w:t>
+      </w:r>
+      <w:r>
+        <w:t xml:space="preserve"> (techniques that allow the model to focus on the most relevant parts of the input while ignoring less important information).</w:t>
+      </w:r>
+    </w:p>
+    <w:p>
+      <w:pPr>
+        <w:pStyle w:val="NormalWeb"/>
+      </w:pPr>
+      <w:r>
+        <w:t>This enables transformers to:</w:t>
+      </w:r>
+    </w:p>
+    <w:p>
+      <w:pPr>
+        <w:pStyle w:val="NormalWeb"/>
+        <w:numPr>
+          <w:ilvl w:val="0"/>
+          <w:numId w:val="69"/>
+        </w:numPr>
+      </w:pPr>
+      <w:r>
+        <w:t>Focus on the most valuable parts of the text.</w:t>
+      </w:r>
+    </w:p>
+    <w:p>
+      <w:pPr>
+        <w:pStyle w:val="NormalWeb"/>
+        <w:numPr>
+          <w:ilvl w:val="0"/>
+          <w:numId w:val="69"/>
+        </w:numPr>
+      </w:pPr>
+      <w:r>
+        <w:t>Filter out unnecessary information.</w:t>
+      </w:r>
+    </w:p>
+    <w:p>
+      <w:pPr>
+        <w:pStyle w:val="NormalWeb"/>
+        <w:numPr>
+          <w:ilvl w:val="0"/>
+          <w:numId w:val="69"/>
+        </w:numPr>
+      </w:pPr>
+      <w:r>
+        <w:t>Model long-term dependencies in text.</w:t>
+      </w:r>
+    </w:p>
+    <w:p>
+      <w:pPr>
+        <w:pStyle w:val="Heading3"/>
+      </w:pPr>
+      <w:r>
+        <w:t>Transformer Architecture</w:t>
+      </w:r>
+    </w:p>
+    <w:p>
+      <w:pPr>
+        <w:pStyle w:val="NormalWeb"/>
+      </w:pPr>
+      <w:r>
+        <w:t xml:space="preserve">When a prompt is entered, the </w:t>
+      </w:r>
+      <w:r>
+        <w:rPr>
+          <w:rStyle w:val="Strong"/>
+          <w:rFonts w:eastAsiaTheme="majorEastAsia"/>
+        </w:rPr>
+        <w:t>two-stack transformer architecture</w:t>
+      </w:r>
+      <w:r>
+        <w:t xml:space="preserve"> uses an encoder-decoder mechanism to generate coherent and contextually relevant text.</w:t>
+      </w:r>
+    </w:p>
+    <w:p>
+      <w:pPr>
+        <w:pStyle w:val="Heading3"/>
+      </w:pPr>
+      <w:r>
+        <w:t>Capabilities of Transformers</w:t>
+      </w:r>
+    </w:p>
+    <w:p>
+      <w:pPr>
+        <w:pStyle w:val="NormalWeb"/>
+      </w:pPr>
+      <w:r>
+        <w:t>Transformer models can query extensive databases, allowing them to:</w:t>
+      </w:r>
+    </w:p>
+    <w:p>
+      <w:pPr>
+        <w:pStyle w:val="NormalWeb"/>
+        <w:numPr>
+          <w:ilvl w:val="0"/>
+          <w:numId w:val="70"/>
+        </w:numPr>
+      </w:pPr>
+      <w:r>
+        <w:t>Build Large Language Models (LLMs)</w:t>
+      </w:r>
+    </w:p>
+    <w:p>
+      <w:pPr>
+        <w:pStyle w:val="NormalWeb"/>
+        <w:numPr>
+          <w:ilvl w:val="0"/>
+          <w:numId w:val="70"/>
+        </w:numPr>
+      </w:pPr>
+      <w:r>
+        <w:t>Perform Natural Language Processing (NLP) tasks</w:t>
+      </w:r>
+    </w:p>
+    <w:p>
+      <w:pPr>
+        <w:pStyle w:val="NormalWeb"/>
+        <w:numPr>
+          <w:ilvl w:val="0"/>
+          <w:numId w:val="70"/>
+        </w:numPr>
+      </w:pPr>
+      <w:r>
+        <w:t>Create images</w:t>
+      </w:r>
+    </w:p>
+    <w:p>
+      <w:pPr>
+        <w:pStyle w:val="NormalWeb"/>
+        <w:numPr>
+          <w:ilvl w:val="0"/>
+          <w:numId w:val="70"/>
+        </w:numPr>
+      </w:pPr>
+      <w:r>
+        <w:t>Synthesize music</w:t>
+      </w:r>
+    </w:p>
+    <w:p>
+      <w:pPr>
+        <w:pStyle w:val="NormalWeb"/>
+        <w:numPr>
+          <w:ilvl w:val="0"/>
+          <w:numId w:val="70"/>
+        </w:numPr>
+      </w:pPr>
+      <w:r>
+        <w:t>Generate videos</w:t>
+      </w:r>
+    </w:p>
+    <w:p>
+      <w:pPr>
+        <w:pStyle w:val="NormalWeb"/>
+      </w:pPr>
+      <w:r>
+        <w:t>This represents a major breakthrough in content creation and has enabled innovations such as:</w:t>
+      </w:r>
+    </w:p>
+    <w:p>
+      <w:pPr>
+        <w:pStyle w:val="NormalWeb"/>
+        <w:numPr>
+          <w:ilvl w:val="0"/>
+          <w:numId w:val="71"/>
+        </w:numPr>
+      </w:pPr>
+      <w:r>
+        <w:t>GPT-3.5 and its later versions</w:t>
+      </w:r>
+    </w:p>
+    <w:p>
+      <w:pPr>
+        <w:pStyle w:val="NormalWeb"/>
+        <w:numPr>
+          <w:ilvl w:val="0"/>
+          <w:numId w:val="71"/>
+        </w:numPr>
+      </w:pPr>
+      <w:r>
+        <w:t>BERT</w:t>
+      </w:r>
+    </w:p>
+    <w:p>
+      <w:pPr>
+        <w:pStyle w:val="NormalWeb"/>
+        <w:numPr>
+          <w:ilvl w:val="0"/>
+          <w:numId w:val="71"/>
+        </w:numPr>
+      </w:pPr>
+      <w:r>
+        <w:t>T5</w:t>
+      </w:r>
+    </w:p>
+    <w:p>
+      <w:pPr>
+        <w:pStyle w:val="Heading2"/>
+      </w:pPr>
+      <w:r>
+        <w:t>Diffusion Models</w:t>
+      </w:r>
+    </w:p>
+    <w:p>
+      <w:pPr>
+        <w:pStyle w:val="NormalWeb"/>
+      </w:pPr>
+      <w:r>
+        <w:t>Diffusion models are a more recent addition to the world of Generative AI.</w:t>
+      </w:r>
+    </w:p>
+    <w:p>
+      <w:pPr>
+        <w:pStyle w:val="NormalWeb"/>
+      </w:pPr>
+      <w:r>
+        <w:t>They address the systematic decay of data that occurs due to noise in the latent space.</w:t>
+      </w:r>
+    </w:p>
+    <w:p>
+      <w:pPr>
+        <w:pStyle w:val="NormalWeb"/>
+      </w:pPr>
+      <w:r>
+        <w:lastRenderedPageBreak/>
+        <w:t>By applying the principles of diffusion, these models aim to prevent information loss.</w:t>
+      </w:r>
+    </w:p>
+    <w:p>
+      <w:pPr>
+        <w:pStyle w:val="Heading3"/>
+      </w:pPr>
+      <w:r>
+        <w:t>How Diffusion Models Work</w:t>
+      </w:r>
+    </w:p>
+    <w:p>
+      <w:pPr>
+        <w:pStyle w:val="NormalWeb"/>
+      </w:pPr>
+      <w:r>
+        <w:t>Similar to the diffusion process, where molecules move from high-density areas to low-density areas, diffusion models move noise to and from a data sample through a two-step process.</w:t>
+      </w:r>
+    </w:p>
+    <w:p>
+      <w:pPr>
+        <w:pStyle w:val="Heading4"/>
+      </w:pPr>
+      <w:r>
+        <w:t>Step 1: Forward Diffusion</w:t>
+      </w:r>
+    </w:p>
+    <w:p>
+      <w:pPr>
+        <w:pStyle w:val="NormalWeb"/>
+        <w:numPr>
+          <w:ilvl w:val="0"/>
+          <w:numId w:val="72"/>
+        </w:numPr>
+      </w:pPr>
+      <w:r>
+        <w:t>Algorithms gradually add random noise to the training data.</w:t>
+      </w:r>
+    </w:p>
+    <w:p>
+      <w:pPr>
+        <w:pStyle w:val="Heading4"/>
+      </w:pPr>
+      <w:r>
+        <w:t>Step 2: Reverse Diffusion</w:t>
+      </w:r>
+    </w:p>
+    <w:p>
+      <w:pPr>
+        <w:pStyle w:val="NormalWeb"/>
+        <w:numPr>
+          <w:ilvl w:val="0"/>
+          <w:numId w:val="73"/>
+        </w:numPr>
+      </w:pPr>
+      <w:r>
+        <w:t>Algorithms reverse the noise-adding process.</w:t>
+      </w:r>
+    </w:p>
+    <w:p>
+      <w:pPr>
+        <w:pStyle w:val="NormalWeb"/>
+        <w:numPr>
+          <w:ilvl w:val="0"/>
+          <w:numId w:val="73"/>
+        </w:numPr>
+      </w:pPr>
+      <w:r>
+        <w:t>They recover the original data.</w:t>
+      </w:r>
+    </w:p>
+    <w:p>
+      <w:pPr>
+        <w:pStyle w:val="NormalWeb"/>
+        <w:numPr>
+          <w:ilvl w:val="0"/>
+          <w:numId w:val="73"/>
+        </w:numPr>
+      </w:pPr>
+      <w:r>
+        <w:t>They generate the desired output.</w:t>
+      </w:r>
+    </w:p>
+    <w:p>
+      <w:pPr>
+        <w:pStyle w:val="Heading3"/>
+      </w:pPr>
+      <w:r>
+        <w:t>Popular Diffusion Models</w:t>
+      </w:r>
+    </w:p>
+    <w:p>
+      <w:pPr>
+        <w:pStyle w:val="NormalWeb"/>
+      </w:pPr>
+      <w:r>
+        <w:t>Some mature diffusion models include:</w:t>
+      </w:r>
+    </w:p>
+    <w:p>
+      <w:pPr>
+        <w:pStyle w:val="NormalWeb"/>
+        <w:numPr>
+          <w:ilvl w:val="0"/>
+          <w:numId w:val="74"/>
+        </w:numPr>
+      </w:pPr>
+      <w:r>
+        <w:t>OpenAI's DALL·E 2</w:t>
+      </w:r>
+    </w:p>
+    <w:p>
+      <w:pPr>
+        <w:pStyle w:val="NormalWeb"/>
+        <w:numPr>
+          <w:ilvl w:val="0"/>
+          <w:numId w:val="74"/>
+        </w:numPr>
+      </w:pPr>
+      <w:r>
+        <w:t>Stability AI's Stable Diffusion XL</w:t>
+      </w:r>
+    </w:p>
+    <w:p>
+      <w:pPr>
+        <w:pStyle w:val="NormalWeb"/>
+        <w:numPr>
+          <w:ilvl w:val="0"/>
+          <w:numId w:val="74"/>
+        </w:numPr>
+      </w:pPr>
+      <w:r>
+        <w:t>Google's Imagen</w:t>
+      </w:r>
+    </w:p>
+    <w:p>
+      <w:pPr>
+        <w:pStyle w:val="NormalWeb"/>
+      </w:pPr>
+      <w:r>
+        <w:t>These models generate high-quality graphical content.</w:t>
+      </w:r>
+    </w:p>
+    <w:p>
+      <w:pPr>
+        <w:pStyle w:val="Heading3"/>
+      </w:pPr>
+      <w:r>
+        <w:t>Relationship with VAEs</w:t>
+      </w:r>
+    </w:p>
+    <w:p>
+      <w:pPr>
+        <w:pStyle w:val="NormalWeb"/>
+      </w:pPr>
+      <w:r>
+        <w:t>Like Variational Autoencoders, diffusion models also optimize data by:</w:t>
+      </w:r>
+    </w:p>
+    <w:p>
+      <w:pPr>
+        <w:pStyle w:val="NormalWeb"/>
+        <w:numPr>
+          <w:ilvl w:val="0"/>
+          <w:numId w:val="75"/>
+        </w:numPr>
+      </w:pPr>
+      <w:r>
+        <w:t>Projecting it onto the latent space.</w:t>
+      </w:r>
+    </w:p>
+    <w:p>
+      <w:pPr>
+        <w:pStyle w:val="NormalWeb"/>
+        <w:numPr>
+          <w:ilvl w:val="0"/>
+          <w:numId w:val="75"/>
+        </w:numPr>
+      </w:pPr>
+      <w:r>
+        <w:t>Recovering it back to its initial state.</w:t>
+      </w:r>
+    </w:p>
+    <w:p>
+      <w:pPr>
+        <w:pStyle w:val="NormalWeb"/>
+      </w:pPr>
+      <w:r>
+        <w:t>However, diffusion models are trained using a dynamic flow, which makes training take longer.</w:t>
+      </w:r>
+    </w:p>
+    <w:p>
+      <w:pPr>
+        <w:pStyle w:val="Heading3"/>
+      </w:pPr>
+      <w:r>
+        <w:t>Why Diffusion Models Are Highly Effective</w:t>
+      </w:r>
+    </w:p>
+    <w:p>
+      <w:pPr>
+        <w:pStyle w:val="NormalWeb"/>
+      </w:pPr>
+      <w:r>
+        <w:t>Diffusion models are considered among the best options for generative AI because they:</w:t>
+      </w:r>
+    </w:p>
+    <w:p>
+      <w:pPr>
+        <w:pStyle w:val="NormalWeb"/>
+        <w:numPr>
+          <w:ilvl w:val="0"/>
+          <w:numId w:val="76"/>
+        </w:numPr>
+      </w:pPr>
+      <w:r>
+        <w:t>Train hundreds, or potentially an unlimited number, of layers.</w:t>
+      </w:r>
+    </w:p>
+    <w:p>
+      <w:pPr>
+        <w:pStyle w:val="NormalWeb"/>
+        <w:numPr>
+          <w:ilvl w:val="0"/>
+          <w:numId w:val="76"/>
+        </w:numPr>
+      </w:pPr>
+      <w:r>
+        <w:t>Produce remarkable results in image synthesis.</w:t>
+      </w:r>
+    </w:p>
+    <w:p>
+      <w:pPr>
+        <w:pStyle w:val="NormalWeb"/>
+        <w:numPr>
+          <w:ilvl w:val="0"/>
+          <w:numId w:val="76"/>
+        </w:numPr>
+      </w:pPr>
+      <w:r>
+        <w:t>Produce remarkable results in video generation.</w:t>
+      </w:r>
+    </w:p>
+    <w:p>
+      <w:pPr>
+        <w:pStyle w:val="Heading2"/>
+      </w:pPr>
+      <w:r>
+        <w:lastRenderedPageBreak/>
+        <w:t>Ongoing Research</w:t>
+      </w:r>
+    </w:p>
+    <w:p>
+      <w:pPr>
+        <w:pStyle w:val="NormalWeb"/>
+      </w:pPr>
+      <w:r>
+        <w:t>Experiments with generative AI models continue unabated as unsupervised algorithms continue to produce new and surprising advancements.</w:t>
+      </w:r>
+    </w:p>
+    <w:p>
+      <w:pPr>
+        <w:pStyle w:val="Heading2"/>
+      </w:pPr>
+      <w:r>
+        <w:t>Key Takeaways</w:t>
+      </w:r>
+    </w:p>
+    <w:p>
+      <w:pPr>
+        <w:pStyle w:val="NormalWeb"/>
+        <w:numPr>
+          <w:ilvl w:val="0"/>
+          <w:numId w:val="77"/>
+        </w:numPr>
+      </w:pPr>
+      <w:r>
+        <w:rPr>
+          <w:rStyle w:val="Strong"/>
+          <w:rFonts w:eastAsiaTheme="majorEastAsia"/>
+        </w:rPr>
+        <w:t>Variational Autoencoders (VAEs)</w:t>
+      </w:r>
+      <w:r>
+        <w:t xml:space="preserve"> rapidly reduce the dimensionality of samples and reconstruct them through latent space representations.</w:t>
+      </w:r>
+    </w:p>
+    <w:p>
+      <w:pPr>
+        <w:pStyle w:val="NormalWeb"/>
+        <w:numPr>
+          <w:ilvl w:val="0"/>
+          <w:numId w:val="77"/>
+        </w:numPr>
+      </w:pPr>
+      <w:r>
+        <w:rPr>
+          <w:rStyle w:val="Strong"/>
+          <w:rFonts w:eastAsiaTheme="majorEastAsia"/>
+        </w:rPr>
+        <w:t>Generative Adversarial Networks (GANs)</w:t>
+      </w:r>
+      <w:r>
+        <w:t xml:space="preserve"> use competing generator and discriminator networks to produce realistic samples.</w:t>
+      </w:r>
+    </w:p>
+    <w:p>
+      <w:pPr>
+        <w:pStyle w:val="NormalWeb"/>
+        <w:numPr>
+          <w:ilvl w:val="0"/>
+          <w:numId w:val="77"/>
+        </w:numPr>
+      </w:pPr>
+      <w:r>
+        <w:rPr>
+          <w:rStyle w:val="Strong"/>
+          <w:rFonts w:eastAsiaTheme="majorEastAsia"/>
+        </w:rPr>
+        <w:t>Transformer-Based Models</w:t>
+      </w:r>
+      <w:r>
+        <w:t xml:space="preserve"> use attention mechanisms to model long-term dependencies and power modern Large Language Models.</w:t>
+      </w:r>
+    </w:p>
+    <w:p>
+      <w:pPr>
+        <w:pStyle w:val="NormalWeb"/>
+        <w:numPr>
+          <w:ilvl w:val="0"/>
+          <w:numId w:val="77"/>
+        </w:numPr>
+      </w:pPr>
+      <w:r>
+        <w:rPr>
+          <w:rStyle w:val="Strong"/>
+          <w:rFonts w:eastAsiaTheme="majorEastAsia"/>
+        </w:rPr>
+        <w:t>Diffusion Models</w:t>
+      </w:r>
+      <w:r>
+        <w:t xml:space="preserve"> generate high-quality content by gradually removing noise from latent representations and are particularly effective for image and video generation.</w:t>
       </w:r>
     </w:p>
     <w:p>
@@ -2444,6 +3841,751 @@
     </w:lvl>
   </w:abstractNum>
   <w:abstractNum w:abstractNumId="1" w15:restartNumberingAfterBreak="0">
+    <w:nsid w:val="038B1535"/>
+    <w:multiLevelType w:val="multilevel"/>
+    <w:tmpl w:val="7FC2B7A8"/>
+    <w:lvl w:ilvl="0">
+      <w:start w:val="1"/>
+      <w:numFmt w:val="bullet"/>
+      <w:lvlText w:val=""/>
+      <w:lvlJc w:val="left"/>
+      <w:pPr>
+        <w:tabs>
+          <w:tab w:val="num" w:pos="720"/>
+        </w:tabs>
+        <w:ind w:left="720" w:hanging="360"/>
+      </w:pPr>
+      <w:rPr>
+        <w:rFonts w:ascii="Symbol" w:hAnsi="Symbol" w:hint="default"/>
+        <w:sz w:val="20"/>
+      </w:rPr>
+    </w:lvl>
+    <w:lvl w:ilvl="1" w:tentative="1">
+      <w:start w:val="1"/>
+      <w:numFmt w:val="bullet"/>
+      <w:lvlText w:val="o"/>
+      <w:lvlJc w:val="left"/>
+      <w:pPr>
+        <w:tabs>
+          <w:tab w:val="num" w:pos="1440"/>
+        </w:tabs>
+        <w:ind w:left="1440" w:hanging="360"/>
+      </w:pPr>
+      <w:rPr>
+        <w:rFonts w:ascii="Courier New" w:hAnsi="Courier New" w:hint="default"/>
+        <w:sz w:val="20"/>
+      </w:rPr>
+    </w:lvl>
+    <w:lvl w:ilvl="2" w:tentative="1">
+      <w:start w:val="1"/>
+      <w:numFmt w:val="bullet"/>
+      <w:lvlText w:val=""/>
+      <w:lvlJc w:val="left"/>
+      <w:pPr>
+        <w:tabs>
+          <w:tab w:val="num" w:pos="2160"/>
+        </w:tabs>
+        <w:ind w:left="2160" w:hanging="360"/>
+      </w:pPr>
+      <w:rPr>
+        <w:rFonts w:ascii="Wingdings" w:hAnsi="Wingdings" w:hint="default"/>
+        <w:sz w:val="20"/>
+      </w:rPr>
+    </w:lvl>
+    <w:lvl w:ilvl="3" w:tentative="1">
+      <w:start w:val="1"/>
+      <w:numFmt w:val="bullet"/>
+      <w:lvlText w:val=""/>
+      <w:lvlJc w:val="left"/>
+      <w:pPr>
+        <w:tabs>
+          <w:tab w:val="num" w:pos="2880"/>
+        </w:tabs>
+        <w:ind w:left="2880" w:hanging="360"/>
+      </w:pPr>
+      <w:rPr>
+        <w:rFonts w:ascii="Wingdings" w:hAnsi="Wingdings" w:hint="default"/>
+        <w:sz w:val="20"/>
+      </w:rPr>
+    </w:lvl>
+    <w:lvl w:ilvl="4" w:tentative="1">
+      <w:start w:val="1"/>
+      <w:numFmt w:val="bullet"/>
+      <w:lvlText w:val=""/>
+      <w:lvlJc w:val="left"/>
+      <w:pPr>
+        <w:tabs>
+          <w:tab w:val="num" w:pos="3600"/>
+        </w:tabs>
+        <w:ind w:left="3600" w:hanging="360"/>
+      </w:pPr>
+      <w:rPr>
+        <w:rFonts w:ascii="Wingdings" w:hAnsi="Wingdings" w:hint="default"/>
+        <w:sz w:val="20"/>
+      </w:rPr>
+    </w:lvl>
+    <w:lvl w:ilvl="5" w:tentative="1">
+      <w:start w:val="1"/>
+      <w:numFmt w:val="bullet"/>
+      <w:lvlText w:val=""/>
+      <w:lvlJc w:val="left"/>
+      <w:pPr>
+        <w:tabs>
+          <w:tab w:val="num" w:pos="4320"/>
+        </w:tabs>
+        <w:ind w:left="4320" w:hanging="360"/>
+      </w:pPr>
+      <w:rPr>
+        <w:rFonts w:ascii="Wingdings" w:hAnsi="Wingdings" w:hint="default"/>
+        <w:sz w:val="20"/>
+      </w:rPr>
+    </w:lvl>
+    <w:lvl w:ilvl="6" w:tentative="1">
+      <w:start w:val="1"/>
+      <w:numFmt w:val="bullet"/>
+      <w:lvlText w:val=""/>
+      <w:lvlJc w:val="left"/>
+      <w:pPr>
+        <w:tabs>
+          <w:tab w:val="num" w:pos="5040"/>
+        </w:tabs>
+        <w:ind w:left="5040" w:hanging="360"/>
+      </w:pPr>
+      <w:rPr>
+        <w:rFonts w:ascii="Wingdings" w:hAnsi="Wingdings" w:hint="default"/>
+        <w:sz w:val="20"/>
+      </w:rPr>
+    </w:lvl>
+    <w:lvl w:ilvl="7" w:tentative="1">
+      <w:start w:val="1"/>
+      <w:numFmt w:val="bullet"/>
+      <w:lvlText w:val=""/>
+      <w:lvlJc w:val="left"/>
+      <w:pPr>
+        <w:tabs>
+          <w:tab w:val="num" w:pos="5760"/>
+        </w:tabs>
+        <w:ind w:left="5760" w:hanging="360"/>
+      </w:pPr>
+      <w:rPr>
+        <w:rFonts w:ascii="Wingdings" w:hAnsi="Wingdings" w:hint="default"/>
+        <w:sz w:val="20"/>
+      </w:rPr>
+    </w:lvl>
+    <w:lvl w:ilvl="8" w:tentative="1">
+      <w:start w:val="1"/>
+      <w:numFmt w:val="bullet"/>
+      <w:lvlText w:val=""/>
+      <w:lvlJc w:val="left"/>
+      <w:pPr>
+        <w:tabs>
+          <w:tab w:val="num" w:pos="6480"/>
+        </w:tabs>
+        <w:ind w:left="6480" w:hanging="360"/>
+      </w:pPr>
+      <w:rPr>
+        <w:rFonts w:ascii="Wingdings" w:hAnsi="Wingdings" w:hint="default"/>
+        <w:sz w:val="20"/>
+      </w:rPr>
+    </w:lvl>
+  </w:abstractNum>
+  <w:abstractNum w:abstractNumId="2" w15:restartNumberingAfterBreak="0">
+    <w:nsid w:val="063714B3"/>
+    <w:multiLevelType w:val="multilevel"/>
+    <w:tmpl w:val="AD22848C"/>
+    <w:lvl w:ilvl="0">
+      <w:start w:val="1"/>
+      <w:numFmt w:val="bullet"/>
+      <w:lvlText w:val=""/>
+      <w:lvlJc w:val="left"/>
+      <w:pPr>
+        <w:tabs>
+          <w:tab w:val="num" w:pos="720"/>
+        </w:tabs>
+        <w:ind w:left="720" w:hanging="360"/>
+      </w:pPr>
+      <w:rPr>
+        <w:rFonts w:ascii="Symbol" w:hAnsi="Symbol" w:hint="default"/>
+        <w:sz w:val="20"/>
+      </w:rPr>
+    </w:lvl>
+    <w:lvl w:ilvl="1" w:tentative="1">
+      <w:start w:val="1"/>
+      <w:numFmt w:val="bullet"/>
+      <w:lvlText w:val="o"/>
+      <w:lvlJc w:val="left"/>
+      <w:pPr>
+        <w:tabs>
+          <w:tab w:val="num" w:pos="1440"/>
+        </w:tabs>
+        <w:ind w:left="1440" w:hanging="360"/>
+      </w:pPr>
+      <w:rPr>
+        <w:rFonts w:ascii="Courier New" w:hAnsi="Courier New" w:hint="default"/>
+        <w:sz w:val="20"/>
+      </w:rPr>
+    </w:lvl>
+    <w:lvl w:ilvl="2" w:tentative="1">
+      <w:start w:val="1"/>
+      <w:numFmt w:val="bullet"/>
+      <w:lvlText w:val=""/>
+      <w:lvlJc w:val="left"/>
+      <w:pPr>
+        <w:tabs>
+          <w:tab w:val="num" w:pos="2160"/>
+        </w:tabs>
+        <w:ind w:left="2160" w:hanging="360"/>
+      </w:pPr>
+      <w:rPr>
+        <w:rFonts w:ascii="Wingdings" w:hAnsi="Wingdings" w:hint="default"/>
+        <w:sz w:val="20"/>
+      </w:rPr>
+    </w:lvl>
+    <w:lvl w:ilvl="3" w:tentative="1">
+      <w:start w:val="1"/>
+      <w:numFmt w:val="bullet"/>
+      <w:lvlText w:val=""/>
+      <w:lvlJc w:val="left"/>
+      <w:pPr>
+        <w:tabs>
+          <w:tab w:val="num" w:pos="2880"/>
+        </w:tabs>
+        <w:ind w:left="2880" w:hanging="360"/>
+      </w:pPr>
+      <w:rPr>
+        <w:rFonts w:ascii="Wingdings" w:hAnsi="Wingdings" w:hint="default"/>
+        <w:sz w:val="20"/>
+      </w:rPr>
+    </w:lvl>
+    <w:lvl w:ilvl="4" w:tentative="1">
+      <w:start w:val="1"/>
+      <w:numFmt w:val="bullet"/>
+      <w:lvlText w:val=""/>
+      <w:lvlJc w:val="left"/>
+      <w:pPr>
+        <w:tabs>
+          <w:tab w:val="num" w:pos="3600"/>
+        </w:tabs>
+        <w:ind w:left="3600" w:hanging="360"/>
+      </w:pPr>
+      <w:rPr>
+        <w:rFonts w:ascii="Wingdings" w:hAnsi="Wingdings" w:hint="default"/>
+        <w:sz w:val="20"/>
+      </w:rPr>
+    </w:lvl>
+    <w:lvl w:ilvl="5" w:tentative="1">
+      <w:start w:val="1"/>
+      <w:numFmt w:val="bullet"/>
+      <w:lvlText w:val=""/>
+      <w:lvlJc w:val="left"/>
+      <w:pPr>
+        <w:tabs>
+          <w:tab w:val="num" w:pos="4320"/>
+        </w:tabs>
+        <w:ind w:left="4320" w:hanging="360"/>
+      </w:pPr>
+      <w:rPr>
+        <w:rFonts w:ascii="Wingdings" w:hAnsi="Wingdings" w:hint="default"/>
+        <w:sz w:val="20"/>
+      </w:rPr>
+    </w:lvl>
+    <w:lvl w:ilvl="6" w:tentative="1">
+      <w:start w:val="1"/>
+      <w:numFmt w:val="bullet"/>
+      <w:lvlText w:val=""/>
+      <w:lvlJc w:val="left"/>
+      <w:pPr>
+        <w:tabs>
+          <w:tab w:val="num" w:pos="5040"/>
+        </w:tabs>
+        <w:ind w:left="5040" w:hanging="360"/>
+      </w:pPr>
+      <w:rPr>
+        <w:rFonts w:ascii="Wingdings" w:hAnsi="Wingdings" w:hint="default"/>
+        <w:sz w:val="20"/>
+      </w:rPr>
+    </w:lvl>
+    <w:lvl w:ilvl="7" w:tentative="1">
+      <w:start w:val="1"/>
+      <w:numFmt w:val="bullet"/>
+      <w:lvlText w:val=""/>
+      <w:lvlJc w:val="left"/>
+      <w:pPr>
+        <w:tabs>
+          <w:tab w:val="num" w:pos="5760"/>
+        </w:tabs>
+        <w:ind w:left="5760" w:hanging="360"/>
+      </w:pPr>
+      <w:rPr>
+        <w:rFonts w:ascii="Wingdings" w:hAnsi="Wingdings" w:hint="default"/>
+        <w:sz w:val="20"/>
+      </w:rPr>
+    </w:lvl>
+    <w:lvl w:ilvl="8" w:tentative="1">
+      <w:start w:val="1"/>
+      <w:numFmt w:val="bullet"/>
+      <w:lvlText w:val=""/>
+      <w:lvlJc w:val="left"/>
+      <w:pPr>
+        <w:tabs>
+          <w:tab w:val="num" w:pos="6480"/>
+        </w:tabs>
+        <w:ind w:left="6480" w:hanging="360"/>
+      </w:pPr>
+      <w:rPr>
+        <w:rFonts w:ascii="Wingdings" w:hAnsi="Wingdings" w:hint="default"/>
+        <w:sz w:val="20"/>
+      </w:rPr>
+    </w:lvl>
+  </w:abstractNum>
+  <w:abstractNum w:abstractNumId="3" w15:restartNumberingAfterBreak="0">
+    <w:nsid w:val="066465BB"/>
+    <w:multiLevelType w:val="multilevel"/>
+    <w:tmpl w:val="0A4A3874"/>
+    <w:lvl w:ilvl="0">
+      <w:start w:val="1"/>
+      <w:numFmt w:val="bullet"/>
+      <w:lvlText w:val=""/>
+      <w:lvlJc w:val="left"/>
+      <w:pPr>
+        <w:tabs>
+          <w:tab w:val="num" w:pos="720"/>
+        </w:tabs>
+        <w:ind w:left="720" w:hanging="360"/>
+      </w:pPr>
+      <w:rPr>
+        <w:rFonts w:ascii="Symbol" w:hAnsi="Symbol" w:hint="default"/>
+        <w:sz w:val="20"/>
+      </w:rPr>
+    </w:lvl>
+    <w:lvl w:ilvl="1" w:tentative="1">
+      <w:start w:val="1"/>
+      <w:numFmt w:val="bullet"/>
+      <w:lvlText w:val="o"/>
+      <w:lvlJc w:val="left"/>
+      <w:pPr>
+        <w:tabs>
+          <w:tab w:val="num" w:pos="1440"/>
+        </w:tabs>
+        <w:ind w:left="1440" w:hanging="360"/>
+      </w:pPr>
+      <w:rPr>
+        <w:rFonts w:ascii="Courier New" w:hAnsi="Courier New" w:hint="default"/>
+        <w:sz w:val="20"/>
+      </w:rPr>
+    </w:lvl>
+    <w:lvl w:ilvl="2" w:tentative="1">
+      <w:start w:val="1"/>
+      <w:numFmt w:val="bullet"/>
+      <w:lvlText w:val=""/>
+      <w:lvlJc w:val="left"/>
+      <w:pPr>
+        <w:tabs>
+          <w:tab w:val="num" w:pos="2160"/>
+        </w:tabs>
+        <w:ind w:left="2160" w:hanging="360"/>
+      </w:pPr>
+      <w:rPr>
+        <w:rFonts w:ascii="Wingdings" w:hAnsi="Wingdings" w:hint="default"/>
+        <w:sz w:val="20"/>
+      </w:rPr>
+    </w:lvl>
+    <w:lvl w:ilvl="3" w:tentative="1">
+      <w:start w:val="1"/>
+      <w:numFmt w:val="bullet"/>
+      <w:lvlText w:val=""/>
+      <w:lvlJc w:val="left"/>
+      <w:pPr>
+        <w:tabs>
+          <w:tab w:val="num" w:pos="2880"/>
+        </w:tabs>
+        <w:ind w:left="2880" w:hanging="360"/>
+      </w:pPr>
+      <w:rPr>
+        <w:rFonts w:ascii="Wingdings" w:hAnsi="Wingdings" w:hint="default"/>
+        <w:sz w:val="20"/>
+      </w:rPr>
+    </w:lvl>
+    <w:lvl w:ilvl="4" w:tentative="1">
+      <w:start w:val="1"/>
+      <w:numFmt w:val="bullet"/>
+      <w:lvlText w:val=""/>
+      <w:lvlJc w:val="left"/>
+      <w:pPr>
+        <w:tabs>
+          <w:tab w:val="num" w:pos="3600"/>
+        </w:tabs>
+        <w:ind w:left="3600" w:hanging="360"/>
+      </w:pPr>
+      <w:rPr>
+        <w:rFonts w:ascii="Wingdings" w:hAnsi="Wingdings" w:hint="default"/>
+        <w:sz w:val="20"/>
+      </w:rPr>
+    </w:lvl>
+    <w:lvl w:ilvl="5" w:tentative="1">
+      <w:start w:val="1"/>
+      <w:numFmt w:val="bullet"/>
+      <w:lvlText w:val=""/>
+      <w:lvlJc w:val="left"/>
+      <w:pPr>
+        <w:tabs>
+          <w:tab w:val="num" w:pos="4320"/>
+        </w:tabs>
+        <w:ind w:left="4320" w:hanging="360"/>
+      </w:pPr>
+      <w:rPr>
+        <w:rFonts w:ascii="Wingdings" w:hAnsi="Wingdings" w:hint="default"/>
+        <w:sz w:val="20"/>
+      </w:rPr>
+    </w:lvl>
+    <w:lvl w:ilvl="6" w:tentative="1">
+      <w:start w:val="1"/>
+      <w:numFmt w:val="bullet"/>
+      <w:lvlText w:val=""/>
+      <w:lvlJc w:val="left"/>
+      <w:pPr>
+        <w:tabs>
+          <w:tab w:val="num" w:pos="5040"/>
+        </w:tabs>
+        <w:ind w:left="5040" w:hanging="360"/>
+      </w:pPr>
+      <w:rPr>
+        <w:rFonts w:ascii="Wingdings" w:hAnsi="Wingdings" w:hint="default"/>
+        <w:sz w:val="20"/>
+      </w:rPr>
+    </w:lvl>
+    <w:lvl w:ilvl="7" w:tentative="1">
+      <w:start w:val="1"/>
+      <w:numFmt w:val="bullet"/>
+      <w:lvlText w:val=""/>
+      <w:lvlJc w:val="left"/>
+      <w:pPr>
+        <w:tabs>
+          <w:tab w:val="num" w:pos="5760"/>
+        </w:tabs>
+        <w:ind w:left="5760" w:hanging="360"/>
+      </w:pPr>
+      <w:rPr>
+        <w:rFonts w:ascii="Wingdings" w:hAnsi="Wingdings" w:hint="default"/>
+        <w:sz w:val="20"/>
+      </w:rPr>
+    </w:lvl>
+    <w:lvl w:ilvl="8" w:tentative="1">
+      <w:start w:val="1"/>
+      <w:numFmt w:val="bullet"/>
+      <w:lvlText w:val=""/>
+      <w:lvlJc w:val="left"/>
+      <w:pPr>
+        <w:tabs>
+          <w:tab w:val="num" w:pos="6480"/>
+        </w:tabs>
+        <w:ind w:left="6480" w:hanging="360"/>
+      </w:pPr>
+      <w:rPr>
+        <w:rFonts w:ascii="Wingdings" w:hAnsi="Wingdings" w:hint="default"/>
+        <w:sz w:val="20"/>
+      </w:rPr>
+    </w:lvl>
+  </w:abstractNum>
+  <w:abstractNum w:abstractNumId="4" w15:restartNumberingAfterBreak="0">
+    <w:nsid w:val="0A7C61D5"/>
+    <w:multiLevelType w:val="multilevel"/>
+    <w:tmpl w:val="F3D25D26"/>
+    <w:lvl w:ilvl="0">
+      <w:start w:val="1"/>
+      <w:numFmt w:val="bullet"/>
+      <w:lvlText w:val=""/>
+      <w:lvlJc w:val="left"/>
+      <w:pPr>
+        <w:tabs>
+          <w:tab w:val="num" w:pos="720"/>
+        </w:tabs>
+        <w:ind w:left="720" w:hanging="360"/>
+      </w:pPr>
+      <w:rPr>
+        <w:rFonts w:ascii="Symbol" w:hAnsi="Symbol" w:hint="default"/>
+        <w:sz w:val="20"/>
+      </w:rPr>
+    </w:lvl>
+    <w:lvl w:ilvl="1" w:tentative="1">
+      <w:start w:val="1"/>
+      <w:numFmt w:val="bullet"/>
+      <w:lvlText w:val="o"/>
+      <w:lvlJc w:val="left"/>
+      <w:pPr>
+        <w:tabs>
+          <w:tab w:val="num" w:pos="1440"/>
+        </w:tabs>
+        <w:ind w:left="1440" w:hanging="360"/>
+      </w:pPr>
+      <w:rPr>
+        <w:rFonts w:ascii="Courier New" w:hAnsi="Courier New" w:hint="default"/>
+        <w:sz w:val="20"/>
+      </w:rPr>
+    </w:lvl>
+    <w:lvl w:ilvl="2" w:tentative="1">
+      <w:start w:val="1"/>
+      <w:numFmt w:val="bullet"/>
+      <w:lvlText w:val=""/>
+      <w:lvlJc w:val="left"/>
+      <w:pPr>
+        <w:tabs>
+          <w:tab w:val="num" w:pos="2160"/>
+        </w:tabs>
+        <w:ind w:left="2160" w:hanging="360"/>
+      </w:pPr>
+      <w:rPr>
+        <w:rFonts w:ascii="Wingdings" w:hAnsi="Wingdings" w:hint="default"/>
+        <w:sz w:val="20"/>
+      </w:rPr>
+    </w:lvl>
+    <w:lvl w:ilvl="3" w:tentative="1">
+      <w:start w:val="1"/>
+      <w:numFmt w:val="bullet"/>
+      <w:lvlText w:val=""/>
+      <w:lvlJc w:val="left"/>
+      <w:pPr>
+        <w:tabs>
+          <w:tab w:val="num" w:pos="2880"/>
+        </w:tabs>
+        <w:ind w:left="2880" w:hanging="360"/>
+      </w:pPr>
+      <w:rPr>
+        <w:rFonts w:ascii="Wingdings" w:hAnsi="Wingdings" w:hint="default"/>
+        <w:sz w:val="20"/>
+      </w:rPr>
+    </w:lvl>
+    <w:lvl w:ilvl="4" w:tentative="1">
+      <w:start w:val="1"/>
+      <w:numFmt w:val="bullet"/>
+      <w:lvlText w:val=""/>
+      <w:lvlJc w:val="left"/>
+      <w:pPr>
+        <w:tabs>
+          <w:tab w:val="num" w:pos="3600"/>
+        </w:tabs>
+        <w:ind w:left="3600" w:hanging="360"/>
+      </w:pPr>
+      <w:rPr>
+        <w:rFonts w:ascii="Wingdings" w:hAnsi="Wingdings" w:hint="default"/>
+        <w:sz w:val="20"/>
+      </w:rPr>
+    </w:lvl>
+    <w:lvl w:ilvl="5" w:tentative="1">
+      <w:start w:val="1"/>
+      <w:numFmt w:val="bullet"/>
+      <w:lvlText w:val=""/>
+      <w:lvlJc w:val="left"/>
+      <w:pPr>
+        <w:tabs>
+          <w:tab w:val="num" w:pos="4320"/>
+        </w:tabs>
+        <w:ind w:left="4320" w:hanging="360"/>
+      </w:pPr>
+      <w:rPr>
+        <w:rFonts w:ascii="Wingdings" w:hAnsi="Wingdings" w:hint="default"/>
+        <w:sz w:val="20"/>
+      </w:rPr>
+    </w:lvl>
+    <w:lvl w:ilvl="6" w:tentative="1">
+      <w:start w:val="1"/>
+      <w:numFmt w:val="bullet"/>
+      <w:lvlText w:val=""/>
+      <w:lvlJc w:val="left"/>
+      <w:pPr>
+        <w:tabs>
+          <w:tab w:val="num" w:pos="5040"/>
+        </w:tabs>
+        <w:ind w:left="5040" w:hanging="360"/>
+      </w:pPr>
+      <w:rPr>
+        <w:rFonts w:ascii="Wingdings" w:hAnsi="Wingdings" w:hint="default"/>
+        <w:sz w:val="20"/>
+      </w:rPr>
+    </w:lvl>
+    <w:lvl w:ilvl="7" w:tentative="1">
+      <w:start w:val="1"/>
+      <w:numFmt w:val="bullet"/>
+      <w:lvlText w:val=""/>
+      <w:lvlJc w:val="left"/>
+      <w:pPr>
+        <w:tabs>
+          <w:tab w:val="num" w:pos="5760"/>
+        </w:tabs>
+        <w:ind w:left="5760" w:hanging="360"/>
+      </w:pPr>
+      <w:rPr>
+        <w:rFonts w:ascii="Wingdings" w:hAnsi="Wingdings" w:hint="default"/>
+        <w:sz w:val="20"/>
+      </w:rPr>
+    </w:lvl>
+    <w:lvl w:ilvl="8" w:tentative="1">
+      <w:start w:val="1"/>
+      <w:numFmt w:val="bullet"/>
+      <w:lvlText w:val=""/>
+      <w:lvlJc w:val="left"/>
+      <w:pPr>
+        <w:tabs>
+          <w:tab w:val="num" w:pos="6480"/>
+        </w:tabs>
+        <w:ind w:left="6480" w:hanging="360"/>
+      </w:pPr>
+      <w:rPr>
+        <w:rFonts w:ascii="Wingdings" w:hAnsi="Wingdings" w:hint="default"/>
+        <w:sz w:val="20"/>
+      </w:rPr>
+    </w:lvl>
+  </w:abstractNum>
+  <w:abstractNum w:abstractNumId="5" w15:restartNumberingAfterBreak="0">
+    <w:nsid w:val="0EB60F62"/>
+    <w:multiLevelType w:val="multilevel"/>
+    <w:tmpl w:val="A16E89FC"/>
+    <w:lvl w:ilvl="0">
+      <w:start w:val="1"/>
+      <w:numFmt w:val="bullet"/>
+      <w:lvlText w:val=""/>
+      <w:lvlJc w:val="left"/>
+      <w:pPr>
+        <w:tabs>
+          <w:tab w:val="num" w:pos="720"/>
+        </w:tabs>
+        <w:ind w:left="720" w:hanging="360"/>
+      </w:pPr>
+      <w:rPr>
+        <w:rFonts w:ascii="Symbol" w:hAnsi="Symbol" w:hint="default"/>
+        <w:sz w:val="20"/>
+      </w:rPr>
+    </w:lvl>
+    <w:lvl w:ilvl="1" w:tentative="1">
+      <w:start w:val="1"/>
+      <w:numFmt w:val="bullet"/>
+      <w:lvlText w:val="o"/>
+      <w:lvlJc w:val="left"/>
+      <w:pPr>
+        <w:tabs>
+          <w:tab w:val="num" w:pos="1440"/>
+        </w:tabs>
+        <w:ind w:left="1440" w:hanging="360"/>
+      </w:pPr>
+      <w:rPr>
+        <w:rFonts w:ascii="Courier New" w:hAnsi="Courier New" w:hint="default"/>
+        <w:sz w:val="20"/>
+      </w:rPr>
+    </w:lvl>
+    <w:lvl w:ilvl="2" w:tentative="1">
+      <w:start w:val="1"/>
+      <w:numFmt w:val="bullet"/>
+      <w:lvlText w:val=""/>
+      <w:lvlJc w:val="left"/>
+      <w:pPr>
+        <w:tabs>
+          <w:tab w:val="num" w:pos="2160"/>
+        </w:tabs>
+        <w:ind w:left="2160" w:hanging="360"/>
+      </w:pPr>
+      <w:rPr>
+        <w:rFonts w:ascii="Wingdings" w:hAnsi="Wingdings" w:hint="default"/>
+        <w:sz w:val="20"/>
+      </w:rPr>
+    </w:lvl>
+    <w:lvl w:ilvl="3" w:tentative="1">
+      <w:start w:val="1"/>
+      <w:numFmt w:val="bullet"/>
+      <w:lvlText w:val=""/>
+      <w:lvlJc w:val="left"/>
+      <w:pPr>
+        <w:tabs>
+          <w:tab w:val="num" w:pos="2880"/>
+        </w:tabs>
+        <w:ind w:left="2880" w:hanging="360"/>
+      </w:pPr>
+      <w:rPr>
+        <w:rFonts w:ascii="Wingdings" w:hAnsi="Wingdings" w:hint="default"/>
+        <w:sz w:val="20"/>
+      </w:rPr>
+    </w:lvl>
+    <w:lvl w:ilvl="4" w:tentative="1">
+      <w:start w:val="1"/>
+      <w:numFmt w:val="bullet"/>
+      <w:lvlText w:val=""/>
+      <w:lvlJc w:val="left"/>
+      <w:pPr>
+        <w:tabs>
+          <w:tab w:val="num" w:pos="3600"/>
+        </w:tabs>
+        <w:ind w:left="3600" w:hanging="360"/>
+      </w:pPr>
+      <w:rPr>
+        <w:rFonts w:ascii="Wingdings" w:hAnsi="Wingdings" w:hint="default"/>
+        <w:sz w:val="20"/>
+      </w:rPr>
+    </w:lvl>
+    <w:lvl w:ilvl="5" w:tentative="1">
+      <w:start w:val="1"/>
+      <w:numFmt w:val="bullet"/>
+      <w:lvlText w:val=""/>
+      <w:lvlJc w:val="left"/>
+      <w:pPr>
+        <w:tabs>
+          <w:tab w:val="num" w:pos="4320"/>
+        </w:tabs>
+        <w:ind w:left="4320" w:hanging="360"/>
+      </w:pPr>
+      <w:rPr>
+        <w:rFonts w:ascii="Wingdings" w:hAnsi="Wingdings" w:hint="default"/>
+        <w:sz w:val="20"/>
+      </w:rPr>
+    </w:lvl>
+    <w:lvl w:ilvl="6" w:tentative="1">
+      <w:start w:val="1"/>
+      <w:numFmt w:val="bullet"/>
+      <w:lvlText w:val=""/>
+      <w:lvlJc w:val="left"/>
+      <w:pPr>
+        <w:tabs>
+          <w:tab w:val="num" w:pos="5040"/>
+        </w:tabs>
+        <w:ind w:left="5040" w:hanging="360"/>
+      </w:pPr>
+      <w:rPr>
+        <w:rFonts w:ascii="Wingdings" w:hAnsi="Wingdings" w:hint="default"/>
+        <w:sz w:val="20"/>
+      </w:rPr>
+    </w:lvl>
+    <w:lvl w:ilvl="7" w:tentative="1">
+      <w:start w:val="1"/>
+      <w:numFmt w:val="bullet"/>
+      <w:lvlText w:val=""/>
+      <w:lvlJc w:val="left"/>
+      <w:pPr>
+        <w:tabs>
+          <w:tab w:val="num" w:pos="5760"/>
+        </w:tabs>
+        <w:ind w:left="5760" w:hanging="360"/>
+      </w:pPr>
+      <w:rPr>
+        <w:rFonts w:ascii="Wingdings" w:hAnsi="Wingdings" w:hint="default"/>
+        <w:sz w:val="20"/>
+      </w:rPr>
+    </w:lvl>
+    <w:lvl w:ilvl="8" w:tentative="1">
+      <w:start w:val="1"/>
+      <w:numFmt w:val="bullet"/>
+      <w:lvlText w:val=""/>
+      <w:lvlJc w:val="left"/>
+      <w:pPr>
+        <w:tabs>
+          <w:tab w:val="num" w:pos="6480"/>
+        </w:tabs>
+        <w:ind w:left="6480" w:hanging="360"/>
+      </w:pPr>
+      <w:rPr>
+        <w:rFonts w:ascii="Wingdings" w:hAnsi="Wingdings" w:hint="default"/>
+        <w:sz w:val="20"/>
+      </w:rPr>
+    </w:lvl>
+  </w:abstractNum>
+  <w:abstractNum w:abstractNumId="6" w15:restartNumberingAfterBreak="0">
     <w:nsid w:val="150752A2"/>
     <w:multiLevelType w:val="multilevel"/>
     <w:tmpl w:val="96C2311C"/>
@@ -2592,7 +4734,7 @@
       </w:rPr>
     </w:lvl>
   </w:abstractNum>
-  <w:abstractNum w:abstractNumId="2" w15:restartNumberingAfterBreak="0">
+  <w:abstractNum w:abstractNumId="7" w15:restartNumberingAfterBreak="0">
     <w:nsid w:val="17C060EC"/>
     <w:multiLevelType w:val="multilevel"/>
     <w:tmpl w:val="1CA2C192"/>
@@ -2741,7 +4883,156 @@
       </w:rPr>
     </w:lvl>
   </w:abstractNum>
-  <w:abstractNum w:abstractNumId="3" w15:restartNumberingAfterBreak="0">
+  <w:abstractNum w:abstractNumId="8" w15:restartNumberingAfterBreak="0">
+    <w:nsid w:val="1C023D32"/>
+    <w:multiLevelType w:val="multilevel"/>
+    <w:tmpl w:val="D2C6A876"/>
+    <w:lvl w:ilvl="0">
+      <w:start w:val="1"/>
+      <w:numFmt w:val="bullet"/>
+      <w:lvlText w:val=""/>
+      <w:lvlJc w:val="left"/>
+      <w:pPr>
+        <w:tabs>
+          <w:tab w:val="num" w:pos="720"/>
+        </w:tabs>
+        <w:ind w:left="720" w:hanging="360"/>
+      </w:pPr>
+      <w:rPr>
+        <w:rFonts w:ascii="Symbol" w:hAnsi="Symbol" w:hint="default"/>
+        <w:sz w:val="20"/>
+      </w:rPr>
+    </w:lvl>
+    <w:lvl w:ilvl="1" w:tentative="1">
+      <w:start w:val="1"/>
+      <w:numFmt w:val="bullet"/>
+      <w:lvlText w:val="o"/>
+      <w:lvlJc w:val="left"/>
+      <w:pPr>
+        <w:tabs>
+          <w:tab w:val="num" w:pos="1440"/>
+        </w:tabs>
+        <w:ind w:left="1440" w:hanging="360"/>
+      </w:pPr>
+      <w:rPr>
+        <w:rFonts w:ascii="Courier New" w:hAnsi="Courier New" w:hint="default"/>
+        <w:sz w:val="20"/>
+      </w:rPr>
+    </w:lvl>
+    <w:lvl w:ilvl="2" w:tentative="1">
+      <w:start w:val="1"/>
+      <w:numFmt w:val="bullet"/>
+      <w:lvlText w:val=""/>
+      <w:lvlJc w:val="left"/>
+      <w:pPr>
+        <w:tabs>
+          <w:tab w:val="num" w:pos="2160"/>
+        </w:tabs>
+        <w:ind w:left="2160" w:hanging="360"/>
+      </w:pPr>
+      <w:rPr>
+        <w:rFonts w:ascii="Wingdings" w:hAnsi="Wingdings" w:hint="default"/>
+        <w:sz w:val="20"/>
+      </w:rPr>
+    </w:lvl>
+    <w:lvl w:ilvl="3" w:tentative="1">
+      <w:start w:val="1"/>
+      <w:numFmt w:val="bullet"/>
+      <w:lvlText w:val=""/>
+      <w:lvlJc w:val="left"/>
+      <w:pPr>
+        <w:tabs>
+          <w:tab w:val="num" w:pos="2880"/>
+        </w:tabs>
+        <w:ind w:left="2880" w:hanging="360"/>
+      </w:pPr>
+      <w:rPr>
+        <w:rFonts w:ascii="Wingdings" w:hAnsi="Wingdings" w:hint="default"/>
+        <w:sz w:val="20"/>
+      </w:rPr>
+    </w:lvl>
+    <w:lvl w:ilvl="4" w:tentative="1">
+      <w:start w:val="1"/>
+      <w:numFmt w:val="bullet"/>
+      <w:lvlText w:val=""/>
+      <w:lvlJc w:val="left"/>
+      <w:pPr>
+        <w:tabs>
+          <w:tab w:val="num" w:pos="3600"/>
+        </w:tabs>
+        <w:ind w:left="3600" w:hanging="360"/>
+      </w:pPr>
+      <w:rPr>
+        <w:rFonts w:ascii="Wingdings" w:hAnsi="Wingdings" w:hint="default"/>
+        <w:sz w:val="20"/>
+      </w:rPr>
+    </w:lvl>
+    <w:lvl w:ilvl="5" w:tentative="1">
+      <w:start w:val="1"/>
+      <w:numFmt w:val="bullet"/>
+      <w:lvlText w:val=""/>
+      <w:lvlJc w:val="left"/>
+      <w:pPr>
+        <w:tabs>
+          <w:tab w:val="num" w:pos="4320"/>
+        </w:tabs>
+        <w:ind w:left="4320" w:hanging="360"/>
+      </w:pPr>
+      <w:rPr>
+        <w:rFonts w:ascii="Wingdings" w:hAnsi="Wingdings" w:hint="default"/>
+        <w:sz w:val="20"/>
+      </w:rPr>
+    </w:lvl>
+    <w:lvl w:ilvl="6" w:tentative="1">
+      <w:start w:val="1"/>
+      <w:numFmt w:val="bullet"/>
+      <w:lvlText w:val=""/>
+      <w:lvlJc w:val="left"/>
+      <w:pPr>
+        <w:tabs>
+          <w:tab w:val="num" w:pos="5040"/>
+        </w:tabs>
+        <w:ind w:left="5040" w:hanging="360"/>
+      </w:pPr>
+      <w:rPr>
+        <w:rFonts w:ascii="Wingdings" w:hAnsi="Wingdings" w:hint="default"/>
+        <w:sz w:val="20"/>
+      </w:rPr>
+    </w:lvl>
+    <w:lvl w:ilvl="7" w:tentative="1">
+      <w:start w:val="1"/>
+      <w:numFmt w:val="bullet"/>
+      <w:lvlText w:val=""/>
+      <w:lvlJc w:val="left"/>
+      <w:pPr>
+        <w:tabs>
+          <w:tab w:val="num" w:pos="5760"/>
+        </w:tabs>
+        <w:ind w:left="5760" w:hanging="360"/>
+      </w:pPr>
+      <w:rPr>
+        <w:rFonts w:ascii="Wingdings" w:hAnsi="Wingdings" w:hint="default"/>
+        <w:sz w:val="20"/>
+      </w:rPr>
+    </w:lvl>
+    <w:lvl w:ilvl="8" w:tentative="1">
+      <w:start w:val="1"/>
+      <w:numFmt w:val="bullet"/>
+      <w:lvlText w:val=""/>
+      <w:lvlJc w:val="left"/>
+      <w:pPr>
+        <w:tabs>
+          <w:tab w:val="num" w:pos="6480"/>
+        </w:tabs>
+        <w:ind w:left="6480" w:hanging="360"/>
+      </w:pPr>
+      <w:rPr>
+        <w:rFonts w:ascii="Wingdings" w:hAnsi="Wingdings" w:hint="default"/>
+        <w:sz w:val="20"/>
+      </w:rPr>
+    </w:lvl>
+  </w:abstractNum>
+  <w:abstractNum w:abstractNumId="9" w15:restartNumberingAfterBreak="0">
     <w:nsid w:val="1C313645"/>
     <w:multiLevelType w:val="multilevel"/>
     <w:tmpl w:val="45682496"/>
@@ -2890,7 +5181,305 @@
       </w:rPr>
     </w:lvl>
   </w:abstractNum>
-  <w:abstractNum w:abstractNumId="4" w15:restartNumberingAfterBreak="0">
+  <w:abstractNum w:abstractNumId="10" w15:restartNumberingAfterBreak="0">
+    <w:nsid w:val="1E3626E7"/>
+    <w:multiLevelType w:val="multilevel"/>
+    <w:tmpl w:val="4566DA0C"/>
+    <w:lvl w:ilvl="0">
+      <w:start w:val="1"/>
+      <w:numFmt w:val="bullet"/>
+      <w:lvlText w:val=""/>
+      <w:lvlJc w:val="left"/>
+      <w:pPr>
+        <w:tabs>
+          <w:tab w:val="num" w:pos="720"/>
+        </w:tabs>
+        <w:ind w:left="720" w:hanging="360"/>
+      </w:pPr>
+      <w:rPr>
+        <w:rFonts w:ascii="Symbol" w:hAnsi="Symbol" w:hint="default"/>
+        <w:sz w:val="20"/>
+      </w:rPr>
+    </w:lvl>
+    <w:lvl w:ilvl="1" w:tentative="1">
+      <w:start w:val="1"/>
+      <w:numFmt w:val="bullet"/>
+      <w:lvlText w:val="o"/>
+      <w:lvlJc w:val="left"/>
+      <w:pPr>
+        <w:tabs>
+          <w:tab w:val="num" w:pos="1440"/>
+        </w:tabs>
+        <w:ind w:left="1440" w:hanging="360"/>
+      </w:pPr>
+      <w:rPr>
+        <w:rFonts w:ascii="Courier New" w:hAnsi="Courier New" w:hint="default"/>
+        <w:sz w:val="20"/>
+      </w:rPr>
+    </w:lvl>
+    <w:lvl w:ilvl="2" w:tentative="1">
+      <w:start w:val="1"/>
+      <w:numFmt w:val="bullet"/>
+      <w:lvlText w:val=""/>
+      <w:lvlJc w:val="left"/>
+      <w:pPr>
+        <w:tabs>
+          <w:tab w:val="num" w:pos="2160"/>
+        </w:tabs>
+        <w:ind w:left="2160" w:hanging="360"/>
+      </w:pPr>
+      <w:rPr>
+        <w:rFonts w:ascii="Wingdings" w:hAnsi="Wingdings" w:hint="default"/>
+        <w:sz w:val="20"/>
+      </w:rPr>
+    </w:lvl>
+    <w:lvl w:ilvl="3" w:tentative="1">
+      <w:start w:val="1"/>
+      <w:numFmt w:val="bullet"/>
+      <w:lvlText w:val=""/>
+      <w:lvlJc w:val="left"/>
+      <w:pPr>
+        <w:tabs>
+          <w:tab w:val="num" w:pos="2880"/>
+        </w:tabs>
+        <w:ind w:left="2880" w:hanging="360"/>
+      </w:pPr>
+      <w:rPr>
+        <w:rFonts w:ascii="Wingdings" w:hAnsi="Wingdings" w:hint="default"/>
+        <w:sz w:val="20"/>
+      </w:rPr>
+    </w:lvl>
+    <w:lvl w:ilvl="4" w:tentative="1">
+      <w:start w:val="1"/>
+      <w:numFmt w:val="bullet"/>
+      <w:lvlText w:val=""/>
+      <w:lvlJc w:val="left"/>
+      <w:pPr>
+        <w:tabs>
+          <w:tab w:val="num" w:pos="3600"/>
+        </w:tabs>
+        <w:ind w:left="3600" w:hanging="360"/>
+      </w:pPr>
+      <w:rPr>
+        <w:rFonts w:ascii="Wingdings" w:hAnsi="Wingdings" w:hint="default"/>
+        <w:sz w:val="20"/>
+      </w:rPr>
+    </w:lvl>
+    <w:lvl w:ilvl="5" w:tentative="1">
+      <w:start w:val="1"/>
+      <w:numFmt w:val="bullet"/>
+      <w:lvlText w:val=""/>
+      <w:lvlJc w:val="left"/>
+      <w:pPr>
+        <w:tabs>
+          <w:tab w:val="num" w:pos="4320"/>
+        </w:tabs>
+        <w:ind w:left="4320" w:hanging="360"/>
+      </w:pPr>
+      <w:rPr>
+        <w:rFonts w:ascii="Wingdings" w:hAnsi="Wingdings" w:hint="default"/>
+        <w:sz w:val="20"/>
+      </w:rPr>
+    </w:lvl>
+    <w:lvl w:ilvl="6" w:tentative="1">
+      <w:start w:val="1"/>
+      <w:numFmt w:val="bullet"/>
+      <w:lvlText w:val=""/>
+      <w:lvlJc w:val="left"/>
+      <w:pPr>
+        <w:tabs>
+          <w:tab w:val="num" w:pos="5040"/>
+        </w:tabs>
+        <w:ind w:left="5040" w:hanging="360"/>
+      </w:pPr>
+      <w:rPr>
+        <w:rFonts w:ascii="Wingdings" w:hAnsi="Wingdings" w:hint="default"/>
+        <w:sz w:val="20"/>
+      </w:rPr>
+    </w:lvl>
+    <w:lvl w:ilvl="7" w:tentative="1">
+      <w:start w:val="1"/>
+      <w:numFmt w:val="bullet"/>
+      <w:lvlText w:val=""/>
+      <w:lvlJc w:val="left"/>
+      <w:pPr>
+        <w:tabs>
+          <w:tab w:val="num" w:pos="5760"/>
+        </w:tabs>
+        <w:ind w:left="5760" w:hanging="360"/>
+      </w:pPr>
+      <w:rPr>
+        <w:rFonts w:ascii="Wingdings" w:hAnsi="Wingdings" w:hint="default"/>
+        <w:sz w:val="20"/>
+      </w:rPr>
+    </w:lvl>
+    <w:lvl w:ilvl="8" w:tentative="1">
+      <w:start w:val="1"/>
+      <w:numFmt w:val="bullet"/>
+      <w:lvlText w:val=""/>
+      <w:lvlJc w:val="left"/>
+      <w:pPr>
+        <w:tabs>
+          <w:tab w:val="num" w:pos="6480"/>
+        </w:tabs>
+        <w:ind w:left="6480" w:hanging="360"/>
+      </w:pPr>
+      <w:rPr>
+        <w:rFonts w:ascii="Wingdings" w:hAnsi="Wingdings" w:hint="default"/>
+        <w:sz w:val="20"/>
+      </w:rPr>
+    </w:lvl>
+  </w:abstractNum>
+  <w:abstractNum w:abstractNumId="11" w15:restartNumberingAfterBreak="0">
+    <w:nsid w:val="1E9B4A9A"/>
+    <w:multiLevelType w:val="multilevel"/>
+    <w:tmpl w:val="7D7A31EC"/>
+    <w:lvl w:ilvl="0">
+      <w:start w:val="1"/>
+      <w:numFmt w:val="bullet"/>
+      <w:lvlText w:val=""/>
+      <w:lvlJc w:val="left"/>
+      <w:pPr>
+        <w:tabs>
+          <w:tab w:val="num" w:pos="720"/>
+        </w:tabs>
+        <w:ind w:left="720" w:hanging="360"/>
+      </w:pPr>
+      <w:rPr>
+        <w:rFonts w:ascii="Symbol" w:hAnsi="Symbol" w:hint="default"/>
+        <w:sz w:val="20"/>
+      </w:rPr>
+    </w:lvl>
+    <w:lvl w:ilvl="1" w:tentative="1">
+      <w:start w:val="1"/>
+      <w:numFmt w:val="bullet"/>
+      <w:lvlText w:val="o"/>
+      <w:lvlJc w:val="left"/>
+      <w:pPr>
+        <w:tabs>
+          <w:tab w:val="num" w:pos="1440"/>
+        </w:tabs>
+        <w:ind w:left="1440" w:hanging="360"/>
+      </w:pPr>
+      <w:rPr>
+        <w:rFonts w:ascii="Courier New" w:hAnsi="Courier New" w:hint="default"/>
+        <w:sz w:val="20"/>
+      </w:rPr>
+    </w:lvl>
+    <w:lvl w:ilvl="2" w:tentative="1">
+      <w:start w:val="1"/>
+      <w:numFmt w:val="bullet"/>
+      <w:lvlText w:val=""/>
+      <w:lvlJc w:val="left"/>
+      <w:pPr>
+        <w:tabs>
+          <w:tab w:val="num" w:pos="2160"/>
+        </w:tabs>
+        <w:ind w:left="2160" w:hanging="360"/>
+      </w:pPr>
+      <w:rPr>
+        <w:rFonts w:ascii="Wingdings" w:hAnsi="Wingdings" w:hint="default"/>
+        <w:sz w:val="20"/>
+      </w:rPr>
+    </w:lvl>
+    <w:lvl w:ilvl="3" w:tentative="1">
+      <w:start w:val="1"/>
+      <w:numFmt w:val="bullet"/>
+      <w:lvlText w:val=""/>
+      <w:lvlJc w:val="left"/>
+      <w:pPr>
+        <w:tabs>
+          <w:tab w:val="num" w:pos="2880"/>
+        </w:tabs>
+        <w:ind w:left="2880" w:hanging="360"/>
+      </w:pPr>
+      <w:rPr>
+        <w:rFonts w:ascii="Wingdings" w:hAnsi="Wingdings" w:hint="default"/>
+        <w:sz w:val="20"/>
+      </w:rPr>
+    </w:lvl>
+    <w:lvl w:ilvl="4" w:tentative="1">
+      <w:start w:val="1"/>
+      <w:numFmt w:val="bullet"/>
+      <w:lvlText w:val=""/>
+      <w:lvlJc w:val="left"/>
+      <w:pPr>
+        <w:tabs>
+          <w:tab w:val="num" w:pos="3600"/>
+        </w:tabs>
+        <w:ind w:left="3600" w:hanging="360"/>
+      </w:pPr>
+      <w:rPr>
+        <w:rFonts w:ascii="Wingdings" w:hAnsi="Wingdings" w:hint="default"/>
+        <w:sz w:val="20"/>
+      </w:rPr>
+    </w:lvl>
+    <w:lvl w:ilvl="5" w:tentative="1">
+      <w:start w:val="1"/>
+      <w:numFmt w:val="bullet"/>
+      <w:lvlText w:val=""/>
+      <w:lvlJc w:val="left"/>
+      <w:pPr>
+        <w:tabs>
+          <w:tab w:val="num" w:pos="4320"/>
+        </w:tabs>
+        <w:ind w:left="4320" w:hanging="360"/>
+      </w:pPr>
+      <w:rPr>
+        <w:rFonts w:ascii="Wingdings" w:hAnsi="Wingdings" w:hint="default"/>
+        <w:sz w:val="20"/>
+      </w:rPr>
+    </w:lvl>
+    <w:lvl w:ilvl="6" w:tentative="1">
+      <w:start w:val="1"/>
+      <w:numFmt w:val="bullet"/>
+      <w:lvlText w:val=""/>
+      <w:lvlJc w:val="left"/>
+      <w:pPr>
+        <w:tabs>
+          <w:tab w:val="num" w:pos="5040"/>
+        </w:tabs>
+        <w:ind w:left="5040" w:hanging="360"/>
+      </w:pPr>
+      <w:rPr>
+        <w:rFonts w:ascii="Wingdings" w:hAnsi="Wingdings" w:hint="default"/>
+        <w:sz w:val="20"/>
+      </w:rPr>
+    </w:lvl>
+    <w:lvl w:ilvl="7" w:tentative="1">
+      <w:start w:val="1"/>
+      <w:numFmt w:val="bullet"/>
+      <w:lvlText w:val=""/>
+      <w:lvlJc w:val="left"/>
+      <w:pPr>
+        <w:tabs>
+          <w:tab w:val="num" w:pos="5760"/>
+        </w:tabs>
+        <w:ind w:left="5760" w:hanging="360"/>
+      </w:pPr>
+      <w:rPr>
+        <w:rFonts w:ascii="Wingdings" w:hAnsi="Wingdings" w:hint="default"/>
+        <w:sz w:val="20"/>
+      </w:rPr>
+    </w:lvl>
+    <w:lvl w:ilvl="8" w:tentative="1">
+      <w:start w:val="1"/>
+      <w:numFmt w:val="bullet"/>
+      <w:lvlText w:val=""/>
+      <w:lvlJc w:val="left"/>
+      <w:pPr>
+        <w:tabs>
+          <w:tab w:val="num" w:pos="6480"/>
+        </w:tabs>
+        <w:ind w:left="6480" w:hanging="360"/>
+      </w:pPr>
+      <w:rPr>
+        <w:rFonts w:ascii="Wingdings" w:hAnsi="Wingdings" w:hint="default"/>
+        <w:sz w:val="20"/>
+      </w:rPr>
+    </w:lvl>
+  </w:abstractNum>
+  <w:abstractNum w:abstractNumId="12" w15:restartNumberingAfterBreak="0">
     <w:nsid w:val="202D0E83"/>
     <w:multiLevelType w:val="multilevel"/>
     <w:tmpl w:val="DB68E252"/>
@@ -3039,7 +5628,7 @@
       </w:rPr>
     </w:lvl>
   </w:abstractNum>
-  <w:abstractNum w:abstractNumId="5" w15:restartNumberingAfterBreak="0">
+  <w:abstractNum w:abstractNumId="13" w15:restartNumberingAfterBreak="0">
     <w:nsid w:val="258B7163"/>
     <w:multiLevelType w:val="multilevel"/>
     <w:tmpl w:val="71FA28AE"/>
@@ -3188,7 +5777,7 @@
       </w:rPr>
     </w:lvl>
   </w:abstractNum>
-  <w:abstractNum w:abstractNumId="6" w15:restartNumberingAfterBreak="0">
+  <w:abstractNum w:abstractNumId="14" w15:restartNumberingAfterBreak="0">
     <w:nsid w:val="26106C50"/>
     <w:multiLevelType w:val="multilevel"/>
     <w:tmpl w:val="D9869F06"/>
@@ -3301,7 +5890,7 @@
       </w:pPr>
     </w:lvl>
   </w:abstractNum>
-  <w:abstractNum w:abstractNumId="7" w15:restartNumberingAfterBreak="0">
+  <w:abstractNum w:abstractNumId="15" w15:restartNumberingAfterBreak="0">
     <w:nsid w:val="26B76ADD"/>
     <w:multiLevelType w:val="multilevel"/>
     <w:tmpl w:val="C74EB8B8"/>
@@ -3450,7 +6039,305 @@
       </w:rPr>
     </w:lvl>
   </w:abstractNum>
-  <w:abstractNum w:abstractNumId="8" w15:restartNumberingAfterBreak="0">
+  <w:abstractNum w:abstractNumId="16" w15:restartNumberingAfterBreak="0">
+    <w:nsid w:val="2B1504C6"/>
+    <w:multiLevelType w:val="multilevel"/>
+    <w:tmpl w:val="BDFC2460"/>
+    <w:lvl w:ilvl="0">
+      <w:start w:val="1"/>
+      <w:numFmt w:val="bullet"/>
+      <w:lvlText w:val=""/>
+      <w:lvlJc w:val="left"/>
+      <w:pPr>
+        <w:tabs>
+          <w:tab w:val="num" w:pos="720"/>
+        </w:tabs>
+        <w:ind w:left="720" w:hanging="360"/>
+      </w:pPr>
+      <w:rPr>
+        <w:rFonts w:ascii="Symbol" w:hAnsi="Symbol" w:hint="default"/>
+        <w:sz w:val="20"/>
+      </w:rPr>
+    </w:lvl>
+    <w:lvl w:ilvl="1" w:tentative="1">
+      <w:start w:val="1"/>
+      <w:numFmt w:val="bullet"/>
+      <w:lvlText w:val="o"/>
+      <w:lvlJc w:val="left"/>
+      <w:pPr>
+        <w:tabs>
+          <w:tab w:val="num" w:pos="1440"/>
+        </w:tabs>
+        <w:ind w:left="1440" w:hanging="360"/>
+      </w:pPr>
+      <w:rPr>
+        <w:rFonts w:ascii="Courier New" w:hAnsi="Courier New" w:hint="default"/>
+        <w:sz w:val="20"/>
+      </w:rPr>
+    </w:lvl>
+    <w:lvl w:ilvl="2" w:tentative="1">
+      <w:start w:val="1"/>
+      <w:numFmt w:val="bullet"/>
+      <w:lvlText w:val=""/>
+      <w:lvlJc w:val="left"/>
+      <w:pPr>
+        <w:tabs>
+          <w:tab w:val="num" w:pos="2160"/>
+        </w:tabs>
+        <w:ind w:left="2160" w:hanging="360"/>
+      </w:pPr>
+      <w:rPr>
+        <w:rFonts w:ascii="Wingdings" w:hAnsi="Wingdings" w:hint="default"/>
+        <w:sz w:val="20"/>
+      </w:rPr>
+    </w:lvl>
+    <w:lvl w:ilvl="3" w:tentative="1">
+      <w:start w:val="1"/>
+      <w:numFmt w:val="bullet"/>
+      <w:lvlText w:val=""/>
+      <w:lvlJc w:val="left"/>
+      <w:pPr>
+        <w:tabs>
+          <w:tab w:val="num" w:pos="2880"/>
+        </w:tabs>
+        <w:ind w:left="2880" w:hanging="360"/>
+      </w:pPr>
+      <w:rPr>
+        <w:rFonts w:ascii="Wingdings" w:hAnsi="Wingdings" w:hint="default"/>
+        <w:sz w:val="20"/>
+      </w:rPr>
+    </w:lvl>
+    <w:lvl w:ilvl="4" w:tentative="1">
+      <w:start w:val="1"/>
+      <w:numFmt w:val="bullet"/>
+      <w:lvlText w:val=""/>
+      <w:lvlJc w:val="left"/>
+      <w:pPr>
+        <w:tabs>
+          <w:tab w:val="num" w:pos="3600"/>
+        </w:tabs>
+        <w:ind w:left="3600" w:hanging="360"/>
+      </w:pPr>
+      <w:rPr>
+        <w:rFonts w:ascii="Wingdings" w:hAnsi="Wingdings" w:hint="default"/>
+        <w:sz w:val="20"/>
+      </w:rPr>
+    </w:lvl>
+    <w:lvl w:ilvl="5" w:tentative="1">
+      <w:start w:val="1"/>
+      <w:numFmt w:val="bullet"/>
+      <w:lvlText w:val=""/>
+      <w:lvlJc w:val="left"/>
+      <w:pPr>
+        <w:tabs>
+          <w:tab w:val="num" w:pos="4320"/>
+        </w:tabs>
+        <w:ind w:left="4320" w:hanging="360"/>
+      </w:pPr>
+      <w:rPr>
+        <w:rFonts w:ascii="Wingdings" w:hAnsi="Wingdings" w:hint="default"/>
+        <w:sz w:val="20"/>
+      </w:rPr>
+    </w:lvl>
+    <w:lvl w:ilvl="6" w:tentative="1">
+      <w:start w:val="1"/>
+      <w:numFmt w:val="bullet"/>
+      <w:lvlText w:val=""/>
+      <w:lvlJc w:val="left"/>
+      <w:pPr>
+        <w:tabs>
+          <w:tab w:val="num" w:pos="5040"/>
+        </w:tabs>
+        <w:ind w:left="5040" w:hanging="360"/>
+      </w:pPr>
+      <w:rPr>
+        <w:rFonts w:ascii="Wingdings" w:hAnsi="Wingdings" w:hint="default"/>
+        <w:sz w:val="20"/>
+      </w:rPr>
+    </w:lvl>
+    <w:lvl w:ilvl="7" w:tentative="1">
+      <w:start w:val="1"/>
+      <w:numFmt w:val="bullet"/>
+      <w:lvlText w:val=""/>
+      <w:lvlJc w:val="left"/>
+      <w:pPr>
+        <w:tabs>
+          <w:tab w:val="num" w:pos="5760"/>
+        </w:tabs>
+        <w:ind w:left="5760" w:hanging="360"/>
+      </w:pPr>
+      <w:rPr>
+        <w:rFonts w:ascii="Wingdings" w:hAnsi="Wingdings" w:hint="default"/>
+        <w:sz w:val="20"/>
+      </w:rPr>
+    </w:lvl>
+    <w:lvl w:ilvl="8" w:tentative="1">
+      <w:start w:val="1"/>
+      <w:numFmt w:val="bullet"/>
+      <w:lvlText w:val=""/>
+      <w:lvlJc w:val="left"/>
+      <w:pPr>
+        <w:tabs>
+          <w:tab w:val="num" w:pos="6480"/>
+        </w:tabs>
+        <w:ind w:left="6480" w:hanging="360"/>
+      </w:pPr>
+      <w:rPr>
+        <w:rFonts w:ascii="Wingdings" w:hAnsi="Wingdings" w:hint="default"/>
+        <w:sz w:val="20"/>
+      </w:rPr>
+    </w:lvl>
+  </w:abstractNum>
+  <w:abstractNum w:abstractNumId="17" w15:restartNumberingAfterBreak="0">
+    <w:nsid w:val="2C4174DA"/>
+    <w:multiLevelType w:val="multilevel"/>
+    <w:tmpl w:val="3016169C"/>
+    <w:lvl w:ilvl="0">
+      <w:start w:val="1"/>
+      <w:numFmt w:val="bullet"/>
+      <w:lvlText w:val=""/>
+      <w:lvlJc w:val="left"/>
+      <w:pPr>
+        <w:tabs>
+          <w:tab w:val="num" w:pos="720"/>
+        </w:tabs>
+        <w:ind w:left="720" w:hanging="360"/>
+      </w:pPr>
+      <w:rPr>
+        <w:rFonts w:ascii="Symbol" w:hAnsi="Symbol" w:hint="default"/>
+        <w:sz w:val="20"/>
+      </w:rPr>
+    </w:lvl>
+    <w:lvl w:ilvl="1" w:tentative="1">
+      <w:start w:val="1"/>
+      <w:numFmt w:val="bullet"/>
+      <w:lvlText w:val="o"/>
+      <w:lvlJc w:val="left"/>
+      <w:pPr>
+        <w:tabs>
+          <w:tab w:val="num" w:pos="1440"/>
+        </w:tabs>
+        <w:ind w:left="1440" w:hanging="360"/>
+      </w:pPr>
+      <w:rPr>
+        <w:rFonts w:ascii="Courier New" w:hAnsi="Courier New" w:hint="default"/>
+        <w:sz w:val="20"/>
+      </w:rPr>
+    </w:lvl>
+    <w:lvl w:ilvl="2" w:tentative="1">
+      <w:start w:val="1"/>
+      <w:numFmt w:val="bullet"/>
+      <w:lvlText w:val=""/>
+      <w:lvlJc w:val="left"/>
+      <w:pPr>
+        <w:tabs>
+          <w:tab w:val="num" w:pos="2160"/>
+        </w:tabs>
+        <w:ind w:left="2160" w:hanging="360"/>
+      </w:pPr>
+      <w:rPr>
+        <w:rFonts w:ascii="Wingdings" w:hAnsi="Wingdings" w:hint="default"/>
+        <w:sz w:val="20"/>
+      </w:rPr>
+    </w:lvl>
+    <w:lvl w:ilvl="3" w:tentative="1">
+      <w:start w:val="1"/>
+      <w:numFmt w:val="bullet"/>
+      <w:lvlText w:val=""/>
+      <w:lvlJc w:val="left"/>
+      <w:pPr>
+        <w:tabs>
+          <w:tab w:val="num" w:pos="2880"/>
+        </w:tabs>
+        <w:ind w:left="2880" w:hanging="360"/>
+      </w:pPr>
+      <w:rPr>
+        <w:rFonts w:ascii="Wingdings" w:hAnsi="Wingdings" w:hint="default"/>
+        <w:sz w:val="20"/>
+      </w:rPr>
+    </w:lvl>
+    <w:lvl w:ilvl="4" w:tentative="1">
+      <w:start w:val="1"/>
+      <w:numFmt w:val="bullet"/>
+      <w:lvlText w:val=""/>
+      <w:lvlJc w:val="left"/>
+      <w:pPr>
+        <w:tabs>
+          <w:tab w:val="num" w:pos="3600"/>
+        </w:tabs>
+        <w:ind w:left="3600" w:hanging="360"/>
+      </w:pPr>
+      <w:rPr>
+        <w:rFonts w:ascii="Wingdings" w:hAnsi="Wingdings" w:hint="default"/>
+        <w:sz w:val="20"/>
+      </w:rPr>
+    </w:lvl>
+    <w:lvl w:ilvl="5" w:tentative="1">
+      <w:start w:val="1"/>
+      <w:numFmt w:val="bullet"/>
+      <w:lvlText w:val=""/>
+      <w:lvlJc w:val="left"/>
+      <w:pPr>
+        <w:tabs>
+          <w:tab w:val="num" w:pos="4320"/>
+        </w:tabs>
+        <w:ind w:left="4320" w:hanging="360"/>
+      </w:pPr>
+      <w:rPr>
+        <w:rFonts w:ascii="Wingdings" w:hAnsi="Wingdings" w:hint="default"/>
+        <w:sz w:val="20"/>
+      </w:rPr>
+    </w:lvl>
+    <w:lvl w:ilvl="6" w:tentative="1">
+      <w:start w:val="1"/>
+      <w:numFmt w:val="bullet"/>
+      <w:lvlText w:val=""/>
+      <w:lvlJc w:val="left"/>
+      <w:pPr>
+        <w:tabs>
+          <w:tab w:val="num" w:pos="5040"/>
+        </w:tabs>
+        <w:ind w:left="5040" w:hanging="360"/>
+      </w:pPr>
+      <w:rPr>
+        <w:rFonts w:ascii="Wingdings" w:hAnsi="Wingdings" w:hint="default"/>
+        <w:sz w:val="20"/>
+      </w:rPr>
+    </w:lvl>
+    <w:lvl w:ilvl="7" w:tentative="1">
+      <w:start w:val="1"/>
+      <w:numFmt w:val="bullet"/>
+      <w:lvlText w:val=""/>
+      <w:lvlJc w:val="left"/>
+      <w:pPr>
+        <w:tabs>
+          <w:tab w:val="num" w:pos="5760"/>
+        </w:tabs>
+        <w:ind w:left="5760" w:hanging="360"/>
+      </w:pPr>
+      <w:rPr>
+        <w:rFonts w:ascii="Wingdings" w:hAnsi="Wingdings" w:hint="default"/>
+        <w:sz w:val="20"/>
+      </w:rPr>
+    </w:lvl>
+    <w:lvl w:ilvl="8" w:tentative="1">
+      <w:start w:val="1"/>
+      <w:numFmt w:val="bullet"/>
+      <w:lvlText w:val=""/>
+      <w:lvlJc w:val="left"/>
+      <w:pPr>
+        <w:tabs>
+          <w:tab w:val="num" w:pos="6480"/>
+        </w:tabs>
+        <w:ind w:left="6480" w:hanging="360"/>
+      </w:pPr>
+      <w:rPr>
+        <w:rFonts w:ascii="Wingdings" w:hAnsi="Wingdings" w:hint="default"/>
+        <w:sz w:val="20"/>
+      </w:rPr>
+    </w:lvl>
+  </w:abstractNum>
+  <w:abstractNum w:abstractNumId="18" w15:restartNumberingAfterBreak="0">
     <w:nsid w:val="2F643968"/>
     <w:multiLevelType w:val="multilevel"/>
     <w:tmpl w:val="398CF822"/>
@@ -3599,7 +6486,156 @@
       </w:rPr>
     </w:lvl>
   </w:abstractNum>
-  <w:abstractNum w:abstractNumId="9" w15:restartNumberingAfterBreak="0">
+  <w:abstractNum w:abstractNumId="19" w15:restartNumberingAfterBreak="0">
+    <w:nsid w:val="314A2F53"/>
+    <w:multiLevelType w:val="multilevel"/>
+    <w:tmpl w:val="784EC25A"/>
+    <w:lvl w:ilvl="0">
+      <w:start w:val="1"/>
+      <w:numFmt w:val="bullet"/>
+      <w:lvlText w:val=""/>
+      <w:lvlJc w:val="left"/>
+      <w:pPr>
+        <w:tabs>
+          <w:tab w:val="num" w:pos="720"/>
+        </w:tabs>
+        <w:ind w:left="720" w:hanging="360"/>
+      </w:pPr>
+      <w:rPr>
+        <w:rFonts w:ascii="Symbol" w:hAnsi="Symbol" w:hint="default"/>
+        <w:sz w:val="20"/>
+      </w:rPr>
+    </w:lvl>
+    <w:lvl w:ilvl="1" w:tentative="1">
+      <w:start w:val="1"/>
+      <w:numFmt w:val="bullet"/>
+      <w:lvlText w:val="o"/>
+      <w:lvlJc w:val="left"/>
+      <w:pPr>
+        <w:tabs>
+          <w:tab w:val="num" w:pos="1440"/>
+        </w:tabs>
+        <w:ind w:left="1440" w:hanging="360"/>
+      </w:pPr>
+      <w:rPr>
+        <w:rFonts w:ascii="Courier New" w:hAnsi="Courier New" w:hint="default"/>
+        <w:sz w:val="20"/>
+      </w:rPr>
+    </w:lvl>
+    <w:lvl w:ilvl="2" w:tentative="1">
+      <w:start w:val="1"/>
+      <w:numFmt w:val="bullet"/>
+      <w:lvlText w:val=""/>
+      <w:lvlJc w:val="left"/>
+      <w:pPr>
+        <w:tabs>
+          <w:tab w:val="num" w:pos="2160"/>
+        </w:tabs>
+        <w:ind w:left="2160" w:hanging="360"/>
+      </w:pPr>
+      <w:rPr>
+        <w:rFonts w:ascii="Wingdings" w:hAnsi="Wingdings" w:hint="default"/>
+        <w:sz w:val="20"/>
+      </w:rPr>
+    </w:lvl>
+    <w:lvl w:ilvl="3" w:tentative="1">
+      <w:start w:val="1"/>
+      <w:numFmt w:val="bullet"/>
+      <w:lvlText w:val=""/>
+      <w:lvlJc w:val="left"/>
+      <w:pPr>
+        <w:tabs>
+          <w:tab w:val="num" w:pos="2880"/>
+        </w:tabs>
+        <w:ind w:left="2880" w:hanging="360"/>
+      </w:pPr>
+      <w:rPr>
+        <w:rFonts w:ascii="Wingdings" w:hAnsi="Wingdings" w:hint="default"/>
+        <w:sz w:val="20"/>
+      </w:rPr>
+    </w:lvl>
+    <w:lvl w:ilvl="4" w:tentative="1">
+      <w:start w:val="1"/>
+      <w:numFmt w:val="bullet"/>
+      <w:lvlText w:val=""/>
+      <w:lvlJc w:val="left"/>
+      <w:pPr>
+        <w:tabs>
+          <w:tab w:val="num" w:pos="3600"/>
+        </w:tabs>
+        <w:ind w:left="3600" w:hanging="360"/>
+      </w:pPr>
+      <w:rPr>
+        <w:rFonts w:ascii="Wingdings" w:hAnsi="Wingdings" w:hint="default"/>
+        <w:sz w:val="20"/>
+      </w:rPr>
+    </w:lvl>
+    <w:lvl w:ilvl="5" w:tentative="1">
+      <w:start w:val="1"/>
+      <w:numFmt w:val="bullet"/>
+      <w:lvlText w:val=""/>
+      <w:lvlJc w:val="left"/>
+      <w:pPr>
+        <w:tabs>
+          <w:tab w:val="num" w:pos="4320"/>
+        </w:tabs>
+        <w:ind w:left="4320" w:hanging="360"/>
+      </w:pPr>
+      <w:rPr>
+        <w:rFonts w:ascii="Wingdings" w:hAnsi="Wingdings" w:hint="default"/>
+        <w:sz w:val="20"/>
+      </w:rPr>
+    </w:lvl>
+    <w:lvl w:ilvl="6" w:tentative="1">
+      <w:start w:val="1"/>
+      <w:numFmt w:val="bullet"/>
+      <w:lvlText w:val=""/>
+      <w:lvlJc w:val="left"/>
+      <w:pPr>
+        <w:tabs>
+          <w:tab w:val="num" w:pos="5040"/>
+        </w:tabs>
+        <w:ind w:left="5040" w:hanging="360"/>
+      </w:pPr>
+      <w:rPr>
+        <w:rFonts w:ascii="Wingdings" w:hAnsi="Wingdings" w:hint="default"/>
+        <w:sz w:val="20"/>
+      </w:rPr>
+    </w:lvl>
+    <w:lvl w:ilvl="7" w:tentative="1">
+      <w:start w:val="1"/>
+      <w:numFmt w:val="bullet"/>
+      <w:lvlText w:val=""/>
+      <w:lvlJc w:val="left"/>
+      <w:pPr>
+        <w:tabs>
+          <w:tab w:val="num" w:pos="5760"/>
+        </w:tabs>
+        <w:ind w:left="5760" w:hanging="360"/>
+      </w:pPr>
+      <w:rPr>
+        <w:rFonts w:ascii="Wingdings" w:hAnsi="Wingdings" w:hint="default"/>
+        <w:sz w:val="20"/>
+      </w:rPr>
+    </w:lvl>
+    <w:lvl w:ilvl="8" w:tentative="1">
+      <w:start w:val="1"/>
+      <w:numFmt w:val="bullet"/>
+      <w:lvlText w:val=""/>
+      <w:lvlJc w:val="left"/>
+      <w:pPr>
+        <w:tabs>
+          <w:tab w:val="num" w:pos="6480"/>
+        </w:tabs>
+        <w:ind w:left="6480" w:hanging="360"/>
+      </w:pPr>
+      <w:rPr>
+        <w:rFonts w:ascii="Wingdings" w:hAnsi="Wingdings" w:hint="default"/>
+        <w:sz w:val="20"/>
+      </w:rPr>
+    </w:lvl>
+  </w:abstractNum>
+  <w:abstractNum w:abstractNumId="20" w15:restartNumberingAfterBreak="0">
     <w:nsid w:val="318C7CEC"/>
     <w:multiLevelType w:val="multilevel"/>
     <w:tmpl w:val="840056AA"/>
@@ -3748,7 +6784,156 @@
       </w:rPr>
     </w:lvl>
   </w:abstractNum>
-  <w:abstractNum w:abstractNumId="10" w15:restartNumberingAfterBreak="0">
+  <w:abstractNum w:abstractNumId="21" w15:restartNumberingAfterBreak="0">
+    <w:nsid w:val="348F0AC0"/>
+    <w:multiLevelType w:val="multilevel"/>
+    <w:tmpl w:val="3A620A82"/>
+    <w:lvl w:ilvl="0">
+      <w:start w:val="1"/>
+      <w:numFmt w:val="bullet"/>
+      <w:lvlText w:val=""/>
+      <w:lvlJc w:val="left"/>
+      <w:pPr>
+        <w:tabs>
+          <w:tab w:val="num" w:pos="720"/>
+        </w:tabs>
+        <w:ind w:left="720" w:hanging="360"/>
+      </w:pPr>
+      <w:rPr>
+        <w:rFonts w:ascii="Symbol" w:hAnsi="Symbol" w:hint="default"/>
+        <w:sz w:val="20"/>
+      </w:rPr>
+    </w:lvl>
+    <w:lvl w:ilvl="1" w:tentative="1">
+      <w:start w:val="1"/>
+      <w:numFmt w:val="bullet"/>
+      <w:lvlText w:val="o"/>
+      <w:lvlJc w:val="left"/>
+      <w:pPr>
+        <w:tabs>
+          <w:tab w:val="num" w:pos="1440"/>
+        </w:tabs>
+        <w:ind w:left="1440" w:hanging="360"/>
+      </w:pPr>
+      <w:rPr>
+        <w:rFonts w:ascii="Courier New" w:hAnsi="Courier New" w:hint="default"/>
+        <w:sz w:val="20"/>
+      </w:rPr>
+    </w:lvl>
+    <w:lvl w:ilvl="2" w:tentative="1">
+      <w:start w:val="1"/>
+      <w:numFmt w:val="bullet"/>
+      <w:lvlText w:val=""/>
+      <w:lvlJc w:val="left"/>
+      <w:pPr>
+        <w:tabs>
+          <w:tab w:val="num" w:pos="2160"/>
+        </w:tabs>
+        <w:ind w:left="2160" w:hanging="360"/>
+      </w:pPr>
+      <w:rPr>
+        <w:rFonts w:ascii="Wingdings" w:hAnsi="Wingdings" w:hint="default"/>
+        <w:sz w:val="20"/>
+      </w:rPr>
+    </w:lvl>
+    <w:lvl w:ilvl="3" w:tentative="1">
+      <w:start w:val="1"/>
+      <w:numFmt w:val="bullet"/>
+      <w:lvlText w:val=""/>
+      <w:lvlJc w:val="left"/>
+      <w:pPr>
+        <w:tabs>
+          <w:tab w:val="num" w:pos="2880"/>
+        </w:tabs>
+        <w:ind w:left="2880" w:hanging="360"/>
+      </w:pPr>
+      <w:rPr>
+        <w:rFonts w:ascii="Wingdings" w:hAnsi="Wingdings" w:hint="default"/>
+        <w:sz w:val="20"/>
+      </w:rPr>
+    </w:lvl>
+    <w:lvl w:ilvl="4" w:tentative="1">
+      <w:start w:val="1"/>
+      <w:numFmt w:val="bullet"/>
+      <w:lvlText w:val=""/>
+      <w:lvlJc w:val="left"/>
+      <w:pPr>
+        <w:tabs>
+          <w:tab w:val="num" w:pos="3600"/>
+        </w:tabs>
+        <w:ind w:left="3600" w:hanging="360"/>
+      </w:pPr>
+      <w:rPr>
+        <w:rFonts w:ascii="Wingdings" w:hAnsi="Wingdings" w:hint="default"/>
+        <w:sz w:val="20"/>
+      </w:rPr>
+    </w:lvl>
+    <w:lvl w:ilvl="5" w:tentative="1">
+      <w:start w:val="1"/>
+      <w:numFmt w:val="bullet"/>
+      <w:lvlText w:val=""/>
+      <w:lvlJc w:val="left"/>
+      <w:pPr>
+        <w:tabs>
+          <w:tab w:val="num" w:pos="4320"/>
+        </w:tabs>
+        <w:ind w:left="4320" w:hanging="360"/>
+      </w:pPr>
+      <w:rPr>
+        <w:rFonts w:ascii="Wingdings" w:hAnsi="Wingdings" w:hint="default"/>
+        <w:sz w:val="20"/>
+      </w:rPr>
+    </w:lvl>
+    <w:lvl w:ilvl="6" w:tentative="1">
+      <w:start w:val="1"/>
+      <w:numFmt w:val="bullet"/>
+      <w:lvlText w:val=""/>
+      <w:lvlJc w:val="left"/>
+      <w:pPr>
+        <w:tabs>
+          <w:tab w:val="num" w:pos="5040"/>
+        </w:tabs>
+        <w:ind w:left="5040" w:hanging="360"/>
+      </w:pPr>
+      <w:rPr>
+        <w:rFonts w:ascii="Wingdings" w:hAnsi="Wingdings" w:hint="default"/>
+        <w:sz w:val="20"/>
+      </w:rPr>
+    </w:lvl>
+    <w:lvl w:ilvl="7" w:tentative="1">
+      <w:start w:val="1"/>
+      <w:numFmt w:val="bullet"/>
+      <w:lvlText w:val=""/>
+      <w:lvlJc w:val="left"/>
+      <w:pPr>
+        <w:tabs>
+          <w:tab w:val="num" w:pos="5760"/>
+        </w:tabs>
+        <w:ind w:left="5760" w:hanging="360"/>
+      </w:pPr>
+      <w:rPr>
+        <w:rFonts w:ascii="Wingdings" w:hAnsi="Wingdings" w:hint="default"/>
+        <w:sz w:val="20"/>
+      </w:rPr>
+    </w:lvl>
+    <w:lvl w:ilvl="8" w:tentative="1">
+      <w:start w:val="1"/>
+      <w:numFmt w:val="bullet"/>
+      <w:lvlText w:val=""/>
+      <w:lvlJc w:val="left"/>
+      <w:pPr>
+        <w:tabs>
+          <w:tab w:val="num" w:pos="6480"/>
+        </w:tabs>
+        <w:ind w:left="6480" w:hanging="360"/>
+      </w:pPr>
+      <w:rPr>
+        <w:rFonts w:ascii="Wingdings" w:hAnsi="Wingdings" w:hint="default"/>
+        <w:sz w:val="20"/>
+      </w:rPr>
+    </w:lvl>
+  </w:abstractNum>
+  <w:abstractNum w:abstractNumId="22" w15:restartNumberingAfterBreak="0">
     <w:nsid w:val="35513289"/>
     <w:multiLevelType w:val="multilevel"/>
     <w:tmpl w:val="E2662854"/>
@@ -3897,7 +7082,7 @@
       </w:rPr>
     </w:lvl>
   </w:abstractNum>
-  <w:abstractNum w:abstractNumId="11" w15:restartNumberingAfterBreak="0">
+  <w:abstractNum w:abstractNumId="23" w15:restartNumberingAfterBreak="0">
     <w:nsid w:val="37562966"/>
     <w:multiLevelType w:val="multilevel"/>
     <w:tmpl w:val="D2EE95EE"/>
@@ -4046,7 +7231,7 @@
       </w:rPr>
     </w:lvl>
   </w:abstractNum>
-  <w:abstractNum w:abstractNumId="12" w15:restartNumberingAfterBreak="0">
+  <w:abstractNum w:abstractNumId="24" w15:restartNumberingAfterBreak="0">
     <w:nsid w:val="37C65F6E"/>
     <w:multiLevelType w:val="multilevel"/>
     <w:tmpl w:val="9E188722"/>
@@ -4195,7 +7380,156 @@
       </w:rPr>
     </w:lvl>
   </w:abstractNum>
-  <w:abstractNum w:abstractNumId="13" w15:restartNumberingAfterBreak="0">
+  <w:abstractNum w:abstractNumId="25" w15:restartNumberingAfterBreak="0">
+    <w:nsid w:val="383E5D9C"/>
+    <w:multiLevelType w:val="multilevel"/>
+    <w:tmpl w:val="FAF63F5A"/>
+    <w:lvl w:ilvl="0">
+      <w:start w:val="1"/>
+      <w:numFmt w:val="bullet"/>
+      <w:lvlText w:val=""/>
+      <w:lvlJc w:val="left"/>
+      <w:pPr>
+        <w:tabs>
+          <w:tab w:val="num" w:pos="720"/>
+        </w:tabs>
+        <w:ind w:left="720" w:hanging="360"/>
+      </w:pPr>
+      <w:rPr>
+        <w:rFonts w:ascii="Symbol" w:hAnsi="Symbol" w:hint="default"/>
+        <w:sz w:val="20"/>
+      </w:rPr>
+    </w:lvl>
+    <w:lvl w:ilvl="1" w:tentative="1">
+      <w:start w:val="1"/>
+      <w:numFmt w:val="bullet"/>
+      <w:lvlText w:val="o"/>
+      <w:lvlJc w:val="left"/>
+      <w:pPr>
+        <w:tabs>
+          <w:tab w:val="num" w:pos="1440"/>
+        </w:tabs>
+        <w:ind w:left="1440" w:hanging="360"/>
+      </w:pPr>
+      <w:rPr>
+        <w:rFonts w:ascii="Courier New" w:hAnsi="Courier New" w:hint="default"/>
+        <w:sz w:val="20"/>
+      </w:rPr>
+    </w:lvl>
+    <w:lvl w:ilvl="2" w:tentative="1">
+      <w:start w:val="1"/>
+      <w:numFmt w:val="bullet"/>
+      <w:lvlText w:val=""/>
+      <w:lvlJc w:val="left"/>
+      <w:pPr>
+        <w:tabs>
+          <w:tab w:val="num" w:pos="2160"/>
+        </w:tabs>
+        <w:ind w:left="2160" w:hanging="360"/>
+      </w:pPr>
+      <w:rPr>
+        <w:rFonts w:ascii="Wingdings" w:hAnsi="Wingdings" w:hint="default"/>
+        <w:sz w:val="20"/>
+      </w:rPr>
+    </w:lvl>
+    <w:lvl w:ilvl="3" w:tentative="1">
+      <w:start w:val="1"/>
+      <w:numFmt w:val="bullet"/>
+      <w:lvlText w:val=""/>
+      <w:lvlJc w:val="left"/>
+      <w:pPr>
+        <w:tabs>
+          <w:tab w:val="num" w:pos="2880"/>
+        </w:tabs>
+        <w:ind w:left="2880" w:hanging="360"/>
+      </w:pPr>
+      <w:rPr>
+        <w:rFonts w:ascii="Wingdings" w:hAnsi="Wingdings" w:hint="default"/>
+        <w:sz w:val="20"/>
+      </w:rPr>
+    </w:lvl>
+    <w:lvl w:ilvl="4" w:tentative="1">
+      <w:start w:val="1"/>
+      <w:numFmt w:val="bullet"/>
+      <w:lvlText w:val=""/>
+      <w:lvlJc w:val="left"/>
+      <w:pPr>
+        <w:tabs>
+          <w:tab w:val="num" w:pos="3600"/>
+        </w:tabs>
+        <w:ind w:left="3600" w:hanging="360"/>
+      </w:pPr>
+      <w:rPr>
+        <w:rFonts w:ascii="Wingdings" w:hAnsi="Wingdings" w:hint="default"/>
+        <w:sz w:val="20"/>
+      </w:rPr>
+    </w:lvl>
+    <w:lvl w:ilvl="5" w:tentative="1">
+      <w:start w:val="1"/>
+      <w:numFmt w:val="bullet"/>
+      <w:lvlText w:val=""/>
+      <w:lvlJc w:val="left"/>
+      <w:pPr>
+        <w:tabs>
+          <w:tab w:val="num" w:pos="4320"/>
+        </w:tabs>
+        <w:ind w:left="4320" w:hanging="360"/>
+      </w:pPr>
+      <w:rPr>
+        <w:rFonts w:ascii="Wingdings" w:hAnsi="Wingdings" w:hint="default"/>
+        <w:sz w:val="20"/>
+      </w:rPr>
+    </w:lvl>
+    <w:lvl w:ilvl="6" w:tentative="1">
+      <w:start w:val="1"/>
+      <w:numFmt w:val="bullet"/>
+      <w:lvlText w:val=""/>
+      <w:lvlJc w:val="left"/>
+      <w:pPr>
+        <w:tabs>
+          <w:tab w:val="num" w:pos="5040"/>
+        </w:tabs>
+        <w:ind w:left="5040" w:hanging="360"/>
+      </w:pPr>
+      <w:rPr>
+        <w:rFonts w:ascii="Wingdings" w:hAnsi="Wingdings" w:hint="default"/>
+        <w:sz w:val="20"/>
+      </w:rPr>
+    </w:lvl>
+    <w:lvl w:ilvl="7" w:tentative="1">
+      <w:start w:val="1"/>
+      <w:numFmt w:val="bullet"/>
+      <w:lvlText w:val=""/>
+      <w:lvlJc w:val="left"/>
+      <w:pPr>
+        <w:tabs>
+          <w:tab w:val="num" w:pos="5760"/>
+        </w:tabs>
+        <w:ind w:left="5760" w:hanging="360"/>
+      </w:pPr>
+      <w:rPr>
+        <w:rFonts w:ascii="Wingdings" w:hAnsi="Wingdings" w:hint="default"/>
+        <w:sz w:val="20"/>
+      </w:rPr>
+    </w:lvl>
+    <w:lvl w:ilvl="8" w:tentative="1">
+      <w:start w:val="1"/>
+      <w:numFmt w:val="bullet"/>
+      <w:lvlText w:val=""/>
+      <w:lvlJc w:val="left"/>
+      <w:pPr>
+        <w:tabs>
+          <w:tab w:val="num" w:pos="6480"/>
+        </w:tabs>
+        <w:ind w:left="6480" w:hanging="360"/>
+      </w:pPr>
+      <w:rPr>
+        <w:rFonts w:ascii="Wingdings" w:hAnsi="Wingdings" w:hint="default"/>
+        <w:sz w:val="20"/>
+      </w:rPr>
+    </w:lvl>
+  </w:abstractNum>
+  <w:abstractNum w:abstractNumId="26" w15:restartNumberingAfterBreak="0">
     <w:nsid w:val="384C78CB"/>
     <w:multiLevelType w:val="multilevel"/>
     <w:tmpl w:val="9BE65B8E"/>
@@ -4286,7 +7620,7 @@
       </w:pPr>
     </w:lvl>
   </w:abstractNum>
-  <w:abstractNum w:abstractNumId="14" w15:restartNumberingAfterBreak="0">
+  <w:abstractNum w:abstractNumId="27" w15:restartNumberingAfterBreak="0">
     <w:nsid w:val="3858393F"/>
     <w:multiLevelType w:val="multilevel"/>
     <w:tmpl w:val="E7DC6810"/>
@@ -4435,7 +7769,305 @@
       </w:rPr>
     </w:lvl>
   </w:abstractNum>
-  <w:abstractNum w:abstractNumId="15" w15:restartNumberingAfterBreak="0">
+  <w:abstractNum w:abstractNumId="28" w15:restartNumberingAfterBreak="0">
+    <w:nsid w:val="3B364440"/>
+    <w:multiLevelType w:val="multilevel"/>
+    <w:tmpl w:val="2876B4AE"/>
+    <w:lvl w:ilvl="0">
+      <w:start w:val="1"/>
+      <w:numFmt w:val="bullet"/>
+      <w:lvlText w:val=""/>
+      <w:lvlJc w:val="left"/>
+      <w:pPr>
+        <w:tabs>
+          <w:tab w:val="num" w:pos="720"/>
+        </w:tabs>
+        <w:ind w:left="720" w:hanging="360"/>
+      </w:pPr>
+      <w:rPr>
+        <w:rFonts w:ascii="Symbol" w:hAnsi="Symbol" w:hint="default"/>
+        <w:sz w:val="20"/>
+      </w:rPr>
+    </w:lvl>
+    <w:lvl w:ilvl="1" w:tentative="1">
+      <w:start w:val="1"/>
+      <w:numFmt w:val="bullet"/>
+      <w:lvlText w:val="o"/>
+      <w:lvlJc w:val="left"/>
+      <w:pPr>
+        <w:tabs>
+          <w:tab w:val="num" w:pos="1440"/>
+        </w:tabs>
+        <w:ind w:left="1440" w:hanging="360"/>
+      </w:pPr>
+      <w:rPr>
+        <w:rFonts w:ascii="Courier New" w:hAnsi="Courier New" w:hint="default"/>
+        <w:sz w:val="20"/>
+      </w:rPr>
+    </w:lvl>
+    <w:lvl w:ilvl="2" w:tentative="1">
+      <w:start w:val="1"/>
+      <w:numFmt w:val="bullet"/>
+      <w:lvlText w:val=""/>
+      <w:lvlJc w:val="left"/>
+      <w:pPr>
+        <w:tabs>
+          <w:tab w:val="num" w:pos="2160"/>
+        </w:tabs>
+        <w:ind w:left="2160" w:hanging="360"/>
+      </w:pPr>
+      <w:rPr>
+        <w:rFonts w:ascii="Wingdings" w:hAnsi="Wingdings" w:hint="default"/>
+        <w:sz w:val="20"/>
+      </w:rPr>
+    </w:lvl>
+    <w:lvl w:ilvl="3" w:tentative="1">
+      <w:start w:val="1"/>
+      <w:numFmt w:val="bullet"/>
+      <w:lvlText w:val=""/>
+      <w:lvlJc w:val="left"/>
+      <w:pPr>
+        <w:tabs>
+          <w:tab w:val="num" w:pos="2880"/>
+        </w:tabs>
+        <w:ind w:left="2880" w:hanging="360"/>
+      </w:pPr>
+      <w:rPr>
+        <w:rFonts w:ascii="Wingdings" w:hAnsi="Wingdings" w:hint="default"/>
+        <w:sz w:val="20"/>
+      </w:rPr>
+    </w:lvl>
+    <w:lvl w:ilvl="4" w:tentative="1">
+      <w:start w:val="1"/>
+      <w:numFmt w:val="bullet"/>
+      <w:lvlText w:val=""/>
+      <w:lvlJc w:val="left"/>
+      <w:pPr>
+        <w:tabs>
+          <w:tab w:val="num" w:pos="3600"/>
+        </w:tabs>
+        <w:ind w:left="3600" w:hanging="360"/>
+      </w:pPr>
+      <w:rPr>
+        <w:rFonts w:ascii="Wingdings" w:hAnsi="Wingdings" w:hint="default"/>
+        <w:sz w:val="20"/>
+      </w:rPr>
+    </w:lvl>
+    <w:lvl w:ilvl="5" w:tentative="1">
+      <w:start w:val="1"/>
+      <w:numFmt w:val="bullet"/>
+      <w:lvlText w:val=""/>
+      <w:lvlJc w:val="left"/>
+      <w:pPr>
+        <w:tabs>
+          <w:tab w:val="num" w:pos="4320"/>
+        </w:tabs>
+        <w:ind w:left="4320" w:hanging="360"/>
+      </w:pPr>
+      <w:rPr>
+        <w:rFonts w:ascii="Wingdings" w:hAnsi="Wingdings" w:hint="default"/>
+        <w:sz w:val="20"/>
+      </w:rPr>
+    </w:lvl>
+    <w:lvl w:ilvl="6" w:tentative="1">
+      <w:start w:val="1"/>
+      <w:numFmt w:val="bullet"/>
+      <w:lvlText w:val=""/>
+      <w:lvlJc w:val="left"/>
+      <w:pPr>
+        <w:tabs>
+          <w:tab w:val="num" w:pos="5040"/>
+        </w:tabs>
+        <w:ind w:left="5040" w:hanging="360"/>
+      </w:pPr>
+      <w:rPr>
+        <w:rFonts w:ascii="Wingdings" w:hAnsi="Wingdings" w:hint="default"/>
+        <w:sz w:val="20"/>
+      </w:rPr>
+    </w:lvl>
+    <w:lvl w:ilvl="7" w:tentative="1">
+      <w:start w:val="1"/>
+      <w:numFmt w:val="bullet"/>
+      <w:lvlText w:val=""/>
+      <w:lvlJc w:val="left"/>
+      <w:pPr>
+        <w:tabs>
+          <w:tab w:val="num" w:pos="5760"/>
+        </w:tabs>
+        <w:ind w:left="5760" w:hanging="360"/>
+      </w:pPr>
+      <w:rPr>
+        <w:rFonts w:ascii="Wingdings" w:hAnsi="Wingdings" w:hint="default"/>
+        <w:sz w:val="20"/>
+      </w:rPr>
+    </w:lvl>
+    <w:lvl w:ilvl="8" w:tentative="1">
+      <w:start w:val="1"/>
+      <w:numFmt w:val="bullet"/>
+      <w:lvlText w:val=""/>
+      <w:lvlJc w:val="left"/>
+      <w:pPr>
+        <w:tabs>
+          <w:tab w:val="num" w:pos="6480"/>
+        </w:tabs>
+        <w:ind w:left="6480" w:hanging="360"/>
+      </w:pPr>
+      <w:rPr>
+        <w:rFonts w:ascii="Wingdings" w:hAnsi="Wingdings" w:hint="default"/>
+        <w:sz w:val="20"/>
+      </w:rPr>
+    </w:lvl>
+  </w:abstractNum>
+  <w:abstractNum w:abstractNumId="29" w15:restartNumberingAfterBreak="0">
+    <w:nsid w:val="3C2879AE"/>
+    <w:multiLevelType w:val="multilevel"/>
+    <w:tmpl w:val="AD307E7A"/>
+    <w:lvl w:ilvl="0">
+      <w:start w:val="1"/>
+      <w:numFmt w:val="bullet"/>
+      <w:lvlText w:val=""/>
+      <w:lvlJc w:val="left"/>
+      <w:pPr>
+        <w:tabs>
+          <w:tab w:val="num" w:pos="720"/>
+        </w:tabs>
+        <w:ind w:left="720" w:hanging="360"/>
+      </w:pPr>
+      <w:rPr>
+        <w:rFonts w:ascii="Symbol" w:hAnsi="Symbol" w:hint="default"/>
+        <w:sz w:val="20"/>
+      </w:rPr>
+    </w:lvl>
+    <w:lvl w:ilvl="1" w:tentative="1">
+      <w:start w:val="1"/>
+      <w:numFmt w:val="bullet"/>
+      <w:lvlText w:val="o"/>
+      <w:lvlJc w:val="left"/>
+      <w:pPr>
+        <w:tabs>
+          <w:tab w:val="num" w:pos="1440"/>
+        </w:tabs>
+        <w:ind w:left="1440" w:hanging="360"/>
+      </w:pPr>
+      <w:rPr>
+        <w:rFonts w:ascii="Courier New" w:hAnsi="Courier New" w:hint="default"/>
+        <w:sz w:val="20"/>
+      </w:rPr>
+    </w:lvl>
+    <w:lvl w:ilvl="2" w:tentative="1">
+      <w:start w:val="1"/>
+      <w:numFmt w:val="bullet"/>
+      <w:lvlText w:val=""/>
+      <w:lvlJc w:val="left"/>
+      <w:pPr>
+        <w:tabs>
+          <w:tab w:val="num" w:pos="2160"/>
+        </w:tabs>
+        <w:ind w:left="2160" w:hanging="360"/>
+      </w:pPr>
+      <w:rPr>
+        <w:rFonts w:ascii="Wingdings" w:hAnsi="Wingdings" w:hint="default"/>
+        <w:sz w:val="20"/>
+      </w:rPr>
+    </w:lvl>
+    <w:lvl w:ilvl="3" w:tentative="1">
+      <w:start w:val="1"/>
+      <w:numFmt w:val="bullet"/>
+      <w:lvlText w:val=""/>
+      <w:lvlJc w:val="left"/>
+      <w:pPr>
+        <w:tabs>
+          <w:tab w:val="num" w:pos="2880"/>
+        </w:tabs>
+        <w:ind w:left="2880" w:hanging="360"/>
+      </w:pPr>
+      <w:rPr>
+        <w:rFonts w:ascii="Wingdings" w:hAnsi="Wingdings" w:hint="default"/>
+        <w:sz w:val="20"/>
+      </w:rPr>
+    </w:lvl>
+    <w:lvl w:ilvl="4" w:tentative="1">
+      <w:start w:val="1"/>
+      <w:numFmt w:val="bullet"/>
+      <w:lvlText w:val=""/>
+      <w:lvlJc w:val="left"/>
+      <w:pPr>
+        <w:tabs>
+          <w:tab w:val="num" w:pos="3600"/>
+        </w:tabs>
+        <w:ind w:left="3600" w:hanging="360"/>
+      </w:pPr>
+      <w:rPr>
+        <w:rFonts w:ascii="Wingdings" w:hAnsi="Wingdings" w:hint="default"/>
+        <w:sz w:val="20"/>
+      </w:rPr>
+    </w:lvl>
+    <w:lvl w:ilvl="5" w:tentative="1">
+      <w:start w:val="1"/>
+      <w:numFmt w:val="bullet"/>
+      <w:lvlText w:val=""/>
+      <w:lvlJc w:val="left"/>
+      <w:pPr>
+        <w:tabs>
+          <w:tab w:val="num" w:pos="4320"/>
+        </w:tabs>
+        <w:ind w:left="4320" w:hanging="360"/>
+      </w:pPr>
+      <w:rPr>
+        <w:rFonts w:ascii="Wingdings" w:hAnsi="Wingdings" w:hint="default"/>
+        <w:sz w:val="20"/>
+      </w:rPr>
+    </w:lvl>
+    <w:lvl w:ilvl="6" w:tentative="1">
+      <w:start w:val="1"/>
+      <w:numFmt w:val="bullet"/>
+      <w:lvlText w:val=""/>
+      <w:lvlJc w:val="left"/>
+      <w:pPr>
+        <w:tabs>
+          <w:tab w:val="num" w:pos="5040"/>
+        </w:tabs>
+        <w:ind w:left="5040" w:hanging="360"/>
+      </w:pPr>
+      <w:rPr>
+        <w:rFonts w:ascii="Wingdings" w:hAnsi="Wingdings" w:hint="default"/>
+        <w:sz w:val="20"/>
+      </w:rPr>
+    </w:lvl>
+    <w:lvl w:ilvl="7" w:tentative="1">
+      <w:start w:val="1"/>
+      <w:numFmt w:val="bullet"/>
+      <w:lvlText w:val=""/>
+      <w:lvlJc w:val="left"/>
+      <w:pPr>
+        <w:tabs>
+          <w:tab w:val="num" w:pos="5760"/>
+        </w:tabs>
+        <w:ind w:left="5760" w:hanging="360"/>
+      </w:pPr>
+      <w:rPr>
+        <w:rFonts w:ascii="Wingdings" w:hAnsi="Wingdings" w:hint="default"/>
+        <w:sz w:val="20"/>
+      </w:rPr>
+    </w:lvl>
+    <w:lvl w:ilvl="8" w:tentative="1">
+      <w:start w:val="1"/>
+      <w:numFmt w:val="bullet"/>
+      <w:lvlText w:val=""/>
+      <w:lvlJc w:val="left"/>
+      <w:pPr>
+        <w:tabs>
+          <w:tab w:val="num" w:pos="6480"/>
+        </w:tabs>
+        <w:ind w:left="6480" w:hanging="360"/>
+      </w:pPr>
+      <w:rPr>
+        <w:rFonts w:ascii="Wingdings" w:hAnsi="Wingdings" w:hint="default"/>
+        <w:sz w:val="20"/>
+      </w:rPr>
+    </w:lvl>
+  </w:abstractNum>
+  <w:abstractNum w:abstractNumId="30" w15:restartNumberingAfterBreak="0">
     <w:nsid w:val="3C4F64A0"/>
     <w:multiLevelType w:val="multilevel"/>
     <w:tmpl w:val="4126BF96"/>
@@ -4584,7 +8216,7 @@
       </w:rPr>
     </w:lvl>
   </w:abstractNum>
-  <w:abstractNum w:abstractNumId="16" w15:restartNumberingAfterBreak="0">
+  <w:abstractNum w:abstractNumId="31" w15:restartNumberingAfterBreak="0">
     <w:nsid w:val="41BA488D"/>
     <w:multiLevelType w:val="multilevel"/>
     <w:tmpl w:val="4260AB64"/>
@@ -4670,7 +8302,7 @@
       </w:pPr>
     </w:lvl>
   </w:abstractNum>
-  <w:abstractNum w:abstractNumId="17" w15:restartNumberingAfterBreak="0">
+  <w:abstractNum w:abstractNumId="32" w15:restartNumberingAfterBreak="0">
     <w:nsid w:val="41E82BAE"/>
     <w:multiLevelType w:val="multilevel"/>
     <w:tmpl w:val="BB2AC3EC"/>
@@ -4819,7 +8451,7 @@
       </w:rPr>
     </w:lvl>
   </w:abstractNum>
-  <w:abstractNum w:abstractNumId="18" w15:restartNumberingAfterBreak="0">
+  <w:abstractNum w:abstractNumId="33" w15:restartNumberingAfterBreak="0">
     <w:nsid w:val="422308DF"/>
     <w:multiLevelType w:val="multilevel"/>
     <w:tmpl w:val="0DB41F70"/>
@@ -4968,7 +8600,7 @@
       </w:rPr>
     </w:lvl>
   </w:abstractNum>
-  <w:abstractNum w:abstractNumId="19" w15:restartNumberingAfterBreak="0">
+  <w:abstractNum w:abstractNumId="34" w15:restartNumberingAfterBreak="0">
     <w:nsid w:val="4305639D"/>
     <w:multiLevelType w:val="multilevel"/>
     <w:tmpl w:val="8F2ABED0"/>
@@ -5117,7 +8749,7 @@
       </w:rPr>
     </w:lvl>
   </w:abstractNum>
-  <w:abstractNum w:abstractNumId="20" w15:restartNumberingAfterBreak="0">
+  <w:abstractNum w:abstractNumId="35" w15:restartNumberingAfterBreak="0">
     <w:nsid w:val="4A7776E7"/>
     <w:multiLevelType w:val="multilevel"/>
     <w:tmpl w:val="BCE07874"/>
@@ -5266,7 +8898,7 @@
       </w:rPr>
     </w:lvl>
   </w:abstractNum>
-  <w:abstractNum w:abstractNumId="21" w15:restartNumberingAfterBreak="0">
+  <w:abstractNum w:abstractNumId="36" w15:restartNumberingAfterBreak="0">
     <w:nsid w:val="4A7B1505"/>
     <w:multiLevelType w:val="multilevel"/>
     <w:tmpl w:val="43E40CB6"/>
@@ -5415,7 +9047,156 @@
       </w:rPr>
     </w:lvl>
   </w:abstractNum>
-  <w:abstractNum w:abstractNumId="22" w15:restartNumberingAfterBreak="0">
+  <w:abstractNum w:abstractNumId="37" w15:restartNumberingAfterBreak="0">
+    <w:nsid w:val="4AAC5FDE"/>
+    <w:multiLevelType w:val="multilevel"/>
+    <w:tmpl w:val="2A48518E"/>
+    <w:lvl w:ilvl="0">
+      <w:start w:val="1"/>
+      <w:numFmt w:val="bullet"/>
+      <w:lvlText w:val=""/>
+      <w:lvlJc w:val="left"/>
+      <w:pPr>
+        <w:tabs>
+          <w:tab w:val="num" w:pos="720"/>
+        </w:tabs>
+        <w:ind w:left="720" w:hanging="360"/>
+      </w:pPr>
+      <w:rPr>
+        <w:rFonts w:ascii="Symbol" w:hAnsi="Symbol" w:hint="default"/>
+        <w:sz w:val="20"/>
+      </w:rPr>
+    </w:lvl>
+    <w:lvl w:ilvl="1">
+      <w:start w:val="1"/>
+      <w:numFmt w:val="bullet"/>
+      <w:lvlText w:val="o"/>
+      <w:lvlJc w:val="left"/>
+      <w:pPr>
+        <w:tabs>
+          <w:tab w:val="num" w:pos="1440"/>
+        </w:tabs>
+        <w:ind w:left="1440" w:hanging="360"/>
+      </w:pPr>
+      <w:rPr>
+        <w:rFonts w:ascii="Courier New" w:hAnsi="Courier New" w:hint="default"/>
+        <w:sz w:val="20"/>
+      </w:rPr>
+    </w:lvl>
+    <w:lvl w:ilvl="2" w:tentative="1">
+      <w:start w:val="1"/>
+      <w:numFmt w:val="bullet"/>
+      <w:lvlText w:val=""/>
+      <w:lvlJc w:val="left"/>
+      <w:pPr>
+        <w:tabs>
+          <w:tab w:val="num" w:pos="2160"/>
+        </w:tabs>
+        <w:ind w:left="2160" w:hanging="360"/>
+      </w:pPr>
+      <w:rPr>
+        <w:rFonts w:ascii="Wingdings" w:hAnsi="Wingdings" w:hint="default"/>
+        <w:sz w:val="20"/>
+      </w:rPr>
+    </w:lvl>
+    <w:lvl w:ilvl="3" w:tentative="1">
+      <w:start w:val="1"/>
+      <w:numFmt w:val="bullet"/>
+      <w:lvlText w:val=""/>
+      <w:lvlJc w:val="left"/>
+      <w:pPr>
+        <w:tabs>
+          <w:tab w:val="num" w:pos="2880"/>
+        </w:tabs>
+        <w:ind w:left="2880" w:hanging="360"/>
+      </w:pPr>
+      <w:rPr>
+        <w:rFonts w:ascii="Wingdings" w:hAnsi="Wingdings" w:hint="default"/>
+        <w:sz w:val="20"/>
+      </w:rPr>
+    </w:lvl>
+    <w:lvl w:ilvl="4" w:tentative="1">
+      <w:start w:val="1"/>
+      <w:numFmt w:val="bullet"/>
+      <w:lvlText w:val=""/>
+      <w:lvlJc w:val="left"/>
+      <w:pPr>
+        <w:tabs>
+          <w:tab w:val="num" w:pos="3600"/>
+        </w:tabs>
+        <w:ind w:left="3600" w:hanging="360"/>
+      </w:pPr>
+      <w:rPr>
+        <w:rFonts w:ascii="Wingdings" w:hAnsi="Wingdings" w:hint="default"/>
+        <w:sz w:val="20"/>
+      </w:rPr>
+    </w:lvl>
+    <w:lvl w:ilvl="5" w:tentative="1">
+      <w:start w:val="1"/>
+      <w:numFmt w:val="bullet"/>
+      <w:lvlText w:val=""/>
+      <w:lvlJc w:val="left"/>
+      <w:pPr>
+        <w:tabs>
+          <w:tab w:val="num" w:pos="4320"/>
+        </w:tabs>
+        <w:ind w:left="4320" w:hanging="360"/>
+      </w:pPr>
+      <w:rPr>
+        <w:rFonts w:ascii="Wingdings" w:hAnsi="Wingdings" w:hint="default"/>
+        <w:sz w:val="20"/>
+      </w:rPr>
+    </w:lvl>
+    <w:lvl w:ilvl="6" w:tentative="1">
+      <w:start w:val="1"/>
+      <w:numFmt w:val="bullet"/>
+      <w:lvlText w:val=""/>
+      <w:lvlJc w:val="left"/>
+      <w:pPr>
+        <w:tabs>
+          <w:tab w:val="num" w:pos="5040"/>
+        </w:tabs>
+        <w:ind w:left="5040" w:hanging="360"/>
+      </w:pPr>
+      <w:rPr>
+        <w:rFonts w:ascii="Wingdings" w:hAnsi="Wingdings" w:hint="default"/>
+        <w:sz w:val="20"/>
+      </w:rPr>
+    </w:lvl>
+    <w:lvl w:ilvl="7" w:tentative="1">
+      <w:start w:val="1"/>
+      <w:numFmt w:val="bullet"/>
+      <w:lvlText w:val=""/>
+      <w:lvlJc w:val="left"/>
+      <w:pPr>
+        <w:tabs>
+          <w:tab w:val="num" w:pos="5760"/>
+        </w:tabs>
+        <w:ind w:left="5760" w:hanging="360"/>
+      </w:pPr>
+      <w:rPr>
+        <w:rFonts w:ascii="Wingdings" w:hAnsi="Wingdings" w:hint="default"/>
+        <w:sz w:val="20"/>
+      </w:rPr>
+    </w:lvl>
+    <w:lvl w:ilvl="8" w:tentative="1">
+      <w:start w:val="1"/>
+      <w:numFmt w:val="bullet"/>
+      <w:lvlText w:val=""/>
+      <w:lvlJc w:val="left"/>
+      <w:pPr>
+        <w:tabs>
+          <w:tab w:val="num" w:pos="6480"/>
+        </w:tabs>
+        <w:ind w:left="6480" w:hanging="360"/>
+      </w:pPr>
+      <w:rPr>
+        <w:rFonts w:ascii="Wingdings" w:hAnsi="Wingdings" w:hint="default"/>
+        <w:sz w:val="20"/>
+      </w:rPr>
+    </w:lvl>
+  </w:abstractNum>
+  <w:abstractNum w:abstractNumId="38" w15:restartNumberingAfterBreak="0">
     <w:nsid w:val="4AAD199C"/>
     <w:multiLevelType w:val="multilevel"/>
     <w:tmpl w:val="76D2D050"/>
@@ -5564,7 +9345,156 @@
       </w:rPr>
     </w:lvl>
   </w:abstractNum>
-  <w:abstractNum w:abstractNumId="23" w15:restartNumberingAfterBreak="0">
+  <w:abstractNum w:abstractNumId="39" w15:restartNumberingAfterBreak="0">
+    <w:nsid w:val="4EA97C42"/>
+    <w:multiLevelType w:val="multilevel"/>
+    <w:tmpl w:val="A482B954"/>
+    <w:lvl w:ilvl="0">
+      <w:start w:val="1"/>
+      <w:numFmt w:val="bullet"/>
+      <w:lvlText w:val=""/>
+      <w:lvlJc w:val="left"/>
+      <w:pPr>
+        <w:tabs>
+          <w:tab w:val="num" w:pos="720"/>
+        </w:tabs>
+        <w:ind w:left="720" w:hanging="360"/>
+      </w:pPr>
+      <w:rPr>
+        <w:rFonts w:ascii="Symbol" w:hAnsi="Symbol" w:hint="default"/>
+        <w:sz w:val="20"/>
+      </w:rPr>
+    </w:lvl>
+    <w:lvl w:ilvl="1" w:tentative="1">
+      <w:start w:val="1"/>
+      <w:numFmt w:val="bullet"/>
+      <w:lvlText w:val="o"/>
+      <w:lvlJc w:val="left"/>
+      <w:pPr>
+        <w:tabs>
+          <w:tab w:val="num" w:pos="1440"/>
+        </w:tabs>
+        <w:ind w:left="1440" w:hanging="360"/>
+      </w:pPr>
+      <w:rPr>
+        <w:rFonts w:ascii="Courier New" w:hAnsi="Courier New" w:hint="default"/>
+        <w:sz w:val="20"/>
+      </w:rPr>
+    </w:lvl>
+    <w:lvl w:ilvl="2" w:tentative="1">
+      <w:start w:val="1"/>
+      <w:numFmt w:val="bullet"/>
+      <w:lvlText w:val=""/>
+      <w:lvlJc w:val="left"/>
+      <w:pPr>
+        <w:tabs>
+          <w:tab w:val="num" w:pos="2160"/>
+        </w:tabs>
+        <w:ind w:left="2160" w:hanging="360"/>
+      </w:pPr>
+      <w:rPr>
+        <w:rFonts w:ascii="Wingdings" w:hAnsi="Wingdings" w:hint="default"/>
+        <w:sz w:val="20"/>
+      </w:rPr>
+    </w:lvl>
+    <w:lvl w:ilvl="3" w:tentative="1">
+      <w:start w:val="1"/>
+      <w:numFmt w:val="bullet"/>
+      <w:lvlText w:val=""/>
+      <w:lvlJc w:val="left"/>
+      <w:pPr>
+        <w:tabs>
+          <w:tab w:val="num" w:pos="2880"/>
+        </w:tabs>
+        <w:ind w:left="2880" w:hanging="360"/>
+      </w:pPr>
+      <w:rPr>
+        <w:rFonts w:ascii="Wingdings" w:hAnsi="Wingdings" w:hint="default"/>
+        <w:sz w:val="20"/>
+      </w:rPr>
+    </w:lvl>
+    <w:lvl w:ilvl="4" w:tentative="1">
+      <w:start w:val="1"/>
+      <w:numFmt w:val="bullet"/>
+      <w:lvlText w:val=""/>
+      <w:lvlJc w:val="left"/>
+      <w:pPr>
+        <w:tabs>
+          <w:tab w:val="num" w:pos="3600"/>
+        </w:tabs>
+        <w:ind w:left="3600" w:hanging="360"/>
+      </w:pPr>
+      <w:rPr>
+        <w:rFonts w:ascii="Wingdings" w:hAnsi="Wingdings" w:hint="default"/>
+        <w:sz w:val="20"/>
+      </w:rPr>
+    </w:lvl>
+    <w:lvl w:ilvl="5" w:tentative="1">
+      <w:start w:val="1"/>
+      <w:numFmt w:val="bullet"/>
+      <w:lvlText w:val=""/>
+      <w:lvlJc w:val="left"/>
+      <w:pPr>
+        <w:tabs>
+          <w:tab w:val="num" w:pos="4320"/>
+        </w:tabs>
+        <w:ind w:left="4320" w:hanging="360"/>
+      </w:pPr>
+      <w:rPr>
+        <w:rFonts w:ascii="Wingdings" w:hAnsi="Wingdings" w:hint="default"/>
+        <w:sz w:val="20"/>
+      </w:rPr>
+    </w:lvl>
+    <w:lvl w:ilvl="6" w:tentative="1">
+      <w:start w:val="1"/>
+      <w:numFmt w:val="bullet"/>
+      <w:lvlText w:val=""/>
+      <w:lvlJc w:val="left"/>
+      <w:pPr>
+        <w:tabs>
+          <w:tab w:val="num" w:pos="5040"/>
+        </w:tabs>
+        <w:ind w:left="5040" w:hanging="360"/>
+      </w:pPr>
+      <w:rPr>
+        <w:rFonts w:ascii="Wingdings" w:hAnsi="Wingdings" w:hint="default"/>
+        <w:sz w:val="20"/>
+      </w:rPr>
+    </w:lvl>
+    <w:lvl w:ilvl="7" w:tentative="1">
+      <w:start w:val="1"/>
+      <w:numFmt w:val="bullet"/>
+      <w:lvlText w:val=""/>
+      <w:lvlJc w:val="left"/>
+      <w:pPr>
+        <w:tabs>
+          <w:tab w:val="num" w:pos="5760"/>
+        </w:tabs>
+        <w:ind w:left="5760" w:hanging="360"/>
+      </w:pPr>
+      <w:rPr>
+        <w:rFonts w:ascii="Wingdings" w:hAnsi="Wingdings" w:hint="default"/>
+        <w:sz w:val="20"/>
+      </w:rPr>
+    </w:lvl>
+    <w:lvl w:ilvl="8" w:tentative="1">
+      <w:start w:val="1"/>
+      <w:numFmt w:val="bullet"/>
+      <w:lvlText w:val=""/>
+      <w:lvlJc w:val="left"/>
+      <w:pPr>
+        <w:tabs>
+          <w:tab w:val="num" w:pos="6480"/>
+        </w:tabs>
+        <w:ind w:left="6480" w:hanging="360"/>
+      </w:pPr>
+      <w:rPr>
+        <w:rFonts w:ascii="Wingdings" w:hAnsi="Wingdings" w:hint="default"/>
+        <w:sz w:val="20"/>
+      </w:rPr>
+    </w:lvl>
+  </w:abstractNum>
+  <w:abstractNum w:abstractNumId="40" w15:restartNumberingAfterBreak="0">
     <w:nsid w:val="4F4A7D4F"/>
     <w:multiLevelType w:val="multilevel"/>
     <w:tmpl w:val="34306C4E"/>
@@ -5713,7 +9643,7 @@
       </w:rPr>
     </w:lvl>
   </w:abstractNum>
-  <w:abstractNum w:abstractNumId="24" w15:restartNumberingAfterBreak="0">
+  <w:abstractNum w:abstractNumId="41" w15:restartNumberingAfterBreak="0">
     <w:nsid w:val="510578A4"/>
     <w:multiLevelType w:val="multilevel"/>
     <w:tmpl w:val="00844A32"/>
@@ -5862,7 +9792,7 @@
       </w:rPr>
     </w:lvl>
   </w:abstractNum>
-  <w:abstractNum w:abstractNumId="25" w15:restartNumberingAfterBreak="0">
+  <w:abstractNum w:abstractNumId="42" w15:restartNumberingAfterBreak="0">
     <w:nsid w:val="51FC7E00"/>
     <w:multiLevelType w:val="multilevel"/>
     <w:tmpl w:val="45C02A4A"/>
@@ -6011,7 +9941,7 @@
       </w:rPr>
     </w:lvl>
   </w:abstractNum>
-  <w:abstractNum w:abstractNumId="26" w15:restartNumberingAfterBreak="0">
+  <w:abstractNum w:abstractNumId="43" w15:restartNumberingAfterBreak="0">
     <w:nsid w:val="538A267B"/>
     <w:multiLevelType w:val="multilevel"/>
     <w:tmpl w:val="FF0ADE0E"/>
@@ -6160,7 +10090,156 @@
       </w:rPr>
     </w:lvl>
   </w:abstractNum>
-  <w:abstractNum w:abstractNumId="27" w15:restartNumberingAfterBreak="0">
+  <w:abstractNum w:abstractNumId="44" w15:restartNumberingAfterBreak="0">
+    <w:nsid w:val="54022718"/>
+    <w:multiLevelType w:val="multilevel"/>
+    <w:tmpl w:val="024426C8"/>
+    <w:lvl w:ilvl="0">
+      <w:start w:val="1"/>
+      <w:numFmt w:val="bullet"/>
+      <w:lvlText w:val=""/>
+      <w:lvlJc w:val="left"/>
+      <w:pPr>
+        <w:tabs>
+          <w:tab w:val="num" w:pos="720"/>
+        </w:tabs>
+        <w:ind w:left="720" w:hanging="360"/>
+      </w:pPr>
+      <w:rPr>
+        <w:rFonts w:ascii="Symbol" w:hAnsi="Symbol" w:hint="default"/>
+        <w:sz w:val="20"/>
+      </w:rPr>
+    </w:lvl>
+    <w:lvl w:ilvl="1" w:tentative="1">
+      <w:start w:val="1"/>
+      <w:numFmt w:val="bullet"/>
+      <w:lvlText w:val="o"/>
+      <w:lvlJc w:val="left"/>
+      <w:pPr>
+        <w:tabs>
+          <w:tab w:val="num" w:pos="1440"/>
+        </w:tabs>
+        <w:ind w:left="1440" w:hanging="360"/>
+      </w:pPr>
+      <w:rPr>
+        <w:rFonts w:ascii="Courier New" w:hAnsi="Courier New" w:hint="default"/>
+        <w:sz w:val="20"/>
+      </w:rPr>
+    </w:lvl>
+    <w:lvl w:ilvl="2" w:tentative="1">
+      <w:start w:val="1"/>
+      <w:numFmt w:val="bullet"/>
+      <w:lvlText w:val=""/>
+      <w:lvlJc w:val="left"/>
+      <w:pPr>
+        <w:tabs>
+          <w:tab w:val="num" w:pos="2160"/>
+        </w:tabs>
+        <w:ind w:left="2160" w:hanging="360"/>
+      </w:pPr>
+      <w:rPr>
+        <w:rFonts w:ascii="Wingdings" w:hAnsi="Wingdings" w:hint="default"/>
+        <w:sz w:val="20"/>
+      </w:rPr>
+    </w:lvl>
+    <w:lvl w:ilvl="3" w:tentative="1">
+      <w:start w:val="1"/>
+      <w:numFmt w:val="bullet"/>
+      <w:lvlText w:val=""/>
+      <w:lvlJc w:val="left"/>
+      <w:pPr>
+        <w:tabs>
+          <w:tab w:val="num" w:pos="2880"/>
+        </w:tabs>
+        <w:ind w:left="2880" w:hanging="360"/>
+      </w:pPr>
+      <w:rPr>
+        <w:rFonts w:ascii="Wingdings" w:hAnsi="Wingdings" w:hint="default"/>
+        <w:sz w:val="20"/>
+      </w:rPr>
+    </w:lvl>
+    <w:lvl w:ilvl="4" w:tentative="1">
+      <w:start w:val="1"/>
+      <w:numFmt w:val="bullet"/>
+      <w:lvlText w:val=""/>
+      <w:lvlJc w:val="left"/>
+      <w:pPr>
+        <w:tabs>
+          <w:tab w:val="num" w:pos="3600"/>
+        </w:tabs>
+        <w:ind w:left="3600" w:hanging="360"/>
+      </w:pPr>
+      <w:rPr>
+        <w:rFonts w:ascii="Wingdings" w:hAnsi="Wingdings" w:hint="default"/>
+        <w:sz w:val="20"/>
+      </w:rPr>
+    </w:lvl>
+    <w:lvl w:ilvl="5" w:tentative="1">
+      <w:start w:val="1"/>
+      <w:numFmt w:val="bullet"/>
+      <w:lvlText w:val=""/>
+      <w:lvlJc w:val="left"/>
+      <w:pPr>
+        <w:tabs>
+          <w:tab w:val="num" w:pos="4320"/>
+        </w:tabs>
+        <w:ind w:left="4320" w:hanging="360"/>
+      </w:pPr>
+      <w:rPr>
+        <w:rFonts w:ascii="Wingdings" w:hAnsi="Wingdings" w:hint="default"/>
+        <w:sz w:val="20"/>
+      </w:rPr>
+    </w:lvl>
+    <w:lvl w:ilvl="6" w:tentative="1">
+      <w:start w:val="1"/>
+      <w:numFmt w:val="bullet"/>
+      <w:lvlText w:val=""/>
+      <w:lvlJc w:val="left"/>
+      <w:pPr>
+        <w:tabs>
+          <w:tab w:val="num" w:pos="5040"/>
+        </w:tabs>
+        <w:ind w:left="5040" w:hanging="360"/>
+      </w:pPr>
+      <w:rPr>
+        <w:rFonts w:ascii="Wingdings" w:hAnsi="Wingdings" w:hint="default"/>
+        <w:sz w:val="20"/>
+      </w:rPr>
+    </w:lvl>
+    <w:lvl w:ilvl="7" w:tentative="1">
+      <w:start w:val="1"/>
+      <w:numFmt w:val="bullet"/>
+      <w:lvlText w:val=""/>
+      <w:lvlJc w:val="left"/>
+      <w:pPr>
+        <w:tabs>
+          <w:tab w:val="num" w:pos="5760"/>
+        </w:tabs>
+        <w:ind w:left="5760" w:hanging="360"/>
+      </w:pPr>
+      <w:rPr>
+        <w:rFonts w:ascii="Wingdings" w:hAnsi="Wingdings" w:hint="default"/>
+        <w:sz w:val="20"/>
+      </w:rPr>
+    </w:lvl>
+    <w:lvl w:ilvl="8" w:tentative="1">
+      <w:start w:val="1"/>
+      <w:numFmt w:val="bullet"/>
+      <w:lvlText w:val=""/>
+      <w:lvlJc w:val="left"/>
+      <w:pPr>
+        <w:tabs>
+          <w:tab w:val="num" w:pos="6480"/>
+        </w:tabs>
+        <w:ind w:left="6480" w:hanging="360"/>
+      </w:pPr>
+      <w:rPr>
+        <w:rFonts w:ascii="Wingdings" w:hAnsi="Wingdings" w:hint="default"/>
+        <w:sz w:val="20"/>
+      </w:rPr>
+    </w:lvl>
+  </w:abstractNum>
+  <w:abstractNum w:abstractNumId="45" w15:restartNumberingAfterBreak="0">
     <w:nsid w:val="558D513D"/>
     <w:multiLevelType w:val="multilevel"/>
     <w:tmpl w:val="A0D2205C"/>
@@ -6309,7 +10388,7 @@
       </w:rPr>
     </w:lvl>
   </w:abstractNum>
-  <w:abstractNum w:abstractNumId="28" w15:restartNumberingAfterBreak="0">
+  <w:abstractNum w:abstractNumId="46" w15:restartNumberingAfterBreak="0">
     <w:nsid w:val="5A6E71CB"/>
     <w:multiLevelType w:val="multilevel"/>
     <w:tmpl w:val="9C62F8D6"/>
@@ -6458,7 +10537,7 @@
       </w:rPr>
     </w:lvl>
   </w:abstractNum>
-  <w:abstractNum w:abstractNumId="29" w15:restartNumberingAfterBreak="0">
+  <w:abstractNum w:abstractNumId="47" w15:restartNumberingAfterBreak="0">
     <w:nsid w:val="5E245F7A"/>
     <w:multiLevelType w:val="multilevel"/>
     <w:tmpl w:val="092C1FD6"/>
@@ -6607,7 +10686,7 @@
       </w:rPr>
     </w:lvl>
   </w:abstractNum>
-  <w:abstractNum w:abstractNumId="30" w15:restartNumberingAfterBreak="0">
+  <w:abstractNum w:abstractNumId="48" w15:restartNumberingAfterBreak="0">
     <w:nsid w:val="5FB1635F"/>
     <w:multiLevelType w:val="hybridMultilevel"/>
     <w:tmpl w:val="F8EC2D82"/>
@@ -6696,7 +10775,156 @@
       </w:pPr>
     </w:lvl>
   </w:abstractNum>
-  <w:abstractNum w:abstractNumId="31" w15:restartNumberingAfterBreak="0">
+  <w:abstractNum w:abstractNumId="49" w15:restartNumberingAfterBreak="0">
+    <w:nsid w:val="60D21EB2"/>
+    <w:multiLevelType w:val="multilevel"/>
+    <w:tmpl w:val="8842B482"/>
+    <w:lvl w:ilvl="0">
+      <w:start w:val="1"/>
+      <w:numFmt w:val="bullet"/>
+      <w:lvlText w:val=""/>
+      <w:lvlJc w:val="left"/>
+      <w:pPr>
+        <w:tabs>
+          <w:tab w:val="num" w:pos="720"/>
+        </w:tabs>
+        <w:ind w:left="720" w:hanging="360"/>
+      </w:pPr>
+      <w:rPr>
+        <w:rFonts w:ascii="Symbol" w:hAnsi="Symbol" w:hint="default"/>
+        <w:sz w:val="20"/>
+      </w:rPr>
+    </w:lvl>
+    <w:lvl w:ilvl="1" w:tentative="1">
+      <w:start w:val="1"/>
+      <w:numFmt w:val="bullet"/>
+      <w:lvlText w:val="o"/>
+      <w:lvlJc w:val="left"/>
+      <w:pPr>
+        <w:tabs>
+          <w:tab w:val="num" w:pos="1440"/>
+        </w:tabs>
+        <w:ind w:left="1440" w:hanging="360"/>
+      </w:pPr>
+      <w:rPr>
+        <w:rFonts w:ascii="Courier New" w:hAnsi="Courier New" w:hint="default"/>
+        <w:sz w:val="20"/>
+      </w:rPr>
+    </w:lvl>
+    <w:lvl w:ilvl="2" w:tentative="1">
+      <w:start w:val="1"/>
+      <w:numFmt w:val="bullet"/>
+      <w:lvlText w:val=""/>
+      <w:lvlJc w:val="left"/>
+      <w:pPr>
+        <w:tabs>
+          <w:tab w:val="num" w:pos="2160"/>
+        </w:tabs>
+        <w:ind w:left="2160" w:hanging="360"/>
+      </w:pPr>
+      <w:rPr>
+        <w:rFonts w:ascii="Wingdings" w:hAnsi="Wingdings" w:hint="default"/>
+        <w:sz w:val="20"/>
+      </w:rPr>
+    </w:lvl>
+    <w:lvl w:ilvl="3" w:tentative="1">
+      <w:start w:val="1"/>
+      <w:numFmt w:val="bullet"/>
+      <w:lvlText w:val=""/>
+      <w:lvlJc w:val="left"/>
+      <w:pPr>
+        <w:tabs>
+          <w:tab w:val="num" w:pos="2880"/>
+        </w:tabs>
+        <w:ind w:left="2880" w:hanging="360"/>
+      </w:pPr>
+      <w:rPr>
+        <w:rFonts w:ascii="Wingdings" w:hAnsi="Wingdings" w:hint="default"/>
+        <w:sz w:val="20"/>
+      </w:rPr>
+    </w:lvl>
+    <w:lvl w:ilvl="4" w:tentative="1">
+      <w:start w:val="1"/>
+      <w:numFmt w:val="bullet"/>
+      <w:lvlText w:val=""/>
+      <w:lvlJc w:val="left"/>
+      <w:pPr>
+        <w:tabs>
+          <w:tab w:val="num" w:pos="3600"/>
+        </w:tabs>
+        <w:ind w:left="3600" w:hanging="360"/>
+      </w:pPr>
+      <w:rPr>
+        <w:rFonts w:ascii="Wingdings" w:hAnsi="Wingdings" w:hint="default"/>
+        <w:sz w:val="20"/>
+      </w:rPr>
+    </w:lvl>
+    <w:lvl w:ilvl="5" w:tentative="1">
+      <w:start w:val="1"/>
+      <w:numFmt w:val="bullet"/>
+      <w:lvlText w:val=""/>
+      <w:lvlJc w:val="left"/>
+      <w:pPr>
+        <w:tabs>
+          <w:tab w:val="num" w:pos="4320"/>
+        </w:tabs>
+        <w:ind w:left="4320" w:hanging="360"/>
+      </w:pPr>
+      <w:rPr>
+        <w:rFonts w:ascii="Wingdings" w:hAnsi="Wingdings" w:hint="default"/>
+        <w:sz w:val="20"/>
+      </w:rPr>
+    </w:lvl>
+    <w:lvl w:ilvl="6" w:tentative="1">
+      <w:start w:val="1"/>
+      <w:numFmt w:val="bullet"/>
+      <w:lvlText w:val=""/>
+      <w:lvlJc w:val="left"/>
+      <w:pPr>
+        <w:tabs>
+          <w:tab w:val="num" w:pos="5040"/>
+        </w:tabs>
+        <w:ind w:left="5040" w:hanging="360"/>
+      </w:pPr>
+      <w:rPr>
+        <w:rFonts w:ascii="Wingdings" w:hAnsi="Wingdings" w:hint="default"/>
+        <w:sz w:val="20"/>
+      </w:rPr>
+    </w:lvl>
+    <w:lvl w:ilvl="7" w:tentative="1">
+      <w:start w:val="1"/>
+      <w:numFmt w:val="bullet"/>
+      <w:lvlText w:val=""/>
+      <w:lvlJc w:val="left"/>
+      <w:pPr>
+        <w:tabs>
+          <w:tab w:val="num" w:pos="5760"/>
+        </w:tabs>
+        <w:ind w:left="5760" w:hanging="360"/>
+      </w:pPr>
+      <w:rPr>
+        <w:rFonts w:ascii="Wingdings" w:hAnsi="Wingdings" w:hint="default"/>
+        <w:sz w:val="20"/>
+      </w:rPr>
+    </w:lvl>
+    <w:lvl w:ilvl="8" w:tentative="1">
+      <w:start w:val="1"/>
+      <w:numFmt w:val="bullet"/>
+      <w:lvlText w:val=""/>
+      <w:lvlJc w:val="left"/>
+      <w:pPr>
+        <w:tabs>
+          <w:tab w:val="num" w:pos="6480"/>
+        </w:tabs>
+        <w:ind w:left="6480" w:hanging="360"/>
+      </w:pPr>
+      <w:rPr>
+        <w:rFonts w:ascii="Wingdings" w:hAnsi="Wingdings" w:hint="default"/>
+        <w:sz w:val="20"/>
+      </w:rPr>
+    </w:lvl>
+  </w:abstractNum>
+  <w:abstractNum w:abstractNumId="50" w15:restartNumberingAfterBreak="0">
     <w:nsid w:val="61833281"/>
     <w:multiLevelType w:val="multilevel"/>
     <w:tmpl w:val="8E4A1AE8"/>
@@ -6845,7 +11073,7 @@
       </w:rPr>
     </w:lvl>
   </w:abstractNum>
-  <w:abstractNum w:abstractNumId="32" w15:restartNumberingAfterBreak="0">
+  <w:abstractNum w:abstractNumId="51" w15:restartNumberingAfterBreak="0">
     <w:nsid w:val="62ED5A4C"/>
     <w:multiLevelType w:val="multilevel"/>
     <w:tmpl w:val="BED8145E"/>
@@ -6994,7 +11222,156 @@
       </w:rPr>
     </w:lvl>
   </w:abstractNum>
-  <w:abstractNum w:abstractNumId="33" w15:restartNumberingAfterBreak="0">
+  <w:abstractNum w:abstractNumId="52" w15:restartNumberingAfterBreak="0">
+    <w:nsid w:val="64FC6109"/>
+    <w:multiLevelType w:val="multilevel"/>
+    <w:tmpl w:val="A2E6D70C"/>
+    <w:lvl w:ilvl="0">
+      <w:start w:val="1"/>
+      <w:numFmt w:val="bullet"/>
+      <w:lvlText w:val=""/>
+      <w:lvlJc w:val="left"/>
+      <w:pPr>
+        <w:tabs>
+          <w:tab w:val="num" w:pos="720"/>
+        </w:tabs>
+        <w:ind w:left="720" w:hanging="360"/>
+      </w:pPr>
+      <w:rPr>
+        <w:rFonts w:ascii="Symbol" w:hAnsi="Symbol" w:hint="default"/>
+        <w:sz w:val="20"/>
+      </w:rPr>
+    </w:lvl>
+    <w:lvl w:ilvl="1" w:tentative="1">
+      <w:start w:val="1"/>
+      <w:numFmt w:val="bullet"/>
+      <w:lvlText w:val="o"/>
+      <w:lvlJc w:val="left"/>
+      <w:pPr>
+        <w:tabs>
+          <w:tab w:val="num" w:pos="1440"/>
+        </w:tabs>
+        <w:ind w:left="1440" w:hanging="360"/>
+      </w:pPr>
+      <w:rPr>
+        <w:rFonts w:ascii="Courier New" w:hAnsi="Courier New" w:hint="default"/>
+        <w:sz w:val="20"/>
+      </w:rPr>
+    </w:lvl>
+    <w:lvl w:ilvl="2" w:tentative="1">
+      <w:start w:val="1"/>
+      <w:numFmt w:val="bullet"/>
+      <w:lvlText w:val=""/>
+      <w:lvlJc w:val="left"/>
+      <w:pPr>
+        <w:tabs>
+          <w:tab w:val="num" w:pos="2160"/>
+        </w:tabs>
+        <w:ind w:left="2160" w:hanging="360"/>
+      </w:pPr>
+      <w:rPr>
+        <w:rFonts w:ascii="Wingdings" w:hAnsi="Wingdings" w:hint="default"/>
+        <w:sz w:val="20"/>
+      </w:rPr>
+    </w:lvl>
+    <w:lvl w:ilvl="3" w:tentative="1">
+      <w:start w:val="1"/>
+      <w:numFmt w:val="bullet"/>
+      <w:lvlText w:val=""/>
+      <w:lvlJc w:val="left"/>
+      <w:pPr>
+        <w:tabs>
+          <w:tab w:val="num" w:pos="2880"/>
+        </w:tabs>
+        <w:ind w:left="2880" w:hanging="360"/>
+      </w:pPr>
+      <w:rPr>
+        <w:rFonts w:ascii="Wingdings" w:hAnsi="Wingdings" w:hint="default"/>
+        <w:sz w:val="20"/>
+      </w:rPr>
+    </w:lvl>
+    <w:lvl w:ilvl="4" w:tentative="1">
+      <w:start w:val="1"/>
+      <w:numFmt w:val="bullet"/>
+      <w:lvlText w:val=""/>
+      <w:lvlJc w:val="left"/>
+      <w:pPr>
+        <w:tabs>
+          <w:tab w:val="num" w:pos="3600"/>
+        </w:tabs>
+        <w:ind w:left="3600" w:hanging="360"/>
+      </w:pPr>
+      <w:rPr>
+        <w:rFonts w:ascii="Wingdings" w:hAnsi="Wingdings" w:hint="default"/>
+        <w:sz w:val="20"/>
+      </w:rPr>
+    </w:lvl>
+    <w:lvl w:ilvl="5" w:tentative="1">
+      <w:start w:val="1"/>
+      <w:numFmt w:val="bullet"/>
+      <w:lvlText w:val=""/>
+      <w:lvlJc w:val="left"/>
+      <w:pPr>
+        <w:tabs>
+          <w:tab w:val="num" w:pos="4320"/>
+        </w:tabs>
+        <w:ind w:left="4320" w:hanging="360"/>
+      </w:pPr>
+      <w:rPr>
+        <w:rFonts w:ascii="Wingdings" w:hAnsi="Wingdings" w:hint="default"/>
+        <w:sz w:val="20"/>
+      </w:rPr>
+    </w:lvl>
+    <w:lvl w:ilvl="6" w:tentative="1">
+      <w:start w:val="1"/>
+      <w:numFmt w:val="bullet"/>
+      <w:lvlText w:val=""/>
+      <w:lvlJc w:val="left"/>
+      <w:pPr>
+        <w:tabs>
+          <w:tab w:val="num" w:pos="5040"/>
+        </w:tabs>
+        <w:ind w:left="5040" w:hanging="360"/>
+      </w:pPr>
+      <w:rPr>
+        <w:rFonts w:ascii="Wingdings" w:hAnsi="Wingdings" w:hint="default"/>
+        <w:sz w:val="20"/>
+      </w:rPr>
+    </w:lvl>
+    <w:lvl w:ilvl="7" w:tentative="1">
+      <w:start w:val="1"/>
+      <w:numFmt w:val="bullet"/>
+      <w:lvlText w:val=""/>
+      <w:lvlJc w:val="left"/>
+      <w:pPr>
+        <w:tabs>
+          <w:tab w:val="num" w:pos="5760"/>
+        </w:tabs>
+        <w:ind w:left="5760" w:hanging="360"/>
+      </w:pPr>
+      <w:rPr>
+        <w:rFonts w:ascii="Wingdings" w:hAnsi="Wingdings" w:hint="default"/>
+        <w:sz w:val="20"/>
+      </w:rPr>
+    </w:lvl>
+    <w:lvl w:ilvl="8" w:tentative="1">
+      <w:start w:val="1"/>
+      <w:numFmt w:val="bullet"/>
+      <w:lvlText w:val=""/>
+      <w:lvlJc w:val="left"/>
+      <w:pPr>
+        <w:tabs>
+          <w:tab w:val="num" w:pos="6480"/>
+        </w:tabs>
+        <w:ind w:left="6480" w:hanging="360"/>
+      </w:pPr>
+      <w:rPr>
+        <w:rFonts w:ascii="Wingdings" w:hAnsi="Wingdings" w:hint="default"/>
+        <w:sz w:val="20"/>
+      </w:rPr>
+    </w:lvl>
+  </w:abstractNum>
+  <w:abstractNum w:abstractNumId="53" w15:restartNumberingAfterBreak="0">
     <w:nsid w:val="66D375BF"/>
     <w:multiLevelType w:val="multilevel"/>
     <w:tmpl w:val="F1D2CE52"/>
@@ -7143,7 +11520,305 @@
       </w:rPr>
     </w:lvl>
   </w:abstractNum>
-  <w:abstractNum w:abstractNumId="34" w15:restartNumberingAfterBreak="0">
+  <w:abstractNum w:abstractNumId="54" w15:restartNumberingAfterBreak="0">
+    <w:nsid w:val="6FC64568"/>
+    <w:multiLevelType w:val="multilevel"/>
+    <w:tmpl w:val="D7CA0FC0"/>
+    <w:lvl w:ilvl="0">
+      <w:start w:val="1"/>
+      <w:numFmt w:val="bullet"/>
+      <w:lvlText w:val=""/>
+      <w:lvlJc w:val="left"/>
+      <w:pPr>
+        <w:tabs>
+          <w:tab w:val="num" w:pos="720"/>
+        </w:tabs>
+        <w:ind w:left="720" w:hanging="360"/>
+      </w:pPr>
+      <w:rPr>
+        <w:rFonts w:ascii="Symbol" w:hAnsi="Symbol" w:hint="default"/>
+        <w:sz w:val="20"/>
+      </w:rPr>
+    </w:lvl>
+    <w:lvl w:ilvl="1" w:tentative="1">
+      <w:start w:val="1"/>
+      <w:numFmt w:val="bullet"/>
+      <w:lvlText w:val="o"/>
+      <w:lvlJc w:val="left"/>
+      <w:pPr>
+        <w:tabs>
+          <w:tab w:val="num" w:pos="1440"/>
+        </w:tabs>
+        <w:ind w:left="1440" w:hanging="360"/>
+      </w:pPr>
+      <w:rPr>
+        <w:rFonts w:ascii="Courier New" w:hAnsi="Courier New" w:hint="default"/>
+        <w:sz w:val="20"/>
+      </w:rPr>
+    </w:lvl>
+    <w:lvl w:ilvl="2" w:tentative="1">
+      <w:start w:val="1"/>
+      <w:numFmt w:val="bullet"/>
+      <w:lvlText w:val=""/>
+      <w:lvlJc w:val="left"/>
+      <w:pPr>
+        <w:tabs>
+          <w:tab w:val="num" w:pos="2160"/>
+        </w:tabs>
+        <w:ind w:left="2160" w:hanging="360"/>
+      </w:pPr>
+      <w:rPr>
+        <w:rFonts w:ascii="Wingdings" w:hAnsi="Wingdings" w:hint="default"/>
+        <w:sz w:val="20"/>
+      </w:rPr>
+    </w:lvl>
+    <w:lvl w:ilvl="3" w:tentative="1">
+      <w:start w:val="1"/>
+      <w:numFmt w:val="bullet"/>
+      <w:lvlText w:val=""/>
+      <w:lvlJc w:val="left"/>
+      <w:pPr>
+        <w:tabs>
+          <w:tab w:val="num" w:pos="2880"/>
+        </w:tabs>
+        <w:ind w:left="2880" w:hanging="360"/>
+      </w:pPr>
+      <w:rPr>
+        <w:rFonts w:ascii="Wingdings" w:hAnsi="Wingdings" w:hint="default"/>
+        <w:sz w:val="20"/>
+      </w:rPr>
+    </w:lvl>
+    <w:lvl w:ilvl="4" w:tentative="1">
+      <w:start w:val="1"/>
+      <w:numFmt w:val="bullet"/>
+      <w:lvlText w:val=""/>
+      <w:lvlJc w:val="left"/>
+      <w:pPr>
+        <w:tabs>
+          <w:tab w:val="num" w:pos="3600"/>
+        </w:tabs>
+        <w:ind w:left="3600" w:hanging="360"/>
+      </w:pPr>
+      <w:rPr>
+        <w:rFonts w:ascii="Wingdings" w:hAnsi="Wingdings" w:hint="default"/>
+        <w:sz w:val="20"/>
+      </w:rPr>
+    </w:lvl>
+    <w:lvl w:ilvl="5" w:tentative="1">
+      <w:start w:val="1"/>
+      <w:numFmt w:val="bullet"/>
+      <w:lvlText w:val=""/>
+      <w:lvlJc w:val="left"/>
+      <w:pPr>
+        <w:tabs>
+          <w:tab w:val="num" w:pos="4320"/>
+        </w:tabs>
+        <w:ind w:left="4320" w:hanging="360"/>
+      </w:pPr>
+      <w:rPr>
+        <w:rFonts w:ascii="Wingdings" w:hAnsi="Wingdings" w:hint="default"/>
+        <w:sz w:val="20"/>
+      </w:rPr>
+    </w:lvl>
+    <w:lvl w:ilvl="6" w:tentative="1">
+      <w:start w:val="1"/>
+      <w:numFmt w:val="bullet"/>
+      <w:lvlText w:val=""/>
+      <w:lvlJc w:val="left"/>
+      <w:pPr>
+        <w:tabs>
+          <w:tab w:val="num" w:pos="5040"/>
+        </w:tabs>
+        <w:ind w:left="5040" w:hanging="360"/>
+      </w:pPr>
+      <w:rPr>
+        <w:rFonts w:ascii="Wingdings" w:hAnsi="Wingdings" w:hint="default"/>
+        <w:sz w:val="20"/>
+      </w:rPr>
+    </w:lvl>
+    <w:lvl w:ilvl="7" w:tentative="1">
+      <w:start w:val="1"/>
+      <w:numFmt w:val="bullet"/>
+      <w:lvlText w:val=""/>
+      <w:lvlJc w:val="left"/>
+      <w:pPr>
+        <w:tabs>
+          <w:tab w:val="num" w:pos="5760"/>
+        </w:tabs>
+        <w:ind w:left="5760" w:hanging="360"/>
+      </w:pPr>
+      <w:rPr>
+        <w:rFonts w:ascii="Wingdings" w:hAnsi="Wingdings" w:hint="default"/>
+        <w:sz w:val="20"/>
+      </w:rPr>
+    </w:lvl>
+    <w:lvl w:ilvl="8" w:tentative="1">
+      <w:start w:val="1"/>
+      <w:numFmt w:val="bullet"/>
+      <w:lvlText w:val=""/>
+      <w:lvlJc w:val="left"/>
+      <w:pPr>
+        <w:tabs>
+          <w:tab w:val="num" w:pos="6480"/>
+        </w:tabs>
+        <w:ind w:left="6480" w:hanging="360"/>
+      </w:pPr>
+      <w:rPr>
+        <w:rFonts w:ascii="Wingdings" w:hAnsi="Wingdings" w:hint="default"/>
+        <w:sz w:val="20"/>
+      </w:rPr>
+    </w:lvl>
+  </w:abstractNum>
+  <w:abstractNum w:abstractNumId="55" w15:restartNumberingAfterBreak="0">
+    <w:nsid w:val="703F70C7"/>
+    <w:multiLevelType w:val="multilevel"/>
+    <w:tmpl w:val="AA761EA6"/>
+    <w:lvl w:ilvl="0">
+      <w:start w:val="1"/>
+      <w:numFmt w:val="bullet"/>
+      <w:lvlText w:val=""/>
+      <w:lvlJc w:val="left"/>
+      <w:pPr>
+        <w:tabs>
+          <w:tab w:val="num" w:pos="720"/>
+        </w:tabs>
+        <w:ind w:left="720" w:hanging="360"/>
+      </w:pPr>
+      <w:rPr>
+        <w:rFonts w:ascii="Symbol" w:hAnsi="Symbol" w:hint="default"/>
+        <w:sz w:val="20"/>
+      </w:rPr>
+    </w:lvl>
+    <w:lvl w:ilvl="1" w:tentative="1">
+      <w:start w:val="1"/>
+      <w:numFmt w:val="bullet"/>
+      <w:lvlText w:val="o"/>
+      <w:lvlJc w:val="left"/>
+      <w:pPr>
+        <w:tabs>
+          <w:tab w:val="num" w:pos="1440"/>
+        </w:tabs>
+        <w:ind w:left="1440" w:hanging="360"/>
+      </w:pPr>
+      <w:rPr>
+        <w:rFonts w:ascii="Courier New" w:hAnsi="Courier New" w:hint="default"/>
+        <w:sz w:val="20"/>
+      </w:rPr>
+    </w:lvl>
+    <w:lvl w:ilvl="2" w:tentative="1">
+      <w:start w:val="1"/>
+      <w:numFmt w:val="bullet"/>
+      <w:lvlText w:val=""/>
+      <w:lvlJc w:val="left"/>
+      <w:pPr>
+        <w:tabs>
+          <w:tab w:val="num" w:pos="2160"/>
+        </w:tabs>
+        <w:ind w:left="2160" w:hanging="360"/>
+      </w:pPr>
+      <w:rPr>
+        <w:rFonts w:ascii="Wingdings" w:hAnsi="Wingdings" w:hint="default"/>
+        <w:sz w:val="20"/>
+      </w:rPr>
+    </w:lvl>
+    <w:lvl w:ilvl="3" w:tentative="1">
+      <w:start w:val="1"/>
+      <w:numFmt w:val="bullet"/>
+      <w:lvlText w:val=""/>
+      <w:lvlJc w:val="left"/>
+      <w:pPr>
+        <w:tabs>
+          <w:tab w:val="num" w:pos="2880"/>
+        </w:tabs>
+        <w:ind w:left="2880" w:hanging="360"/>
+      </w:pPr>
+      <w:rPr>
+        <w:rFonts w:ascii="Wingdings" w:hAnsi="Wingdings" w:hint="default"/>
+        <w:sz w:val="20"/>
+      </w:rPr>
+    </w:lvl>
+    <w:lvl w:ilvl="4" w:tentative="1">
+      <w:start w:val="1"/>
+      <w:numFmt w:val="bullet"/>
+      <w:lvlText w:val=""/>
+      <w:lvlJc w:val="left"/>
+      <w:pPr>
+        <w:tabs>
+          <w:tab w:val="num" w:pos="3600"/>
+        </w:tabs>
+        <w:ind w:left="3600" w:hanging="360"/>
+      </w:pPr>
+      <w:rPr>
+        <w:rFonts w:ascii="Wingdings" w:hAnsi="Wingdings" w:hint="default"/>
+        <w:sz w:val="20"/>
+      </w:rPr>
+    </w:lvl>
+    <w:lvl w:ilvl="5" w:tentative="1">
+      <w:start w:val="1"/>
+      <w:numFmt w:val="bullet"/>
+      <w:lvlText w:val=""/>
+      <w:lvlJc w:val="left"/>
+      <w:pPr>
+        <w:tabs>
+          <w:tab w:val="num" w:pos="4320"/>
+        </w:tabs>
+        <w:ind w:left="4320" w:hanging="360"/>
+      </w:pPr>
+      <w:rPr>
+        <w:rFonts w:ascii="Wingdings" w:hAnsi="Wingdings" w:hint="default"/>
+        <w:sz w:val="20"/>
+      </w:rPr>
+    </w:lvl>
+    <w:lvl w:ilvl="6" w:tentative="1">
+      <w:start w:val="1"/>
+      <w:numFmt w:val="bullet"/>
+      <w:lvlText w:val=""/>
+      <w:lvlJc w:val="left"/>
+      <w:pPr>
+        <w:tabs>
+          <w:tab w:val="num" w:pos="5040"/>
+        </w:tabs>
+        <w:ind w:left="5040" w:hanging="360"/>
+      </w:pPr>
+      <w:rPr>
+        <w:rFonts w:ascii="Wingdings" w:hAnsi="Wingdings" w:hint="default"/>
+        <w:sz w:val="20"/>
+      </w:rPr>
+    </w:lvl>
+    <w:lvl w:ilvl="7" w:tentative="1">
+      <w:start w:val="1"/>
+      <w:numFmt w:val="bullet"/>
+      <w:lvlText w:val=""/>
+      <w:lvlJc w:val="left"/>
+      <w:pPr>
+        <w:tabs>
+          <w:tab w:val="num" w:pos="5760"/>
+        </w:tabs>
+        <w:ind w:left="5760" w:hanging="360"/>
+      </w:pPr>
+      <w:rPr>
+        <w:rFonts w:ascii="Wingdings" w:hAnsi="Wingdings" w:hint="default"/>
+        <w:sz w:val="20"/>
+      </w:rPr>
+    </w:lvl>
+    <w:lvl w:ilvl="8" w:tentative="1">
+      <w:start w:val="1"/>
+      <w:numFmt w:val="bullet"/>
+      <w:lvlText w:val=""/>
+      <w:lvlJc w:val="left"/>
+      <w:pPr>
+        <w:tabs>
+          <w:tab w:val="num" w:pos="6480"/>
+        </w:tabs>
+        <w:ind w:left="6480" w:hanging="360"/>
+      </w:pPr>
+      <w:rPr>
+        <w:rFonts w:ascii="Wingdings" w:hAnsi="Wingdings" w:hint="default"/>
+        <w:sz w:val="20"/>
+      </w:rPr>
+    </w:lvl>
+  </w:abstractNum>
+  <w:abstractNum w:abstractNumId="56" w15:restartNumberingAfterBreak="0">
     <w:nsid w:val="72CB1AE4"/>
     <w:multiLevelType w:val="hybridMultilevel"/>
     <w:tmpl w:val="99642576"/>
@@ -7256,7 +11931,7 @@
       </w:rPr>
     </w:lvl>
   </w:abstractNum>
-  <w:abstractNum w:abstractNumId="35" w15:restartNumberingAfterBreak="0">
+  <w:abstractNum w:abstractNumId="57" w15:restartNumberingAfterBreak="0">
     <w:nsid w:val="733E52E6"/>
     <w:multiLevelType w:val="hybridMultilevel"/>
     <w:tmpl w:val="F122442C"/>
@@ -7369,7 +12044,7 @@
       </w:rPr>
     </w:lvl>
   </w:abstractNum>
-  <w:abstractNum w:abstractNumId="36" w15:restartNumberingAfterBreak="0">
+  <w:abstractNum w:abstractNumId="58" w15:restartNumberingAfterBreak="0">
     <w:nsid w:val="73572A02"/>
     <w:multiLevelType w:val="multilevel"/>
     <w:tmpl w:val="9A0AE64C"/>
@@ -7518,7 +12193,7 @@
       </w:rPr>
     </w:lvl>
   </w:abstractNum>
-  <w:abstractNum w:abstractNumId="37" w15:restartNumberingAfterBreak="0">
+  <w:abstractNum w:abstractNumId="59" w15:restartNumberingAfterBreak="0">
     <w:nsid w:val="775D032B"/>
     <w:multiLevelType w:val="multilevel"/>
     <w:tmpl w:val="6A000CFA"/>
@@ -7667,7 +12342,7 @@
       </w:rPr>
     </w:lvl>
   </w:abstractNum>
-  <w:abstractNum w:abstractNumId="38" w15:restartNumberingAfterBreak="0">
+  <w:abstractNum w:abstractNumId="60" w15:restartNumberingAfterBreak="0">
     <w:nsid w:val="79F92690"/>
     <w:multiLevelType w:val="multilevel"/>
     <w:tmpl w:val="531CE590"/>
@@ -7816,7 +12491,7 @@
       </w:rPr>
     </w:lvl>
   </w:abstractNum>
-  <w:abstractNum w:abstractNumId="39" w15:restartNumberingAfterBreak="0">
+  <w:abstractNum w:abstractNumId="61" w15:restartNumberingAfterBreak="0">
     <w:nsid w:val="7A6076A7"/>
     <w:multiLevelType w:val="multilevel"/>
     <w:tmpl w:val="710AEC28"/>
@@ -7965,167 +12640,385 @@
       </w:rPr>
     </w:lvl>
   </w:abstractNum>
+  <w:abstractNum w:abstractNumId="62" w15:restartNumberingAfterBreak="0">
+    <w:nsid w:val="7EA55BB5"/>
+    <w:multiLevelType w:val="multilevel"/>
+    <w:tmpl w:val="05D650C8"/>
+    <w:lvl w:ilvl="0">
+      <w:start w:val="1"/>
+      <w:numFmt w:val="bullet"/>
+      <w:lvlText w:val=""/>
+      <w:lvlJc w:val="left"/>
+      <w:pPr>
+        <w:tabs>
+          <w:tab w:val="num" w:pos="720"/>
+        </w:tabs>
+        <w:ind w:left="720" w:hanging="360"/>
+      </w:pPr>
+      <w:rPr>
+        <w:rFonts w:ascii="Symbol" w:hAnsi="Symbol" w:hint="default"/>
+        <w:sz w:val="20"/>
+      </w:rPr>
+    </w:lvl>
+    <w:lvl w:ilvl="1" w:tentative="1">
+      <w:start w:val="1"/>
+      <w:numFmt w:val="bullet"/>
+      <w:lvlText w:val="o"/>
+      <w:lvlJc w:val="left"/>
+      <w:pPr>
+        <w:tabs>
+          <w:tab w:val="num" w:pos="1440"/>
+        </w:tabs>
+        <w:ind w:left="1440" w:hanging="360"/>
+      </w:pPr>
+      <w:rPr>
+        <w:rFonts w:ascii="Courier New" w:hAnsi="Courier New" w:hint="default"/>
+        <w:sz w:val="20"/>
+      </w:rPr>
+    </w:lvl>
+    <w:lvl w:ilvl="2" w:tentative="1">
+      <w:start w:val="1"/>
+      <w:numFmt w:val="bullet"/>
+      <w:lvlText w:val=""/>
+      <w:lvlJc w:val="left"/>
+      <w:pPr>
+        <w:tabs>
+          <w:tab w:val="num" w:pos="2160"/>
+        </w:tabs>
+        <w:ind w:left="2160" w:hanging="360"/>
+      </w:pPr>
+      <w:rPr>
+        <w:rFonts w:ascii="Wingdings" w:hAnsi="Wingdings" w:hint="default"/>
+        <w:sz w:val="20"/>
+      </w:rPr>
+    </w:lvl>
+    <w:lvl w:ilvl="3" w:tentative="1">
+      <w:start w:val="1"/>
+      <w:numFmt w:val="bullet"/>
+      <w:lvlText w:val=""/>
+      <w:lvlJc w:val="left"/>
+      <w:pPr>
+        <w:tabs>
+          <w:tab w:val="num" w:pos="2880"/>
+        </w:tabs>
+        <w:ind w:left="2880" w:hanging="360"/>
+      </w:pPr>
+      <w:rPr>
+        <w:rFonts w:ascii="Wingdings" w:hAnsi="Wingdings" w:hint="default"/>
+        <w:sz w:val="20"/>
+      </w:rPr>
+    </w:lvl>
+    <w:lvl w:ilvl="4" w:tentative="1">
+      <w:start w:val="1"/>
+      <w:numFmt w:val="bullet"/>
+      <w:lvlText w:val=""/>
+      <w:lvlJc w:val="left"/>
+      <w:pPr>
+        <w:tabs>
+          <w:tab w:val="num" w:pos="3600"/>
+        </w:tabs>
+        <w:ind w:left="3600" w:hanging="360"/>
+      </w:pPr>
+      <w:rPr>
+        <w:rFonts w:ascii="Wingdings" w:hAnsi="Wingdings" w:hint="default"/>
+        <w:sz w:val="20"/>
+      </w:rPr>
+    </w:lvl>
+    <w:lvl w:ilvl="5" w:tentative="1">
+      <w:start w:val="1"/>
+      <w:numFmt w:val="bullet"/>
+      <w:lvlText w:val=""/>
+      <w:lvlJc w:val="left"/>
+      <w:pPr>
+        <w:tabs>
+          <w:tab w:val="num" w:pos="4320"/>
+        </w:tabs>
+        <w:ind w:left="4320" w:hanging="360"/>
+      </w:pPr>
+      <w:rPr>
+        <w:rFonts w:ascii="Wingdings" w:hAnsi="Wingdings" w:hint="default"/>
+        <w:sz w:val="20"/>
+      </w:rPr>
+    </w:lvl>
+    <w:lvl w:ilvl="6" w:tentative="1">
+      <w:start w:val="1"/>
+      <w:numFmt w:val="bullet"/>
+      <w:lvlText w:val=""/>
+      <w:lvlJc w:val="left"/>
+      <w:pPr>
+        <w:tabs>
+          <w:tab w:val="num" w:pos="5040"/>
+        </w:tabs>
+        <w:ind w:left="5040" w:hanging="360"/>
+      </w:pPr>
+      <w:rPr>
+        <w:rFonts w:ascii="Wingdings" w:hAnsi="Wingdings" w:hint="default"/>
+        <w:sz w:val="20"/>
+      </w:rPr>
+    </w:lvl>
+    <w:lvl w:ilvl="7" w:tentative="1">
+      <w:start w:val="1"/>
+      <w:numFmt w:val="bullet"/>
+      <w:lvlText w:val=""/>
+      <w:lvlJc w:val="left"/>
+      <w:pPr>
+        <w:tabs>
+          <w:tab w:val="num" w:pos="5760"/>
+        </w:tabs>
+        <w:ind w:left="5760" w:hanging="360"/>
+      </w:pPr>
+      <w:rPr>
+        <w:rFonts w:ascii="Wingdings" w:hAnsi="Wingdings" w:hint="default"/>
+        <w:sz w:val="20"/>
+      </w:rPr>
+    </w:lvl>
+    <w:lvl w:ilvl="8" w:tentative="1">
+      <w:start w:val="1"/>
+      <w:numFmt w:val="bullet"/>
+      <w:lvlText w:val=""/>
+      <w:lvlJc w:val="left"/>
+      <w:pPr>
+        <w:tabs>
+          <w:tab w:val="num" w:pos="6480"/>
+        </w:tabs>
+        <w:ind w:left="6480" w:hanging="360"/>
+      </w:pPr>
+      <w:rPr>
+        <w:rFonts w:ascii="Wingdings" w:hAnsi="Wingdings" w:hint="default"/>
+        <w:sz w:val="20"/>
+      </w:rPr>
+    </w:lvl>
+  </w:abstractNum>
   <w:num w:numId="1" w16cid:durableId="2057659798">
-    <w:abstractNumId w:val="13"/>
+    <w:abstractNumId w:val="26"/>
   </w:num>
   <w:num w:numId="2" w16cid:durableId="99107261">
-    <w:abstractNumId w:val="13"/>
+    <w:abstractNumId w:val="26"/>
   </w:num>
   <w:num w:numId="3" w16cid:durableId="454829576">
-    <w:abstractNumId w:val="13"/>
+    <w:abstractNumId w:val="26"/>
   </w:num>
   <w:num w:numId="4" w16cid:durableId="919875635">
-    <w:abstractNumId w:val="13"/>
+    <w:abstractNumId w:val="26"/>
   </w:num>
   <w:num w:numId="5" w16cid:durableId="1989245865">
-    <w:abstractNumId w:val="13"/>
+    <w:abstractNumId w:val="26"/>
   </w:num>
   <w:num w:numId="6" w16cid:durableId="337856889">
-    <w:abstractNumId w:val="13"/>
+    <w:abstractNumId w:val="26"/>
   </w:num>
   <w:num w:numId="7" w16cid:durableId="486750497">
-    <w:abstractNumId w:val="6"/>
+    <w:abstractNumId w:val="14"/>
   </w:num>
   <w:num w:numId="8" w16cid:durableId="1295481688">
-    <w:abstractNumId w:val="13"/>
+    <w:abstractNumId w:val="26"/>
   </w:num>
   <w:num w:numId="9" w16cid:durableId="878207473">
-    <w:abstractNumId w:val="13"/>
+    <w:abstractNumId w:val="26"/>
   </w:num>
   <w:num w:numId="10" w16cid:durableId="390271873">
-    <w:abstractNumId w:val="6"/>
+    <w:abstractNumId w:val="14"/>
   </w:num>
   <w:num w:numId="11" w16cid:durableId="108548336">
-    <w:abstractNumId w:val="13"/>
+    <w:abstractNumId w:val="26"/>
   </w:num>
   <w:num w:numId="12" w16cid:durableId="289626826">
-    <w:abstractNumId w:val="16"/>
+    <w:abstractNumId w:val="31"/>
   </w:num>
   <w:num w:numId="13" w16cid:durableId="709189428">
-    <w:abstractNumId w:val="30"/>
+    <w:abstractNumId w:val="48"/>
   </w:num>
   <w:num w:numId="14" w16cid:durableId="1828012820">
-    <w:abstractNumId w:val="13"/>
+    <w:abstractNumId w:val="26"/>
   </w:num>
   <w:num w:numId="15" w16cid:durableId="1472016058">
-    <w:abstractNumId w:val="13"/>
+    <w:abstractNumId w:val="26"/>
   </w:num>
   <w:num w:numId="16" w16cid:durableId="2007130954">
-    <w:abstractNumId w:val="13"/>
+    <w:abstractNumId w:val="26"/>
   </w:num>
   <w:num w:numId="17" w16cid:durableId="2124959910">
-    <w:abstractNumId w:val="13"/>
+    <w:abstractNumId w:val="26"/>
   </w:num>
   <w:num w:numId="18" w16cid:durableId="1161965983">
-    <w:abstractNumId w:val="13"/>
+    <w:abstractNumId w:val="26"/>
   </w:num>
   <w:num w:numId="19" w16cid:durableId="41710311">
-    <w:abstractNumId w:val="3"/>
+    <w:abstractNumId w:val="9"/>
   </w:num>
   <w:num w:numId="20" w16cid:durableId="1163350981">
-    <w:abstractNumId w:val="34"/>
+    <w:abstractNumId w:val="56"/>
   </w:num>
   <w:num w:numId="21" w16cid:durableId="926422226">
-    <w:abstractNumId w:val="35"/>
+    <w:abstractNumId w:val="57"/>
   </w:num>
   <w:num w:numId="22" w16cid:durableId="690304119">
-    <w:abstractNumId w:val="11"/>
+    <w:abstractNumId w:val="23"/>
   </w:num>
   <w:num w:numId="23" w16cid:durableId="1154031265">
+    <w:abstractNumId w:val="58"/>
+  </w:num>
+  <w:num w:numId="24" w16cid:durableId="1956523979">
+    <w:abstractNumId w:val="18"/>
+  </w:num>
+  <w:num w:numId="25" w16cid:durableId="1122503775">
+    <w:abstractNumId w:val="27"/>
+  </w:num>
+  <w:num w:numId="26" w16cid:durableId="1019895648">
+    <w:abstractNumId w:val="40"/>
+  </w:num>
+  <w:num w:numId="27" w16cid:durableId="1635984666">
+    <w:abstractNumId w:val="32"/>
+  </w:num>
+  <w:num w:numId="28" w16cid:durableId="1012806949">
+    <w:abstractNumId w:val="7"/>
+  </w:num>
+  <w:num w:numId="29" w16cid:durableId="918251369">
+    <w:abstractNumId w:val="60"/>
+  </w:num>
+  <w:num w:numId="30" w16cid:durableId="825705908">
+    <w:abstractNumId w:val="61"/>
+  </w:num>
+  <w:num w:numId="31" w16cid:durableId="38475431">
     <w:abstractNumId w:val="36"/>
   </w:num>
-  <w:num w:numId="24" w16cid:durableId="1956523979">
-    <w:abstractNumId w:val="8"/>
-  </w:num>
-  <w:num w:numId="25" w16cid:durableId="1122503775">
-    <w:abstractNumId w:val="14"/>
-  </w:num>
-  <w:num w:numId="26" w16cid:durableId="1019895648">
-    <w:abstractNumId w:val="23"/>
-  </w:num>
-  <w:num w:numId="27" w16cid:durableId="1635984666">
-    <w:abstractNumId w:val="17"/>
-  </w:num>
-  <w:num w:numId="28" w16cid:durableId="1012806949">
-    <w:abstractNumId w:val="2"/>
-  </w:num>
-  <w:num w:numId="29" w16cid:durableId="918251369">
-    <w:abstractNumId w:val="38"/>
-  </w:num>
-  <w:num w:numId="30" w16cid:durableId="825705908">
-    <w:abstractNumId w:val="39"/>
-  </w:num>
-  <w:num w:numId="31" w16cid:durableId="38475431">
-    <w:abstractNumId w:val="21"/>
-  </w:num>
   <w:num w:numId="32" w16cid:durableId="907493259">
-    <w:abstractNumId w:val="20"/>
+    <w:abstractNumId w:val="35"/>
   </w:num>
   <w:num w:numId="33" w16cid:durableId="766772892">
     <w:abstractNumId w:val="0"/>
   </w:num>
   <w:num w:numId="34" w16cid:durableId="1505051811">
+    <w:abstractNumId w:val="24"/>
+  </w:num>
+  <w:num w:numId="35" w16cid:durableId="53547850">
+    <w:abstractNumId w:val="15"/>
+  </w:num>
+  <w:num w:numId="36" w16cid:durableId="1158808271">
+    <w:abstractNumId w:val="22"/>
+  </w:num>
+  <w:num w:numId="37" w16cid:durableId="1025057996">
+    <w:abstractNumId w:val="50"/>
+  </w:num>
+  <w:num w:numId="38" w16cid:durableId="1689139318">
+    <w:abstractNumId w:val="41"/>
+  </w:num>
+  <w:num w:numId="39" w16cid:durableId="1721245189">
+    <w:abstractNumId w:val="45"/>
+  </w:num>
+  <w:num w:numId="40" w16cid:durableId="698579991">
+    <w:abstractNumId w:val="43"/>
+  </w:num>
+  <w:num w:numId="41" w16cid:durableId="476261604">
+    <w:abstractNumId w:val="38"/>
+  </w:num>
+  <w:num w:numId="42" w16cid:durableId="1939019691">
+    <w:abstractNumId w:val="46"/>
+  </w:num>
+  <w:num w:numId="43" w16cid:durableId="848253045">
+    <w:abstractNumId w:val="33"/>
+  </w:num>
+  <w:num w:numId="44" w16cid:durableId="1247886382">
+    <w:abstractNumId w:val="53"/>
+  </w:num>
+  <w:num w:numId="45" w16cid:durableId="1842620916">
+    <w:abstractNumId w:val="51"/>
+  </w:num>
+  <w:num w:numId="46" w16cid:durableId="354967061">
+    <w:abstractNumId w:val="20"/>
+  </w:num>
+  <w:num w:numId="47" w16cid:durableId="23479184">
+    <w:abstractNumId w:val="13"/>
+  </w:num>
+  <w:num w:numId="48" w16cid:durableId="25449443">
     <w:abstractNumId w:val="12"/>
   </w:num>
-  <w:num w:numId="35" w16cid:durableId="53547850">
-    <w:abstractNumId w:val="7"/>
+  <w:num w:numId="49" w16cid:durableId="196047337">
+    <w:abstractNumId w:val="59"/>
   </w:num>
-  <w:num w:numId="36" w16cid:durableId="1158808271">
+  <w:num w:numId="50" w16cid:durableId="1539313586">
+    <w:abstractNumId w:val="34"/>
+  </w:num>
+  <w:num w:numId="51" w16cid:durableId="1893495052">
+    <w:abstractNumId w:val="42"/>
+  </w:num>
+  <w:num w:numId="52" w16cid:durableId="1195389668">
+    <w:abstractNumId w:val="30"/>
+  </w:num>
+  <w:num w:numId="53" w16cid:durableId="943079126">
+    <w:abstractNumId w:val="6"/>
+  </w:num>
+  <w:num w:numId="54" w16cid:durableId="1568304592">
+    <w:abstractNumId w:val="47"/>
+  </w:num>
+  <w:num w:numId="55" w16cid:durableId="2056351689">
+    <w:abstractNumId w:val="5"/>
+  </w:num>
+  <w:num w:numId="56" w16cid:durableId="1336345112">
+    <w:abstractNumId w:val="21"/>
+  </w:num>
+  <w:num w:numId="57" w16cid:durableId="344018636">
+    <w:abstractNumId w:val="3"/>
+  </w:num>
+  <w:num w:numId="58" w16cid:durableId="1552111719">
+    <w:abstractNumId w:val="17"/>
+  </w:num>
+  <w:num w:numId="59" w16cid:durableId="1504473192">
+    <w:abstractNumId w:val="19"/>
+  </w:num>
+  <w:num w:numId="60" w16cid:durableId="907112051">
+    <w:abstractNumId w:val="8"/>
+  </w:num>
+  <w:num w:numId="61" w16cid:durableId="2093427362">
+    <w:abstractNumId w:val="4"/>
+  </w:num>
+  <w:num w:numId="62" w16cid:durableId="949899595">
+    <w:abstractNumId w:val="39"/>
+  </w:num>
+  <w:num w:numId="63" w16cid:durableId="736830254">
+    <w:abstractNumId w:val="62"/>
+  </w:num>
+  <w:num w:numId="64" w16cid:durableId="217784259">
+    <w:abstractNumId w:val="37"/>
+  </w:num>
+  <w:num w:numId="65" w16cid:durableId="1404139063">
+    <w:abstractNumId w:val="29"/>
+  </w:num>
+  <w:num w:numId="66" w16cid:durableId="359748399">
+    <w:abstractNumId w:val="55"/>
+  </w:num>
+  <w:num w:numId="67" w16cid:durableId="1031686895">
+    <w:abstractNumId w:val="2"/>
+  </w:num>
+  <w:num w:numId="68" w16cid:durableId="1327132140">
+    <w:abstractNumId w:val="54"/>
+  </w:num>
+  <w:num w:numId="69" w16cid:durableId="469982310">
+    <w:abstractNumId w:val="44"/>
+  </w:num>
+  <w:num w:numId="70" w16cid:durableId="226720373">
+    <w:abstractNumId w:val="1"/>
+  </w:num>
+  <w:num w:numId="71" w16cid:durableId="1580864847">
+    <w:abstractNumId w:val="25"/>
+  </w:num>
+  <w:num w:numId="72" w16cid:durableId="269552172">
+    <w:abstractNumId w:val="28"/>
+  </w:num>
+  <w:num w:numId="73" w16cid:durableId="640500290">
+    <w:abstractNumId w:val="49"/>
+  </w:num>
+  <w:num w:numId="74" w16cid:durableId="1315178333">
     <w:abstractNumId w:val="10"/>
   </w:num>
-  <w:num w:numId="37" w16cid:durableId="1025057996">
-    <w:abstractNumId w:val="31"/>
+  <w:num w:numId="75" w16cid:durableId="1074084429">
+    <w:abstractNumId w:val="11"/>
   </w:num>
-  <w:num w:numId="38" w16cid:durableId="1689139318">
-    <w:abstractNumId w:val="24"/>
+  <w:num w:numId="76" w16cid:durableId="1302736038">
+    <w:abstractNumId w:val="52"/>
   </w:num>
-  <w:num w:numId="39" w16cid:durableId="1721245189">
-    <w:abstractNumId w:val="27"/>
-  </w:num>
-  <w:num w:numId="40" w16cid:durableId="698579991">
-    <w:abstractNumId w:val="26"/>
-  </w:num>
-  <w:num w:numId="41" w16cid:durableId="476261604">
-    <w:abstractNumId w:val="22"/>
-  </w:num>
-  <w:num w:numId="42" w16cid:durableId="1939019691">
-    <w:abstractNumId w:val="28"/>
-  </w:num>
-  <w:num w:numId="43" w16cid:durableId="848253045">
-    <w:abstractNumId w:val="18"/>
-  </w:num>
-  <w:num w:numId="44" w16cid:durableId="1247886382">
-    <w:abstractNumId w:val="33"/>
-  </w:num>
-  <w:num w:numId="45" w16cid:durableId="1842620916">
-    <w:abstractNumId w:val="32"/>
-  </w:num>
-  <w:num w:numId="46" w16cid:durableId="354967061">
-    <w:abstractNumId w:val="9"/>
-  </w:num>
-  <w:num w:numId="47" w16cid:durableId="23479184">
-    <w:abstractNumId w:val="5"/>
-  </w:num>
-  <w:num w:numId="48" w16cid:durableId="25449443">
-    <w:abstractNumId w:val="4"/>
-  </w:num>
-  <w:num w:numId="49" w16cid:durableId="196047337">
-    <w:abstractNumId w:val="37"/>
-  </w:num>
-  <w:num w:numId="50" w16cid:durableId="1539313586">
-    <w:abstractNumId w:val="19"/>
-  </w:num>
-  <w:num w:numId="51" w16cid:durableId="1893495052">
-    <w:abstractNumId w:val="25"/>
-  </w:num>
-  <w:num w:numId="52" w16cid:durableId="1195389668">
-    <w:abstractNumId w:val="15"/>
-  </w:num>
-  <w:num w:numId="53" w16cid:durableId="943079126">
-    <w:abstractNumId w:val="1"/>
-  </w:num>
-  <w:num w:numId="54" w16cid:durableId="1568304592">
-    <w:abstractNumId w:val="29"/>
+  <w:num w:numId="77" w16cid:durableId="23554205">
+    <w:abstractNumId w:val="16"/>
   </w:num>
 </w:numbering>
 </file>

--- a/3_Generarive_AI_Foundation_Models_and_Platforms/IBM_Gen_AI_Foundation_Models_and_Platforms_Notes.docx
+++ b/3_Generarive_AI_Foundation_Models_and_Platforms/IBM_Gen_AI_Foundation_Models_and_Platforms_Notes.docx
@@ -3670,6 +3670,1698 @@
       </w:r>
       <w:r>
         <w:t xml:space="preserve"> generate high-quality content by gradually removing noise from latent representations and are particularly effective for image and video generation.</w:t>
+      </w:r>
+    </w:p>
+    <w:p>
+      <w:pPr>
+        <w:pStyle w:val="Heading1"/>
+      </w:pPr>
+      <w:r>
+        <w:t>Foundation Models</w:t>
+      </w:r>
+    </w:p>
+    <w:p>
+      <w:pPr>
+        <w:pStyle w:val="Heading2"/>
+      </w:pPr>
+      <w:r>
+        <w:t>What Are Foundation Models?</w:t>
+      </w:r>
+    </w:p>
+    <w:p>
+      <w:pPr>
+        <w:pStyle w:val="NormalWeb"/>
+      </w:pPr>
+      <w:r>
+        <w:t xml:space="preserve">The Stanford University Center for Research on Foundation Models defines a </w:t>
+      </w:r>
+      <w:r>
+        <w:rPr>
+          <w:rStyle w:val="Strong"/>
+        </w:rPr>
+        <w:t>foundation model</w:t>
+      </w:r>
+      <w:r>
+        <w:t xml:space="preserve"> as:</w:t>
+      </w:r>
+    </w:p>
+    <w:p>
+      <w:pPr>
+        <w:pStyle w:val="NormalWeb"/>
+      </w:pPr>
+      <w:r>
+        <w:rPr>
+          <w:rStyle w:val="Strong"/>
+        </w:rPr>
+        <w:t>"A new successful paradigm for building AI systems: Train one model on a huge amount of data and adapt it to many applications. We call such a model a foundation model."</w:t>
+      </w:r>
+    </w:p>
+    <w:p>
+      <w:pPr>
+        <w:pStyle w:val="NormalWeb"/>
+      </w:pPr>
+      <w:r>
+        <w:t>This definition highlights two important concepts:</w:t>
+      </w:r>
+    </w:p>
+    <w:p>
+      <w:pPr>
+        <w:pStyle w:val="NormalWeb"/>
+        <w:numPr>
+          <w:ilvl w:val="0"/>
+          <w:numId w:val="79"/>
+        </w:numPr>
+      </w:pPr>
+      <w:r>
+        <w:t>Train one model on a huge amount of data.</w:t>
+      </w:r>
+    </w:p>
+    <w:p>
+      <w:pPr>
+        <w:pStyle w:val="NormalWeb"/>
+        <w:numPr>
+          <w:ilvl w:val="0"/>
+          <w:numId w:val="79"/>
+        </w:numPr>
+      </w:pPr>
+      <w:r>
+        <w:t>Adapt the trained model to many different applications.</w:t>
+      </w:r>
+    </w:p>
+    <w:p>
+      <w:pPr>
+        <w:pStyle w:val="Heading2"/>
+      </w:pPr>
+      <w:r>
+        <w:t>How Foundation Models Work</w:t>
+      </w:r>
+    </w:p>
+    <w:p>
+      <w:pPr>
+        <w:pStyle w:val="NormalWeb"/>
+      </w:pPr>
+      <w:r>
+        <w:t xml:space="preserve">A foundation model is a </w:t>
+      </w:r>
+      <w:r>
+        <w:rPr>
+          <w:rStyle w:val="Strong"/>
+        </w:rPr>
+        <w:t>large, general-purpose, self-supervised model</w:t>
+      </w:r>
+      <w:r>
+        <w:t xml:space="preserve"> that is pre-trained on vast amounts of </w:t>
+      </w:r>
+      <w:r>
+        <w:rPr>
+          <w:rStyle w:val="Strong"/>
+        </w:rPr>
+        <w:t>unlabeled data</w:t>
+      </w:r>
+      <w:r>
+        <w:t xml:space="preserve">, establishing </w:t>
+      </w:r>
+      <w:r>
+        <w:rPr>
+          <w:rStyle w:val="Strong"/>
+        </w:rPr>
+        <w:t>billions of parameters</w:t>
+      </w:r>
+      <w:r>
+        <w:t xml:space="preserve"> (internal values the model learns during training to recognize patterns and make predictions).</w:t>
+      </w:r>
+    </w:p>
+    <w:p>
+      <w:pPr>
+        <w:pStyle w:val="Heading3"/>
+      </w:pPr>
+      <w:r>
+        <w:t>Pre-training</w:t>
+      </w:r>
+    </w:p>
+    <w:p>
+      <w:pPr>
+        <w:pStyle w:val="NormalWeb"/>
+      </w:pPr>
+      <w:r>
+        <w:t>Pre-training is a technique in which unsupervised algorithms are repeatedly given the opportunity to make connections between diverse pieces of information.</w:t>
+      </w:r>
+    </w:p>
+    <w:p>
+      <w:pPr>
+        <w:pStyle w:val="NormalWeb"/>
+      </w:pPr>
+      <w:r>
+        <w:t>This enables foundation models to develop:</w:t>
+      </w:r>
+    </w:p>
+    <w:p>
+      <w:pPr>
+        <w:pStyle w:val="NormalWeb"/>
+        <w:numPr>
+          <w:ilvl w:val="0"/>
+          <w:numId w:val="80"/>
+        </w:numPr>
+      </w:pPr>
+      <w:r>
+        <w:rPr>
+          <w:rStyle w:val="Strong"/>
+        </w:rPr>
+        <w:t>Multimodal capabilities</w:t>
+      </w:r>
+      <w:r>
+        <w:t xml:space="preserve"> (the ability to understand and generate multiple data types such as text, images, audio, and video).</w:t>
+      </w:r>
+    </w:p>
+    <w:p>
+      <w:pPr>
+        <w:pStyle w:val="NormalWeb"/>
+        <w:numPr>
+          <w:ilvl w:val="0"/>
+          <w:numId w:val="80"/>
+        </w:numPr>
+      </w:pPr>
+      <w:r>
+        <w:rPr>
+          <w:rStyle w:val="Strong"/>
+        </w:rPr>
+        <w:lastRenderedPageBreak/>
+        <w:t>Multi-domain capabilities</w:t>
+      </w:r>
+      <w:r>
+        <w:t xml:space="preserve"> (the ability to work across different fields and applications).</w:t>
+      </w:r>
+    </w:p>
+    <w:p>
+      <w:pPr>
+        <w:pStyle w:val="Heading2"/>
+      </w:pPr>
+      <w:r>
+        <w:t>Capabilities of Foundation Models</w:t>
+      </w:r>
+    </w:p>
+    <w:p>
+      <w:pPr>
+        <w:pStyle w:val="NormalWeb"/>
+      </w:pPr>
+      <w:r>
+        <w:t>Because of their broad pre-training, foundation models can accept prompts in multiple formats, including:</w:t>
+      </w:r>
+    </w:p>
+    <w:p>
+      <w:pPr>
+        <w:pStyle w:val="NormalWeb"/>
+        <w:numPr>
+          <w:ilvl w:val="0"/>
+          <w:numId w:val="81"/>
+        </w:numPr>
+      </w:pPr>
+      <w:r>
+        <w:t>Text</w:t>
+      </w:r>
+    </w:p>
+    <w:p>
+      <w:pPr>
+        <w:pStyle w:val="NormalWeb"/>
+        <w:numPr>
+          <w:ilvl w:val="0"/>
+          <w:numId w:val="81"/>
+        </w:numPr>
+      </w:pPr>
+      <w:r>
+        <w:t>Images</w:t>
+      </w:r>
+    </w:p>
+    <w:p>
+      <w:pPr>
+        <w:pStyle w:val="NormalWeb"/>
+        <w:numPr>
+          <w:ilvl w:val="0"/>
+          <w:numId w:val="81"/>
+        </w:numPr>
+      </w:pPr>
+      <w:r>
+        <w:t>Audio</w:t>
+      </w:r>
+    </w:p>
+    <w:p>
+      <w:pPr>
+        <w:pStyle w:val="NormalWeb"/>
+        <w:numPr>
+          <w:ilvl w:val="0"/>
+          <w:numId w:val="81"/>
+        </w:numPr>
+      </w:pPr>
+      <w:r>
+        <w:t>Video</w:t>
+      </w:r>
+    </w:p>
+    <w:p>
+      <w:pPr>
+        <w:pStyle w:val="NormalWeb"/>
+      </w:pPr>
+      <w:r>
+        <w:t>They can perform numerous complex and creative tasks, including:</w:t>
+      </w:r>
+    </w:p>
+    <w:p>
+      <w:pPr>
+        <w:pStyle w:val="NormalWeb"/>
+        <w:numPr>
+          <w:ilvl w:val="0"/>
+          <w:numId w:val="82"/>
+        </w:numPr>
+      </w:pPr>
+      <w:r>
+        <w:t>Answering questions</w:t>
+      </w:r>
+    </w:p>
+    <w:p>
+      <w:pPr>
+        <w:pStyle w:val="NormalWeb"/>
+        <w:numPr>
+          <w:ilvl w:val="0"/>
+          <w:numId w:val="82"/>
+        </w:numPr>
+      </w:pPr>
+      <w:r>
+        <w:t>Summarizing documents</w:t>
+      </w:r>
+    </w:p>
+    <w:p>
+      <w:pPr>
+        <w:pStyle w:val="NormalWeb"/>
+        <w:numPr>
+          <w:ilvl w:val="0"/>
+          <w:numId w:val="82"/>
+        </w:numPr>
+      </w:pPr>
+      <w:r>
+        <w:t>Writing essays</w:t>
+      </w:r>
+    </w:p>
+    <w:p>
+      <w:pPr>
+        <w:pStyle w:val="NormalWeb"/>
+        <w:numPr>
+          <w:ilvl w:val="0"/>
+          <w:numId w:val="82"/>
+        </w:numPr>
+      </w:pPr>
+      <w:r>
+        <w:t>Solving equations</w:t>
+      </w:r>
+    </w:p>
+    <w:p>
+      <w:pPr>
+        <w:pStyle w:val="NormalWeb"/>
+        <w:numPr>
+          <w:ilvl w:val="0"/>
+          <w:numId w:val="82"/>
+        </w:numPr>
+      </w:pPr>
+      <w:r>
+        <w:t>Extracting information from images</w:t>
+      </w:r>
+    </w:p>
+    <w:p>
+      <w:pPr>
+        <w:pStyle w:val="NormalWeb"/>
+        <w:numPr>
+          <w:ilvl w:val="0"/>
+          <w:numId w:val="82"/>
+        </w:numPr>
+      </w:pPr>
+      <w:r>
+        <w:t>Developing code</w:t>
+      </w:r>
+    </w:p>
+    <w:p>
+      <w:pPr>
+        <w:pStyle w:val="NormalWeb"/>
+      </w:pPr>
+      <w:r>
+        <w:t>This broad skill set makes foundation models useful across many different domains.</w:t>
+      </w:r>
+    </w:p>
+    <w:p>
+      <w:pPr>
+        <w:pStyle w:val="Heading2"/>
+      </w:pPr>
+      <w:r>
+        <w:t>Foundation Models vs. Smaller Generative AI Models</w:t>
+      </w:r>
+    </w:p>
+    <w:p>
+      <w:pPr>
+        <w:pStyle w:val="NormalWeb"/>
+      </w:pPr>
+      <w:r>
+        <w:t>Foundation models differ from smaller generative AI models in several ways.</w:t>
+      </w:r>
+    </w:p>
+    <w:p>
+      <w:pPr>
+        <w:pStyle w:val="NormalWeb"/>
+      </w:pPr>
+      <w:r>
+        <w:rPr>
+          <w:rStyle w:val="Strong"/>
+        </w:rPr>
+        <w:t>Foundation Models</w:t>
+      </w:r>
+    </w:p>
+    <w:p>
+      <w:pPr>
+        <w:pStyle w:val="NormalWeb"/>
+        <w:numPr>
+          <w:ilvl w:val="0"/>
+          <w:numId w:val="83"/>
+        </w:numPr>
+      </w:pPr>
+      <w:r>
+        <w:t>Trained on massive amounts of diverse, unlabeled data.</w:t>
+      </w:r>
+    </w:p>
+    <w:p>
+      <w:pPr>
+        <w:pStyle w:val="NormalWeb"/>
+        <w:numPr>
+          <w:ilvl w:val="0"/>
+          <w:numId w:val="83"/>
+        </w:numPr>
+      </w:pPr>
+      <w:r>
+        <w:t>Perform a wide variety of tasks.</w:t>
+      </w:r>
+    </w:p>
+    <w:p>
+      <w:pPr>
+        <w:pStyle w:val="NormalWeb"/>
+        <w:numPr>
+          <w:ilvl w:val="0"/>
+          <w:numId w:val="83"/>
+        </w:numPr>
+      </w:pPr>
+      <w:r>
+        <w:t>Work across multiple domains.</w:t>
+      </w:r>
+    </w:p>
+    <w:p>
+      <w:pPr>
+        <w:pStyle w:val="NormalWeb"/>
+        <w:numPr>
+          <w:ilvl w:val="0"/>
+          <w:numId w:val="83"/>
+        </w:numPr>
+      </w:pPr>
+      <w:r>
+        <w:t>Can be adapted to many applications.</w:t>
+      </w:r>
+    </w:p>
+    <w:p>
+      <w:pPr>
+        <w:pStyle w:val="NormalWeb"/>
+      </w:pPr>
+      <w:r>
+        <w:rPr>
+          <w:rStyle w:val="Strong"/>
+        </w:rPr>
+        <w:t>Smaller Generative AI Models</w:t>
+      </w:r>
+    </w:p>
+    <w:p>
+      <w:pPr>
+        <w:pStyle w:val="NormalWeb"/>
+        <w:numPr>
+          <w:ilvl w:val="0"/>
+          <w:numId w:val="84"/>
+        </w:numPr>
+      </w:pPr>
+      <w:r>
+        <w:t>Trained on restricted domain-specific datasets.</w:t>
+      </w:r>
+    </w:p>
+    <w:p>
+      <w:pPr>
+        <w:pStyle w:val="NormalWeb"/>
+        <w:numPr>
+          <w:ilvl w:val="0"/>
+          <w:numId w:val="84"/>
+        </w:numPr>
+      </w:pPr>
+      <w:r>
+        <w:t>Designed for limited tasks.</w:t>
+      </w:r>
+    </w:p>
+    <w:p>
+      <w:pPr>
+        <w:pStyle w:val="NormalWeb"/>
+        <w:numPr>
+          <w:ilvl w:val="0"/>
+          <w:numId w:val="84"/>
+        </w:numPr>
+      </w:pPr>
+      <w:r>
+        <w:t>Have narrower capabilities.</w:t>
+      </w:r>
+    </w:p>
+    <w:p>
+      <w:pPr>
+        <w:pStyle w:val="Heading3"/>
+      </w:pPr>
+      <w:r>
+        <w:t>Examples</w:t>
+      </w:r>
+    </w:p>
+    <w:p>
+      <w:pPr>
+        <w:pStyle w:val="NormalWeb"/>
+      </w:pPr>
+      <w:r>
+        <w:rPr>
+          <w:rStyle w:val="Strong"/>
+        </w:rPr>
+        <w:t>Foundation Model</w:t>
+      </w:r>
+    </w:p>
+    <w:p>
+      <w:pPr>
+        <w:pStyle w:val="NormalWeb"/>
+        <w:numPr>
+          <w:ilvl w:val="0"/>
+          <w:numId w:val="85"/>
+        </w:numPr>
+      </w:pPr>
+      <w:r>
+        <w:t>OpenAI's DALL·E family of models is considered a foundation model because it can perform many image-related tasks.</w:t>
+      </w:r>
+    </w:p>
+    <w:p>
+      <w:pPr>
+        <w:pStyle w:val="NormalWeb"/>
+      </w:pPr>
+      <w:r>
+        <w:rPr>
+          <w:rStyle w:val="Strong"/>
+        </w:rPr>
+        <w:t>Not a Foundation Model</w:t>
+      </w:r>
+    </w:p>
+    <w:p>
+      <w:pPr>
+        <w:pStyle w:val="NormalWeb"/>
+        <w:numPr>
+          <w:ilvl w:val="0"/>
+          <w:numId w:val="86"/>
+        </w:numPr>
+      </w:pPr>
+      <w:r>
+        <w:lastRenderedPageBreak/>
+        <w:t xml:space="preserve">AlexNet is </w:t>
+      </w:r>
+      <w:r>
+        <w:rPr>
+          <w:rStyle w:val="Strong"/>
+        </w:rPr>
+        <w:t>not</w:t>
+      </w:r>
+      <w:r>
+        <w:t xml:space="preserve"> classified as a foundation model because it only performs image classification tasks.</w:t>
+      </w:r>
+    </w:p>
+    <w:p>
+      <w:pPr>
+        <w:pStyle w:val="Heading3"/>
+      </w:pPr>
+      <w:r>
+        <w:t>Important Clarification</w:t>
+      </w:r>
+    </w:p>
+    <w:p>
+      <w:pPr>
+        <w:pStyle w:val="NormalWeb"/>
+        <w:numPr>
+          <w:ilvl w:val="0"/>
+          <w:numId w:val="87"/>
+        </w:numPr>
+      </w:pPr>
+      <w:r>
+        <w:t>All foundation models have generative AI capabilities.</w:t>
+      </w:r>
+    </w:p>
+    <w:p>
+      <w:pPr>
+        <w:pStyle w:val="NormalWeb"/>
+        <w:numPr>
+          <w:ilvl w:val="0"/>
+          <w:numId w:val="87"/>
+        </w:numPr>
+      </w:pPr>
+      <w:r>
+        <w:t>Not all generative AI models are foundation models.</w:t>
+      </w:r>
+    </w:p>
+    <w:p>
+      <w:pPr>
+        <w:pStyle w:val="Heading2"/>
+      </w:pPr>
+      <w:r>
+        <w:t>Large Language Models (LLMs)</w:t>
+      </w:r>
+    </w:p>
+    <w:p>
+      <w:pPr>
+        <w:pStyle w:val="NormalWeb"/>
+      </w:pPr>
+      <w:r>
+        <w:t xml:space="preserve">When foundation models are trained on vast Natural Language Processing (NLP) datasets, they are called </w:t>
+      </w:r>
+      <w:r>
+        <w:rPr>
+          <w:rStyle w:val="Strong"/>
+        </w:rPr>
+        <w:t>Large Language Models (LLMs)</w:t>
+      </w:r>
+      <w:r>
+        <w:t>.</w:t>
+      </w:r>
+    </w:p>
+    <w:p>
+      <w:pPr>
+        <w:pStyle w:val="NormalWeb"/>
+      </w:pPr>
+      <w:r>
+        <w:t xml:space="preserve">LLMs develop </w:t>
+      </w:r>
+      <w:r>
+        <w:rPr>
+          <w:rStyle w:val="Strong"/>
+        </w:rPr>
+        <w:t>independent reasoning</w:t>
+      </w:r>
+      <w:r>
+        <w:t>, allowing them to respond to queries in unique ways.</w:t>
+      </w:r>
+    </w:p>
+    <w:p>
+      <w:pPr>
+        <w:pStyle w:val="Heading3"/>
+      </w:pPr>
+      <w:r>
+        <w:t>Examples of Large Language Models</w:t>
+      </w:r>
+    </w:p>
+    <w:p>
+      <w:pPr>
+        <w:pStyle w:val="NormalWeb"/>
+        <w:numPr>
+          <w:ilvl w:val="0"/>
+          <w:numId w:val="88"/>
+        </w:numPr>
+      </w:pPr>
+      <w:r>
+        <w:rPr>
+          <w:rStyle w:val="Strong"/>
+        </w:rPr>
+        <w:t>OpenAI GPT Family</w:t>
+      </w:r>
+    </w:p>
+    <w:p>
+      <w:pPr>
+        <w:pStyle w:val="NormalWeb"/>
+        <w:numPr>
+          <w:ilvl w:val="1"/>
+          <w:numId w:val="88"/>
+        </w:numPr>
+      </w:pPr>
+      <w:r>
+        <w:t xml:space="preserve">GPT-3: Pre-trained on more than </w:t>
+      </w:r>
+      <w:r>
+        <w:rPr>
+          <w:rStyle w:val="Strong"/>
+        </w:rPr>
+        <w:t>175 billion parameters</w:t>
+      </w:r>
+      <w:r>
+        <w:t>.</w:t>
+      </w:r>
+    </w:p>
+    <w:p>
+      <w:pPr>
+        <w:pStyle w:val="NormalWeb"/>
+        <w:numPr>
+          <w:ilvl w:val="1"/>
+          <w:numId w:val="88"/>
+        </w:numPr>
+      </w:pPr>
+      <w:r>
+        <w:t xml:space="preserve">GPT-4: Estimated to be pre-trained on more than </w:t>
+      </w:r>
+      <w:r>
+        <w:rPr>
+          <w:rStyle w:val="Strong"/>
+        </w:rPr>
+        <w:t>180 trillion parameters</w:t>
+      </w:r>
+      <w:r>
+        <w:t>.</w:t>
+      </w:r>
+    </w:p>
+    <w:p>
+      <w:pPr>
+        <w:pStyle w:val="NormalWeb"/>
+        <w:numPr>
+          <w:ilvl w:val="0"/>
+          <w:numId w:val="88"/>
+        </w:numPr>
+      </w:pPr>
+      <w:r>
+        <w:rPr>
+          <w:rStyle w:val="Strong"/>
+        </w:rPr>
+        <w:t>Google PaLM (Pathways Language Model)</w:t>
+      </w:r>
+    </w:p>
+    <w:p>
+      <w:pPr>
+        <w:pStyle w:val="NormalWeb"/>
+        <w:numPr>
+          <w:ilvl w:val="1"/>
+          <w:numId w:val="88"/>
+        </w:numPr>
+      </w:pPr>
+      <w:r>
+        <w:t xml:space="preserve">Pre-trained on </w:t>
+      </w:r>
+      <w:r>
+        <w:rPr>
+          <w:rStyle w:val="Strong"/>
+        </w:rPr>
+        <w:t>540 billion parameters</w:t>
+      </w:r>
+      <w:r>
+        <w:t>.</w:t>
+      </w:r>
+    </w:p>
+    <w:p>
+      <w:pPr>
+        <w:pStyle w:val="NormalWeb"/>
+        <w:numPr>
+          <w:ilvl w:val="0"/>
+          <w:numId w:val="88"/>
+        </w:numPr>
+      </w:pPr>
+      <w:r>
+        <w:rPr>
+          <w:rStyle w:val="Strong"/>
+        </w:rPr>
+        <w:t>Meta LLaMA (Large Language Model Meta AI)</w:t>
+      </w:r>
+    </w:p>
+    <w:p>
+      <w:pPr>
+        <w:pStyle w:val="NormalWeb"/>
+        <w:numPr>
+          <w:ilvl w:val="1"/>
+          <w:numId w:val="88"/>
+        </w:numPr>
+      </w:pPr>
+      <w:r>
+        <w:t xml:space="preserve">Pre-trained on </w:t>
+      </w:r>
+      <w:r>
+        <w:rPr>
+          <w:rStyle w:val="Strong"/>
+        </w:rPr>
+        <w:t>65 billion parameters</w:t>
+      </w:r>
+      <w:r>
+        <w:t>.</w:t>
+      </w:r>
+    </w:p>
+    <w:p>
+      <w:pPr>
+        <w:pStyle w:val="NormalWeb"/>
+        <w:numPr>
+          <w:ilvl w:val="0"/>
+          <w:numId w:val="88"/>
+        </w:numPr>
+      </w:pPr>
+      <w:r>
+        <w:rPr>
+          <w:rStyle w:val="Strong"/>
+        </w:rPr>
+        <w:t>Google BERT</w:t>
+      </w:r>
+    </w:p>
+    <w:p>
+      <w:pPr>
+        <w:pStyle w:val="NormalWeb"/>
+        <w:numPr>
+          <w:ilvl w:val="1"/>
+          <w:numId w:val="88"/>
+        </w:numPr>
+      </w:pPr>
+      <w:r>
+        <w:t xml:space="preserve">Pre-trained on more than </w:t>
+      </w:r>
+      <w:r>
+        <w:rPr>
+          <w:rStyle w:val="Strong"/>
+        </w:rPr>
+        <w:t>340 million parameters</w:t>
+      </w:r>
+      <w:r>
+        <w:t>.</w:t>
+      </w:r>
+    </w:p>
+    <w:p>
+      <w:pPr>
+        <w:pStyle w:val="NormalWeb"/>
+        <w:numPr>
+          <w:ilvl w:val="0"/>
+          <w:numId w:val="88"/>
+        </w:numPr>
+      </w:pPr>
+      <w:r>
+        <w:rPr>
+          <w:rStyle w:val="Strong"/>
+        </w:rPr>
+        <w:t>Meta Galactica</w:t>
+      </w:r>
+    </w:p>
+    <w:p>
+      <w:pPr>
+        <w:pStyle w:val="NormalWeb"/>
+        <w:numPr>
+          <w:ilvl w:val="1"/>
+          <w:numId w:val="88"/>
+        </w:numPr>
+      </w:pPr>
+      <w:r>
+        <w:t>Designed for scientists.</w:t>
+      </w:r>
+    </w:p>
+    <w:p>
+      <w:pPr>
+        <w:pStyle w:val="NormalWeb"/>
+        <w:numPr>
+          <w:ilvl w:val="1"/>
+          <w:numId w:val="88"/>
+        </w:numPr>
+      </w:pPr>
+      <w:r>
+        <w:t xml:space="preserve">Pre-trained on </w:t>
+      </w:r>
+      <w:r>
+        <w:rPr>
+          <w:rStyle w:val="Strong"/>
+        </w:rPr>
+        <w:t>48 million papers, lectures, textbooks, and websites</w:t>
+      </w:r>
+      <w:r>
+        <w:t>.</w:t>
+      </w:r>
+    </w:p>
+    <w:p>
+      <w:pPr>
+        <w:pStyle w:val="NormalWeb"/>
+        <w:numPr>
+          <w:ilvl w:val="0"/>
+          <w:numId w:val="88"/>
+        </w:numPr>
+      </w:pPr>
+      <w:r>
+        <w:rPr>
+          <w:rStyle w:val="Strong"/>
+        </w:rPr>
+        <w:t>Falcon 7B (Technology Innovation Institute)</w:t>
+      </w:r>
+    </w:p>
+    <w:p>
+      <w:pPr>
+        <w:pStyle w:val="NormalWeb"/>
+        <w:numPr>
+          <w:ilvl w:val="1"/>
+          <w:numId w:val="88"/>
+        </w:numPr>
+      </w:pPr>
+      <w:r>
+        <w:t xml:space="preserve">Pre-trained on </w:t>
+      </w:r>
+      <w:r>
+        <w:rPr>
+          <w:rStyle w:val="Strong"/>
+        </w:rPr>
+        <w:t>1.5 trillion tokens</w:t>
+      </w:r>
+      <w:r>
+        <w:t>.</w:t>
+      </w:r>
+    </w:p>
+    <w:p>
+      <w:pPr>
+        <w:pStyle w:val="NormalWeb"/>
+        <w:numPr>
+          <w:ilvl w:val="0"/>
+          <w:numId w:val="88"/>
+        </w:numPr>
+      </w:pPr>
+      <w:r>
+        <w:rPr>
+          <w:rStyle w:val="Strong"/>
+        </w:rPr>
+        <w:t>Microsoft Orca</w:t>
+      </w:r>
+    </w:p>
+    <w:p>
+      <w:pPr>
+        <w:pStyle w:val="NormalWeb"/>
+        <w:numPr>
+          <w:ilvl w:val="1"/>
+          <w:numId w:val="88"/>
+        </w:numPr>
+      </w:pPr>
+      <w:r>
+        <w:t xml:space="preserve">Pre-trained on </w:t>
+      </w:r>
+      <w:r>
+        <w:rPr>
+          <w:rStyle w:val="Strong"/>
+        </w:rPr>
+        <w:t>13 billion parameters</w:t>
+      </w:r>
+      <w:r>
+        <w:t>.</w:t>
+      </w:r>
+    </w:p>
+    <w:p>
+      <w:pPr>
+        <w:pStyle w:val="NormalWeb"/>
+        <w:numPr>
+          <w:ilvl w:val="1"/>
+          <w:numId w:val="88"/>
+        </w:numPr>
+      </w:pPr>
+      <w:r>
+        <w:t>Small enough to run on a laptop.</w:t>
+      </w:r>
+    </w:p>
+    <w:p>
+      <w:pPr>
+        <w:pStyle w:val="NormalWeb"/>
+      </w:pPr>
+      <w:r>
+        <w:rPr>
+          <w:rStyle w:val="Strong"/>
+        </w:rPr>
+        <w:t>Note:</w:t>
+      </w:r>
+      <w:r>
+        <w:t xml:space="preserve"> These parameter counts may change as generative AI models continue to evolve.</w:t>
+      </w:r>
+    </w:p>
+    <w:p>
+      <w:pPr>
+        <w:pStyle w:val="Heading2"/>
+      </w:pPr>
+      <w:r>
+        <w:t>Adaptability of Foundation Models</w:t>
+      </w:r>
+    </w:p>
+    <w:p>
+      <w:pPr>
+        <w:pStyle w:val="NormalWeb"/>
+      </w:pPr>
+      <w:r>
+        <w:t>A key characteristic of foundation models is their ability to adapt to many applications.</w:t>
+      </w:r>
+    </w:p>
+    <w:p>
+      <w:pPr>
+        <w:pStyle w:val="NormalWeb"/>
+      </w:pPr>
+      <w:r>
+        <w:t>Because they receive broad-based training, foundation models can:</w:t>
+      </w:r>
+    </w:p>
+    <w:p>
+      <w:pPr>
+        <w:pStyle w:val="NormalWeb"/>
+        <w:numPr>
+          <w:ilvl w:val="0"/>
+          <w:numId w:val="89"/>
+        </w:numPr>
+      </w:pPr>
+      <w:r>
+        <w:t>Learn new tasks.</w:t>
+      </w:r>
+    </w:p>
+    <w:p>
+      <w:pPr>
+        <w:pStyle w:val="NormalWeb"/>
+        <w:numPr>
+          <w:ilvl w:val="0"/>
+          <w:numId w:val="89"/>
+        </w:numPr>
+      </w:pPr>
+      <w:r>
+        <w:t>Adapt to new situations.</w:t>
+      </w:r>
+    </w:p>
+    <w:p>
+      <w:pPr>
+        <w:pStyle w:val="NormalWeb"/>
+        <w:numPr>
+          <w:ilvl w:val="0"/>
+          <w:numId w:val="89"/>
+        </w:numPr>
+      </w:pPr>
+      <w:r>
+        <w:t>Be fine-tuned for specific applications.</w:t>
+      </w:r>
+    </w:p>
+    <w:p>
+      <w:pPr>
+        <w:pStyle w:val="NormalWeb"/>
+      </w:pPr>
+      <w:r>
+        <w:t>This enables small businesses to create customized and efficient generative AI models at a much lower cost.</w:t>
+      </w:r>
+    </w:p>
+    <w:p>
+      <w:pPr>
+        <w:pStyle w:val="NormalWeb"/>
+      </w:pPr>
+      <w:r>
+        <w:lastRenderedPageBreak/>
+        <w:t xml:space="preserve">For this reason, foundation models are also called </w:t>
+      </w:r>
+      <w:r>
+        <w:rPr>
+          <w:rStyle w:val="Strong"/>
+        </w:rPr>
+        <w:t>base models</w:t>
+      </w:r>
+      <w:r>
+        <w:t>.</w:t>
+      </w:r>
+    </w:p>
+    <w:p>
+      <w:pPr>
+        <w:pStyle w:val="NormalWeb"/>
+      </w:pPr>
+      <w:r>
+        <w:t>They make AI systems more accessible to businesses and individuals who lack the resources to train models from scratch.</w:t>
+      </w:r>
+    </w:p>
+    <w:p>
+      <w:pPr>
+        <w:pStyle w:val="NormalWeb"/>
+      </w:pPr>
+      <w:r>
+        <w:t xml:space="preserve">As a result, foundation models enable enterprises to reduce </w:t>
+      </w:r>
+      <w:r>
+        <w:rPr>
+          <w:rStyle w:val="Strong"/>
+        </w:rPr>
+        <w:t>time-to-value</w:t>
+      </w:r>
+      <w:r>
+        <w:t xml:space="preserve"> (the time required to gain practical business benefits) from months to weeks.</w:t>
+      </w:r>
+    </w:p>
+    <w:p>
+      <w:pPr>
+        <w:pStyle w:val="Heading2"/>
+      </w:pPr>
+      <w:r>
+        <w:t>Foundation Models in Chatbots</w:t>
+      </w:r>
+    </w:p>
+    <w:p>
+      <w:pPr>
+        <w:pStyle w:val="NormalWeb"/>
+      </w:pPr>
+      <w:r>
+        <w:t>The evolution of chatbots demonstrates the power of foundation models.</w:t>
+      </w:r>
+    </w:p>
+    <w:p>
+      <w:pPr>
+        <w:pStyle w:val="Heading3"/>
+      </w:pPr>
+      <w:r>
+        <w:t>Modern Chatbots</w:t>
+      </w:r>
+    </w:p>
+    <w:p>
+      <w:pPr>
+        <w:pStyle w:val="NormalWeb"/>
+        <w:numPr>
+          <w:ilvl w:val="0"/>
+          <w:numId w:val="90"/>
+        </w:numPr>
+      </w:pPr>
+      <w:r>
+        <w:t>OpenAI GPT-3 and GPT-4 power ChatGPT.</w:t>
+      </w:r>
+    </w:p>
+    <w:p>
+      <w:pPr>
+        <w:pStyle w:val="NormalWeb"/>
+        <w:numPr>
+          <w:ilvl w:val="0"/>
+          <w:numId w:val="90"/>
+        </w:numPr>
+      </w:pPr>
+      <w:r>
+        <w:t>Google PaLM powers Google's Bard chatbot.</w:t>
+      </w:r>
+    </w:p>
+    <w:p>
+      <w:pPr>
+        <w:pStyle w:val="NormalWeb"/>
+      </w:pPr>
+      <w:r>
+        <w:t>These chatbots are significantly more capable than earlier chatbot systems.</w:t>
+      </w:r>
+    </w:p>
+    <w:p>
+      <w:pPr>
+        <w:pStyle w:val="Heading3"/>
+      </w:pPr>
+      <w:r>
+        <w:t>Earlier Chatbots</w:t>
+      </w:r>
+    </w:p>
+    <w:p>
+      <w:pPr>
+        <w:pStyle w:val="NormalWeb"/>
+      </w:pPr>
+      <w:r>
+        <w:t>Earlier chatbots:</w:t>
+      </w:r>
+    </w:p>
+    <w:p>
+      <w:pPr>
+        <w:pStyle w:val="NormalWeb"/>
+        <w:numPr>
+          <w:ilvl w:val="0"/>
+          <w:numId w:val="91"/>
+        </w:numPr>
+      </w:pPr>
+      <w:r>
+        <w:t>Were trained on much smaller datasets.</w:t>
+      </w:r>
+    </w:p>
+    <w:p>
+      <w:pPr>
+        <w:pStyle w:val="NormalWeb"/>
+        <w:numPr>
+          <w:ilvl w:val="0"/>
+          <w:numId w:val="91"/>
+        </w:numPr>
+      </w:pPr>
+      <w:r>
+        <w:t>Predicted responses using keywords.</w:t>
+      </w:r>
+    </w:p>
+    <w:p>
+      <w:pPr>
+        <w:pStyle w:val="NormalWeb"/>
+        <w:numPr>
+          <w:ilvl w:val="0"/>
+          <w:numId w:val="91"/>
+        </w:numPr>
+      </w:pPr>
+      <w:r>
+        <w:t>Produced predetermined responses.</w:t>
+      </w:r>
+    </w:p>
+    <w:p>
+      <w:pPr>
+        <w:pStyle w:val="NormalWeb"/>
+        <w:numPr>
+          <w:ilvl w:val="0"/>
+          <w:numId w:val="91"/>
+        </w:numPr>
+      </w:pPr>
+      <w:r>
+        <w:t>Had limited generative capabilities.</w:t>
+      </w:r>
+    </w:p>
+    <w:p>
+      <w:pPr>
+        <w:pStyle w:val="Heading3"/>
+      </w:pPr>
+      <w:r>
+        <w:t>Today's Chatbots</w:t>
+      </w:r>
+    </w:p>
+    <w:p>
+      <w:pPr>
+        <w:pStyle w:val="NormalWeb"/>
+      </w:pPr>
+      <w:r>
+        <w:t>Modern chatbots:</w:t>
+      </w:r>
+    </w:p>
+    <w:p>
+      <w:pPr>
+        <w:pStyle w:val="NormalWeb"/>
+        <w:numPr>
+          <w:ilvl w:val="0"/>
+          <w:numId w:val="92"/>
+        </w:numPr>
+      </w:pPr>
+      <w:r>
+        <w:t>Are pre-trained multiple times on extensive datasets.</w:t>
+      </w:r>
+    </w:p>
+    <w:p>
+      <w:pPr>
+        <w:pStyle w:val="NormalWeb"/>
+        <w:numPr>
+          <w:ilvl w:val="0"/>
+          <w:numId w:val="92"/>
+        </w:numPr>
+      </w:pPr>
+      <w:r>
+        <w:t>Have higher word prediction accuracy.</w:t>
+      </w:r>
+    </w:p>
+    <w:p>
+      <w:pPr>
+        <w:pStyle w:val="NormalWeb"/>
+        <w:numPr>
+          <w:ilvl w:val="0"/>
+          <w:numId w:val="92"/>
+        </w:numPr>
+      </w:pPr>
+      <w:r>
+        <w:t>Produce more helpful, creative, and context-aware responses.</w:t>
+      </w:r>
+    </w:p>
+    <w:p>
+      <w:pPr>
+        <w:pStyle w:val="NormalWeb"/>
+      </w:pPr>
+      <w:r>
+        <w:t>For example, a single prompt may allow ChatGPT to:</w:t>
+      </w:r>
+    </w:p>
+    <w:p>
+      <w:pPr>
+        <w:pStyle w:val="NormalWeb"/>
+        <w:numPr>
+          <w:ilvl w:val="0"/>
+          <w:numId w:val="93"/>
+        </w:numPr>
+      </w:pPr>
+      <w:r>
+        <w:t>Write a comparative essay.</w:t>
+      </w:r>
+    </w:p>
+    <w:p>
+      <w:pPr>
+        <w:pStyle w:val="NormalWeb"/>
+        <w:numPr>
+          <w:ilvl w:val="0"/>
+          <w:numId w:val="93"/>
+        </w:numPr>
+      </w:pPr>
+      <w:r>
+        <w:t>Create an infographic.</w:t>
+      </w:r>
+    </w:p>
+    <w:p>
+      <w:pPr>
+        <w:pStyle w:val="NormalWeb"/>
+        <w:numPr>
+          <w:ilvl w:val="0"/>
+          <w:numId w:val="93"/>
+        </w:numPr>
+      </w:pPr>
+      <w:r>
+        <w:t>Design a checklist.</w:t>
+      </w:r>
+    </w:p>
+    <w:p>
+      <w:pPr>
+        <w:pStyle w:val="NormalWeb"/>
+        <w:numPr>
+          <w:ilvl w:val="0"/>
+          <w:numId w:val="93"/>
+        </w:numPr>
+      </w:pPr>
+      <w:r>
+        <w:t>Write a short story.</w:t>
+      </w:r>
+    </w:p>
+    <w:p>
+      <w:pPr>
+        <w:pStyle w:val="Heading2"/>
+      </w:pPr>
+      <w:r>
+        <w:t>Foundation Models for Image Generation</w:t>
+      </w:r>
+    </w:p>
+    <w:p>
+      <w:pPr>
+        <w:pStyle w:val="NormalWeb"/>
+      </w:pPr>
+      <w:r>
+        <w:t>Foundation models are also used for image generation.</w:t>
+      </w:r>
+    </w:p>
+    <w:p>
+      <w:pPr>
+        <w:pStyle w:val="Heading3"/>
+      </w:pPr>
+      <w:r>
+        <w:lastRenderedPageBreak/>
+        <w:t>DALL·E</w:t>
+      </w:r>
+    </w:p>
+    <w:p>
+      <w:pPr>
+        <w:pStyle w:val="NormalWeb"/>
+      </w:pPr>
+      <w:r>
+        <w:t xml:space="preserve">OpenAI's GPT-3 serves as the foundation model for </w:t>
+      </w:r>
+      <w:r>
+        <w:rPr>
+          <w:rStyle w:val="Strong"/>
+        </w:rPr>
+        <w:t>DALL·E</w:t>
+      </w:r>
+      <w:r>
+        <w:t>, an image generation tool that responds to text prompts.</w:t>
+      </w:r>
+    </w:p>
+    <w:p>
+      <w:pPr>
+        <w:pStyle w:val="NormalWeb"/>
+      </w:pPr>
+      <w:r>
+        <w:t>For a single text prompt, DALL·E can generate:</w:t>
+      </w:r>
+    </w:p>
+    <w:p>
+      <w:pPr>
+        <w:pStyle w:val="NormalWeb"/>
+        <w:numPr>
+          <w:ilvl w:val="0"/>
+          <w:numId w:val="94"/>
+        </w:numPr>
+      </w:pPr>
+      <w:r>
+        <w:t>Four high-resolution images.</w:t>
+      </w:r>
+    </w:p>
+    <w:p>
+      <w:pPr>
+        <w:pStyle w:val="NormalWeb"/>
+        <w:numPr>
+          <w:ilvl w:val="0"/>
+          <w:numId w:val="94"/>
+        </w:numPr>
+      </w:pPr>
+      <w:r>
+        <w:t>Photorealistic images.</w:t>
+      </w:r>
+    </w:p>
+    <w:p>
+      <w:pPr>
+        <w:pStyle w:val="NormalWeb"/>
+        <w:numPr>
+          <w:ilvl w:val="0"/>
+          <w:numId w:val="94"/>
+        </w:numPr>
+      </w:pPr>
+      <w:r>
+        <w:t>Paintings.</w:t>
+      </w:r>
+    </w:p>
+    <w:p>
+      <w:pPr>
+        <w:pStyle w:val="NormalWeb"/>
+        <w:numPr>
+          <w:ilvl w:val="0"/>
+          <w:numId w:val="94"/>
+        </w:numPr>
+      </w:pPr>
+      <w:r>
+        <w:t>Multiple artistic styles.</w:t>
+      </w:r>
+    </w:p>
+    <w:p>
+      <w:pPr>
+        <w:pStyle w:val="Heading3"/>
+      </w:pPr>
+      <w:r>
+        <w:t>Another Important Clarification</w:t>
+      </w:r>
+    </w:p>
+    <w:p>
+      <w:pPr>
+        <w:pStyle w:val="NormalWeb"/>
+        <w:numPr>
+          <w:ilvl w:val="0"/>
+          <w:numId w:val="95"/>
+        </w:numPr>
+      </w:pPr>
+      <w:r>
+        <w:t>All Large Language Models are foundation models.</w:t>
+      </w:r>
+    </w:p>
+    <w:p>
+      <w:pPr>
+        <w:pStyle w:val="NormalWeb"/>
+        <w:numPr>
+          <w:ilvl w:val="0"/>
+          <w:numId w:val="95"/>
+        </w:numPr>
+      </w:pPr>
+      <w:r>
+        <w:t>Not all foundation models are Large Language Models.</w:t>
+      </w:r>
+    </w:p>
+    <w:p>
+      <w:pPr>
+        <w:pStyle w:val="NormalWeb"/>
+      </w:pPr>
+      <w:r>
+        <w:t>Some foundation models specialize in image generation rather than language understanding.</w:t>
+      </w:r>
+    </w:p>
+    <w:p>
+      <w:pPr>
+        <w:pStyle w:val="Heading2"/>
+      </w:pPr>
+      <w:r>
+        <w:t>Diffusion-Based Foundation Models</w:t>
+      </w:r>
+    </w:p>
+    <w:p>
+      <w:pPr>
+        <w:pStyle w:val="NormalWeb"/>
+      </w:pPr>
+      <w:r>
+        <w:t xml:space="preserve">Some foundation models use </w:t>
+      </w:r>
+      <w:r>
+        <w:rPr>
+          <w:rStyle w:val="Strong"/>
+        </w:rPr>
+        <w:t>diffusion architecture</w:t>
+      </w:r>
+      <w:r>
+        <w:t xml:space="preserve"> to improve image generation capabilities.</w:t>
+      </w:r>
+    </w:p>
+    <w:p>
+      <w:pPr>
+        <w:pStyle w:val="Heading3"/>
+      </w:pPr>
+      <w:r>
+        <w:t>Examples</w:t>
+      </w:r>
+    </w:p>
+    <w:p>
+      <w:pPr>
+        <w:pStyle w:val="NormalWeb"/>
+      </w:pPr>
+      <w:r>
+        <w:rPr>
+          <w:rStyle w:val="Strong"/>
+        </w:rPr>
+        <w:t>DALL·E</w:t>
+      </w:r>
+    </w:p>
+    <w:p>
+      <w:pPr>
+        <w:pStyle w:val="NormalWeb"/>
+        <w:numPr>
+          <w:ilvl w:val="0"/>
+          <w:numId w:val="96"/>
+        </w:numPr>
+      </w:pPr>
+      <w:r>
+        <w:t>Uses transformer architecture.</w:t>
+      </w:r>
+    </w:p>
+    <w:p>
+      <w:pPr>
+        <w:pStyle w:val="NormalWeb"/>
+        <w:numPr>
+          <w:ilvl w:val="0"/>
+          <w:numId w:val="96"/>
+        </w:numPr>
+      </w:pPr>
+      <w:r>
+        <w:t>The latest version incorporates diffusion techniques to generate images from text.</w:t>
+      </w:r>
+    </w:p>
+    <w:p>
+      <w:pPr>
+        <w:pStyle w:val="NormalWeb"/>
+      </w:pPr>
+      <w:r>
+        <w:rPr>
+          <w:rStyle w:val="Strong"/>
+        </w:rPr>
+        <w:t>Stable Diffusion</w:t>
+      </w:r>
+    </w:p>
+    <w:p>
+      <w:pPr>
+        <w:pStyle w:val="NormalWeb"/>
+        <w:numPr>
+          <w:ilvl w:val="0"/>
+          <w:numId w:val="97"/>
+        </w:numPr>
+      </w:pPr>
+      <w:r>
+        <w:t>Uses diffusion architecture.</w:t>
+      </w:r>
+    </w:p>
+    <w:p>
+      <w:pPr>
+        <w:pStyle w:val="NormalWeb"/>
+        <w:numPr>
+          <w:ilvl w:val="0"/>
+          <w:numId w:val="97"/>
+        </w:numPr>
+      </w:pPr>
+      <w:r>
+        <w:t>Generates high-resolution images.</w:t>
+      </w:r>
+    </w:p>
+    <w:p>
+      <w:pPr>
+        <w:pStyle w:val="NormalWeb"/>
+        <w:numPr>
+          <w:ilvl w:val="0"/>
+          <w:numId w:val="97"/>
+        </w:numPr>
+      </w:pPr>
+      <w:r>
+        <w:t>Produces realistic, cartoon, and abstract styles based on user descriptions.</w:t>
+      </w:r>
+    </w:p>
+    <w:p>
+      <w:pPr>
+        <w:pStyle w:val="NormalWeb"/>
+      </w:pPr>
+      <w:r>
+        <w:rPr>
+          <w:rStyle w:val="Strong"/>
+        </w:rPr>
+        <w:t>Google Imagen</w:t>
+      </w:r>
+    </w:p>
+    <w:p>
+      <w:pPr>
+        <w:pStyle w:val="NormalWeb"/>
+        <w:numPr>
+          <w:ilvl w:val="0"/>
+          <w:numId w:val="98"/>
+        </w:numPr>
+      </w:pPr>
+      <w:r>
+        <w:t>Uses a cascaded diffusion model built on a Large Language Model.</w:t>
+      </w:r>
+    </w:p>
+    <w:p>
+      <w:pPr>
+        <w:pStyle w:val="NormalWeb"/>
+        <w:numPr>
+          <w:ilvl w:val="0"/>
+          <w:numId w:val="98"/>
+        </w:numPr>
+      </w:pPr>
+      <w:r>
+        <w:t>Generates images from text prompts.</w:t>
+      </w:r>
+    </w:p>
+    <w:p>
+      <w:pPr>
+        <w:pStyle w:val="Heading2"/>
+      </w:pPr>
+      <w:r>
+        <w:t>Limitations of Foundation Models</w:t>
+      </w:r>
+    </w:p>
+    <w:p>
+      <w:pPr>
+        <w:pStyle w:val="NormalWeb"/>
+      </w:pPr>
+      <w:r>
+        <w:t>Although foundation models are highly capable, they also have limitations.</w:t>
+      </w:r>
+    </w:p>
+    <w:p>
+      <w:pPr>
+        <w:pStyle w:val="Heading3"/>
+      </w:pPr>
+      <w:r>
+        <w:lastRenderedPageBreak/>
+        <w:t>Bias</w:t>
+      </w:r>
+    </w:p>
+    <w:p>
+      <w:pPr>
+        <w:pStyle w:val="NormalWeb"/>
+      </w:pPr>
+      <w:r>
+        <w:t>If the training data is biased, the generated output may also be biased.</w:t>
+      </w:r>
+    </w:p>
+    <w:p>
+      <w:pPr>
+        <w:pStyle w:val="Heading3"/>
+      </w:pPr>
+      <w:r>
+        <w:t>Hallucinations</w:t>
+      </w:r>
+    </w:p>
+    <w:p>
+      <w:pPr>
+        <w:pStyle w:val="NormalWeb"/>
+      </w:pPr>
+      <w:r>
+        <w:t xml:space="preserve">Large Language Models may </w:t>
+      </w:r>
+      <w:r>
+        <w:rPr>
+          <w:rStyle w:val="Strong"/>
+        </w:rPr>
+        <w:t>hallucinate</w:t>
+      </w:r>
+      <w:r>
+        <w:t xml:space="preserve"> (generate false or inaccurate information because they incorrectly interpret relationships within the learned data).</w:t>
+      </w:r>
+    </w:p>
+    <w:p>
+      <w:pPr>
+        <w:pStyle w:val="NormalWeb"/>
+      </w:pPr>
+      <w:r>
+        <w:t>Therefore, it is important to verify the accuracy of responses generated by AI chatbots.</w:t>
+      </w:r>
+    </w:p>
+    <w:p>
+      <w:pPr>
+        <w:pStyle w:val="NormalWeb"/>
+      </w:pPr>
+      <w:r>
+        <w:t>With careful use, foundation models provide significant benefits despite these limitations.</w:t>
+      </w:r>
+    </w:p>
+    <w:p>
+      <w:pPr>
+        <w:pStyle w:val="Heading2"/>
+      </w:pPr>
+      <w:r>
+        <w:t>Key Takeaways</w:t>
+      </w:r>
+    </w:p>
+    <w:p>
+      <w:pPr>
+        <w:pStyle w:val="NormalWeb"/>
+        <w:numPr>
+          <w:ilvl w:val="0"/>
+          <w:numId w:val="99"/>
+        </w:numPr>
+      </w:pPr>
+      <w:r>
+        <w:t>Foundation models are large, self-supervised models pre-trained on vast amounts of unlabeled data.</w:t>
+      </w:r>
+    </w:p>
+    <w:p>
+      <w:pPr>
+        <w:pStyle w:val="NormalWeb"/>
+        <w:numPr>
+          <w:ilvl w:val="0"/>
+          <w:numId w:val="99"/>
+        </w:numPr>
+      </w:pPr>
+      <w:r>
+        <w:t>They are trained on billions of parameters, enabling them to perform a wide variety of complex tasks.</w:t>
+      </w:r>
+    </w:p>
+    <w:p>
+      <w:pPr>
+        <w:pStyle w:val="NormalWeb"/>
+        <w:numPr>
+          <w:ilvl w:val="0"/>
+          <w:numId w:val="99"/>
+        </w:numPr>
+      </w:pPr>
+      <w:r>
+        <w:t>Their multimodal and multi-domain capabilities allow them to serve as the foundation (or base) for numerous generative AI applications.</w:t>
+      </w:r>
+    </w:p>
+    <w:p>
+      <w:pPr>
+        <w:pStyle w:val="NormalWeb"/>
+        <w:numPr>
+          <w:ilvl w:val="0"/>
+          <w:numId w:val="99"/>
+        </w:numPr>
+      </w:pPr>
+      <w:r>
+        <w:t>Large Language Models (LLMs) are foundation models trained primarily on natural language data.</w:t>
+      </w:r>
+    </w:p>
+    <w:p>
+      <w:pPr>
+        <w:pStyle w:val="NormalWeb"/>
+        <w:numPr>
+          <w:ilvl w:val="0"/>
+          <w:numId w:val="99"/>
+        </w:numPr>
+      </w:pPr>
+      <w:r>
+        <w:t>Foundation models can be adapted for many applications, reducing the cost and time required to build AI systems.</w:t>
+      </w:r>
+    </w:p>
+    <w:p>
+      <w:pPr>
+        <w:pStyle w:val="NormalWeb"/>
+        <w:numPr>
+          <w:ilvl w:val="0"/>
+          <w:numId w:val="99"/>
+        </w:numPr>
+      </w:pPr>
+      <w:r>
+        <w:t>Despite their capabilities, foundation models can produce biased outputs and hallucinated information, making human verification essential.</w:t>
       </w:r>
     </w:p>
     <w:p>
@@ -3990,6 +5682,155 @@
     </w:lvl>
   </w:abstractNum>
   <w:abstractNum w:abstractNumId="2" w15:restartNumberingAfterBreak="0">
+    <w:nsid w:val="0439286E"/>
+    <w:multiLevelType w:val="multilevel"/>
+    <w:tmpl w:val="9F4A89AE"/>
+    <w:lvl w:ilvl="0">
+      <w:start w:val="1"/>
+      <w:numFmt w:val="bullet"/>
+      <w:lvlText w:val=""/>
+      <w:lvlJc w:val="left"/>
+      <w:pPr>
+        <w:tabs>
+          <w:tab w:val="num" w:pos="720"/>
+        </w:tabs>
+        <w:ind w:left="720" w:hanging="360"/>
+      </w:pPr>
+      <w:rPr>
+        <w:rFonts w:ascii="Symbol" w:hAnsi="Symbol" w:hint="default"/>
+        <w:sz w:val="20"/>
+      </w:rPr>
+    </w:lvl>
+    <w:lvl w:ilvl="1" w:tentative="1">
+      <w:start w:val="1"/>
+      <w:numFmt w:val="bullet"/>
+      <w:lvlText w:val="o"/>
+      <w:lvlJc w:val="left"/>
+      <w:pPr>
+        <w:tabs>
+          <w:tab w:val="num" w:pos="1440"/>
+        </w:tabs>
+        <w:ind w:left="1440" w:hanging="360"/>
+      </w:pPr>
+      <w:rPr>
+        <w:rFonts w:ascii="Courier New" w:hAnsi="Courier New" w:hint="default"/>
+        <w:sz w:val="20"/>
+      </w:rPr>
+    </w:lvl>
+    <w:lvl w:ilvl="2" w:tentative="1">
+      <w:start w:val="1"/>
+      <w:numFmt w:val="bullet"/>
+      <w:lvlText w:val=""/>
+      <w:lvlJc w:val="left"/>
+      <w:pPr>
+        <w:tabs>
+          <w:tab w:val="num" w:pos="2160"/>
+        </w:tabs>
+        <w:ind w:left="2160" w:hanging="360"/>
+      </w:pPr>
+      <w:rPr>
+        <w:rFonts w:ascii="Wingdings" w:hAnsi="Wingdings" w:hint="default"/>
+        <w:sz w:val="20"/>
+      </w:rPr>
+    </w:lvl>
+    <w:lvl w:ilvl="3" w:tentative="1">
+      <w:start w:val="1"/>
+      <w:numFmt w:val="bullet"/>
+      <w:lvlText w:val=""/>
+      <w:lvlJc w:val="left"/>
+      <w:pPr>
+        <w:tabs>
+          <w:tab w:val="num" w:pos="2880"/>
+        </w:tabs>
+        <w:ind w:left="2880" w:hanging="360"/>
+      </w:pPr>
+      <w:rPr>
+        <w:rFonts w:ascii="Wingdings" w:hAnsi="Wingdings" w:hint="default"/>
+        <w:sz w:val="20"/>
+      </w:rPr>
+    </w:lvl>
+    <w:lvl w:ilvl="4" w:tentative="1">
+      <w:start w:val="1"/>
+      <w:numFmt w:val="bullet"/>
+      <w:lvlText w:val=""/>
+      <w:lvlJc w:val="left"/>
+      <w:pPr>
+        <w:tabs>
+          <w:tab w:val="num" w:pos="3600"/>
+        </w:tabs>
+        <w:ind w:left="3600" w:hanging="360"/>
+      </w:pPr>
+      <w:rPr>
+        <w:rFonts w:ascii="Wingdings" w:hAnsi="Wingdings" w:hint="default"/>
+        <w:sz w:val="20"/>
+      </w:rPr>
+    </w:lvl>
+    <w:lvl w:ilvl="5" w:tentative="1">
+      <w:start w:val="1"/>
+      <w:numFmt w:val="bullet"/>
+      <w:lvlText w:val=""/>
+      <w:lvlJc w:val="left"/>
+      <w:pPr>
+        <w:tabs>
+          <w:tab w:val="num" w:pos="4320"/>
+        </w:tabs>
+        <w:ind w:left="4320" w:hanging="360"/>
+      </w:pPr>
+      <w:rPr>
+        <w:rFonts w:ascii="Wingdings" w:hAnsi="Wingdings" w:hint="default"/>
+        <w:sz w:val="20"/>
+      </w:rPr>
+    </w:lvl>
+    <w:lvl w:ilvl="6" w:tentative="1">
+      <w:start w:val="1"/>
+      <w:numFmt w:val="bullet"/>
+      <w:lvlText w:val=""/>
+      <w:lvlJc w:val="left"/>
+      <w:pPr>
+        <w:tabs>
+          <w:tab w:val="num" w:pos="5040"/>
+        </w:tabs>
+        <w:ind w:left="5040" w:hanging="360"/>
+      </w:pPr>
+      <w:rPr>
+        <w:rFonts w:ascii="Wingdings" w:hAnsi="Wingdings" w:hint="default"/>
+        <w:sz w:val="20"/>
+      </w:rPr>
+    </w:lvl>
+    <w:lvl w:ilvl="7" w:tentative="1">
+      <w:start w:val="1"/>
+      <w:numFmt w:val="bullet"/>
+      <w:lvlText w:val=""/>
+      <w:lvlJc w:val="left"/>
+      <w:pPr>
+        <w:tabs>
+          <w:tab w:val="num" w:pos="5760"/>
+        </w:tabs>
+        <w:ind w:left="5760" w:hanging="360"/>
+      </w:pPr>
+      <w:rPr>
+        <w:rFonts w:ascii="Wingdings" w:hAnsi="Wingdings" w:hint="default"/>
+        <w:sz w:val="20"/>
+      </w:rPr>
+    </w:lvl>
+    <w:lvl w:ilvl="8" w:tentative="1">
+      <w:start w:val="1"/>
+      <w:numFmt w:val="bullet"/>
+      <w:lvlText w:val=""/>
+      <w:lvlJc w:val="left"/>
+      <w:pPr>
+        <w:tabs>
+          <w:tab w:val="num" w:pos="6480"/>
+        </w:tabs>
+        <w:ind w:left="6480" w:hanging="360"/>
+      </w:pPr>
+      <w:rPr>
+        <w:rFonts w:ascii="Wingdings" w:hAnsi="Wingdings" w:hint="default"/>
+        <w:sz w:val="20"/>
+      </w:rPr>
+    </w:lvl>
+  </w:abstractNum>
+  <w:abstractNum w:abstractNumId="3" w15:restartNumberingAfterBreak="0">
     <w:nsid w:val="063714B3"/>
     <w:multiLevelType w:val="multilevel"/>
     <w:tmpl w:val="AD22848C"/>
@@ -4138,7 +5979,7 @@
       </w:rPr>
     </w:lvl>
   </w:abstractNum>
-  <w:abstractNum w:abstractNumId="3" w15:restartNumberingAfterBreak="0">
+  <w:abstractNum w:abstractNumId="4" w15:restartNumberingAfterBreak="0">
     <w:nsid w:val="066465BB"/>
     <w:multiLevelType w:val="multilevel"/>
     <w:tmpl w:val="0A4A3874"/>
@@ -4287,7 +6128,7 @@
       </w:rPr>
     </w:lvl>
   </w:abstractNum>
-  <w:abstractNum w:abstractNumId="4" w15:restartNumberingAfterBreak="0">
+  <w:abstractNum w:abstractNumId="5" w15:restartNumberingAfterBreak="0">
     <w:nsid w:val="0A7C61D5"/>
     <w:multiLevelType w:val="multilevel"/>
     <w:tmpl w:val="F3D25D26"/>
@@ -4436,7 +6277,156 @@
       </w:rPr>
     </w:lvl>
   </w:abstractNum>
-  <w:abstractNum w:abstractNumId="5" w15:restartNumberingAfterBreak="0">
+  <w:abstractNum w:abstractNumId="6" w15:restartNumberingAfterBreak="0">
+    <w:nsid w:val="0D093AB6"/>
+    <w:multiLevelType w:val="multilevel"/>
+    <w:tmpl w:val="0EE822A8"/>
+    <w:lvl w:ilvl="0">
+      <w:start w:val="1"/>
+      <w:numFmt w:val="bullet"/>
+      <w:lvlText w:val=""/>
+      <w:lvlJc w:val="left"/>
+      <w:pPr>
+        <w:tabs>
+          <w:tab w:val="num" w:pos="720"/>
+        </w:tabs>
+        <w:ind w:left="720" w:hanging="360"/>
+      </w:pPr>
+      <w:rPr>
+        <w:rFonts w:ascii="Symbol" w:hAnsi="Symbol" w:hint="default"/>
+        <w:sz w:val="20"/>
+      </w:rPr>
+    </w:lvl>
+    <w:lvl w:ilvl="1" w:tentative="1">
+      <w:start w:val="1"/>
+      <w:numFmt w:val="bullet"/>
+      <w:lvlText w:val="o"/>
+      <w:lvlJc w:val="left"/>
+      <w:pPr>
+        <w:tabs>
+          <w:tab w:val="num" w:pos="1440"/>
+        </w:tabs>
+        <w:ind w:left="1440" w:hanging="360"/>
+      </w:pPr>
+      <w:rPr>
+        <w:rFonts w:ascii="Courier New" w:hAnsi="Courier New" w:hint="default"/>
+        <w:sz w:val="20"/>
+      </w:rPr>
+    </w:lvl>
+    <w:lvl w:ilvl="2" w:tentative="1">
+      <w:start w:val="1"/>
+      <w:numFmt w:val="bullet"/>
+      <w:lvlText w:val=""/>
+      <w:lvlJc w:val="left"/>
+      <w:pPr>
+        <w:tabs>
+          <w:tab w:val="num" w:pos="2160"/>
+        </w:tabs>
+        <w:ind w:left="2160" w:hanging="360"/>
+      </w:pPr>
+      <w:rPr>
+        <w:rFonts w:ascii="Wingdings" w:hAnsi="Wingdings" w:hint="default"/>
+        <w:sz w:val="20"/>
+      </w:rPr>
+    </w:lvl>
+    <w:lvl w:ilvl="3" w:tentative="1">
+      <w:start w:val="1"/>
+      <w:numFmt w:val="bullet"/>
+      <w:lvlText w:val=""/>
+      <w:lvlJc w:val="left"/>
+      <w:pPr>
+        <w:tabs>
+          <w:tab w:val="num" w:pos="2880"/>
+        </w:tabs>
+        <w:ind w:left="2880" w:hanging="360"/>
+      </w:pPr>
+      <w:rPr>
+        <w:rFonts w:ascii="Wingdings" w:hAnsi="Wingdings" w:hint="default"/>
+        <w:sz w:val="20"/>
+      </w:rPr>
+    </w:lvl>
+    <w:lvl w:ilvl="4" w:tentative="1">
+      <w:start w:val="1"/>
+      <w:numFmt w:val="bullet"/>
+      <w:lvlText w:val=""/>
+      <w:lvlJc w:val="left"/>
+      <w:pPr>
+        <w:tabs>
+          <w:tab w:val="num" w:pos="3600"/>
+        </w:tabs>
+        <w:ind w:left="3600" w:hanging="360"/>
+      </w:pPr>
+      <w:rPr>
+        <w:rFonts w:ascii="Wingdings" w:hAnsi="Wingdings" w:hint="default"/>
+        <w:sz w:val="20"/>
+      </w:rPr>
+    </w:lvl>
+    <w:lvl w:ilvl="5" w:tentative="1">
+      <w:start w:val="1"/>
+      <w:numFmt w:val="bullet"/>
+      <w:lvlText w:val=""/>
+      <w:lvlJc w:val="left"/>
+      <w:pPr>
+        <w:tabs>
+          <w:tab w:val="num" w:pos="4320"/>
+        </w:tabs>
+        <w:ind w:left="4320" w:hanging="360"/>
+      </w:pPr>
+      <w:rPr>
+        <w:rFonts w:ascii="Wingdings" w:hAnsi="Wingdings" w:hint="default"/>
+        <w:sz w:val="20"/>
+      </w:rPr>
+    </w:lvl>
+    <w:lvl w:ilvl="6" w:tentative="1">
+      <w:start w:val="1"/>
+      <w:numFmt w:val="bullet"/>
+      <w:lvlText w:val=""/>
+      <w:lvlJc w:val="left"/>
+      <w:pPr>
+        <w:tabs>
+          <w:tab w:val="num" w:pos="5040"/>
+        </w:tabs>
+        <w:ind w:left="5040" w:hanging="360"/>
+      </w:pPr>
+      <w:rPr>
+        <w:rFonts w:ascii="Wingdings" w:hAnsi="Wingdings" w:hint="default"/>
+        <w:sz w:val="20"/>
+      </w:rPr>
+    </w:lvl>
+    <w:lvl w:ilvl="7" w:tentative="1">
+      <w:start w:val="1"/>
+      <w:numFmt w:val="bullet"/>
+      <w:lvlText w:val=""/>
+      <w:lvlJc w:val="left"/>
+      <w:pPr>
+        <w:tabs>
+          <w:tab w:val="num" w:pos="5760"/>
+        </w:tabs>
+        <w:ind w:left="5760" w:hanging="360"/>
+      </w:pPr>
+      <w:rPr>
+        <w:rFonts w:ascii="Wingdings" w:hAnsi="Wingdings" w:hint="default"/>
+        <w:sz w:val="20"/>
+      </w:rPr>
+    </w:lvl>
+    <w:lvl w:ilvl="8" w:tentative="1">
+      <w:start w:val="1"/>
+      <w:numFmt w:val="bullet"/>
+      <w:lvlText w:val=""/>
+      <w:lvlJc w:val="left"/>
+      <w:pPr>
+        <w:tabs>
+          <w:tab w:val="num" w:pos="6480"/>
+        </w:tabs>
+        <w:ind w:left="6480" w:hanging="360"/>
+      </w:pPr>
+      <w:rPr>
+        <w:rFonts w:ascii="Wingdings" w:hAnsi="Wingdings" w:hint="default"/>
+        <w:sz w:val="20"/>
+      </w:rPr>
+    </w:lvl>
+  </w:abstractNum>
+  <w:abstractNum w:abstractNumId="7" w15:restartNumberingAfterBreak="0">
     <w:nsid w:val="0EB60F62"/>
     <w:multiLevelType w:val="multilevel"/>
     <w:tmpl w:val="A16E89FC"/>
@@ -4585,7 +6575,305 @@
       </w:rPr>
     </w:lvl>
   </w:abstractNum>
-  <w:abstractNum w:abstractNumId="6" w15:restartNumberingAfterBreak="0">
+  <w:abstractNum w:abstractNumId="8" w15:restartNumberingAfterBreak="0">
+    <w:nsid w:val="10746DE1"/>
+    <w:multiLevelType w:val="multilevel"/>
+    <w:tmpl w:val="5B2CFBAC"/>
+    <w:lvl w:ilvl="0">
+      <w:start w:val="1"/>
+      <w:numFmt w:val="bullet"/>
+      <w:lvlText w:val=""/>
+      <w:lvlJc w:val="left"/>
+      <w:pPr>
+        <w:tabs>
+          <w:tab w:val="num" w:pos="720"/>
+        </w:tabs>
+        <w:ind w:left="720" w:hanging="360"/>
+      </w:pPr>
+      <w:rPr>
+        <w:rFonts w:ascii="Symbol" w:hAnsi="Symbol" w:hint="default"/>
+        <w:sz w:val="20"/>
+      </w:rPr>
+    </w:lvl>
+    <w:lvl w:ilvl="1" w:tentative="1">
+      <w:start w:val="1"/>
+      <w:numFmt w:val="bullet"/>
+      <w:lvlText w:val="o"/>
+      <w:lvlJc w:val="left"/>
+      <w:pPr>
+        <w:tabs>
+          <w:tab w:val="num" w:pos="1440"/>
+        </w:tabs>
+        <w:ind w:left="1440" w:hanging="360"/>
+      </w:pPr>
+      <w:rPr>
+        <w:rFonts w:ascii="Courier New" w:hAnsi="Courier New" w:hint="default"/>
+        <w:sz w:val="20"/>
+      </w:rPr>
+    </w:lvl>
+    <w:lvl w:ilvl="2" w:tentative="1">
+      <w:start w:val="1"/>
+      <w:numFmt w:val="bullet"/>
+      <w:lvlText w:val=""/>
+      <w:lvlJc w:val="left"/>
+      <w:pPr>
+        <w:tabs>
+          <w:tab w:val="num" w:pos="2160"/>
+        </w:tabs>
+        <w:ind w:left="2160" w:hanging="360"/>
+      </w:pPr>
+      <w:rPr>
+        <w:rFonts w:ascii="Wingdings" w:hAnsi="Wingdings" w:hint="default"/>
+        <w:sz w:val="20"/>
+      </w:rPr>
+    </w:lvl>
+    <w:lvl w:ilvl="3" w:tentative="1">
+      <w:start w:val="1"/>
+      <w:numFmt w:val="bullet"/>
+      <w:lvlText w:val=""/>
+      <w:lvlJc w:val="left"/>
+      <w:pPr>
+        <w:tabs>
+          <w:tab w:val="num" w:pos="2880"/>
+        </w:tabs>
+        <w:ind w:left="2880" w:hanging="360"/>
+      </w:pPr>
+      <w:rPr>
+        <w:rFonts w:ascii="Wingdings" w:hAnsi="Wingdings" w:hint="default"/>
+        <w:sz w:val="20"/>
+      </w:rPr>
+    </w:lvl>
+    <w:lvl w:ilvl="4" w:tentative="1">
+      <w:start w:val="1"/>
+      <w:numFmt w:val="bullet"/>
+      <w:lvlText w:val=""/>
+      <w:lvlJc w:val="left"/>
+      <w:pPr>
+        <w:tabs>
+          <w:tab w:val="num" w:pos="3600"/>
+        </w:tabs>
+        <w:ind w:left="3600" w:hanging="360"/>
+      </w:pPr>
+      <w:rPr>
+        <w:rFonts w:ascii="Wingdings" w:hAnsi="Wingdings" w:hint="default"/>
+        <w:sz w:val="20"/>
+      </w:rPr>
+    </w:lvl>
+    <w:lvl w:ilvl="5" w:tentative="1">
+      <w:start w:val="1"/>
+      <w:numFmt w:val="bullet"/>
+      <w:lvlText w:val=""/>
+      <w:lvlJc w:val="left"/>
+      <w:pPr>
+        <w:tabs>
+          <w:tab w:val="num" w:pos="4320"/>
+        </w:tabs>
+        <w:ind w:left="4320" w:hanging="360"/>
+      </w:pPr>
+      <w:rPr>
+        <w:rFonts w:ascii="Wingdings" w:hAnsi="Wingdings" w:hint="default"/>
+        <w:sz w:val="20"/>
+      </w:rPr>
+    </w:lvl>
+    <w:lvl w:ilvl="6" w:tentative="1">
+      <w:start w:val="1"/>
+      <w:numFmt w:val="bullet"/>
+      <w:lvlText w:val=""/>
+      <w:lvlJc w:val="left"/>
+      <w:pPr>
+        <w:tabs>
+          <w:tab w:val="num" w:pos="5040"/>
+        </w:tabs>
+        <w:ind w:left="5040" w:hanging="360"/>
+      </w:pPr>
+      <w:rPr>
+        <w:rFonts w:ascii="Wingdings" w:hAnsi="Wingdings" w:hint="default"/>
+        <w:sz w:val="20"/>
+      </w:rPr>
+    </w:lvl>
+    <w:lvl w:ilvl="7" w:tentative="1">
+      <w:start w:val="1"/>
+      <w:numFmt w:val="bullet"/>
+      <w:lvlText w:val=""/>
+      <w:lvlJc w:val="left"/>
+      <w:pPr>
+        <w:tabs>
+          <w:tab w:val="num" w:pos="5760"/>
+        </w:tabs>
+        <w:ind w:left="5760" w:hanging="360"/>
+      </w:pPr>
+      <w:rPr>
+        <w:rFonts w:ascii="Wingdings" w:hAnsi="Wingdings" w:hint="default"/>
+        <w:sz w:val="20"/>
+      </w:rPr>
+    </w:lvl>
+    <w:lvl w:ilvl="8" w:tentative="1">
+      <w:start w:val="1"/>
+      <w:numFmt w:val="bullet"/>
+      <w:lvlText w:val=""/>
+      <w:lvlJc w:val="left"/>
+      <w:pPr>
+        <w:tabs>
+          <w:tab w:val="num" w:pos="6480"/>
+        </w:tabs>
+        <w:ind w:left="6480" w:hanging="360"/>
+      </w:pPr>
+      <w:rPr>
+        <w:rFonts w:ascii="Wingdings" w:hAnsi="Wingdings" w:hint="default"/>
+        <w:sz w:val="20"/>
+      </w:rPr>
+    </w:lvl>
+  </w:abstractNum>
+  <w:abstractNum w:abstractNumId="9" w15:restartNumberingAfterBreak="0">
+    <w:nsid w:val="119A7EF2"/>
+    <w:multiLevelType w:val="multilevel"/>
+    <w:tmpl w:val="AF527A98"/>
+    <w:lvl w:ilvl="0">
+      <w:start w:val="1"/>
+      <w:numFmt w:val="bullet"/>
+      <w:lvlText w:val=""/>
+      <w:lvlJc w:val="left"/>
+      <w:pPr>
+        <w:tabs>
+          <w:tab w:val="num" w:pos="720"/>
+        </w:tabs>
+        <w:ind w:left="720" w:hanging="360"/>
+      </w:pPr>
+      <w:rPr>
+        <w:rFonts w:ascii="Symbol" w:hAnsi="Symbol" w:hint="default"/>
+        <w:sz w:val="20"/>
+      </w:rPr>
+    </w:lvl>
+    <w:lvl w:ilvl="1" w:tentative="1">
+      <w:start w:val="1"/>
+      <w:numFmt w:val="bullet"/>
+      <w:lvlText w:val="o"/>
+      <w:lvlJc w:val="left"/>
+      <w:pPr>
+        <w:tabs>
+          <w:tab w:val="num" w:pos="1440"/>
+        </w:tabs>
+        <w:ind w:left="1440" w:hanging="360"/>
+      </w:pPr>
+      <w:rPr>
+        <w:rFonts w:ascii="Courier New" w:hAnsi="Courier New" w:hint="default"/>
+        <w:sz w:val="20"/>
+      </w:rPr>
+    </w:lvl>
+    <w:lvl w:ilvl="2" w:tentative="1">
+      <w:start w:val="1"/>
+      <w:numFmt w:val="bullet"/>
+      <w:lvlText w:val=""/>
+      <w:lvlJc w:val="left"/>
+      <w:pPr>
+        <w:tabs>
+          <w:tab w:val="num" w:pos="2160"/>
+        </w:tabs>
+        <w:ind w:left="2160" w:hanging="360"/>
+      </w:pPr>
+      <w:rPr>
+        <w:rFonts w:ascii="Wingdings" w:hAnsi="Wingdings" w:hint="default"/>
+        <w:sz w:val="20"/>
+      </w:rPr>
+    </w:lvl>
+    <w:lvl w:ilvl="3" w:tentative="1">
+      <w:start w:val="1"/>
+      <w:numFmt w:val="bullet"/>
+      <w:lvlText w:val=""/>
+      <w:lvlJc w:val="left"/>
+      <w:pPr>
+        <w:tabs>
+          <w:tab w:val="num" w:pos="2880"/>
+        </w:tabs>
+        <w:ind w:left="2880" w:hanging="360"/>
+      </w:pPr>
+      <w:rPr>
+        <w:rFonts w:ascii="Wingdings" w:hAnsi="Wingdings" w:hint="default"/>
+        <w:sz w:val="20"/>
+      </w:rPr>
+    </w:lvl>
+    <w:lvl w:ilvl="4" w:tentative="1">
+      <w:start w:val="1"/>
+      <w:numFmt w:val="bullet"/>
+      <w:lvlText w:val=""/>
+      <w:lvlJc w:val="left"/>
+      <w:pPr>
+        <w:tabs>
+          <w:tab w:val="num" w:pos="3600"/>
+        </w:tabs>
+        <w:ind w:left="3600" w:hanging="360"/>
+      </w:pPr>
+      <w:rPr>
+        <w:rFonts w:ascii="Wingdings" w:hAnsi="Wingdings" w:hint="default"/>
+        <w:sz w:val="20"/>
+      </w:rPr>
+    </w:lvl>
+    <w:lvl w:ilvl="5" w:tentative="1">
+      <w:start w:val="1"/>
+      <w:numFmt w:val="bullet"/>
+      <w:lvlText w:val=""/>
+      <w:lvlJc w:val="left"/>
+      <w:pPr>
+        <w:tabs>
+          <w:tab w:val="num" w:pos="4320"/>
+        </w:tabs>
+        <w:ind w:left="4320" w:hanging="360"/>
+      </w:pPr>
+      <w:rPr>
+        <w:rFonts w:ascii="Wingdings" w:hAnsi="Wingdings" w:hint="default"/>
+        <w:sz w:val="20"/>
+      </w:rPr>
+    </w:lvl>
+    <w:lvl w:ilvl="6" w:tentative="1">
+      <w:start w:val="1"/>
+      <w:numFmt w:val="bullet"/>
+      <w:lvlText w:val=""/>
+      <w:lvlJc w:val="left"/>
+      <w:pPr>
+        <w:tabs>
+          <w:tab w:val="num" w:pos="5040"/>
+        </w:tabs>
+        <w:ind w:left="5040" w:hanging="360"/>
+      </w:pPr>
+      <w:rPr>
+        <w:rFonts w:ascii="Wingdings" w:hAnsi="Wingdings" w:hint="default"/>
+        <w:sz w:val="20"/>
+      </w:rPr>
+    </w:lvl>
+    <w:lvl w:ilvl="7" w:tentative="1">
+      <w:start w:val="1"/>
+      <w:numFmt w:val="bullet"/>
+      <w:lvlText w:val=""/>
+      <w:lvlJc w:val="left"/>
+      <w:pPr>
+        <w:tabs>
+          <w:tab w:val="num" w:pos="5760"/>
+        </w:tabs>
+        <w:ind w:left="5760" w:hanging="360"/>
+      </w:pPr>
+      <w:rPr>
+        <w:rFonts w:ascii="Wingdings" w:hAnsi="Wingdings" w:hint="default"/>
+        <w:sz w:val="20"/>
+      </w:rPr>
+    </w:lvl>
+    <w:lvl w:ilvl="8" w:tentative="1">
+      <w:start w:val="1"/>
+      <w:numFmt w:val="bullet"/>
+      <w:lvlText w:val=""/>
+      <w:lvlJc w:val="left"/>
+      <w:pPr>
+        <w:tabs>
+          <w:tab w:val="num" w:pos="6480"/>
+        </w:tabs>
+        <w:ind w:left="6480" w:hanging="360"/>
+      </w:pPr>
+      <w:rPr>
+        <w:rFonts w:ascii="Wingdings" w:hAnsi="Wingdings" w:hint="default"/>
+        <w:sz w:val="20"/>
+      </w:rPr>
+    </w:lvl>
+  </w:abstractNum>
+  <w:abstractNum w:abstractNumId="10" w15:restartNumberingAfterBreak="0">
     <w:nsid w:val="150752A2"/>
     <w:multiLevelType w:val="multilevel"/>
     <w:tmpl w:val="96C2311C"/>
@@ -4734,7 +7022,305 @@
       </w:rPr>
     </w:lvl>
   </w:abstractNum>
-  <w:abstractNum w:abstractNumId="7" w15:restartNumberingAfterBreak="0">
+  <w:abstractNum w:abstractNumId="11" w15:restartNumberingAfterBreak="0">
+    <w:nsid w:val="151325F3"/>
+    <w:multiLevelType w:val="multilevel"/>
+    <w:tmpl w:val="12209C2A"/>
+    <w:lvl w:ilvl="0">
+      <w:start w:val="1"/>
+      <w:numFmt w:val="bullet"/>
+      <w:lvlText w:val=""/>
+      <w:lvlJc w:val="left"/>
+      <w:pPr>
+        <w:tabs>
+          <w:tab w:val="num" w:pos="720"/>
+        </w:tabs>
+        <w:ind w:left="720" w:hanging="360"/>
+      </w:pPr>
+      <w:rPr>
+        <w:rFonts w:ascii="Symbol" w:hAnsi="Symbol" w:hint="default"/>
+        <w:sz w:val="20"/>
+      </w:rPr>
+    </w:lvl>
+    <w:lvl w:ilvl="1" w:tentative="1">
+      <w:start w:val="1"/>
+      <w:numFmt w:val="bullet"/>
+      <w:lvlText w:val="o"/>
+      <w:lvlJc w:val="left"/>
+      <w:pPr>
+        <w:tabs>
+          <w:tab w:val="num" w:pos="1440"/>
+        </w:tabs>
+        <w:ind w:left="1440" w:hanging="360"/>
+      </w:pPr>
+      <w:rPr>
+        <w:rFonts w:ascii="Courier New" w:hAnsi="Courier New" w:hint="default"/>
+        <w:sz w:val="20"/>
+      </w:rPr>
+    </w:lvl>
+    <w:lvl w:ilvl="2" w:tentative="1">
+      <w:start w:val="1"/>
+      <w:numFmt w:val="bullet"/>
+      <w:lvlText w:val=""/>
+      <w:lvlJc w:val="left"/>
+      <w:pPr>
+        <w:tabs>
+          <w:tab w:val="num" w:pos="2160"/>
+        </w:tabs>
+        <w:ind w:left="2160" w:hanging="360"/>
+      </w:pPr>
+      <w:rPr>
+        <w:rFonts w:ascii="Wingdings" w:hAnsi="Wingdings" w:hint="default"/>
+        <w:sz w:val="20"/>
+      </w:rPr>
+    </w:lvl>
+    <w:lvl w:ilvl="3" w:tentative="1">
+      <w:start w:val="1"/>
+      <w:numFmt w:val="bullet"/>
+      <w:lvlText w:val=""/>
+      <w:lvlJc w:val="left"/>
+      <w:pPr>
+        <w:tabs>
+          <w:tab w:val="num" w:pos="2880"/>
+        </w:tabs>
+        <w:ind w:left="2880" w:hanging="360"/>
+      </w:pPr>
+      <w:rPr>
+        <w:rFonts w:ascii="Wingdings" w:hAnsi="Wingdings" w:hint="default"/>
+        <w:sz w:val="20"/>
+      </w:rPr>
+    </w:lvl>
+    <w:lvl w:ilvl="4" w:tentative="1">
+      <w:start w:val="1"/>
+      <w:numFmt w:val="bullet"/>
+      <w:lvlText w:val=""/>
+      <w:lvlJc w:val="left"/>
+      <w:pPr>
+        <w:tabs>
+          <w:tab w:val="num" w:pos="3600"/>
+        </w:tabs>
+        <w:ind w:left="3600" w:hanging="360"/>
+      </w:pPr>
+      <w:rPr>
+        <w:rFonts w:ascii="Wingdings" w:hAnsi="Wingdings" w:hint="default"/>
+        <w:sz w:val="20"/>
+      </w:rPr>
+    </w:lvl>
+    <w:lvl w:ilvl="5" w:tentative="1">
+      <w:start w:val="1"/>
+      <w:numFmt w:val="bullet"/>
+      <w:lvlText w:val=""/>
+      <w:lvlJc w:val="left"/>
+      <w:pPr>
+        <w:tabs>
+          <w:tab w:val="num" w:pos="4320"/>
+        </w:tabs>
+        <w:ind w:left="4320" w:hanging="360"/>
+      </w:pPr>
+      <w:rPr>
+        <w:rFonts w:ascii="Wingdings" w:hAnsi="Wingdings" w:hint="default"/>
+        <w:sz w:val="20"/>
+      </w:rPr>
+    </w:lvl>
+    <w:lvl w:ilvl="6" w:tentative="1">
+      <w:start w:val="1"/>
+      <w:numFmt w:val="bullet"/>
+      <w:lvlText w:val=""/>
+      <w:lvlJc w:val="left"/>
+      <w:pPr>
+        <w:tabs>
+          <w:tab w:val="num" w:pos="5040"/>
+        </w:tabs>
+        <w:ind w:left="5040" w:hanging="360"/>
+      </w:pPr>
+      <w:rPr>
+        <w:rFonts w:ascii="Wingdings" w:hAnsi="Wingdings" w:hint="default"/>
+        <w:sz w:val="20"/>
+      </w:rPr>
+    </w:lvl>
+    <w:lvl w:ilvl="7" w:tentative="1">
+      <w:start w:val="1"/>
+      <w:numFmt w:val="bullet"/>
+      <w:lvlText w:val=""/>
+      <w:lvlJc w:val="left"/>
+      <w:pPr>
+        <w:tabs>
+          <w:tab w:val="num" w:pos="5760"/>
+        </w:tabs>
+        <w:ind w:left="5760" w:hanging="360"/>
+      </w:pPr>
+      <w:rPr>
+        <w:rFonts w:ascii="Wingdings" w:hAnsi="Wingdings" w:hint="default"/>
+        <w:sz w:val="20"/>
+      </w:rPr>
+    </w:lvl>
+    <w:lvl w:ilvl="8" w:tentative="1">
+      <w:start w:val="1"/>
+      <w:numFmt w:val="bullet"/>
+      <w:lvlText w:val=""/>
+      <w:lvlJc w:val="left"/>
+      <w:pPr>
+        <w:tabs>
+          <w:tab w:val="num" w:pos="6480"/>
+        </w:tabs>
+        <w:ind w:left="6480" w:hanging="360"/>
+      </w:pPr>
+      <w:rPr>
+        <w:rFonts w:ascii="Wingdings" w:hAnsi="Wingdings" w:hint="default"/>
+        <w:sz w:val="20"/>
+      </w:rPr>
+    </w:lvl>
+  </w:abstractNum>
+  <w:abstractNum w:abstractNumId="12" w15:restartNumberingAfterBreak="0">
+    <w:nsid w:val="174737F2"/>
+    <w:multiLevelType w:val="multilevel"/>
+    <w:tmpl w:val="0694A3CA"/>
+    <w:lvl w:ilvl="0">
+      <w:start w:val="1"/>
+      <w:numFmt w:val="bullet"/>
+      <w:lvlText w:val=""/>
+      <w:lvlJc w:val="left"/>
+      <w:pPr>
+        <w:tabs>
+          <w:tab w:val="num" w:pos="720"/>
+        </w:tabs>
+        <w:ind w:left="720" w:hanging="360"/>
+      </w:pPr>
+      <w:rPr>
+        <w:rFonts w:ascii="Symbol" w:hAnsi="Symbol" w:hint="default"/>
+        <w:sz w:val="20"/>
+      </w:rPr>
+    </w:lvl>
+    <w:lvl w:ilvl="1" w:tentative="1">
+      <w:start w:val="1"/>
+      <w:numFmt w:val="bullet"/>
+      <w:lvlText w:val="o"/>
+      <w:lvlJc w:val="left"/>
+      <w:pPr>
+        <w:tabs>
+          <w:tab w:val="num" w:pos="1440"/>
+        </w:tabs>
+        <w:ind w:left="1440" w:hanging="360"/>
+      </w:pPr>
+      <w:rPr>
+        <w:rFonts w:ascii="Courier New" w:hAnsi="Courier New" w:hint="default"/>
+        <w:sz w:val="20"/>
+      </w:rPr>
+    </w:lvl>
+    <w:lvl w:ilvl="2" w:tentative="1">
+      <w:start w:val="1"/>
+      <w:numFmt w:val="bullet"/>
+      <w:lvlText w:val=""/>
+      <w:lvlJc w:val="left"/>
+      <w:pPr>
+        <w:tabs>
+          <w:tab w:val="num" w:pos="2160"/>
+        </w:tabs>
+        <w:ind w:left="2160" w:hanging="360"/>
+      </w:pPr>
+      <w:rPr>
+        <w:rFonts w:ascii="Wingdings" w:hAnsi="Wingdings" w:hint="default"/>
+        <w:sz w:val="20"/>
+      </w:rPr>
+    </w:lvl>
+    <w:lvl w:ilvl="3" w:tentative="1">
+      <w:start w:val="1"/>
+      <w:numFmt w:val="bullet"/>
+      <w:lvlText w:val=""/>
+      <w:lvlJc w:val="left"/>
+      <w:pPr>
+        <w:tabs>
+          <w:tab w:val="num" w:pos="2880"/>
+        </w:tabs>
+        <w:ind w:left="2880" w:hanging="360"/>
+      </w:pPr>
+      <w:rPr>
+        <w:rFonts w:ascii="Wingdings" w:hAnsi="Wingdings" w:hint="default"/>
+        <w:sz w:val="20"/>
+      </w:rPr>
+    </w:lvl>
+    <w:lvl w:ilvl="4" w:tentative="1">
+      <w:start w:val="1"/>
+      <w:numFmt w:val="bullet"/>
+      <w:lvlText w:val=""/>
+      <w:lvlJc w:val="left"/>
+      <w:pPr>
+        <w:tabs>
+          <w:tab w:val="num" w:pos="3600"/>
+        </w:tabs>
+        <w:ind w:left="3600" w:hanging="360"/>
+      </w:pPr>
+      <w:rPr>
+        <w:rFonts w:ascii="Wingdings" w:hAnsi="Wingdings" w:hint="default"/>
+        <w:sz w:val="20"/>
+      </w:rPr>
+    </w:lvl>
+    <w:lvl w:ilvl="5" w:tentative="1">
+      <w:start w:val="1"/>
+      <w:numFmt w:val="bullet"/>
+      <w:lvlText w:val=""/>
+      <w:lvlJc w:val="left"/>
+      <w:pPr>
+        <w:tabs>
+          <w:tab w:val="num" w:pos="4320"/>
+        </w:tabs>
+        <w:ind w:left="4320" w:hanging="360"/>
+      </w:pPr>
+      <w:rPr>
+        <w:rFonts w:ascii="Wingdings" w:hAnsi="Wingdings" w:hint="default"/>
+        <w:sz w:val="20"/>
+      </w:rPr>
+    </w:lvl>
+    <w:lvl w:ilvl="6" w:tentative="1">
+      <w:start w:val="1"/>
+      <w:numFmt w:val="bullet"/>
+      <w:lvlText w:val=""/>
+      <w:lvlJc w:val="left"/>
+      <w:pPr>
+        <w:tabs>
+          <w:tab w:val="num" w:pos="5040"/>
+        </w:tabs>
+        <w:ind w:left="5040" w:hanging="360"/>
+      </w:pPr>
+      <w:rPr>
+        <w:rFonts w:ascii="Wingdings" w:hAnsi="Wingdings" w:hint="default"/>
+        <w:sz w:val="20"/>
+      </w:rPr>
+    </w:lvl>
+    <w:lvl w:ilvl="7" w:tentative="1">
+      <w:start w:val="1"/>
+      <w:numFmt w:val="bullet"/>
+      <w:lvlText w:val=""/>
+      <w:lvlJc w:val="left"/>
+      <w:pPr>
+        <w:tabs>
+          <w:tab w:val="num" w:pos="5760"/>
+        </w:tabs>
+        <w:ind w:left="5760" w:hanging="360"/>
+      </w:pPr>
+      <w:rPr>
+        <w:rFonts w:ascii="Wingdings" w:hAnsi="Wingdings" w:hint="default"/>
+        <w:sz w:val="20"/>
+      </w:rPr>
+    </w:lvl>
+    <w:lvl w:ilvl="8" w:tentative="1">
+      <w:start w:val="1"/>
+      <w:numFmt w:val="bullet"/>
+      <w:lvlText w:val=""/>
+      <w:lvlJc w:val="left"/>
+      <w:pPr>
+        <w:tabs>
+          <w:tab w:val="num" w:pos="6480"/>
+        </w:tabs>
+        <w:ind w:left="6480" w:hanging="360"/>
+      </w:pPr>
+      <w:rPr>
+        <w:rFonts w:ascii="Wingdings" w:hAnsi="Wingdings" w:hint="default"/>
+        <w:sz w:val="20"/>
+      </w:rPr>
+    </w:lvl>
+  </w:abstractNum>
+  <w:abstractNum w:abstractNumId="13" w15:restartNumberingAfterBreak="0">
     <w:nsid w:val="17C060EC"/>
     <w:multiLevelType w:val="multilevel"/>
     <w:tmpl w:val="1CA2C192"/>
@@ -4883,7 +7469,7 @@
       </w:rPr>
     </w:lvl>
   </w:abstractNum>
-  <w:abstractNum w:abstractNumId="8" w15:restartNumberingAfterBreak="0">
+  <w:abstractNum w:abstractNumId="14" w15:restartNumberingAfterBreak="0">
     <w:nsid w:val="1C023D32"/>
     <w:multiLevelType w:val="multilevel"/>
     <w:tmpl w:val="D2C6A876"/>
@@ -5032,7 +7618,7 @@
       </w:rPr>
     </w:lvl>
   </w:abstractNum>
-  <w:abstractNum w:abstractNumId="9" w15:restartNumberingAfterBreak="0">
+  <w:abstractNum w:abstractNumId="15" w15:restartNumberingAfterBreak="0">
     <w:nsid w:val="1C313645"/>
     <w:multiLevelType w:val="multilevel"/>
     <w:tmpl w:val="45682496"/>
@@ -5181,7 +7767,305 @@
       </w:rPr>
     </w:lvl>
   </w:abstractNum>
-  <w:abstractNum w:abstractNumId="10" w15:restartNumberingAfterBreak="0">
+  <w:abstractNum w:abstractNumId="16" w15:restartNumberingAfterBreak="0">
+    <w:nsid w:val="1C703706"/>
+    <w:multiLevelType w:val="multilevel"/>
+    <w:tmpl w:val="5C4C4B4C"/>
+    <w:lvl w:ilvl="0">
+      <w:start w:val="1"/>
+      <w:numFmt w:val="bullet"/>
+      <w:lvlText w:val=""/>
+      <w:lvlJc w:val="left"/>
+      <w:pPr>
+        <w:tabs>
+          <w:tab w:val="num" w:pos="720"/>
+        </w:tabs>
+        <w:ind w:left="720" w:hanging="360"/>
+      </w:pPr>
+      <w:rPr>
+        <w:rFonts w:ascii="Symbol" w:hAnsi="Symbol" w:hint="default"/>
+        <w:sz w:val="20"/>
+      </w:rPr>
+    </w:lvl>
+    <w:lvl w:ilvl="1" w:tentative="1">
+      <w:start w:val="1"/>
+      <w:numFmt w:val="bullet"/>
+      <w:lvlText w:val="o"/>
+      <w:lvlJc w:val="left"/>
+      <w:pPr>
+        <w:tabs>
+          <w:tab w:val="num" w:pos="1440"/>
+        </w:tabs>
+        <w:ind w:left="1440" w:hanging="360"/>
+      </w:pPr>
+      <w:rPr>
+        <w:rFonts w:ascii="Courier New" w:hAnsi="Courier New" w:hint="default"/>
+        <w:sz w:val="20"/>
+      </w:rPr>
+    </w:lvl>
+    <w:lvl w:ilvl="2" w:tentative="1">
+      <w:start w:val="1"/>
+      <w:numFmt w:val="bullet"/>
+      <w:lvlText w:val=""/>
+      <w:lvlJc w:val="left"/>
+      <w:pPr>
+        <w:tabs>
+          <w:tab w:val="num" w:pos="2160"/>
+        </w:tabs>
+        <w:ind w:left="2160" w:hanging="360"/>
+      </w:pPr>
+      <w:rPr>
+        <w:rFonts w:ascii="Wingdings" w:hAnsi="Wingdings" w:hint="default"/>
+        <w:sz w:val="20"/>
+      </w:rPr>
+    </w:lvl>
+    <w:lvl w:ilvl="3" w:tentative="1">
+      <w:start w:val="1"/>
+      <w:numFmt w:val="bullet"/>
+      <w:lvlText w:val=""/>
+      <w:lvlJc w:val="left"/>
+      <w:pPr>
+        <w:tabs>
+          <w:tab w:val="num" w:pos="2880"/>
+        </w:tabs>
+        <w:ind w:left="2880" w:hanging="360"/>
+      </w:pPr>
+      <w:rPr>
+        <w:rFonts w:ascii="Wingdings" w:hAnsi="Wingdings" w:hint="default"/>
+        <w:sz w:val="20"/>
+      </w:rPr>
+    </w:lvl>
+    <w:lvl w:ilvl="4" w:tentative="1">
+      <w:start w:val="1"/>
+      <w:numFmt w:val="bullet"/>
+      <w:lvlText w:val=""/>
+      <w:lvlJc w:val="left"/>
+      <w:pPr>
+        <w:tabs>
+          <w:tab w:val="num" w:pos="3600"/>
+        </w:tabs>
+        <w:ind w:left="3600" w:hanging="360"/>
+      </w:pPr>
+      <w:rPr>
+        <w:rFonts w:ascii="Wingdings" w:hAnsi="Wingdings" w:hint="default"/>
+        <w:sz w:val="20"/>
+      </w:rPr>
+    </w:lvl>
+    <w:lvl w:ilvl="5" w:tentative="1">
+      <w:start w:val="1"/>
+      <w:numFmt w:val="bullet"/>
+      <w:lvlText w:val=""/>
+      <w:lvlJc w:val="left"/>
+      <w:pPr>
+        <w:tabs>
+          <w:tab w:val="num" w:pos="4320"/>
+        </w:tabs>
+        <w:ind w:left="4320" w:hanging="360"/>
+      </w:pPr>
+      <w:rPr>
+        <w:rFonts w:ascii="Wingdings" w:hAnsi="Wingdings" w:hint="default"/>
+        <w:sz w:val="20"/>
+      </w:rPr>
+    </w:lvl>
+    <w:lvl w:ilvl="6" w:tentative="1">
+      <w:start w:val="1"/>
+      <w:numFmt w:val="bullet"/>
+      <w:lvlText w:val=""/>
+      <w:lvlJc w:val="left"/>
+      <w:pPr>
+        <w:tabs>
+          <w:tab w:val="num" w:pos="5040"/>
+        </w:tabs>
+        <w:ind w:left="5040" w:hanging="360"/>
+      </w:pPr>
+      <w:rPr>
+        <w:rFonts w:ascii="Wingdings" w:hAnsi="Wingdings" w:hint="default"/>
+        <w:sz w:val="20"/>
+      </w:rPr>
+    </w:lvl>
+    <w:lvl w:ilvl="7" w:tentative="1">
+      <w:start w:val="1"/>
+      <w:numFmt w:val="bullet"/>
+      <w:lvlText w:val=""/>
+      <w:lvlJc w:val="left"/>
+      <w:pPr>
+        <w:tabs>
+          <w:tab w:val="num" w:pos="5760"/>
+        </w:tabs>
+        <w:ind w:left="5760" w:hanging="360"/>
+      </w:pPr>
+      <w:rPr>
+        <w:rFonts w:ascii="Wingdings" w:hAnsi="Wingdings" w:hint="default"/>
+        <w:sz w:val="20"/>
+      </w:rPr>
+    </w:lvl>
+    <w:lvl w:ilvl="8" w:tentative="1">
+      <w:start w:val="1"/>
+      <w:numFmt w:val="bullet"/>
+      <w:lvlText w:val=""/>
+      <w:lvlJc w:val="left"/>
+      <w:pPr>
+        <w:tabs>
+          <w:tab w:val="num" w:pos="6480"/>
+        </w:tabs>
+        <w:ind w:left="6480" w:hanging="360"/>
+      </w:pPr>
+      <w:rPr>
+        <w:rFonts w:ascii="Wingdings" w:hAnsi="Wingdings" w:hint="default"/>
+        <w:sz w:val="20"/>
+      </w:rPr>
+    </w:lvl>
+  </w:abstractNum>
+  <w:abstractNum w:abstractNumId="17" w15:restartNumberingAfterBreak="0">
+    <w:nsid w:val="1DDB1F7F"/>
+    <w:multiLevelType w:val="multilevel"/>
+    <w:tmpl w:val="FDB4977A"/>
+    <w:lvl w:ilvl="0">
+      <w:start w:val="1"/>
+      <w:numFmt w:val="bullet"/>
+      <w:lvlText w:val=""/>
+      <w:lvlJc w:val="left"/>
+      <w:pPr>
+        <w:tabs>
+          <w:tab w:val="num" w:pos="720"/>
+        </w:tabs>
+        <w:ind w:left="720" w:hanging="360"/>
+      </w:pPr>
+      <w:rPr>
+        <w:rFonts w:ascii="Symbol" w:hAnsi="Symbol" w:hint="default"/>
+        <w:sz w:val="20"/>
+      </w:rPr>
+    </w:lvl>
+    <w:lvl w:ilvl="1" w:tentative="1">
+      <w:start w:val="1"/>
+      <w:numFmt w:val="bullet"/>
+      <w:lvlText w:val="o"/>
+      <w:lvlJc w:val="left"/>
+      <w:pPr>
+        <w:tabs>
+          <w:tab w:val="num" w:pos="1440"/>
+        </w:tabs>
+        <w:ind w:left="1440" w:hanging="360"/>
+      </w:pPr>
+      <w:rPr>
+        <w:rFonts w:ascii="Courier New" w:hAnsi="Courier New" w:hint="default"/>
+        <w:sz w:val="20"/>
+      </w:rPr>
+    </w:lvl>
+    <w:lvl w:ilvl="2" w:tentative="1">
+      <w:start w:val="1"/>
+      <w:numFmt w:val="bullet"/>
+      <w:lvlText w:val=""/>
+      <w:lvlJc w:val="left"/>
+      <w:pPr>
+        <w:tabs>
+          <w:tab w:val="num" w:pos="2160"/>
+        </w:tabs>
+        <w:ind w:left="2160" w:hanging="360"/>
+      </w:pPr>
+      <w:rPr>
+        <w:rFonts w:ascii="Wingdings" w:hAnsi="Wingdings" w:hint="default"/>
+        <w:sz w:val="20"/>
+      </w:rPr>
+    </w:lvl>
+    <w:lvl w:ilvl="3" w:tentative="1">
+      <w:start w:val="1"/>
+      <w:numFmt w:val="bullet"/>
+      <w:lvlText w:val=""/>
+      <w:lvlJc w:val="left"/>
+      <w:pPr>
+        <w:tabs>
+          <w:tab w:val="num" w:pos="2880"/>
+        </w:tabs>
+        <w:ind w:left="2880" w:hanging="360"/>
+      </w:pPr>
+      <w:rPr>
+        <w:rFonts w:ascii="Wingdings" w:hAnsi="Wingdings" w:hint="default"/>
+        <w:sz w:val="20"/>
+      </w:rPr>
+    </w:lvl>
+    <w:lvl w:ilvl="4" w:tentative="1">
+      <w:start w:val="1"/>
+      <w:numFmt w:val="bullet"/>
+      <w:lvlText w:val=""/>
+      <w:lvlJc w:val="left"/>
+      <w:pPr>
+        <w:tabs>
+          <w:tab w:val="num" w:pos="3600"/>
+        </w:tabs>
+        <w:ind w:left="3600" w:hanging="360"/>
+      </w:pPr>
+      <w:rPr>
+        <w:rFonts w:ascii="Wingdings" w:hAnsi="Wingdings" w:hint="default"/>
+        <w:sz w:val="20"/>
+      </w:rPr>
+    </w:lvl>
+    <w:lvl w:ilvl="5" w:tentative="1">
+      <w:start w:val="1"/>
+      <w:numFmt w:val="bullet"/>
+      <w:lvlText w:val=""/>
+      <w:lvlJc w:val="left"/>
+      <w:pPr>
+        <w:tabs>
+          <w:tab w:val="num" w:pos="4320"/>
+        </w:tabs>
+        <w:ind w:left="4320" w:hanging="360"/>
+      </w:pPr>
+      <w:rPr>
+        <w:rFonts w:ascii="Wingdings" w:hAnsi="Wingdings" w:hint="default"/>
+        <w:sz w:val="20"/>
+      </w:rPr>
+    </w:lvl>
+    <w:lvl w:ilvl="6" w:tentative="1">
+      <w:start w:val="1"/>
+      <w:numFmt w:val="bullet"/>
+      <w:lvlText w:val=""/>
+      <w:lvlJc w:val="left"/>
+      <w:pPr>
+        <w:tabs>
+          <w:tab w:val="num" w:pos="5040"/>
+        </w:tabs>
+        <w:ind w:left="5040" w:hanging="360"/>
+      </w:pPr>
+      <w:rPr>
+        <w:rFonts w:ascii="Wingdings" w:hAnsi="Wingdings" w:hint="default"/>
+        <w:sz w:val="20"/>
+      </w:rPr>
+    </w:lvl>
+    <w:lvl w:ilvl="7" w:tentative="1">
+      <w:start w:val="1"/>
+      <w:numFmt w:val="bullet"/>
+      <w:lvlText w:val=""/>
+      <w:lvlJc w:val="left"/>
+      <w:pPr>
+        <w:tabs>
+          <w:tab w:val="num" w:pos="5760"/>
+        </w:tabs>
+        <w:ind w:left="5760" w:hanging="360"/>
+      </w:pPr>
+      <w:rPr>
+        <w:rFonts w:ascii="Wingdings" w:hAnsi="Wingdings" w:hint="default"/>
+        <w:sz w:val="20"/>
+      </w:rPr>
+    </w:lvl>
+    <w:lvl w:ilvl="8" w:tentative="1">
+      <w:start w:val="1"/>
+      <w:numFmt w:val="bullet"/>
+      <w:lvlText w:val=""/>
+      <w:lvlJc w:val="left"/>
+      <w:pPr>
+        <w:tabs>
+          <w:tab w:val="num" w:pos="6480"/>
+        </w:tabs>
+        <w:ind w:left="6480" w:hanging="360"/>
+      </w:pPr>
+      <w:rPr>
+        <w:rFonts w:ascii="Wingdings" w:hAnsi="Wingdings" w:hint="default"/>
+        <w:sz w:val="20"/>
+      </w:rPr>
+    </w:lvl>
+  </w:abstractNum>
+  <w:abstractNum w:abstractNumId="18" w15:restartNumberingAfterBreak="0">
     <w:nsid w:val="1E3626E7"/>
     <w:multiLevelType w:val="multilevel"/>
     <w:tmpl w:val="4566DA0C"/>
@@ -5330,7 +8214,7 @@
       </w:rPr>
     </w:lvl>
   </w:abstractNum>
-  <w:abstractNum w:abstractNumId="11" w15:restartNumberingAfterBreak="0">
+  <w:abstractNum w:abstractNumId="19" w15:restartNumberingAfterBreak="0">
     <w:nsid w:val="1E9B4A9A"/>
     <w:multiLevelType w:val="multilevel"/>
     <w:tmpl w:val="7D7A31EC"/>
@@ -5479,7 +8363,7 @@
       </w:rPr>
     </w:lvl>
   </w:abstractNum>
-  <w:abstractNum w:abstractNumId="12" w15:restartNumberingAfterBreak="0">
+  <w:abstractNum w:abstractNumId="20" w15:restartNumberingAfterBreak="0">
     <w:nsid w:val="202D0E83"/>
     <w:multiLevelType w:val="multilevel"/>
     <w:tmpl w:val="DB68E252"/>
@@ -5628,7 +8512,7 @@
       </w:rPr>
     </w:lvl>
   </w:abstractNum>
-  <w:abstractNum w:abstractNumId="13" w15:restartNumberingAfterBreak="0">
+  <w:abstractNum w:abstractNumId="21" w15:restartNumberingAfterBreak="0">
     <w:nsid w:val="258B7163"/>
     <w:multiLevelType w:val="multilevel"/>
     <w:tmpl w:val="71FA28AE"/>
@@ -5777,7 +8661,156 @@
       </w:rPr>
     </w:lvl>
   </w:abstractNum>
-  <w:abstractNum w:abstractNumId="14" w15:restartNumberingAfterBreak="0">
+  <w:abstractNum w:abstractNumId="22" w15:restartNumberingAfterBreak="0">
+    <w:nsid w:val="25BF57C3"/>
+    <w:multiLevelType w:val="multilevel"/>
+    <w:tmpl w:val="1F80BBF8"/>
+    <w:lvl w:ilvl="0">
+      <w:start w:val="1"/>
+      <w:numFmt w:val="bullet"/>
+      <w:lvlText w:val=""/>
+      <w:lvlJc w:val="left"/>
+      <w:pPr>
+        <w:tabs>
+          <w:tab w:val="num" w:pos="720"/>
+        </w:tabs>
+        <w:ind w:left="720" w:hanging="360"/>
+      </w:pPr>
+      <w:rPr>
+        <w:rFonts w:ascii="Symbol" w:hAnsi="Symbol" w:hint="default"/>
+        <w:sz w:val="20"/>
+      </w:rPr>
+    </w:lvl>
+    <w:lvl w:ilvl="1">
+      <w:start w:val="1"/>
+      <w:numFmt w:val="bullet"/>
+      <w:lvlText w:val="o"/>
+      <w:lvlJc w:val="left"/>
+      <w:pPr>
+        <w:tabs>
+          <w:tab w:val="num" w:pos="1440"/>
+        </w:tabs>
+        <w:ind w:left="1440" w:hanging="360"/>
+      </w:pPr>
+      <w:rPr>
+        <w:rFonts w:ascii="Courier New" w:hAnsi="Courier New" w:hint="default"/>
+        <w:sz w:val="20"/>
+      </w:rPr>
+    </w:lvl>
+    <w:lvl w:ilvl="2" w:tentative="1">
+      <w:start w:val="1"/>
+      <w:numFmt w:val="bullet"/>
+      <w:lvlText w:val=""/>
+      <w:lvlJc w:val="left"/>
+      <w:pPr>
+        <w:tabs>
+          <w:tab w:val="num" w:pos="2160"/>
+        </w:tabs>
+        <w:ind w:left="2160" w:hanging="360"/>
+      </w:pPr>
+      <w:rPr>
+        <w:rFonts w:ascii="Wingdings" w:hAnsi="Wingdings" w:hint="default"/>
+        <w:sz w:val="20"/>
+      </w:rPr>
+    </w:lvl>
+    <w:lvl w:ilvl="3" w:tentative="1">
+      <w:start w:val="1"/>
+      <w:numFmt w:val="bullet"/>
+      <w:lvlText w:val=""/>
+      <w:lvlJc w:val="left"/>
+      <w:pPr>
+        <w:tabs>
+          <w:tab w:val="num" w:pos="2880"/>
+        </w:tabs>
+        <w:ind w:left="2880" w:hanging="360"/>
+      </w:pPr>
+      <w:rPr>
+        <w:rFonts w:ascii="Wingdings" w:hAnsi="Wingdings" w:hint="default"/>
+        <w:sz w:val="20"/>
+      </w:rPr>
+    </w:lvl>
+    <w:lvl w:ilvl="4" w:tentative="1">
+      <w:start w:val="1"/>
+      <w:numFmt w:val="bullet"/>
+      <w:lvlText w:val=""/>
+      <w:lvlJc w:val="left"/>
+      <w:pPr>
+        <w:tabs>
+          <w:tab w:val="num" w:pos="3600"/>
+        </w:tabs>
+        <w:ind w:left="3600" w:hanging="360"/>
+      </w:pPr>
+      <w:rPr>
+        <w:rFonts w:ascii="Wingdings" w:hAnsi="Wingdings" w:hint="default"/>
+        <w:sz w:val="20"/>
+      </w:rPr>
+    </w:lvl>
+    <w:lvl w:ilvl="5" w:tentative="1">
+      <w:start w:val="1"/>
+      <w:numFmt w:val="bullet"/>
+      <w:lvlText w:val=""/>
+      <w:lvlJc w:val="left"/>
+      <w:pPr>
+        <w:tabs>
+          <w:tab w:val="num" w:pos="4320"/>
+        </w:tabs>
+        <w:ind w:left="4320" w:hanging="360"/>
+      </w:pPr>
+      <w:rPr>
+        <w:rFonts w:ascii="Wingdings" w:hAnsi="Wingdings" w:hint="default"/>
+        <w:sz w:val="20"/>
+      </w:rPr>
+    </w:lvl>
+    <w:lvl w:ilvl="6" w:tentative="1">
+      <w:start w:val="1"/>
+      <w:numFmt w:val="bullet"/>
+      <w:lvlText w:val=""/>
+      <w:lvlJc w:val="left"/>
+      <w:pPr>
+        <w:tabs>
+          <w:tab w:val="num" w:pos="5040"/>
+        </w:tabs>
+        <w:ind w:left="5040" w:hanging="360"/>
+      </w:pPr>
+      <w:rPr>
+        <w:rFonts w:ascii="Wingdings" w:hAnsi="Wingdings" w:hint="default"/>
+        <w:sz w:val="20"/>
+      </w:rPr>
+    </w:lvl>
+    <w:lvl w:ilvl="7" w:tentative="1">
+      <w:start w:val="1"/>
+      <w:numFmt w:val="bullet"/>
+      <w:lvlText w:val=""/>
+      <w:lvlJc w:val="left"/>
+      <w:pPr>
+        <w:tabs>
+          <w:tab w:val="num" w:pos="5760"/>
+        </w:tabs>
+        <w:ind w:left="5760" w:hanging="360"/>
+      </w:pPr>
+      <w:rPr>
+        <w:rFonts w:ascii="Wingdings" w:hAnsi="Wingdings" w:hint="default"/>
+        <w:sz w:val="20"/>
+      </w:rPr>
+    </w:lvl>
+    <w:lvl w:ilvl="8" w:tentative="1">
+      <w:start w:val="1"/>
+      <w:numFmt w:val="bullet"/>
+      <w:lvlText w:val=""/>
+      <w:lvlJc w:val="left"/>
+      <w:pPr>
+        <w:tabs>
+          <w:tab w:val="num" w:pos="6480"/>
+        </w:tabs>
+        <w:ind w:left="6480" w:hanging="360"/>
+      </w:pPr>
+      <w:rPr>
+        <w:rFonts w:ascii="Wingdings" w:hAnsi="Wingdings" w:hint="default"/>
+        <w:sz w:val="20"/>
+      </w:rPr>
+    </w:lvl>
+  </w:abstractNum>
+  <w:abstractNum w:abstractNumId="23" w15:restartNumberingAfterBreak="0">
     <w:nsid w:val="26106C50"/>
     <w:multiLevelType w:val="multilevel"/>
     <w:tmpl w:val="D9869F06"/>
@@ -5890,7 +8923,7 @@
       </w:pPr>
     </w:lvl>
   </w:abstractNum>
-  <w:abstractNum w:abstractNumId="15" w15:restartNumberingAfterBreak="0">
+  <w:abstractNum w:abstractNumId="24" w15:restartNumberingAfterBreak="0">
     <w:nsid w:val="26B76ADD"/>
     <w:multiLevelType w:val="multilevel"/>
     <w:tmpl w:val="C74EB8B8"/>
@@ -6039,7 +9072,305 @@
       </w:rPr>
     </w:lvl>
   </w:abstractNum>
-  <w:abstractNum w:abstractNumId="16" w15:restartNumberingAfterBreak="0">
+  <w:abstractNum w:abstractNumId="25" w15:restartNumberingAfterBreak="0">
+    <w:nsid w:val="26E13FB1"/>
+    <w:multiLevelType w:val="multilevel"/>
+    <w:tmpl w:val="58A08582"/>
+    <w:lvl w:ilvl="0">
+      <w:start w:val="1"/>
+      <w:numFmt w:val="bullet"/>
+      <w:lvlText w:val=""/>
+      <w:lvlJc w:val="left"/>
+      <w:pPr>
+        <w:tabs>
+          <w:tab w:val="num" w:pos="720"/>
+        </w:tabs>
+        <w:ind w:left="720" w:hanging="360"/>
+      </w:pPr>
+      <w:rPr>
+        <w:rFonts w:ascii="Symbol" w:hAnsi="Symbol" w:hint="default"/>
+        <w:sz w:val="20"/>
+      </w:rPr>
+    </w:lvl>
+    <w:lvl w:ilvl="1" w:tentative="1">
+      <w:start w:val="1"/>
+      <w:numFmt w:val="bullet"/>
+      <w:lvlText w:val="o"/>
+      <w:lvlJc w:val="left"/>
+      <w:pPr>
+        <w:tabs>
+          <w:tab w:val="num" w:pos="1440"/>
+        </w:tabs>
+        <w:ind w:left="1440" w:hanging="360"/>
+      </w:pPr>
+      <w:rPr>
+        <w:rFonts w:ascii="Courier New" w:hAnsi="Courier New" w:hint="default"/>
+        <w:sz w:val="20"/>
+      </w:rPr>
+    </w:lvl>
+    <w:lvl w:ilvl="2" w:tentative="1">
+      <w:start w:val="1"/>
+      <w:numFmt w:val="bullet"/>
+      <w:lvlText w:val=""/>
+      <w:lvlJc w:val="left"/>
+      <w:pPr>
+        <w:tabs>
+          <w:tab w:val="num" w:pos="2160"/>
+        </w:tabs>
+        <w:ind w:left="2160" w:hanging="360"/>
+      </w:pPr>
+      <w:rPr>
+        <w:rFonts w:ascii="Wingdings" w:hAnsi="Wingdings" w:hint="default"/>
+        <w:sz w:val="20"/>
+      </w:rPr>
+    </w:lvl>
+    <w:lvl w:ilvl="3" w:tentative="1">
+      <w:start w:val="1"/>
+      <w:numFmt w:val="bullet"/>
+      <w:lvlText w:val=""/>
+      <w:lvlJc w:val="left"/>
+      <w:pPr>
+        <w:tabs>
+          <w:tab w:val="num" w:pos="2880"/>
+        </w:tabs>
+        <w:ind w:left="2880" w:hanging="360"/>
+      </w:pPr>
+      <w:rPr>
+        <w:rFonts w:ascii="Wingdings" w:hAnsi="Wingdings" w:hint="default"/>
+        <w:sz w:val="20"/>
+      </w:rPr>
+    </w:lvl>
+    <w:lvl w:ilvl="4" w:tentative="1">
+      <w:start w:val="1"/>
+      <w:numFmt w:val="bullet"/>
+      <w:lvlText w:val=""/>
+      <w:lvlJc w:val="left"/>
+      <w:pPr>
+        <w:tabs>
+          <w:tab w:val="num" w:pos="3600"/>
+        </w:tabs>
+        <w:ind w:left="3600" w:hanging="360"/>
+      </w:pPr>
+      <w:rPr>
+        <w:rFonts w:ascii="Wingdings" w:hAnsi="Wingdings" w:hint="default"/>
+        <w:sz w:val="20"/>
+      </w:rPr>
+    </w:lvl>
+    <w:lvl w:ilvl="5" w:tentative="1">
+      <w:start w:val="1"/>
+      <w:numFmt w:val="bullet"/>
+      <w:lvlText w:val=""/>
+      <w:lvlJc w:val="left"/>
+      <w:pPr>
+        <w:tabs>
+          <w:tab w:val="num" w:pos="4320"/>
+        </w:tabs>
+        <w:ind w:left="4320" w:hanging="360"/>
+      </w:pPr>
+      <w:rPr>
+        <w:rFonts w:ascii="Wingdings" w:hAnsi="Wingdings" w:hint="default"/>
+        <w:sz w:val="20"/>
+      </w:rPr>
+    </w:lvl>
+    <w:lvl w:ilvl="6" w:tentative="1">
+      <w:start w:val="1"/>
+      <w:numFmt w:val="bullet"/>
+      <w:lvlText w:val=""/>
+      <w:lvlJc w:val="left"/>
+      <w:pPr>
+        <w:tabs>
+          <w:tab w:val="num" w:pos="5040"/>
+        </w:tabs>
+        <w:ind w:left="5040" w:hanging="360"/>
+      </w:pPr>
+      <w:rPr>
+        <w:rFonts w:ascii="Wingdings" w:hAnsi="Wingdings" w:hint="default"/>
+        <w:sz w:val="20"/>
+      </w:rPr>
+    </w:lvl>
+    <w:lvl w:ilvl="7" w:tentative="1">
+      <w:start w:val="1"/>
+      <w:numFmt w:val="bullet"/>
+      <w:lvlText w:val=""/>
+      <w:lvlJc w:val="left"/>
+      <w:pPr>
+        <w:tabs>
+          <w:tab w:val="num" w:pos="5760"/>
+        </w:tabs>
+        <w:ind w:left="5760" w:hanging="360"/>
+      </w:pPr>
+      <w:rPr>
+        <w:rFonts w:ascii="Wingdings" w:hAnsi="Wingdings" w:hint="default"/>
+        <w:sz w:val="20"/>
+      </w:rPr>
+    </w:lvl>
+    <w:lvl w:ilvl="8" w:tentative="1">
+      <w:start w:val="1"/>
+      <w:numFmt w:val="bullet"/>
+      <w:lvlText w:val=""/>
+      <w:lvlJc w:val="left"/>
+      <w:pPr>
+        <w:tabs>
+          <w:tab w:val="num" w:pos="6480"/>
+        </w:tabs>
+        <w:ind w:left="6480" w:hanging="360"/>
+      </w:pPr>
+      <w:rPr>
+        <w:rFonts w:ascii="Wingdings" w:hAnsi="Wingdings" w:hint="default"/>
+        <w:sz w:val="20"/>
+      </w:rPr>
+    </w:lvl>
+  </w:abstractNum>
+  <w:abstractNum w:abstractNumId="26" w15:restartNumberingAfterBreak="0">
+    <w:nsid w:val="2B047BE2"/>
+    <w:multiLevelType w:val="multilevel"/>
+    <w:tmpl w:val="A072A0F0"/>
+    <w:lvl w:ilvl="0">
+      <w:start w:val="1"/>
+      <w:numFmt w:val="bullet"/>
+      <w:lvlText w:val=""/>
+      <w:lvlJc w:val="left"/>
+      <w:pPr>
+        <w:tabs>
+          <w:tab w:val="num" w:pos="720"/>
+        </w:tabs>
+        <w:ind w:left="720" w:hanging="360"/>
+      </w:pPr>
+      <w:rPr>
+        <w:rFonts w:ascii="Symbol" w:hAnsi="Symbol" w:hint="default"/>
+        <w:sz w:val="20"/>
+      </w:rPr>
+    </w:lvl>
+    <w:lvl w:ilvl="1" w:tentative="1">
+      <w:start w:val="1"/>
+      <w:numFmt w:val="bullet"/>
+      <w:lvlText w:val="o"/>
+      <w:lvlJc w:val="left"/>
+      <w:pPr>
+        <w:tabs>
+          <w:tab w:val="num" w:pos="1440"/>
+        </w:tabs>
+        <w:ind w:left="1440" w:hanging="360"/>
+      </w:pPr>
+      <w:rPr>
+        <w:rFonts w:ascii="Courier New" w:hAnsi="Courier New" w:hint="default"/>
+        <w:sz w:val="20"/>
+      </w:rPr>
+    </w:lvl>
+    <w:lvl w:ilvl="2" w:tentative="1">
+      <w:start w:val="1"/>
+      <w:numFmt w:val="bullet"/>
+      <w:lvlText w:val=""/>
+      <w:lvlJc w:val="left"/>
+      <w:pPr>
+        <w:tabs>
+          <w:tab w:val="num" w:pos="2160"/>
+        </w:tabs>
+        <w:ind w:left="2160" w:hanging="360"/>
+      </w:pPr>
+      <w:rPr>
+        <w:rFonts w:ascii="Wingdings" w:hAnsi="Wingdings" w:hint="default"/>
+        <w:sz w:val="20"/>
+      </w:rPr>
+    </w:lvl>
+    <w:lvl w:ilvl="3" w:tentative="1">
+      <w:start w:val="1"/>
+      <w:numFmt w:val="bullet"/>
+      <w:lvlText w:val=""/>
+      <w:lvlJc w:val="left"/>
+      <w:pPr>
+        <w:tabs>
+          <w:tab w:val="num" w:pos="2880"/>
+        </w:tabs>
+        <w:ind w:left="2880" w:hanging="360"/>
+      </w:pPr>
+      <w:rPr>
+        <w:rFonts w:ascii="Wingdings" w:hAnsi="Wingdings" w:hint="default"/>
+        <w:sz w:val="20"/>
+      </w:rPr>
+    </w:lvl>
+    <w:lvl w:ilvl="4" w:tentative="1">
+      <w:start w:val="1"/>
+      <w:numFmt w:val="bullet"/>
+      <w:lvlText w:val=""/>
+      <w:lvlJc w:val="left"/>
+      <w:pPr>
+        <w:tabs>
+          <w:tab w:val="num" w:pos="3600"/>
+        </w:tabs>
+        <w:ind w:left="3600" w:hanging="360"/>
+      </w:pPr>
+      <w:rPr>
+        <w:rFonts w:ascii="Wingdings" w:hAnsi="Wingdings" w:hint="default"/>
+        <w:sz w:val="20"/>
+      </w:rPr>
+    </w:lvl>
+    <w:lvl w:ilvl="5" w:tentative="1">
+      <w:start w:val="1"/>
+      <w:numFmt w:val="bullet"/>
+      <w:lvlText w:val=""/>
+      <w:lvlJc w:val="left"/>
+      <w:pPr>
+        <w:tabs>
+          <w:tab w:val="num" w:pos="4320"/>
+        </w:tabs>
+        <w:ind w:left="4320" w:hanging="360"/>
+      </w:pPr>
+      <w:rPr>
+        <w:rFonts w:ascii="Wingdings" w:hAnsi="Wingdings" w:hint="default"/>
+        <w:sz w:val="20"/>
+      </w:rPr>
+    </w:lvl>
+    <w:lvl w:ilvl="6" w:tentative="1">
+      <w:start w:val="1"/>
+      <w:numFmt w:val="bullet"/>
+      <w:lvlText w:val=""/>
+      <w:lvlJc w:val="left"/>
+      <w:pPr>
+        <w:tabs>
+          <w:tab w:val="num" w:pos="5040"/>
+        </w:tabs>
+        <w:ind w:left="5040" w:hanging="360"/>
+      </w:pPr>
+      <w:rPr>
+        <w:rFonts w:ascii="Wingdings" w:hAnsi="Wingdings" w:hint="default"/>
+        <w:sz w:val="20"/>
+      </w:rPr>
+    </w:lvl>
+    <w:lvl w:ilvl="7" w:tentative="1">
+      <w:start w:val="1"/>
+      <w:numFmt w:val="bullet"/>
+      <w:lvlText w:val=""/>
+      <w:lvlJc w:val="left"/>
+      <w:pPr>
+        <w:tabs>
+          <w:tab w:val="num" w:pos="5760"/>
+        </w:tabs>
+        <w:ind w:left="5760" w:hanging="360"/>
+      </w:pPr>
+      <w:rPr>
+        <w:rFonts w:ascii="Wingdings" w:hAnsi="Wingdings" w:hint="default"/>
+        <w:sz w:val="20"/>
+      </w:rPr>
+    </w:lvl>
+    <w:lvl w:ilvl="8" w:tentative="1">
+      <w:start w:val="1"/>
+      <w:numFmt w:val="bullet"/>
+      <w:lvlText w:val=""/>
+      <w:lvlJc w:val="left"/>
+      <w:pPr>
+        <w:tabs>
+          <w:tab w:val="num" w:pos="6480"/>
+        </w:tabs>
+        <w:ind w:left="6480" w:hanging="360"/>
+      </w:pPr>
+      <w:rPr>
+        <w:rFonts w:ascii="Wingdings" w:hAnsi="Wingdings" w:hint="default"/>
+        <w:sz w:val="20"/>
+      </w:rPr>
+    </w:lvl>
+  </w:abstractNum>
+  <w:abstractNum w:abstractNumId="27" w15:restartNumberingAfterBreak="0">
     <w:nsid w:val="2B1504C6"/>
     <w:multiLevelType w:val="multilevel"/>
     <w:tmpl w:val="BDFC2460"/>
@@ -6188,7 +9519,7 @@
       </w:rPr>
     </w:lvl>
   </w:abstractNum>
-  <w:abstractNum w:abstractNumId="17" w15:restartNumberingAfterBreak="0">
+  <w:abstractNum w:abstractNumId="28" w15:restartNumberingAfterBreak="0">
     <w:nsid w:val="2C4174DA"/>
     <w:multiLevelType w:val="multilevel"/>
     <w:tmpl w:val="3016169C"/>
@@ -6337,7 +9668,305 @@
       </w:rPr>
     </w:lvl>
   </w:abstractNum>
-  <w:abstractNum w:abstractNumId="18" w15:restartNumberingAfterBreak="0">
+  <w:abstractNum w:abstractNumId="29" w15:restartNumberingAfterBreak="0">
+    <w:nsid w:val="2D706893"/>
+    <w:multiLevelType w:val="multilevel"/>
+    <w:tmpl w:val="1E4813BC"/>
+    <w:lvl w:ilvl="0">
+      <w:start w:val="1"/>
+      <w:numFmt w:val="bullet"/>
+      <w:lvlText w:val=""/>
+      <w:lvlJc w:val="left"/>
+      <w:pPr>
+        <w:tabs>
+          <w:tab w:val="num" w:pos="720"/>
+        </w:tabs>
+        <w:ind w:left="720" w:hanging="360"/>
+      </w:pPr>
+      <w:rPr>
+        <w:rFonts w:ascii="Symbol" w:hAnsi="Symbol" w:hint="default"/>
+        <w:sz w:val="20"/>
+      </w:rPr>
+    </w:lvl>
+    <w:lvl w:ilvl="1" w:tentative="1">
+      <w:start w:val="1"/>
+      <w:numFmt w:val="bullet"/>
+      <w:lvlText w:val="o"/>
+      <w:lvlJc w:val="left"/>
+      <w:pPr>
+        <w:tabs>
+          <w:tab w:val="num" w:pos="1440"/>
+        </w:tabs>
+        <w:ind w:left="1440" w:hanging="360"/>
+      </w:pPr>
+      <w:rPr>
+        <w:rFonts w:ascii="Courier New" w:hAnsi="Courier New" w:hint="default"/>
+        <w:sz w:val="20"/>
+      </w:rPr>
+    </w:lvl>
+    <w:lvl w:ilvl="2" w:tentative="1">
+      <w:start w:val="1"/>
+      <w:numFmt w:val="bullet"/>
+      <w:lvlText w:val=""/>
+      <w:lvlJc w:val="left"/>
+      <w:pPr>
+        <w:tabs>
+          <w:tab w:val="num" w:pos="2160"/>
+        </w:tabs>
+        <w:ind w:left="2160" w:hanging="360"/>
+      </w:pPr>
+      <w:rPr>
+        <w:rFonts w:ascii="Wingdings" w:hAnsi="Wingdings" w:hint="default"/>
+        <w:sz w:val="20"/>
+      </w:rPr>
+    </w:lvl>
+    <w:lvl w:ilvl="3" w:tentative="1">
+      <w:start w:val="1"/>
+      <w:numFmt w:val="bullet"/>
+      <w:lvlText w:val=""/>
+      <w:lvlJc w:val="left"/>
+      <w:pPr>
+        <w:tabs>
+          <w:tab w:val="num" w:pos="2880"/>
+        </w:tabs>
+        <w:ind w:left="2880" w:hanging="360"/>
+      </w:pPr>
+      <w:rPr>
+        <w:rFonts w:ascii="Wingdings" w:hAnsi="Wingdings" w:hint="default"/>
+        <w:sz w:val="20"/>
+      </w:rPr>
+    </w:lvl>
+    <w:lvl w:ilvl="4" w:tentative="1">
+      <w:start w:val="1"/>
+      <w:numFmt w:val="bullet"/>
+      <w:lvlText w:val=""/>
+      <w:lvlJc w:val="left"/>
+      <w:pPr>
+        <w:tabs>
+          <w:tab w:val="num" w:pos="3600"/>
+        </w:tabs>
+        <w:ind w:left="3600" w:hanging="360"/>
+      </w:pPr>
+      <w:rPr>
+        <w:rFonts w:ascii="Wingdings" w:hAnsi="Wingdings" w:hint="default"/>
+        <w:sz w:val="20"/>
+      </w:rPr>
+    </w:lvl>
+    <w:lvl w:ilvl="5" w:tentative="1">
+      <w:start w:val="1"/>
+      <w:numFmt w:val="bullet"/>
+      <w:lvlText w:val=""/>
+      <w:lvlJc w:val="left"/>
+      <w:pPr>
+        <w:tabs>
+          <w:tab w:val="num" w:pos="4320"/>
+        </w:tabs>
+        <w:ind w:left="4320" w:hanging="360"/>
+      </w:pPr>
+      <w:rPr>
+        <w:rFonts w:ascii="Wingdings" w:hAnsi="Wingdings" w:hint="default"/>
+        <w:sz w:val="20"/>
+      </w:rPr>
+    </w:lvl>
+    <w:lvl w:ilvl="6" w:tentative="1">
+      <w:start w:val="1"/>
+      <w:numFmt w:val="bullet"/>
+      <w:lvlText w:val=""/>
+      <w:lvlJc w:val="left"/>
+      <w:pPr>
+        <w:tabs>
+          <w:tab w:val="num" w:pos="5040"/>
+        </w:tabs>
+        <w:ind w:left="5040" w:hanging="360"/>
+      </w:pPr>
+      <w:rPr>
+        <w:rFonts w:ascii="Wingdings" w:hAnsi="Wingdings" w:hint="default"/>
+        <w:sz w:val="20"/>
+      </w:rPr>
+    </w:lvl>
+    <w:lvl w:ilvl="7" w:tentative="1">
+      <w:start w:val="1"/>
+      <w:numFmt w:val="bullet"/>
+      <w:lvlText w:val=""/>
+      <w:lvlJc w:val="left"/>
+      <w:pPr>
+        <w:tabs>
+          <w:tab w:val="num" w:pos="5760"/>
+        </w:tabs>
+        <w:ind w:left="5760" w:hanging="360"/>
+      </w:pPr>
+      <w:rPr>
+        <w:rFonts w:ascii="Wingdings" w:hAnsi="Wingdings" w:hint="default"/>
+        <w:sz w:val="20"/>
+      </w:rPr>
+    </w:lvl>
+    <w:lvl w:ilvl="8" w:tentative="1">
+      <w:start w:val="1"/>
+      <w:numFmt w:val="bullet"/>
+      <w:lvlText w:val=""/>
+      <w:lvlJc w:val="left"/>
+      <w:pPr>
+        <w:tabs>
+          <w:tab w:val="num" w:pos="6480"/>
+        </w:tabs>
+        <w:ind w:left="6480" w:hanging="360"/>
+      </w:pPr>
+      <w:rPr>
+        <w:rFonts w:ascii="Wingdings" w:hAnsi="Wingdings" w:hint="default"/>
+        <w:sz w:val="20"/>
+      </w:rPr>
+    </w:lvl>
+  </w:abstractNum>
+  <w:abstractNum w:abstractNumId="30" w15:restartNumberingAfterBreak="0">
+    <w:nsid w:val="2E094CCD"/>
+    <w:multiLevelType w:val="multilevel"/>
+    <w:tmpl w:val="1DD2517A"/>
+    <w:lvl w:ilvl="0">
+      <w:start w:val="1"/>
+      <w:numFmt w:val="bullet"/>
+      <w:lvlText w:val=""/>
+      <w:lvlJc w:val="left"/>
+      <w:pPr>
+        <w:tabs>
+          <w:tab w:val="num" w:pos="720"/>
+        </w:tabs>
+        <w:ind w:left="720" w:hanging="360"/>
+      </w:pPr>
+      <w:rPr>
+        <w:rFonts w:ascii="Symbol" w:hAnsi="Symbol" w:hint="default"/>
+        <w:sz w:val="20"/>
+      </w:rPr>
+    </w:lvl>
+    <w:lvl w:ilvl="1" w:tentative="1">
+      <w:start w:val="1"/>
+      <w:numFmt w:val="bullet"/>
+      <w:lvlText w:val="o"/>
+      <w:lvlJc w:val="left"/>
+      <w:pPr>
+        <w:tabs>
+          <w:tab w:val="num" w:pos="1440"/>
+        </w:tabs>
+        <w:ind w:left="1440" w:hanging="360"/>
+      </w:pPr>
+      <w:rPr>
+        <w:rFonts w:ascii="Courier New" w:hAnsi="Courier New" w:hint="default"/>
+        <w:sz w:val="20"/>
+      </w:rPr>
+    </w:lvl>
+    <w:lvl w:ilvl="2" w:tentative="1">
+      <w:start w:val="1"/>
+      <w:numFmt w:val="bullet"/>
+      <w:lvlText w:val=""/>
+      <w:lvlJc w:val="left"/>
+      <w:pPr>
+        <w:tabs>
+          <w:tab w:val="num" w:pos="2160"/>
+        </w:tabs>
+        <w:ind w:left="2160" w:hanging="360"/>
+      </w:pPr>
+      <w:rPr>
+        <w:rFonts w:ascii="Wingdings" w:hAnsi="Wingdings" w:hint="default"/>
+        <w:sz w:val="20"/>
+      </w:rPr>
+    </w:lvl>
+    <w:lvl w:ilvl="3" w:tentative="1">
+      <w:start w:val="1"/>
+      <w:numFmt w:val="bullet"/>
+      <w:lvlText w:val=""/>
+      <w:lvlJc w:val="left"/>
+      <w:pPr>
+        <w:tabs>
+          <w:tab w:val="num" w:pos="2880"/>
+        </w:tabs>
+        <w:ind w:left="2880" w:hanging="360"/>
+      </w:pPr>
+      <w:rPr>
+        <w:rFonts w:ascii="Wingdings" w:hAnsi="Wingdings" w:hint="default"/>
+        <w:sz w:val="20"/>
+      </w:rPr>
+    </w:lvl>
+    <w:lvl w:ilvl="4" w:tentative="1">
+      <w:start w:val="1"/>
+      <w:numFmt w:val="bullet"/>
+      <w:lvlText w:val=""/>
+      <w:lvlJc w:val="left"/>
+      <w:pPr>
+        <w:tabs>
+          <w:tab w:val="num" w:pos="3600"/>
+        </w:tabs>
+        <w:ind w:left="3600" w:hanging="360"/>
+      </w:pPr>
+      <w:rPr>
+        <w:rFonts w:ascii="Wingdings" w:hAnsi="Wingdings" w:hint="default"/>
+        <w:sz w:val="20"/>
+      </w:rPr>
+    </w:lvl>
+    <w:lvl w:ilvl="5" w:tentative="1">
+      <w:start w:val="1"/>
+      <w:numFmt w:val="bullet"/>
+      <w:lvlText w:val=""/>
+      <w:lvlJc w:val="left"/>
+      <w:pPr>
+        <w:tabs>
+          <w:tab w:val="num" w:pos="4320"/>
+        </w:tabs>
+        <w:ind w:left="4320" w:hanging="360"/>
+      </w:pPr>
+      <w:rPr>
+        <w:rFonts w:ascii="Wingdings" w:hAnsi="Wingdings" w:hint="default"/>
+        <w:sz w:val="20"/>
+      </w:rPr>
+    </w:lvl>
+    <w:lvl w:ilvl="6" w:tentative="1">
+      <w:start w:val="1"/>
+      <w:numFmt w:val="bullet"/>
+      <w:lvlText w:val=""/>
+      <w:lvlJc w:val="left"/>
+      <w:pPr>
+        <w:tabs>
+          <w:tab w:val="num" w:pos="5040"/>
+        </w:tabs>
+        <w:ind w:left="5040" w:hanging="360"/>
+      </w:pPr>
+      <w:rPr>
+        <w:rFonts w:ascii="Wingdings" w:hAnsi="Wingdings" w:hint="default"/>
+        <w:sz w:val="20"/>
+      </w:rPr>
+    </w:lvl>
+    <w:lvl w:ilvl="7" w:tentative="1">
+      <w:start w:val="1"/>
+      <w:numFmt w:val="bullet"/>
+      <w:lvlText w:val=""/>
+      <w:lvlJc w:val="left"/>
+      <w:pPr>
+        <w:tabs>
+          <w:tab w:val="num" w:pos="5760"/>
+        </w:tabs>
+        <w:ind w:left="5760" w:hanging="360"/>
+      </w:pPr>
+      <w:rPr>
+        <w:rFonts w:ascii="Wingdings" w:hAnsi="Wingdings" w:hint="default"/>
+        <w:sz w:val="20"/>
+      </w:rPr>
+    </w:lvl>
+    <w:lvl w:ilvl="8" w:tentative="1">
+      <w:start w:val="1"/>
+      <w:numFmt w:val="bullet"/>
+      <w:lvlText w:val=""/>
+      <w:lvlJc w:val="left"/>
+      <w:pPr>
+        <w:tabs>
+          <w:tab w:val="num" w:pos="6480"/>
+        </w:tabs>
+        <w:ind w:left="6480" w:hanging="360"/>
+      </w:pPr>
+      <w:rPr>
+        <w:rFonts w:ascii="Wingdings" w:hAnsi="Wingdings" w:hint="default"/>
+        <w:sz w:val="20"/>
+      </w:rPr>
+    </w:lvl>
+  </w:abstractNum>
+  <w:abstractNum w:abstractNumId="31" w15:restartNumberingAfterBreak="0">
     <w:nsid w:val="2F643968"/>
     <w:multiLevelType w:val="multilevel"/>
     <w:tmpl w:val="398CF822"/>
@@ -6486,7 +10115,156 @@
       </w:rPr>
     </w:lvl>
   </w:abstractNum>
-  <w:abstractNum w:abstractNumId="19" w15:restartNumberingAfterBreak="0">
+  <w:abstractNum w:abstractNumId="32" w15:restartNumberingAfterBreak="0">
+    <w:nsid w:val="30F31F2B"/>
+    <w:multiLevelType w:val="multilevel"/>
+    <w:tmpl w:val="F588FB52"/>
+    <w:lvl w:ilvl="0">
+      <w:start w:val="1"/>
+      <w:numFmt w:val="bullet"/>
+      <w:lvlText w:val=""/>
+      <w:lvlJc w:val="left"/>
+      <w:pPr>
+        <w:tabs>
+          <w:tab w:val="num" w:pos="720"/>
+        </w:tabs>
+        <w:ind w:left="720" w:hanging="360"/>
+      </w:pPr>
+      <w:rPr>
+        <w:rFonts w:ascii="Symbol" w:hAnsi="Symbol" w:hint="default"/>
+        <w:sz w:val="20"/>
+      </w:rPr>
+    </w:lvl>
+    <w:lvl w:ilvl="1" w:tentative="1">
+      <w:start w:val="1"/>
+      <w:numFmt w:val="bullet"/>
+      <w:lvlText w:val="o"/>
+      <w:lvlJc w:val="left"/>
+      <w:pPr>
+        <w:tabs>
+          <w:tab w:val="num" w:pos="1440"/>
+        </w:tabs>
+        <w:ind w:left="1440" w:hanging="360"/>
+      </w:pPr>
+      <w:rPr>
+        <w:rFonts w:ascii="Courier New" w:hAnsi="Courier New" w:hint="default"/>
+        <w:sz w:val="20"/>
+      </w:rPr>
+    </w:lvl>
+    <w:lvl w:ilvl="2" w:tentative="1">
+      <w:start w:val="1"/>
+      <w:numFmt w:val="bullet"/>
+      <w:lvlText w:val=""/>
+      <w:lvlJc w:val="left"/>
+      <w:pPr>
+        <w:tabs>
+          <w:tab w:val="num" w:pos="2160"/>
+        </w:tabs>
+        <w:ind w:left="2160" w:hanging="360"/>
+      </w:pPr>
+      <w:rPr>
+        <w:rFonts w:ascii="Wingdings" w:hAnsi="Wingdings" w:hint="default"/>
+        <w:sz w:val="20"/>
+      </w:rPr>
+    </w:lvl>
+    <w:lvl w:ilvl="3" w:tentative="1">
+      <w:start w:val="1"/>
+      <w:numFmt w:val="bullet"/>
+      <w:lvlText w:val=""/>
+      <w:lvlJc w:val="left"/>
+      <w:pPr>
+        <w:tabs>
+          <w:tab w:val="num" w:pos="2880"/>
+        </w:tabs>
+        <w:ind w:left="2880" w:hanging="360"/>
+      </w:pPr>
+      <w:rPr>
+        <w:rFonts w:ascii="Wingdings" w:hAnsi="Wingdings" w:hint="default"/>
+        <w:sz w:val="20"/>
+      </w:rPr>
+    </w:lvl>
+    <w:lvl w:ilvl="4" w:tentative="1">
+      <w:start w:val="1"/>
+      <w:numFmt w:val="bullet"/>
+      <w:lvlText w:val=""/>
+      <w:lvlJc w:val="left"/>
+      <w:pPr>
+        <w:tabs>
+          <w:tab w:val="num" w:pos="3600"/>
+        </w:tabs>
+        <w:ind w:left="3600" w:hanging="360"/>
+      </w:pPr>
+      <w:rPr>
+        <w:rFonts w:ascii="Wingdings" w:hAnsi="Wingdings" w:hint="default"/>
+        <w:sz w:val="20"/>
+      </w:rPr>
+    </w:lvl>
+    <w:lvl w:ilvl="5" w:tentative="1">
+      <w:start w:val="1"/>
+      <w:numFmt w:val="bullet"/>
+      <w:lvlText w:val=""/>
+      <w:lvlJc w:val="left"/>
+      <w:pPr>
+        <w:tabs>
+          <w:tab w:val="num" w:pos="4320"/>
+        </w:tabs>
+        <w:ind w:left="4320" w:hanging="360"/>
+      </w:pPr>
+      <w:rPr>
+        <w:rFonts w:ascii="Wingdings" w:hAnsi="Wingdings" w:hint="default"/>
+        <w:sz w:val="20"/>
+      </w:rPr>
+    </w:lvl>
+    <w:lvl w:ilvl="6" w:tentative="1">
+      <w:start w:val="1"/>
+      <w:numFmt w:val="bullet"/>
+      <w:lvlText w:val=""/>
+      <w:lvlJc w:val="left"/>
+      <w:pPr>
+        <w:tabs>
+          <w:tab w:val="num" w:pos="5040"/>
+        </w:tabs>
+        <w:ind w:left="5040" w:hanging="360"/>
+      </w:pPr>
+      <w:rPr>
+        <w:rFonts w:ascii="Wingdings" w:hAnsi="Wingdings" w:hint="default"/>
+        <w:sz w:val="20"/>
+      </w:rPr>
+    </w:lvl>
+    <w:lvl w:ilvl="7" w:tentative="1">
+      <w:start w:val="1"/>
+      <w:numFmt w:val="bullet"/>
+      <w:lvlText w:val=""/>
+      <w:lvlJc w:val="left"/>
+      <w:pPr>
+        <w:tabs>
+          <w:tab w:val="num" w:pos="5760"/>
+        </w:tabs>
+        <w:ind w:left="5760" w:hanging="360"/>
+      </w:pPr>
+      <w:rPr>
+        <w:rFonts w:ascii="Wingdings" w:hAnsi="Wingdings" w:hint="default"/>
+        <w:sz w:val="20"/>
+      </w:rPr>
+    </w:lvl>
+    <w:lvl w:ilvl="8" w:tentative="1">
+      <w:start w:val="1"/>
+      <w:numFmt w:val="bullet"/>
+      <w:lvlText w:val=""/>
+      <w:lvlJc w:val="left"/>
+      <w:pPr>
+        <w:tabs>
+          <w:tab w:val="num" w:pos="6480"/>
+        </w:tabs>
+        <w:ind w:left="6480" w:hanging="360"/>
+      </w:pPr>
+      <w:rPr>
+        <w:rFonts w:ascii="Wingdings" w:hAnsi="Wingdings" w:hint="default"/>
+        <w:sz w:val="20"/>
+      </w:rPr>
+    </w:lvl>
+  </w:abstractNum>
+  <w:abstractNum w:abstractNumId="33" w15:restartNumberingAfterBreak="0">
     <w:nsid w:val="314A2F53"/>
     <w:multiLevelType w:val="multilevel"/>
     <w:tmpl w:val="784EC25A"/>
@@ -6635,7 +10413,7 @@
       </w:rPr>
     </w:lvl>
   </w:abstractNum>
-  <w:abstractNum w:abstractNumId="20" w15:restartNumberingAfterBreak="0">
+  <w:abstractNum w:abstractNumId="34" w15:restartNumberingAfterBreak="0">
     <w:nsid w:val="318C7CEC"/>
     <w:multiLevelType w:val="multilevel"/>
     <w:tmpl w:val="840056AA"/>
@@ -6784,7 +10562,7 @@
       </w:rPr>
     </w:lvl>
   </w:abstractNum>
-  <w:abstractNum w:abstractNumId="21" w15:restartNumberingAfterBreak="0">
+  <w:abstractNum w:abstractNumId="35" w15:restartNumberingAfterBreak="0">
     <w:nsid w:val="348F0AC0"/>
     <w:multiLevelType w:val="multilevel"/>
     <w:tmpl w:val="3A620A82"/>
@@ -6933,7 +10711,7 @@
       </w:rPr>
     </w:lvl>
   </w:abstractNum>
-  <w:abstractNum w:abstractNumId="22" w15:restartNumberingAfterBreak="0">
+  <w:abstractNum w:abstractNumId="36" w15:restartNumberingAfterBreak="0">
     <w:nsid w:val="35513289"/>
     <w:multiLevelType w:val="multilevel"/>
     <w:tmpl w:val="E2662854"/>
@@ -7082,7 +10860,7 @@
       </w:rPr>
     </w:lvl>
   </w:abstractNum>
-  <w:abstractNum w:abstractNumId="23" w15:restartNumberingAfterBreak="0">
+  <w:abstractNum w:abstractNumId="37" w15:restartNumberingAfterBreak="0">
     <w:nsid w:val="37562966"/>
     <w:multiLevelType w:val="multilevel"/>
     <w:tmpl w:val="D2EE95EE"/>
@@ -7231,7 +11009,7 @@
       </w:rPr>
     </w:lvl>
   </w:abstractNum>
-  <w:abstractNum w:abstractNumId="24" w15:restartNumberingAfterBreak="0">
+  <w:abstractNum w:abstractNumId="38" w15:restartNumberingAfterBreak="0">
     <w:nsid w:val="37C65F6E"/>
     <w:multiLevelType w:val="multilevel"/>
     <w:tmpl w:val="9E188722"/>
@@ -7380,7 +11158,7 @@
       </w:rPr>
     </w:lvl>
   </w:abstractNum>
-  <w:abstractNum w:abstractNumId="25" w15:restartNumberingAfterBreak="0">
+  <w:abstractNum w:abstractNumId="39" w15:restartNumberingAfterBreak="0">
     <w:nsid w:val="383E5D9C"/>
     <w:multiLevelType w:val="multilevel"/>
     <w:tmpl w:val="FAF63F5A"/>
@@ -7529,7 +11307,7 @@
       </w:rPr>
     </w:lvl>
   </w:abstractNum>
-  <w:abstractNum w:abstractNumId="26" w15:restartNumberingAfterBreak="0">
+  <w:abstractNum w:abstractNumId="40" w15:restartNumberingAfterBreak="0">
     <w:nsid w:val="384C78CB"/>
     <w:multiLevelType w:val="multilevel"/>
     <w:tmpl w:val="9BE65B8E"/>
@@ -7620,7 +11398,7 @@
       </w:pPr>
     </w:lvl>
   </w:abstractNum>
-  <w:abstractNum w:abstractNumId="27" w15:restartNumberingAfterBreak="0">
+  <w:abstractNum w:abstractNumId="41" w15:restartNumberingAfterBreak="0">
     <w:nsid w:val="3858393F"/>
     <w:multiLevelType w:val="multilevel"/>
     <w:tmpl w:val="E7DC6810"/>
@@ -7769,7 +11547,156 @@
       </w:rPr>
     </w:lvl>
   </w:abstractNum>
-  <w:abstractNum w:abstractNumId="28" w15:restartNumberingAfterBreak="0">
+  <w:abstractNum w:abstractNumId="42" w15:restartNumberingAfterBreak="0">
+    <w:nsid w:val="3A8D7B75"/>
+    <w:multiLevelType w:val="multilevel"/>
+    <w:tmpl w:val="2E98FAD4"/>
+    <w:lvl w:ilvl="0">
+      <w:start w:val="1"/>
+      <w:numFmt w:val="bullet"/>
+      <w:lvlText w:val=""/>
+      <w:lvlJc w:val="left"/>
+      <w:pPr>
+        <w:tabs>
+          <w:tab w:val="num" w:pos="720"/>
+        </w:tabs>
+        <w:ind w:left="720" w:hanging="360"/>
+      </w:pPr>
+      <w:rPr>
+        <w:rFonts w:ascii="Symbol" w:hAnsi="Symbol" w:hint="default"/>
+        <w:sz w:val="20"/>
+      </w:rPr>
+    </w:lvl>
+    <w:lvl w:ilvl="1" w:tentative="1">
+      <w:start w:val="1"/>
+      <w:numFmt w:val="bullet"/>
+      <w:lvlText w:val="o"/>
+      <w:lvlJc w:val="left"/>
+      <w:pPr>
+        <w:tabs>
+          <w:tab w:val="num" w:pos="1440"/>
+        </w:tabs>
+        <w:ind w:left="1440" w:hanging="360"/>
+      </w:pPr>
+      <w:rPr>
+        <w:rFonts w:ascii="Courier New" w:hAnsi="Courier New" w:hint="default"/>
+        <w:sz w:val="20"/>
+      </w:rPr>
+    </w:lvl>
+    <w:lvl w:ilvl="2" w:tentative="1">
+      <w:start w:val="1"/>
+      <w:numFmt w:val="bullet"/>
+      <w:lvlText w:val=""/>
+      <w:lvlJc w:val="left"/>
+      <w:pPr>
+        <w:tabs>
+          <w:tab w:val="num" w:pos="2160"/>
+        </w:tabs>
+        <w:ind w:left="2160" w:hanging="360"/>
+      </w:pPr>
+      <w:rPr>
+        <w:rFonts w:ascii="Wingdings" w:hAnsi="Wingdings" w:hint="default"/>
+        <w:sz w:val="20"/>
+      </w:rPr>
+    </w:lvl>
+    <w:lvl w:ilvl="3" w:tentative="1">
+      <w:start w:val="1"/>
+      <w:numFmt w:val="bullet"/>
+      <w:lvlText w:val=""/>
+      <w:lvlJc w:val="left"/>
+      <w:pPr>
+        <w:tabs>
+          <w:tab w:val="num" w:pos="2880"/>
+        </w:tabs>
+        <w:ind w:left="2880" w:hanging="360"/>
+      </w:pPr>
+      <w:rPr>
+        <w:rFonts w:ascii="Wingdings" w:hAnsi="Wingdings" w:hint="default"/>
+        <w:sz w:val="20"/>
+      </w:rPr>
+    </w:lvl>
+    <w:lvl w:ilvl="4" w:tentative="1">
+      <w:start w:val="1"/>
+      <w:numFmt w:val="bullet"/>
+      <w:lvlText w:val=""/>
+      <w:lvlJc w:val="left"/>
+      <w:pPr>
+        <w:tabs>
+          <w:tab w:val="num" w:pos="3600"/>
+        </w:tabs>
+        <w:ind w:left="3600" w:hanging="360"/>
+      </w:pPr>
+      <w:rPr>
+        <w:rFonts w:ascii="Wingdings" w:hAnsi="Wingdings" w:hint="default"/>
+        <w:sz w:val="20"/>
+      </w:rPr>
+    </w:lvl>
+    <w:lvl w:ilvl="5" w:tentative="1">
+      <w:start w:val="1"/>
+      <w:numFmt w:val="bullet"/>
+      <w:lvlText w:val=""/>
+      <w:lvlJc w:val="left"/>
+      <w:pPr>
+        <w:tabs>
+          <w:tab w:val="num" w:pos="4320"/>
+        </w:tabs>
+        <w:ind w:left="4320" w:hanging="360"/>
+      </w:pPr>
+      <w:rPr>
+        <w:rFonts w:ascii="Wingdings" w:hAnsi="Wingdings" w:hint="default"/>
+        <w:sz w:val="20"/>
+      </w:rPr>
+    </w:lvl>
+    <w:lvl w:ilvl="6" w:tentative="1">
+      <w:start w:val="1"/>
+      <w:numFmt w:val="bullet"/>
+      <w:lvlText w:val=""/>
+      <w:lvlJc w:val="left"/>
+      <w:pPr>
+        <w:tabs>
+          <w:tab w:val="num" w:pos="5040"/>
+        </w:tabs>
+        <w:ind w:left="5040" w:hanging="360"/>
+      </w:pPr>
+      <w:rPr>
+        <w:rFonts w:ascii="Wingdings" w:hAnsi="Wingdings" w:hint="default"/>
+        <w:sz w:val="20"/>
+      </w:rPr>
+    </w:lvl>
+    <w:lvl w:ilvl="7" w:tentative="1">
+      <w:start w:val="1"/>
+      <w:numFmt w:val="bullet"/>
+      <w:lvlText w:val=""/>
+      <w:lvlJc w:val="left"/>
+      <w:pPr>
+        <w:tabs>
+          <w:tab w:val="num" w:pos="5760"/>
+        </w:tabs>
+        <w:ind w:left="5760" w:hanging="360"/>
+      </w:pPr>
+      <w:rPr>
+        <w:rFonts w:ascii="Wingdings" w:hAnsi="Wingdings" w:hint="default"/>
+        <w:sz w:val="20"/>
+      </w:rPr>
+    </w:lvl>
+    <w:lvl w:ilvl="8" w:tentative="1">
+      <w:start w:val="1"/>
+      <w:numFmt w:val="bullet"/>
+      <w:lvlText w:val=""/>
+      <w:lvlJc w:val="left"/>
+      <w:pPr>
+        <w:tabs>
+          <w:tab w:val="num" w:pos="6480"/>
+        </w:tabs>
+        <w:ind w:left="6480" w:hanging="360"/>
+      </w:pPr>
+      <w:rPr>
+        <w:rFonts w:ascii="Wingdings" w:hAnsi="Wingdings" w:hint="default"/>
+        <w:sz w:val="20"/>
+      </w:rPr>
+    </w:lvl>
+  </w:abstractNum>
+  <w:abstractNum w:abstractNumId="43" w15:restartNumberingAfterBreak="0">
     <w:nsid w:val="3B364440"/>
     <w:multiLevelType w:val="multilevel"/>
     <w:tmpl w:val="2876B4AE"/>
@@ -7918,7 +11845,7 @@
       </w:rPr>
     </w:lvl>
   </w:abstractNum>
-  <w:abstractNum w:abstractNumId="29" w15:restartNumberingAfterBreak="0">
+  <w:abstractNum w:abstractNumId="44" w15:restartNumberingAfterBreak="0">
     <w:nsid w:val="3C2879AE"/>
     <w:multiLevelType w:val="multilevel"/>
     <w:tmpl w:val="AD307E7A"/>
@@ -8067,7 +11994,7 @@
       </w:rPr>
     </w:lvl>
   </w:abstractNum>
-  <w:abstractNum w:abstractNumId="30" w15:restartNumberingAfterBreak="0">
+  <w:abstractNum w:abstractNumId="45" w15:restartNumberingAfterBreak="0">
     <w:nsid w:val="3C4F64A0"/>
     <w:multiLevelType w:val="multilevel"/>
     <w:tmpl w:val="4126BF96"/>
@@ -8216,7 +12143,7 @@
       </w:rPr>
     </w:lvl>
   </w:abstractNum>
-  <w:abstractNum w:abstractNumId="31" w15:restartNumberingAfterBreak="0">
+  <w:abstractNum w:abstractNumId="46" w15:restartNumberingAfterBreak="0">
     <w:nsid w:val="41BA488D"/>
     <w:multiLevelType w:val="multilevel"/>
     <w:tmpl w:val="4260AB64"/>
@@ -8302,7 +12229,156 @@
       </w:pPr>
     </w:lvl>
   </w:abstractNum>
-  <w:abstractNum w:abstractNumId="32" w15:restartNumberingAfterBreak="0">
+  <w:abstractNum w:abstractNumId="47" w15:restartNumberingAfterBreak="0">
+    <w:nsid w:val="41DF4531"/>
+    <w:multiLevelType w:val="multilevel"/>
+    <w:tmpl w:val="3DFC6570"/>
+    <w:lvl w:ilvl="0">
+      <w:start w:val="1"/>
+      <w:numFmt w:val="bullet"/>
+      <w:lvlText w:val=""/>
+      <w:lvlJc w:val="left"/>
+      <w:pPr>
+        <w:tabs>
+          <w:tab w:val="num" w:pos="720"/>
+        </w:tabs>
+        <w:ind w:left="720" w:hanging="360"/>
+      </w:pPr>
+      <w:rPr>
+        <w:rFonts w:ascii="Symbol" w:hAnsi="Symbol" w:hint="default"/>
+        <w:sz w:val="20"/>
+      </w:rPr>
+    </w:lvl>
+    <w:lvl w:ilvl="1" w:tentative="1">
+      <w:start w:val="1"/>
+      <w:numFmt w:val="bullet"/>
+      <w:lvlText w:val="o"/>
+      <w:lvlJc w:val="left"/>
+      <w:pPr>
+        <w:tabs>
+          <w:tab w:val="num" w:pos="1440"/>
+        </w:tabs>
+        <w:ind w:left="1440" w:hanging="360"/>
+      </w:pPr>
+      <w:rPr>
+        <w:rFonts w:ascii="Courier New" w:hAnsi="Courier New" w:hint="default"/>
+        <w:sz w:val="20"/>
+      </w:rPr>
+    </w:lvl>
+    <w:lvl w:ilvl="2" w:tentative="1">
+      <w:start w:val="1"/>
+      <w:numFmt w:val="bullet"/>
+      <w:lvlText w:val=""/>
+      <w:lvlJc w:val="left"/>
+      <w:pPr>
+        <w:tabs>
+          <w:tab w:val="num" w:pos="2160"/>
+        </w:tabs>
+        <w:ind w:left="2160" w:hanging="360"/>
+      </w:pPr>
+      <w:rPr>
+        <w:rFonts w:ascii="Wingdings" w:hAnsi="Wingdings" w:hint="default"/>
+        <w:sz w:val="20"/>
+      </w:rPr>
+    </w:lvl>
+    <w:lvl w:ilvl="3" w:tentative="1">
+      <w:start w:val="1"/>
+      <w:numFmt w:val="bullet"/>
+      <w:lvlText w:val=""/>
+      <w:lvlJc w:val="left"/>
+      <w:pPr>
+        <w:tabs>
+          <w:tab w:val="num" w:pos="2880"/>
+        </w:tabs>
+        <w:ind w:left="2880" w:hanging="360"/>
+      </w:pPr>
+      <w:rPr>
+        <w:rFonts w:ascii="Wingdings" w:hAnsi="Wingdings" w:hint="default"/>
+        <w:sz w:val="20"/>
+      </w:rPr>
+    </w:lvl>
+    <w:lvl w:ilvl="4" w:tentative="1">
+      <w:start w:val="1"/>
+      <w:numFmt w:val="bullet"/>
+      <w:lvlText w:val=""/>
+      <w:lvlJc w:val="left"/>
+      <w:pPr>
+        <w:tabs>
+          <w:tab w:val="num" w:pos="3600"/>
+        </w:tabs>
+        <w:ind w:left="3600" w:hanging="360"/>
+      </w:pPr>
+      <w:rPr>
+        <w:rFonts w:ascii="Wingdings" w:hAnsi="Wingdings" w:hint="default"/>
+        <w:sz w:val="20"/>
+      </w:rPr>
+    </w:lvl>
+    <w:lvl w:ilvl="5" w:tentative="1">
+      <w:start w:val="1"/>
+      <w:numFmt w:val="bullet"/>
+      <w:lvlText w:val=""/>
+      <w:lvlJc w:val="left"/>
+      <w:pPr>
+        <w:tabs>
+          <w:tab w:val="num" w:pos="4320"/>
+        </w:tabs>
+        <w:ind w:left="4320" w:hanging="360"/>
+      </w:pPr>
+      <w:rPr>
+        <w:rFonts w:ascii="Wingdings" w:hAnsi="Wingdings" w:hint="default"/>
+        <w:sz w:val="20"/>
+      </w:rPr>
+    </w:lvl>
+    <w:lvl w:ilvl="6" w:tentative="1">
+      <w:start w:val="1"/>
+      <w:numFmt w:val="bullet"/>
+      <w:lvlText w:val=""/>
+      <w:lvlJc w:val="left"/>
+      <w:pPr>
+        <w:tabs>
+          <w:tab w:val="num" w:pos="5040"/>
+        </w:tabs>
+        <w:ind w:left="5040" w:hanging="360"/>
+      </w:pPr>
+      <w:rPr>
+        <w:rFonts w:ascii="Wingdings" w:hAnsi="Wingdings" w:hint="default"/>
+        <w:sz w:val="20"/>
+      </w:rPr>
+    </w:lvl>
+    <w:lvl w:ilvl="7" w:tentative="1">
+      <w:start w:val="1"/>
+      <w:numFmt w:val="bullet"/>
+      <w:lvlText w:val=""/>
+      <w:lvlJc w:val="left"/>
+      <w:pPr>
+        <w:tabs>
+          <w:tab w:val="num" w:pos="5760"/>
+        </w:tabs>
+        <w:ind w:left="5760" w:hanging="360"/>
+      </w:pPr>
+      <w:rPr>
+        <w:rFonts w:ascii="Wingdings" w:hAnsi="Wingdings" w:hint="default"/>
+        <w:sz w:val="20"/>
+      </w:rPr>
+    </w:lvl>
+    <w:lvl w:ilvl="8" w:tentative="1">
+      <w:start w:val="1"/>
+      <w:numFmt w:val="bullet"/>
+      <w:lvlText w:val=""/>
+      <w:lvlJc w:val="left"/>
+      <w:pPr>
+        <w:tabs>
+          <w:tab w:val="num" w:pos="6480"/>
+        </w:tabs>
+        <w:ind w:left="6480" w:hanging="360"/>
+      </w:pPr>
+      <w:rPr>
+        <w:rFonts w:ascii="Wingdings" w:hAnsi="Wingdings" w:hint="default"/>
+        <w:sz w:val="20"/>
+      </w:rPr>
+    </w:lvl>
+  </w:abstractNum>
+  <w:abstractNum w:abstractNumId="48" w15:restartNumberingAfterBreak="0">
     <w:nsid w:val="41E82BAE"/>
     <w:multiLevelType w:val="multilevel"/>
     <w:tmpl w:val="BB2AC3EC"/>
@@ -8451,7 +12527,7 @@
       </w:rPr>
     </w:lvl>
   </w:abstractNum>
-  <w:abstractNum w:abstractNumId="33" w15:restartNumberingAfterBreak="0">
+  <w:abstractNum w:abstractNumId="49" w15:restartNumberingAfterBreak="0">
     <w:nsid w:val="422308DF"/>
     <w:multiLevelType w:val="multilevel"/>
     <w:tmpl w:val="0DB41F70"/>
@@ -8600,7 +12676,7 @@
       </w:rPr>
     </w:lvl>
   </w:abstractNum>
-  <w:abstractNum w:abstractNumId="34" w15:restartNumberingAfterBreak="0">
+  <w:abstractNum w:abstractNumId="50" w15:restartNumberingAfterBreak="0">
     <w:nsid w:val="4305639D"/>
     <w:multiLevelType w:val="multilevel"/>
     <w:tmpl w:val="8F2ABED0"/>
@@ -8749,7 +12825,305 @@
       </w:rPr>
     </w:lvl>
   </w:abstractNum>
-  <w:abstractNum w:abstractNumId="35" w15:restartNumberingAfterBreak="0">
+  <w:abstractNum w:abstractNumId="51" w15:restartNumberingAfterBreak="0">
+    <w:nsid w:val="45A46CEE"/>
+    <w:multiLevelType w:val="multilevel"/>
+    <w:tmpl w:val="6BDA2AB2"/>
+    <w:lvl w:ilvl="0">
+      <w:start w:val="1"/>
+      <w:numFmt w:val="bullet"/>
+      <w:lvlText w:val=""/>
+      <w:lvlJc w:val="left"/>
+      <w:pPr>
+        <w:tabs>
+          <w:tab w:val="num" w:pos="720"/>
+        </w:tabs>
+        <w:ind w:left="720" w:hanging="360"/>
+      </w:pPr>
+      <w:rPr>
+        <w:rFonts w:ascii="Symbol" w:hAnsi="Symbol" w:hint="default"/>
+        <w:sz w:val="20"/>
+      </w:rPr>
+    </w:lvl>
+    <w:lvl w:ilvl="1" w:tentative="1">
+      <w:start w:val="1"/>
+      <w:numFmt w:val="bullet"/>
+      <w:lvlText w:val="o"/>
+      <w:lvlJc w:val="left"/>
+      <w:pPr>
+        <w:tabs>
+          <w:tab w:val="num" w:pos="1440"/>
+        </w:tabs>
+        <w:ind w:left="1440" w:hanging="360"/>
+      </w:pPr>
+      <w:rPr>
+        <w:rFonts w:ascii="Courier New" w:hAnsi="Courier New" w:hint="default"/>
+        <w:sz w:val="20"/>
+      </w:rPr>
+    </w:lvl>
+    <w:lvl w:ilvl="2" w:tentative="1">
+      <w:start w:val="1"/>
+      <w:numFmt w:val="bullet"/>
+      <w:lvlText w:val=""/>
+      <w:lvlJc w:val="left"/>
+      <w:pPr>
+        <w:tabs>
+          <w:tab w:val="num" w:pos="2160"/>
+        </w:tabs>
+        <w:ind w:left="2160" w:hanging="360"/>
+      </w:pPr>
+      <w:rPr>
+        <w:rFonts w:ascii="Wingdings" w:hAnsi="Wingdings" w:hint="default"/>
+        <w:sz w:val="20"/>
+      </w:rPr>
+    </w:lvl>
+    <w:lvl w:ilvl="3" w:tentative="1">
+      <w:start w:val="1"/>
+      <w:numFmt w:val="bullet"/>
+      <w:lvlText w:val=""/>
+      <w:lvlJc w:val="left"/>
+      <w:pPr>
+        <w:tabs>
+          <w:tab w:val="num" w:pos="2880"/>
+        </w:tabs>
+        <w:ind w:left="2880" w:hanging="360"/>
+      </w:pPr>
+      <w:rPr>
+        <w:rFonts w:ascii="Wingdings" w:hAnsi="Wingdings" w:hint="default"/>
+        <w:sz w:val="20"/>
+      </w:rPr>
+    </w:lvl>
+    <w:lvl w:ilvl="4" w:tentative="1">
+      <w:start w:val="1"/>
+      <w:numFmt w:val="bullet"/>
+      <w:lvlText w:val=""/>
+      <w:lvlJc w:val="left"/>
+      <w:pPr>
+        <w:tabs>
+          <w:tab w:val="num" w:pos="3600"/>
+        </w:tabs>
+        <w:ind w:left="3600" w:hanging="360"/>
+      </w:pPr>
+      <w:rPr>
+        <w:rFonts w:ascii="Wingdings" w:hAnsi="Wingdings" w:hint="default"/>
+        <w:sz w:val="20"/>
+      </w:rPr>
+    </w:lvl>
+    <w:lvl w:ilvl="5" w:tentative="1">
+      <w:start w:val="1"/>
+      <w:numFmt w:val="bullet"/>
+      <w:lvlText w:val=""/>
+      <w:lvlJc w:val="left"/>
+      <w:pPr>
+        <w:tabs>
+          <w:tab w:val="num" w:pos="4320"/>
+        </w:tabs>
+        <w:ind w:left="4320" w:hanging="360"/>
+      </w:pPr>
+      <w:rPr>
+        <w:rFonts w:ascii="Wingdings" w:hAnsi="Wingdings" w:hint="default"/>
+        <w:sz w:val="20"/>
+      </w:rPr>
+    </w:lvl>
+    <w:lvl w:ilvl="6" w:tentative="1">
+      <w:start w:val="1"/>
+      <w:numFmt w:val="bullet"/>
+      <w:lvlText w:val=""/>
+      <w:lvlJc w:val="left"/>
+      <w:pPr>
+        <w:tabs>
+          <w:tab w:val="num" w:pos="5040"/>
+        </w:tabs>
+        <w:ind w:left="5040" w:hanging="360"/>
+      </w:pPr>
+      <w:rPr>
+        <w:rFonts w:ascii="Wingdings" w:hAnsi="Wingdings" w:hint="default"/>
+        <w:sz w:val="20"/>
+      </w:rPr>
+    </w:lvl>
+    <w:lvl w:ilvl="7" w:tentative="1">
+      <w:start w:val="1"/>
+      <w:numFmt w:val="bullet"/>
+      <w:lvlText w:val=""/>
+      <w:lvlJc w:val="left"/>
+      <w:pPr>
+        <w:tabs>
+          <w:tab w:val="num" w:pos="5760"/>
+        </w:tabs>
+        <w:ind w:left="5760" w:hanging="360"/>
+      </w:pPr>
+      <w:rPr>
+        <w:rFonts w:ascii="Wingdings" w:hAnsi="Wingdings" w:hint="default"/>
+        <w:sz w:val="20"/>
+      </w:rPr>
+    </w:lvl>
+    <w:lvl w:ilvl="8" w:tentative="1">
+      <w:start w:val="1"/>
+      <w:numFmt w:val="bullet"/>
+      <w:lvlText w:val=""/>
+      <w:lvlJc w:val="left"/>
+      <w:pPr>
+        <w:tabs>
+          <w:tab w:val="num" w:pos="6480"/>
+        </w:tabs>
+        <w:ind w:left="6480" w:hanging="360"/>
+      </w:pPr>
+      <w:rPr>
+        <w:rFonts w:ascii="Wingdings" w:hAnsi="Wingdings" w:hint="default"/>
+        <w:sz w:val="20"/>
+      </w:rPr>
+    </w:lvl>
+  </w:abstractNum>
+  <w:abstractNum w:abstractNumId="52" w15:restartNumberingAfterBreak="0">
+    <w:nsid w:val="48121C67"/>
+    <w:multiLevelType w:val="multilevel"/>
+    <w:tmpl w:val="BBC4E248"/>
+    <w:lvl w:ilvl="0">
+      <w:start w:val="1"/>
+      <w:numFmt w:val="bullet"/>
+      <w:lvlText w:val=""/>
+      <w:lvlJc w:val="left"/>
+      <w:pPr>
+        <w:tabs>
+          <w:tab w:val="num" w:pos="720"/>
+        </w:tabs>
+        <w:ind w:left="720" w:hanging="360"/>
+      </w:pPr>
+      <w:rPr>
+        <w:rFonts w:ascii="Symbol" w:hAnsi="Symbol" w:hint="default"/>
+        <w:sz w:val="20"/>
+      </w:rPr>
+    </w:lvl>
+    <w:lvl w:ilvl="1" w:tentative="1">
+      <w:start w:val="1"/>
+      <w:numFmt w:val="bullet"/>
+      <w:lvlText w:val="o"/>
+      <w:lvlJc w:val="left"/>
+      <w:pPr>
+        <w:tabs>
+          <w:tab w:val="num" w:pos="1440"/>
+        </w:tabs>
+        <w:ind w:left="1440" w:hanging="360"/>
+      </w:pPr>
+      <w:rPr>
+        <w:rFonts w:ascii="Courier New" w:hAnsi="Courier New" w:hint="default"/>
+        <w:sz w:val="20"/>
+      </w:rPr>
+    </w:lvl>
+    <w:lvl w:ilvl="2" w:tentative="1">
+      <w:start w:val="1"/>
+      <w:numFmt w:val="bullet"/>
+      <w:lvlText w:val=""/>
+      <w:lvlJc w:val="left"/>
+      <w:pPr>
+        <w:tabs>
+          <w:tab w:val="num" w:pos="2160"/>
+        </w:tabs>
+        <w:ind w:left="2160" w:hanging="360"/>
+      </w:pPr>
+      <w:rPr>
+        <w:rFonts w:ascii="Wingdings" w:hAnsi="Wingdings" w:hint="default"/>
+        <w:sz w:val="20"/>
+      </w:rPr>
+    </w:lvl>
+    <w:lvl w:ilvl="3" w:tentative="1">
+      <w:start w:val="1"/>
+      <w:numFmt w:val="bullet"/>
+      <w:lvlText w:val=""/>
+      <w:lvlJc w:val="left"/>
+      <w:pPr>
+        <w:tabs>
+          <w:tab w:val="num" w:pos="2880"/>
+        </w:tabs>
+        <w:ind w:left="2880" w:hanging="360"/>
+      </w:pPr>
+      <w:rPr>
+        <w:rFonts w:ascii="Wingdings" w:hAnsi="Wingdings" w:hint="default"/>
+        <w:sz w:val="20"/>
+      </w:rPr>
+    </w:lvl>
+    <w:lvl w:ilvl="4" w:tentative="1">
+      <w:start w:val="1"/>
+      <w:numFmt w:val="bullet"/>
+      <w:lvlText w:val=""/>
+      <w:lvlJc w:val="left"/>
+      <w:pPr>
+        <w:tabs>
+          <w:tab w:val="num" w:pos="3600"/>
+        </w:tabs>
+        <w:ind w:left="3600" w:hanging="360"/>
+      </w:pPr>
+      <w:rPr>
+        <w:rFonts w:ascii="Wingdings" w:hAnsi="Wingdings" w:hint="default"/>
+        <w:sz w:val="20"/>
+      </w:rPr>
+    </w:lvl>
+    <w:lvl w:ilvl="5" w:tentative="1">
+      <w:start w:val="1"/>
+      <w:numFmt w:val="bullet"/>
+      <w:lvlText w:val=""/>
+      <w:lvlJc w:val="left"/>
+      <w:pPr>
+        <w:tabs>
+          <w:tab w:val="num" w:pos="4320"/>
+        </w:tabs>
+        <w:ind w:left="4320" w:hanging="360"/>
+      </w:pPr>
+      <w:rPr>
+        <w:rFonts w:ascii="Wingdings" w:hAnsi="Wingdings" w:hint="default"/>
+        <w:sz w:val="20"/>
+      </w:rPr>
+    </w:lvl>
+    <w:lvl w:ilvl="6" w:tentative="1">
+      <w:start w:val="1"/>
+      <w:numFmt w:val="bullet"/>
+      <w:lvlText w:val=""/>
+      <w:lvlJc w:val="left"/>
+      <w:pPr>
+        <w:tabs>
+          <w:tab w:val="num" w:pos="5040"/>
+        </w:tabs>
+        <w:ind w:left="5040" w:hanging="360"/>
+      </w:pPr>
+      <w:rPr>
+        <w:rFonts w:ascii="Wingdings" w:hAnsi="Wingdings" w:hint="default"/>
+        <w:sz w:val="20"/>
+      </w:rPr>
+    </w:lvl>
+    <w:lvl w:ilvl="7" w:tentative="1">
+      <w:start w:val="1"/>
+      <w:numFmt w:val="bullet"/>
+      <w:lvlText w:val=""/>
+      <w:lvlJc w:val="left"/>
+      <w:pPr>
+        <w:tabs>
+          <w:tab w:val="num" w:pos="5760"/>
+        </w:tabs>
+        <w:ind w:left="5760" w:hanging="360"/>
+      </w:pPr>
+      <w:rPr>
+        <w:rFonts w:ascii="Wingdings" w:hAnsi="Wingdings" w:hint="default"/>
+        <w:sz w:val="20"/>
+      </w:rPr>
+    </w:lvl>
+    <w:lvl w:ilvl="8" w:tentative="1">
+      <w:start w:val="1"/>
+      <w:numFmt w:val="bullet"/>
+      <w:lvlText w:val=""/>
+      <w:lvlJc w:val="left"/>
+      <w:pPr>
+        <w:tabs>
+          <w:tab w:val="num" w:pos="6480"/>
+        </w:tabs>
+        <w:ind w:left="6480" w:hanging="360"/>
+      </w:pPr>
+      <w:rPr>
+        <w:rFonts w:ascii="Wingdings" w:hAnsi="Wingdings" w:hint="default"/>
+        <w:sz w:val="20"/>
+      </w:rPr>
+    </w:lvl>
+  </w:abstractNum>
+  <w:abstractNum w:abstractNumId="53" w15:restartNumberingAfterBreak="0">
     <w:nsid w:val="4A7776E7"/>
     <w:multiLevelType w:val="multilevel"/>
     <w:tmpl w:val="BCE07874"/>
@@ -8898,7 +13272,7 @@
       </w:rPr>
     </w:lvl>
   </w:abstractNum>
-  <w:abstractNum w:abstractNumId="36" w15:restartNumberingAfterBreak="0">
+  <w:abstractNum w:abstractNumId="54" w15:restartNumberingAfterBreak="0">
     <w:nsid w:val="4A7B1505"/>
     <w:multiLevelType w:val="multilevel"/>
     <w:tmpl w:val="43E40CB6"/>
@@ -9047,7 +13421,7 @@
       </w:rPr>
     </w:lvl>
   </w:abstractNum>
-  <w:abstractNum w:abstractNumId="37" w15:restartNumberingAfterBreak="0">
+  <w:abstractNum w:abstractNumId="55" w15:restartNumberingAfterBreak="0">
     <w:nsid w:val="4AAC5FDE"/>
     <w:multiLevelType w:val="multilevel"/>
     <w:tmpl w:val="2A48518E"/>
@@ -9196,7 +13570,7 @@
       </w:rPr>
     </w:lvl>
   </w:abstractNum>
-  <w:abstractNum w:abstractNumId="38" w15:restartNumberingAfterBreak="0">
+  <w:abstractNum w:abstractNumId="56" w15:restartNumberingAfterBreak="0">
     <w:nsid w:val="4AAD199C"/>
     <w:multiLevelType w:val="multilevel"/>
     <w:tmpl w:val="76D2D050"/>
@@ -9345,7 +13719,7 @@
       </w:rPr>
     </w:lvl>
   </w:abstractNum>
-  <w:abstractNum w:abstractNumId="39" w15:restartNumberingAfterBreak="0">
+  <w:abstractNum w:abstractNumId="57" w15:restartNumberingAfterBreak="0">
     <w:nsid w:val="4EA97C42"/>
     <w:multiLevelType w:val="multilevel"/>
     <w:tmpl w:val="A482B954"/>
@@ -9494,7 +13868,7 @@
       </w:rPr>
     </w:lvl>
   </w:abstractNum>
-  <w:abstractNum w:abstractNumId="40" w15:restartNumberingAfterBreak="0">
+  <w:abstractNum w:abstractNumId="58" w15:restartNumberingAfterBreak="0">
     <w:nsid w:val="4F4A7D4F"/>
     <w:multiLevelType w:val="multilevel"/>
     <w:tmpl w:val="34306C4E"/>
@@ -9643,7 +14017,156 @@
       </w:rPr>
     </w:lvl>
   </w:abstractNum>
-  <w:abstractNum w:abstractNumId="41" w15:restartNumberingAfterBreak="0">
+  <w:abstractNum w:abstractNumId="59" w15:restartNumberingAfterBreak="0">
+    <w:nsid w:val="502615A1"/>
+    <w:multiLevelType w:val="multilevel"/>
+    <w:tmpl w:val="EACA0404"/>
+    <w:lvl w:ilvl="0">
+      <w:start w:val="1"/>
+      <w:numFmt w:val="bullet"/>
+      <w:lvlText w:val=""/>
+      <w:lvlJc w:val="left"/>
+      <w:pPr>
+        <w:tabs>
+          <w:tab w:val="num" w:pos="720"/>
+        </w:tabs>
+        <w:ind w:left="720" w:hanging="360"/>
+      </w:pPr>
+      <w:rPr>
+        <w:rFonts w:ascii="Symbol" w:hAnsi="Symbol" w:hint="default"/>
+        <w:sz w:val="20"/>
+      </w:rPr>
+    </w:lvl>
+    <w:lvl w:ilvl="1" w:tentative="1">
+      <w:start w:val="1"/>
+      <w:numFmt w:val="bullet"/>
+      <w:lvlText w:val="o"/>
+      <w:lvlJc w:val="left"/>
+      <w:pPr>
+        <w:tabs>
+          <w:tab w:val="num" w:pos="1440"/>
+        </w:tabs>
+        <w:ind w:left="1440" w:hanging="360"/>
+      </w:pPr>
+      <w:rPr>
+        <w:rFonts w:ascii="Courier New" w:hAnsi="Courier New" w:hint="default"/>
+        <w:sz w:val="20"/>
+      </w:rPr>
+    </w:lvl>
+    <w:lvl w:ilvl="2" w:tentative="1">
+      <w:start w:val="1"/>
+      <w:numFmt w:val="bullet"/>
+      <w:lvlText w:val=""/>
+      <w:lvlJc w:val="left"/>
+      <w:pPr>
+        <w:tabs>
+          <w:tab w:val="num" w:pos="2160"/>
+        </w:tabs>
+        <w:ind w:left="2160" w:hanging="360"/>
+      </w:pPr>
+      <w:rPr>
+        <w:rFonts w:ascii="Wingdings" w:hAnsi="Wingdings" w:hint="default"/>
+        <w:sz w:val="20"/>
+      </w:rPr>
+    </w:lvl>
+    <w:lvl w:ilvl="3" w:tentative="1">
+      <w:start w:val="1"/>
+      <w:numFmt w:val="bullet"/>
+      <w:lvlText w:val=""/>
+      <w:lvlJc w:val="left"/>
+      <w:pPr>
+        <w:tabs>
+          <w:tab w:val="num" w:pos="2880"/>
+        </w:tabs>
+        <w:ind w:left="2880" w:hanging="360"/>
+      </w:pPr>
+      <w:rPr>
+        <w:rFonts w:ascii="Wingdings" w:hAnsi="Wingdings" w:hint="default"/>
+        <w:sz w:val="20"/>
+      </w:rPr>
+    </w:lvl>
+    <w:lvl w:ilvl="4" w:tentative="1">
+      <w:start w:val="1"/>
+      <w:numFmt w:val="bullet"/>
+      <w:lvlText w:val=""/>
+      <w:lvlJc w:val="left"/>
+      <w:pPr>
+        <w:tabs>
+          <w:tab w:val="num" w:pos="3600"/>
+        </w:tabs>
+        <w:ind w:left="3600" w:hanging="360"/>
+      </w:pPr>
+      <w:rPr>
+        <w:rFonts w:ascii="Wingdings" w:hAnsi="Wingdings" w:hint="default"/>
+        <w:sz w:val="20"/>
+      </w:rPr>
+    </w:lvl>
+    <w:lvl w:ilvl="5" w:tentative="1">
+      <w:start w:val="1"/>
+      <w:numFmt w:val="bullet"/>
+      <w:lvlText w:val=""/>
+      <w:lvlJc w:val="left"/>
+      <w:pPr>
+        <w:tabs>
+          <w:tab w:val="num" w:pos="4320"/>
+        </w:tabs>
+        <w:ind w:left="4320" w:hanging="360"/>
+      </w:pPr>
+      <w:rPr>
+        <w:rFonts w:ascii="Wingdings" w:hAnsi="Wingdings" w:hint="default"/>
+        <w:sz w:val="20"/>
+      </w:rPr>
+    </w:lvl>
+    <w:lvl w:ilvl="6" w:tentative="1">
+      <w:start w:val="1"/>
+      <w:numFmt w:val="bullet"/>
+      <w:lvlText w:val=""/>
+      <w:lvlJc w:val="left"/>
+      <w:pPr>
+        <w:tabs>
+          <w:tab w:val="num" w:pos="5040"/>
+        </w:tabs>
+        <w:ind w:left="5040" w:hanging="360"/>
+      </w:pPr>
+      <w:rPr>
+        <w:rFonts w:ascii="Wingdings" w:hAnsi="Wingdings" w:hint="default"/>
+        <w:sz w:val="20"/>
+      </w:rPr>
+    </w:lvl>
+    <w:lvl w:ilvl="7" w:tentative="1">
+      <w:start w:val="1"/>
+      <w:numFmt w:val="bullet"/>
+      <w:lvlText w:val=""/>
+      <w:lvlJc w:val="left"/>
+      <w:pPr>
+        <w:tabs>
+          <w:tab w:val="num" w:pos="5760"/>
+        </w:tabs>
+        <w:ind w:left="5760" w:hanging="360"/>
+      </w:pPr>
+      <w:rPr>
+        <w:rFonts w:ascii="Wingdings" w:hAnsi="Wingdings" w:hint="default"/>
+        <w:sz w:val="20"/>
+      </w:rPr>
+    </w:lvl>
+    <w:lvl w:ilvl="8" w:tentative="1">
+      <w:start w:val="1"/>
+      <w:numFmt w:val="bullet"/>
+      <w:lvlText w:val=""/>
+      <w:lvlJc w:val="left"/>
+      <w:pPr>
+        <w:tabs>
+          <w:tab w:val="num" w:pos="6480"/>
+        </w:tabs>
+        <w:ind w:left="6480" w:hanging="360"/>
+      </w:pPr>
+      <w:rPr>
+        <w:rFonts w:ascii="Wingdings" w:hAnsi="Wingdings" w:hint="default"/>
+        <w:sz w:val="20"/>
+      </w:rPr>
+    </w:lvl>
+  </w:abstractNum>
+  <w:abstractNum w:abstractNumId="60" w15:restartNumberingAfterBreak="0">
     <w:nsid w:val="510578A4"/>
     <w:multiLevelType w:val="multilevel"/>
     <w:tmpl w:val="00844A32"/>
@@ -9792,7 +14315,156 @@
       </w:rPr>
     </w:lvl>
   </w:abstractNum>
-  <w:abstractNum w:abstractNumId="42" w15:restartNumberingAfterBreak="0">
+  <w:abstractNum w:abstractNumId="61" w15:restartNumberingAfterBreak="0">
+    <w:nsid w:val="51F864DB"/>
+    <w:multiLevelType w:val="multilevel"/>
+    <w:tmpl w:val="C200EC44"/>
+    <w:lvl w:ilvl="0">
+      <w:start w:val="1"/>
+      <w:numFmt w:val="bullet"/>
+      <w:lvlText w:val=""/>
+      <w:lvlJc w:val="left"/>
+      <w:pPr>
+        <w:tabs>
+          <w:tab w:val="num" w:pos="720"/>
+        </w:tabs>
+        <w:ind w:left="720" w:hanging="360"/>
+      </w:pPr>
+      <w:rPr>
+        <w:rFonts w:ascii="Symbol" w:hAnsi="Symbol" w:hint="default"/>
+        <w:sz w:val="20"/>
+      </w:rPr>
+    </w:lvl>
+    <w:lvl w:ilvl="1" w:tentative="1">
+      <w:start w:val="1"/>
+      <w:numFmt w:val="bullet"/>
+      <w:lvlText w:val="o"/>
+      <w:lvlJc w:val="left"/>
+      <w:pPr>
+        <w:tabs>
+          <w:tab w:val="num" w:pos="1440"/>
+        </w:tabs>
+        <w:ind w:left="1440" w:hanging="360"/>
+      </w:pPr>
+      <w:rPr>
+        <w:rFonts w:ascii="Courier New" w:hAnsi="Courier New" w:hint="default"/>
+        <w:sz w:val="20"/>
+      </w:rPr>
+    </w:lvl>
+    <w:lvl w:ilvl="2" w:tentative="1">
+      <w:start w:val="1"/>
+      <w:numFmt w:val="bullet"/>
+      <w:lvlText w:val=""/>
+      <w:lvlJc w:val="left"/>
+      <w:pPr>
+        <w:tabs>
+          <w:tab w:val="num" w:pos="2160"/>
+        </w:tabs>
+        <w:ind w:left="2160" w:hanging="360"/>
+      </w:pPr>
+      <w:rPr>
+        <w:rFonts w:ascii="Wingdings" w:hAnsi="Wingdings" w:hint="default"/>
+        <w:sz w:val="20"/>
+      </w:rPr>
+    </w:lvl>
+    <w:lvl w:ilvl="3" w:tentative="1">
+      <w:start w:val="1"/>
+      <w:numFmt w:val="bullet"/>
+      <w:lvlText w:val=""/>
+      <w:lvlJc w:val="left"/>
+      <w:pPr>
+        <w:tabs>
+          <w:tab w:val="num" w:pos="2880"/>
+        </w:tabs>
+        <w:ind w:left="2880" w:hanging="360"/>
+      </w:pPr>
+      <w:rPr>
+        <w:rFonts w:ascii="Wingdings" w:hAnsi="Wingdings" w:hint="default"/>
+        <w:sz w:val="20"/>
+      </w:rPr>
+    </w:lvl>
+    <w:lvl w:ilvl="4" w:tentative="1">
+      <w:start w:val="1"/>
+      <w:numFmt w:val="bullet"/>
+      <w:lvlText w:val=""/>
+      <w:lvlJc w:val="left"/>
+      <w:pPr>
+        <w:tabs>
+          <w:tab w:val="num" w:pos="3600"/>
+        </w:tabs>
+        <w:ind w:left="3600" w:hanging="360"/>
+      </w:pPr>
+      <w:rPr>
+        <w:rFonts w:ascii="Wingdings" w:hAnsi="Wingdings" w:hint="default"/>
+        <w:sz w:val="20"/>
+      </w:rPr>
+    </w:lvl>
+    <w:lvl w:ilvl="5" w:tentative="1">
+      <w:start w:val="1"/>
+      <w:numFmt w:val="bullet"/>
+      <w:lvlText w:val=""/>
+      <w:lvlJc w:val="left"/>
+      <w:pPr>
+        <w:tabs>
+          <w:tab w:val="num" w:pos="4320"/>
+        </w:tabs>
+        <w:ind w:left="4320" w:hanging="360"/>
+      </w:pPr>
+      <w:rPr>
+        <w:rFonts w:ascii="Wingdings" w:hAnsi="Wingdings" w:hint="default"/>
+        <w:sz w:val="20"/>
+      </w:rPr>
+    </w:lvl>
+    <w:lvl w:ilvl="6" w:tentative="1">
+      <w:start w:val="1"/>
+      <w:numFmt w:val="bullet"/>
+      <w:lvlText w:val=""/>
+      <w:lvlJc w:val="left"/>
+      <w:pPr>
+        <w:tabs>
+          <w:tab w:val="num" w:pos="5040"/>
+        </w:tabs>
+        <w:ind w:left="5040" w:hanging="360"/>
+      </w:pPr>
+      <w:rPr>
+        <w:rFonts w:ascii="Wingdings" w:hAnsi="Wingdings" w:hint="default"/>
+        <w:sz w:val="20"/>
+      </w:rPr>
+    </w:lvl>
+    <w:lvl w:ilvl="7" w:tentative="1">
+      <w:start w:val="1"/>
+      <w:numFmt w:val="bullet"/>
+      <w:lvlText w:val=""/>
+      <w:lvlJc w:val="left"/>
+      <w:pPr>
+        <w:tabs>
+          <w:tab w:val="num" w:pos="5760"/>
+        </w:tabs>
+        <w:ind w:left="5760" w:hanging="360"/>
+      </w:pPr>
+      <w:rPr>
+        <w:rFonts w:ascii="Wingdings" w:hAnsi="Wingdings" w:hint="default"/>
+        <w:sz w:val="20"/>
+      </w:rPr>
+    </w:lvl>
+    <w:lvl w:ilvl="8" w:tentative="1">
+      <w:start w:val="1"/>
+      <w:numFmt w:val="bullet"/>
+      <w:lvlText w:val=""/>
+      <w:lvlJc w:val="left"/>
+      <w:pPr>
+        <w:tabs>
+          <w:tab w:val="num" w:pos="6480"/>
+        </w:tabs>
+        <w:ind w:left="6480" w:hanging="360"/>
+      </w:pPr>
+      <w:rPr>
+        <w:rFonts w:ascii="Wingdings" w:hAnsi="Wingdings" w:hint="default"/>
+        <w:sz w:val="20"/>
+      </w:rPr>
+    </w:lvl>
+  </w:abstractNum>
+  <w:abstractNum w:abstractNumId="62" w15:restartNumberingAfterBreak="0">
     <w:nsid w:val="51FC7E00"/>
     <w:multiLevelType w:val="multilevel"/>
     <w:tmpl w:val="45C02A4A"/>
@@ -9941,7 +14613,7 @@
       </w:rPr>
     </w:lvl>
   </w:abstractNum>
-  <w:abstractNum w:abstractNumId="43" w15:restartNumberingAfterBreak="0">
+  <w:abstractNum w:abstractNumId="63" w15:restartNumberingAfterBreak="0">
     <w:nsid w:val="538A267B"/>
     <w:multiLevelType w:val="multilevel"/>
     <w:tmpl w:val="FF0ADE0E"/>
@@ -10090,7 +14762,7 @@
       </w:rPr>
     </w:lvl>
   </w:abstractNum>
-  <w:abstractNum w:abstractNumId="44" w15:restartNumberingAfterBreak="0">
+  <w:abstractNum w:abstractNumId="64" w15:restartNumberingAfterBreak="0">
     <w:nsid w:val="54022718"/>
     <w:multiLevelType w:val="multilevel"/>
     <w:tmpl w:val="024426C8"/>
@@ -10239,7 +14911,7 @@
       </w:rPr>
     </w:lvl>
   </w:abstractNum>
-  <w:abstractNum w:abstractNumId="45" w15:restartNumberingAfterBreak="0">
+  <w:abstractNum w:abstractNumId="65" w15:restartNumberingAfterBreak="0">
     <w:nsid w:val="558D513D"/>
     <w:multiLevelType w:val="multilevel"/>
     <w:tmpl w:val="A0D2205C"/>
@@ -10388,7 +15060,7 @@
       </w:rPr>
     </w:lvl>
   </w:abstractNum>
-  <w:abstractNum w:abstractNumId="46" w15:restartNumberingAfterBreak="0">
+  <w:abstractNum w:abstractNumId="66" w15:restartNumberingAfterBreak="0">
     <w:nsid w:val="5A6E71CB"/>
     <w:multiLevelType w:val="multilevel"/>
     <w:tmpl w:val="9C62F8D6"/>
@@ -10537,7 +15209,7 @@
       </w:rPr>
     </w:lvl>
   </w:abstractNum>
-  <w:abstractNum w:abstractNumId="47" w15:restartNumberingAfterBreak="0">
+  <w:abstractNum w:abstractNumId="67" w15:restartNumberingAfterBreak="0">
     <w:nsid w:val="5E245F7A"/>
     <w:multiLevelType w:val="multilevel"/>
     <w:tmpl w:val="092C1FD6"/>
@@ -10686,7 +15358,7 @@
       </w:rPr>
     </w:lvl>
   </w:abstractNum>
-  <w:abstractNum w:abstractNumId="48" w15:restartNumberingAfterBreak="0">
+  <w:abstractNum w:abstractNumId="68" w15:restartNumberingAfterBreak="0">
     <w:nsid w:val="5FB1635F"/>
     <w:multiLevelType w:val="hybridMultilevel"/>
     <w:tmpl w:val="F8EC2D82"/>
@@ -10775,7 +15447,7 @@
       </w:pPr>
     </w:lvl>
   </w:abstractNum>
-  <w:abstractNum w:abstractNumId="49" w15:restartNumberingAfterBreak="0">
+  <w:abstractNum w:abstractNumId="69" w15:restartNumberingAfterBreak="0">
     <w:nsid w:val="60D21EB2"/>
     <w:multiLevelType w:val="multilevel"/>
     <w:tmpl w:val="8842B482"/>
@@ -10924,7 +15596,7 @@
       </w:rPr>
     </w:lvl>
   </w:abstractNum>
-  <w:abstractNum w:abstractNumId="50" w15:restartNumberingAfterBreak="0">
+  <w:abstractNum w:abstractNumId="70" w15:restartNumberingAfterBreak="0">
     <w:nsid w:val="61833281"/>
     <w:multiLevelType w:val="multilevel"/>
     <w:tmpl w:val="8E4A1AE8"/>
@@ -11073,7 +15745,7 @@
       </w:rPr>
     </w:lvl>
   </w:abstractNum>
-  <w:abstractNum w:abstractNumId="51" w15:restartNumberingAfterBreak="0">
+  <w:abstractNum w:abstractNumId="71" w15:restartNumberingAfterBreak="0">
     <w:nsid w:val="62ED5A4C"/>
     <w:multiLevelType w:val="multilevel"/>
     <w:tmpl w:val="BED8145E"/>
@@ -11222,7 +15894,7 @@
       </w:rPr>
     </w:lvl>
   </w:abstractNum>
-  <w:abstractNum w:abstractNumId="52" w15:restartNumberingAfterBreak="0">
+  <w:abstractNum w:abstractNumId="72" w15:restartNumberingAfterBreak="0">
     <w:nsid w:val="64FC6109"/>
     <w:multiLevelType w:val="multilevel"/>
     <w:tmpl w:val="A2E6D70C"/>
@@ -11371,7 +16043,7 @@
       </w:rPr>
     </w:lvl>
   </w:abstractNum>
-  <w:abstractNum w:abstractNumId="53" w15:restartNumberingAfterBreak="0">
+  <w:abstractNum w:abstractNumId="73" w15:restartNumberingAfterBreak="0">
     <w:nsid w:val="66D375BF"/>
     <w:multiLevelType w:val="multilevel"/>
     <w:tmpl w:val="F1D2CE52"/>
@@ -11520,7 +16192,156 @@
       </w:rPr>
     </w:lvl>
   </w:abstractNum>
-  <w:abstractNum w:abstractNumId="54" w15:restartNumberingAfterBreak="0">
+  <w:abstractNum w:abstractNumId="74" w15:restartNumberingAfterBreak="0">
+    <w:nsid w:val="6C6117BD"/>
+    <w:multiLevelType w:val="multilevel"/>
+    <w:tmpl w:val="DAA44584"/>
+    <w:lvl w:ilvl="0">
+      <w:start w:val="1"/>
+      <w:numFmt w:val="bullet"/>
+      <w:lvlText w:val=""/>
+      <w:lvlJc w:val="left"/>
+      <w:pPr>
+        <w:tabs>
+          <w:tab w:val="num" w:pos="720"/>
+        </w:tabs>
+        <w:ind w:left="720" w:hanging="360"/>
+      </w:pPr>
+      <w:rPr>
+        <w:rFonts w:ascii="Symbol" w:hAnsi="Symbol" w:hint="default"/>
+        <w:sz w:val="20"/>
+      </w:rPr>
+    </w:lvl>
+    <w:lvl w:ilvl="1" w:tentative="1">
+      <w:start w:val="1"/>
+      <w:numFmt w:val="bullet"/>
+      <w:lvlText w:val="o"/>
+      <w:lvlJc w:val="left"/>
+      <w:pPr>
+        <w:tabs>
+          <w:tab w:val="num" w:pos="1440"/>
+        </w:tabs>
+        <w:ind w:left="1440" w:hanging="360"/>
+      </w:pPr>
+      <w:rPr>
+        <w:rFonts w:ascii="Courier New" w:hAnsi="Courier New" w:hint="default"/>
+        <w:sz w:val="20"/>
+      </w:rPr>
+    </w:lvl>
+    <w:lvl w:ilvl="2" w:tentative="1">
+      <w:start w:val="1"/>
+      <w:numFmt w:val="bullet"/>
+      <w:lvlText w:val=""/>
+      <w:lvlJc w:val="left"/>
+      <w:pPr>
+        <w:tabs>
+          <w:tab w:val="num" w:pos="2160"/>
+        </w:tabs>
+        <w:ind w:left="2160" w:hanging="360"/>
+      </w:pPr>
+      <w:rPr>
+        <w:rFonts w:ascii="Wingdings" w:hAnsi="Wingdings" w:hint="default"/>
+        <w:sz w:val="20"/>
+      </w:rPr>
+    </w:lvl>
+    <w:lvl w:ilvl="3" w:tentative="1">
+      <w:start w:val="1"/>
+      <w:numFmt w:val="bullet"/>
+      <w:lvlText w:val=""/>
+      <w:lvlJc w:val="left"/>
+      <w:pPr>
+        <w:tabs>
+          <w:tab w:val="num" w:pos="2880"/>
+        </w:tabs>
+        <w:ind w:left="2880" w:hanging="360"/>
+      </w:pPr>
+      <w:rPr>
+        <w:rFonts w:ascii="Wingdings" w:hAnsi="Wingdings" w:hint="default"/>
+        <w:sz w:val="20"/>
+      </w:rPr>
+    </w:lvl>
+    <w:lvl w:ilvl="4" w:tentative="1">
+      <w:start w:val="1"/>
+      <w:numFmt w:val="bullet"/>
+      <w:lvlText w:val=""/>
+      <w:lvlJc w:val="left"/>
+      <w:pPr>
+        <w:tabs>
+          <w:tab w:val="num" w:pos="3600"/>
+        </w:tabs>
+        <w:ind w:left="3600" w:hanging="360"/>
+      </w:pPr>
+      <w:rPr>
+        <w:rFonts w:ascii="Wingdings" w:hAnsi="Wingdings" w:hint="default"/>
+        <w:sz w:val="20"/>
+      </w:rPr>
+    </w:lvl>
+    <w:lvl w:ilvl="5" w:tentative="1">
+      <w:start w:val="1"/>
+      <w:numFmt w:val="bullet"/>
+      <w:lvlText w:val=""/>
+      <w:lvlJc w:val="left"/>
+      <w:pPr>
+        <w:tabs>
+          <w:tab w:val="num" w:pos="4320"/>
+        </w:tabs>
+        <w:ind w:left="4320" w:hanging="360"/>
+      </w:pPr>
+      <w:rPr>
+        <w:rFonts w:ascii="Wingdings" w:hAnsi="Wingdings" w:hint="default"/>
+        <w:sz w:val="20"/>
+      </w:rPr>
+    </w:lvl>
+    <w:lvl w:ilvl="6" w:tentative="1">
+      <w:start w:val="1"/>
+      <w:numFmt w:val="bullet"/>
+      <w:lvlText w:val=""/>
+      <w:lvlJc w:val="left"/>
+      <w:pPr>
+        <w:tabs>
+          <w:tab w:val="num" w:pos="5040"/>
+        </w:tabs>
+        <w:ind w:left="5040" w:hanging="360"/>
+      </w:pPr>
+      <w:rPr>
+        <w:rFonts w:ascii="Wingdings" w:hAnsi="Wingdings" w:hint="default"/>
+        <w:sz w:val="20"/>
+      </w:rPr>
+    </w:lvl>
+    <w:lvl w:ilvl="7" w:tentative="1">
+      <w:start w:val="1"/>
+      <w:numFmt w:val="bullet"/>
+      <w:lvlText w:val=""/>
+      <w:lvlJc w:val="left"/>
+      <w:pPr>
+        <w:tabs>
+          <w:tab w:val="num" w:pos="5760"/>
+        </w:tabs>
+        <w:ind w:left="5760" w:hanging="360"/>
+      </w:pPr>
+      <w:rPr>
+        <w:rFonts w:ascii="Wingdings" w:hAnsi="Wingdings" w:hint="default"/>
+        <w:sz w:val="20"/>
+      </w:rPr>
+    </w:lvl>
+    <w:lvl w:ilvl="8" w:tentative="1">
+      <w:start w:val="1"/>
+      <w:numFmt w:val="bullet"/>
+      <w:lvlText w:val=""/>
+      <w:lvlJc w:val="left"/>
+      <w:pPr>
+        <w:tabs>
+          <w:tab w:val="num" w:pos="6480"/>
+        </w:tabs>
+        <w:ind w:left="6480" w:hanging="360"/>
+      </w:pPr>
+      <w:rPr>
+        <w:rFonts w:ascii="Wingdings" w:hAnsi="Wingdings" w:hint="default"/>
+        <w:sz w:val="20"/>
+      </w:rPr>
+    </w:lvl>
+  </w:abstractNum>
+  <w:abstractNum w:abstractNumId="75" w15:restartNumberingAfterBreak="0">
     <w:nsid w:val="6FC64568"/>
     <w:multiLevelType w:val="multilevel"/>
     <w:tmpl w:val="D7CA0FC0"/>
@@ -11669,7 +16490,7 @@
       </w:rPr>
     </w:lvl>
   </w:abstractNum>
-  <w:abstractNum w:abstractNumId="55" w15:restartNumberingAfterBreak="0">
+  <w:abstractNum w:abstractNumId="76" w15:restartNumberingAfterBreak="0">
     <w:nsid w:val="703F70C7"/>
     <w:multiLevelType w:val="multilevel"/>
     <w:tmpl w:val="AA761EA6"/>
@@ -11818,7 +16639,7 @@
       </w:rPr>
     </w:lvl>
   </w:abstractNum>
-  <w:abstractNum w:abstractNumId="56" w15:restartNumberingAfterBreak="0">
+  <w:abstractNum w:abstractNumId="77" w15:restartNumberingAfterBreak="0">
     <w:nsid w:val="72CB1AE4"/>
     <w:multiLevelType w:val="hybridMultilevel"/>
     <w:tmpl w:val="99642576"/>
@@ -11931,7 +16752,7 @@
       </w:rPr>
     </w:lvl>
   </w:abstractNum>
-  <w:abstractNum w:abstractNumId="57" w15:restartNumberingAfterBreak="0">
+  <w:abstractNum w:abstractNumId="78" w15:restartNumberingAfterBreak="0">
     <w:nsid w:val="733E52E6"/>
     <w:multiLevelType w:val="hybridMultilevel"/>
     <w:tmpl w:val="F122442C"/>
@@ -12044,7 +16865,7 @@
       </w:rPr>
     </w:lvl>
   </w:abstractNum>
-  <w:abstractNum w:abstractNumId="58" w15:restartNumberingAfterBreak="0">
+  <w:abstractNum w:abstractNumId="79" w15:restartNumberingAfterBreak="0">
     <w:nsid w:val="73572A02"/>
     <w:multiLevelType w:val="multilevel"/>
     <w:tmpl w:val="9A0AE64C"/>
@@ -12193,7 +17014,7 @@
       </w:rPr>
     </w:lvl>
   </w:abstractNum>
-  <w:abstractNum w:abstractNumId="59" w15:restartNumberingAfterBreak="0">
+  <w:abstractNum w:abstractNumId="80" w15:restartNumberingAfterBreak="0">
     <w:nsid w:val="775D032B"/>
     <w:multiLevelType w:val="multilevel"/>
     <w:tmpl w:val="6A000CFA"/>
@@ -12342,7 +17163,156 @@
       </w:rPr>
     </w:lvl>
   </w:abstractNum>
-  <w:abstractNum w:abstractNumId="60" w15:restartNumberingAfterBreak="0">
+  <w:abstractNum w:abstractNumId="81" w15:restartNumberingAfterBreak="0">
+    <w:nsid w:val="78C032BD"/>
+    <w:multiLevelType w:val="multilevel"/>
+    <w:tmpl w:val="69D0B3B2"/>
+    <w:lvl w:ilvl="0">
+      <w:start w:val="1"/>
+      <w:numFmt w:val="bullet"/>
+      <w:lvlText w:val=""/>
+      <w:lvlJc w:val="left"/>
+      <w:pPr>
+        <w:tabs>
+          <w:tab w:val="num" w:pos="720"/>
+        </w:tabs>
+        <w:ind w:left="720" w:hanging="360"/>
+      </w:pPr>
+      <w:rPr>
+        <w:rFonts w:ascii="Symbol" w:hAnsi="Symbol" w:hint="default"/>
+        <w:sz w:val="20"/>
+      </w:rPr>
+    </w:lvl>
+    <w:lvl w:ilvl="1" w:tentative="1">
+      <w:start w:val="1"/>
+      <w:numFmt w:val="bullet"/>
+      <w:lvlText w:val="o"/>
+      <w:lvlJc w:val="left"/>
+      <w:pPr>
+        <w:tabs>
+          <w:tab w:val="num" w:pos="1440"/>
+        </w:tabs>
+        <w:ind w:left="1440" w:hanging="360"/>
+      </w:pPr>
+      <w:rPr>
+        <w:rFonts w:ascii="Courier New" w:hAnsi="Courier New" w:hint="default"/>
+        <w:sz w:val="20"/>
+      </w:rPr>
+    </w:lvl>
+    <w:lvl w:ilvl="2" w:tentative="1">
+      <w:start w:val="1"/>
+      <w:numFmt w:val="bullet"/>
+      <w:lvlText w:val=""/>
+      <w:lvlJc w:val="left"/>
+      <w:pPr>
+        <w:tabs>
+          <w:tab w:val="num" w:pos="2160"/>
+        </w:tabs>
+        <w:ind w:left="2160" w:hanging="360"/>
+      </w:pPr>
+      <w:rPr>
+        <w:rFonts w:ascii="Wingdings" w:hAnsi="Wingdings" w:hint="default"/>
+        <w:sz w:val="20"/>
+      </w:rPr>
+    </w:lvl>
+    <w:lvl w:ilvl="3" w:tentative="1">
+      <w:start w:val="1"/>
+      <w:numFmt w:val="bullet"/>
+      <w:lvlText w:val=""/>
+      <w:lvlJc w:val="left"/>
+      <w:pPr>
+        <w:tabs>
+          <w:tab w:val="num" w:pos="2880"/>
+        </w:tabs>
+        <w:ind w:left="2880" w:hanging="360"/>
+      </w:pPr>
+      <w:rPr>
+        <w:rFonts w:ascii="Wingdings" w:hAnsi="Wingdings" w:hint="default"/>
+        <w:sz w:val="20"/>
+      </w:rPr>
+    </w:lvl>
+    <w:lvl w:ilvl="4" w:tentative="1">
+      <w:start w:val="1"/>
+      <w:numFmt w:val="bullet"/>
+      <w:lvlText w:val=""/>
+      <w:lvlJc w:val="left"/>
+      <w:pPr>
+        <w:tabs>
+          <w:tab w:val="num" w:pos="3600"/>
+        </w:tabs>
+        <w:ind w:left="3600" w:hanging="360"/>
+      </w:pPr>
+      <w:rPr>
+        <w:rFonts w:ascii="Wingdings" w:hAnsi="Wingdings" w:hint="default"/>
+        <w:sz w:val="20"/>
+      </w:rPr>
+    </w:lvl>
+    <w:lvl w:ilvl="5" w:tentative="1">
+      <w:start w:val="1"/>
+      <w:numFmt w:val="bullet"/>
+      <w:lvlText w:val=""/>
+      <w:lvlJc w:val="left"/>
+      <w:pPr>
+        <w:tabs>
+          <w:tab w:val="num" w:pos="4320"/>
+        </w:tabs>
+        <w:ind w:left="4320" w:hanging="360"/>
+      </w:pPr>
+      <w:rPr>
+        <w:rFonts w:ascii="Wingdings" w:hAnsi="Wingdings" w:hint="default"/>
+        <w:sz w:val="20"/>
+      </w:rPr>
+    </w:lvl>
+    <w:lvl w:ilvl="6" w:tentative="1">
+      <w:start w:val="1"/>
+      <w:numFmt w:val="bullet"/>
+      <w:lvlText w:val=""/>
+      <w:lvlJc w:val="left"/>
+      <w:pPr>
+        <w:tabs>
+          <w:tab w:val="num" w:pos="5040"/>
+        </w:tabs>
+        <w:ind w:left="5040" w:hanging="360"/>
+      </w:pPr>
+      <w:rPr>
+        <w:rFonts w:ascii="Wingdings" w:hAnsi="Wingdings" w:hint="default"/>
+        <w:sz w:val="20"/>
+      </w:rPr>
+    </w:lvl>
+    <w:lvl w:ilvl="7" w:tentative="1">
+      <w:start w:val="1"/>
+      <w:numFmt w:val="bullet"/>
+      <w:lvlText w:val=""/>
+      <w:lvlJc w:val="left"/>
+      <w:pPr>
+        <w:tabs>
+          <w:tab w:val="num" w:pos="5760"/>
+        </w:tabs>
+        <w:ind w:left="5760" w:hanging="360"/>
+      </w:pPr>
+      <w:rPr>
+        <w:rFonts w:ascii="Wingdings" w:hAnsi="Wingdings" w:hint="default"/>
+        <w:sz w:val="20"/>
+      </w:rPr>
+    </w:lvl>
+    <w:lvl w:ilvl="8" w:tentative="1">
+      <w:start w:val="1"/>
+      <w:numFmt w:val="bullet"/>
+      <w:lvlText w:val=""/>
+      <w:lvlJc w:val="left"/>
+      <w:pPr>
+        <w:tabs>
+          <w:tab w:val="num" w:pos="6480"/>
+        </w:tabs>
+        <w:ind w:left="6480" w:hanging="360"/>
+      </w:pPr>
+      <w:rPr>
+        <w:rFonts w:ascii="Wingdings" w:hAnsi="Wingdings" w:hint="default"/>
+        <w:sz w:val="20"/>
+      </w:rPr>
+    </w:lvl>
+  </w:abstractNum>
+  <w:abstractNum w:abstractNumId="82" w15:restartNumberingAfterBreak="0">
     <w:nsid w:val="79F92690"/>
     <w:multiLevelType w:val="multilevel"/>
     <w:tmpl w:val="531CE590"/>
@@ -12491,7 +17461,7 @@
       </w:rPr>
     </w:lvl>
   </w:abstractNum>
-  <w:abstractNum w:abstractNumId="61" w15:restartNumberingAfterBreak="0">
+  <w:abstractNum w:abstractNumId="83" w15:restartNumberingAfterBreak="0">
     <w:nsid w:val="7A6076A7"/>
     <w:multiLevelType w:val="multilevel"/>
     <w:tmpl w:val="710AEC28"/>
@@ -12640,7 +17610,7 @@
       </w:rPr>
     </w:lvl>
   </w:abstractNum>
-  <w:abstractNum w:abstractNumId="62" w15:restartNumberingAfterBreak="0">
+  <w:abstractNum w:abstractNumId="84" w15:restartNumberingAfterBreak="0">
     <w:nsid w:val="7EA55BB5"/>
     <w:multiLevelType w:val="multilevel"/>
     <w:tmpl w:val="05D650C8"/>
@@ -12790,235 +17760,301 @@
     </w:lvl>
   </w:abstractNum>
   <w:num w:numId="1" w16cid:durableId="2057659798">
-    <w:abstractNumId w:val="26"/>
+    <w:abstractNumId w:val="40"/>
   </w:num>
   <w:num w:numId="2" w16cid:durableId="99107261">
-    <w:abstractNumId w:val="26"/>
+    <w:abstractNumId w:val="40"/>
   </w:num>
   <w:num w:numId="3" w16cid:durableId="454829576">
-    <w:abstractNumId w:val="26"/>
+    <w:abstractNumId w:val="40"/>
   </w:num>
   <w:num w:numId="4" w16cid:durableId="919875635">
-    <w:abstractNumId w:val="26"/>
+    <w:abstractNumId w:val="40"/>
   </w:num>
   <w:num w:numId="5" w16cid:durableId="1989245865">
-    <w:abstractNumId w:val="26"/>
+    <w:abstractNumId w:val="40"/>
   </w:num>
   <w:num w:numId="6" w16cid:durableId="337856889">
-    <w:abstractNumId w:val="26"/>
+    <w:abstractNumId w:val="40"/>
   </w:num>
   <w:num w:numId="7" w16cid:durableId="486750497">
-    <w:abstractNumId w:val="14"/>
+    <w:abstractNumId w:val="23"/>
   </w:num>
   <w:num w:numId="8" w16cid:durableId="1295481688">
-    <w:abstractNumId w:val="26"/>
+    <w:abstractNumId w:val="40"/>
   </w:num>
   <w:num w:numId="9" w16cid:durableId="878207473">
-    <w:abstractNumId w:val="26"/>
+    <w:abstractNumId w:val="40"/>
   </w:num>
   <w:num w:numId="10" w16cid:durableId="390271873">
-    <w:abstractNumId w:val="14"/>
+    <w:abstractNumId w:val="23"/>
   </w:num>
   <w:num w:numId="11" w16cid:durableId="108548336">
-    <w:abstractNumId w:val="26"/>
+    <w:abstractNumId w:val="40"/>
   </w:num>
   <w:num w:numId="12" w16cid:durableId="289626826">
+    <w:abstractNumId w:val="46"/>
+  </w:num>
+  <w:num w:numId="13" w16cid:durableId="709189428">
+    <w:abstractNumId w:val="68"/>
+  </w:num>
+  <w:num w:numId="14" w16cid:durableId="1828012820">
+    <w:abstractNumId w:val="40"/>
+  </w:num>
+  <w:num w:numId="15" w16cid:durableId="1472016058">
+    <w:abstractNumId w:val="40"/>
+  </w:num>
+  <w:num w:numId="16" w16cid:durableId="2007130954">
+    <w:abstractNumId w:val="40"/>
+  </w:num>
+  <w:num w:numId="17" w16cid:durableId="2124959910">
+    <w:abstractNumId w:val="40"/>
+  </w:num>
+  <w:num w:numId="18" w16cid:durableId="1161965983">
+    <w:abstractNumId w:val="40"/>
+  </w:num>
+  <w:num w:numId="19" w16cid:durableId="41710311">
+    <w:abstractNumId w:val="15"/>
+  </w:num>
+  <w:num w:numId="20" w16cid:durableId="1163350981">
+    <w:abstractNumId w:val="77"/>
+  </w:num>
+  <w:num w:numId="21" w16cid:durableId="926422226">
+    <w:abstractNumId w:val="78"/>
+  </w:num>
+  <w:num w:numId="22" w16cid:durableId="690304119">
+    <w:abstractNumId w:val="37"/>
+  </w:num>
+  <w:num w:numId="23" w16cid:durableId="1154031265">
+    <w:abstractNumId w:val="79"/>
+  </w:num>
+  <w:num w:numId="24" w16cid:durableId="1956523979">
     <w:abstractNumId w:val="31"/>
   </w:num>
-  <w:num w:numId="13" w16cid:durableId="709189428">
+  <w:num w:numId="25" w16cid:durableId="1122503775">
+    <w:abstractNumId w:val="41"/>
+  </w:num>
+  <w:num w:numId="26" w16cid:durableId="1019895648">
+    <w:abstractNumId w:val="58"/>
+  </w:num>
+  <w:num w:numId="27" w16cid:durableId="1635984666">
     <w:abstractNumId w:val="48"/>
   </w:num>
-  <w:num w:numId="14" w16cid:durableId="1828012820">
-    <w:abstractNumId w:val="26"/>
-  </w:num>
-  <w:num w:numId="15" w16cid:durableId="1472016058">
-    <w:abstractNumId w:val="26"/>
-  </w:num>
-  <w:num w:numId="16" w16cid:durableId="2007130954">
-    <w:abstractNumId w:val="26"/>
-  </w:num>
-  <w:num w:numId="17" w16cid:durableId="2124959910">
-    <w:abstractNumId w:val="26"/>
-  </w:num>
-  <w:num w:numId="18" w16cid:durableId="1161965983">
-    <w:abstractNumId w:val="26"/>
-  </w:num>
-  <w:num w:numId="19" w16cid:durableId="41710311">
-    <w:abstractNumId w:val="9"/>
-  </w:num>
-  <w:num w:numId="20" w16cid:durableId="1163350981">
-    <w:abstractNumId w:val="56"/>
-  </w:num>
-  <w:num w:numId="21" w16cid:durableId="926422226">
-    <w:abstractNumId w:val="57"/>
-  </w:num>
-  <w:num w:numId="22" w16cid:durableId="690304119">
-    <w:abstractNumId w:val="23"/>
-  </w:num>
-  <w:num w:numId="23" w16cid:durableId="1154031265">
-    <w:abstractNumId w:val="58"/>
-  </w:num>
-  <w:num w:numId="24" w16cid:durableId="1956523979">
-    <w:abstractNumId w:val="18"/>
-  </w:num>
-  <w:num w:numId="25" w16cid:durableId="1122503775">
-    <w:abstractNumId w:val="27"/>
-  </w:num>
-  <w:num w:numId="26" w16cid:durableId="1019895648">
-    <w:abstractNumId w:val="40"/>
-  </w:num>
-  <w:num w:numId="27" w16cid:durableId="1635984666">
-    <w:abstractNumId w:val="32"/>
-  </w:num>
   <w:num w:numId="28" w16cid:durableId="1012806949">
-    <w:abstractNumId w:val="7"/>
+    <w:abstractNumId w:val="13"/>
   </w:num>
   <w:num w:numId="29" w16cid:durableId="918251369">
-    <w:abstractNumId w:val="60"/>
+    <w:abstractNumId w:val="82"/>
   </w:num>
   <w:num w:numId="30" w16cid:durableId="825705908">
-    <w:abstractNumId w:val="61"/>
+    <w:abstractNumId w:val="83"/>
   </w:num>
   <w:num w:numId="31" w16cid:durableId="38475431">
-    <w:abstractNumId w:val="36"/>
+    <w:abstractNumId w:val="54"/>
   </w:num>
   <w:num w:numId="32" w16cid:durableId="907493259">
-    <w:abstractNumId w:val="35"/>
+    <w:abstractNumId w:val="53"/>
   </w:num>
   <w:num w:numId="33" w16cid:durableId="766772892">
     <w:abstractNumId w:val="0"/>
   </w:num>
   <w:num w:numId="34" w16cid:durableId="1505051811">
+    <w:abstractNumId w:val="38"/>
+  </w:num>
+  <w:num w:numId="35" w16cid:durableId="53547850">
     <w:abstractNumId w:val="24"/>
   </w:num>
-  <w:num w:numId="35" w16cid:durableId="53547850">
-    <w:abstractNumId w:val="15"/>
-  </w:num>
   <w:num w:numId="36" w16cid:durableId="1158808271">
-    <w:abstractNumId w:val="22"/>
+    <w:abstractNumId w:val="36"/>
   </w:num>
   <w:num w:numId="37" w16cid:durableId="1025057996">
+    <w:abstractNumId w:val="70"/>
+  </w:num>
+  <w:num w:numId="38" w16cid:durableId="1689139318">
+    <w:abstractNumId w:val="60"/>
+  </w:num>
+  <w:num w:numId="39" w16cid:durableId="1721245189">
+    <w:abstractNumId w:val="65"/>
+  </w:num>
+  <w:num w:numId="40" w16cid:durableId="698579991">
+    <w:abstractNumId w:val="63"/>
+  </w:num>
+  <w:num w:numId="41" w16cid:durableId="476261604">
+    <w:abstractNumId w:val="56"/>
+  </w:num>
+  <w:num w:numId="42" w16cid:durableId="1939019691">
+    <w:abstractNumId w:val="66"/>
+  </w:num>
+  <w:num w:numId="43" w16cid:durableId="848253045">
+    <w:abstractNumId w:val="49"/>
+  </w:num>
+  <w:num w:numId="44" w16cid:durableId="1247886382">
+    <w:abstractNumId w:val="73"/>
+  </w:num>
+  <w:num w:numId="45" w16cid:durableId="1842620916">
+    <w:abstractNumId w:val="71"/>
+  </w:num>
+  <w:num w:numId="46" w16cid:durableId="354967061">
+    <w:abstractNumId w:val="34"/>
+  </w:num>
+  <w:num w:numId="47" w16cid:durableId="23479184">
+    <w:abstractNumId w:val="21"/>
+  </w:num>
+  <w:num w:numId="48" w16cid:durableId="25449443">
+    <w:abstractNumId w:val="20"/>
+  </w:num>
+  <w:num w:numId="49" w16cid:durableId="196047337">
+    <w:abstractNumId w:val="80"/>
+  </w:num>
+  <w:num w:numId="50" w16cid:durableId="1539313586">
     <w:abstractNumId w:val="50"/>
   </w:num>
-  <w:num w:numId="38" w16cid:durableId="1689139318">
-    <w:abstractNumId w:val="41"/>
+  <w:num w:numId="51" w16cid:durableId="1893495052">
+    <w:abstractNumId w:val="62"/>
   </w:num>
-  <w:num w:numId="39" w16cid:durableId="1721245189">
+  <w:num w:numId="52" w16cid:durableId="1195389668">
     <w:abstractNumId w:val="45"/>
   </w:num>
-  <w:num w:numId="40" w16cid:durableId="698579991">
-    <w:abstractNumId w:val="43"/>
+  <w:num w:numId="53" w16cid:durableId="943079126">
+    <w:abstractNumId w:val="10"/>
   </w:num>
-  <w:num w:numId="41" w16cid:durableId="476261604">
-    <w:abstractNumId w:val="38"/>
+  <w:num w:numId="54" w16cid:durableId="1568304592">
+    <w:abstractNumId w:val="67"/>
   </w:num>
-  <w:num w:numId="42" w16cid:durableId="1939019691">
-    <w:abstractNumId w:val="46"/>
+  <w:num w:numId="55" w16cid:durableId="2056351689">
+    <w:abstractNumId w:val="7"/>
   </w:num>
-  <w:num w:numId="43" w16cid:durableId="848253045">
+  <w:num w:numId="56" w16cid:durableId="1336345112">
+    <w:abstractNumId w:val="35"/>
+  </w:num>
+  <w:num w:numId="57" w16cid:durableId="344018636">
+    <w:abstractNumId w:val="4"/>
+  </w:num>
+  <w:num w:numId="58" w16cid:durableId="1552111719">
+    <w:abstractNumId w:val="28"/>
+  </w:num>
+  <w:num w:numId="59" w16cid:durableId="1504473192">
     <w:abstractNumId w:val="33"/>
   </w:num>
-  <w:num w:numId="44" w16cid:durableId="1247886382">
-    <w:abstractNumId w:val="53"/>
+  <w:num w:numId="60" w16cid:durableId="907112051">
+    <w:abstractNumId w:val="14"/>
   </w:num>
-  <w:num w:numId="45" w16cid:durableId="1842620916">
-    <w:abstractNumId w:val="51"/>
-  </w:num>
-  <w:num w:numId="46" w16cid:durableId="354967061">
-    <w:abstractNumId w:val="20"/>
-  </w:num>
-  <w:num w:numId="47" w16cid:durableId="23479184">
-    <w:abstractNumId w:val="13"/>
-  </w:num>
-  <w:num w:numId="48" w16cid:durableId="25449443">
-    <w:abstractNumId w:val="12"/>
-  </w:num>
-  <w:num w:numId="49" w16cid:durableId="196047337">
-    <w:abstractNumId w:val="59"/>
-  </w:num>
-  <w:num w:numId="50" w16cid:durableId="1539313586">
-    <w:abstractNumId w:val="34"/>
-  </w:num>
-  <w:num w:numId="51" w16cid:durableId="1893495052">
-    <w:abstractNumId w:val="42"/>
-  </w:num>
-  <w:num w:numId="52" w16cid:durableId="1195389668">
-    <w:abstractNumId w:val="30"/>
-  </w:num>
-  <w:num w:numId="53" w16cid:durableId="943079126">
-    <w:abstractNumId w:val="6"/>
-  </w:num>
-  <w:num w:numId="54" w16cid:durableId="1568304592">
-    <w:abstractNumId w:val="47"/>
-  </w:num>
-  <w:num w:numId="55" w16cid:durableId="2056351689">
+  <w:num w:numId="61" w16cid:durableId="2093427362">
     <w:abstractNumId w:val="5"/>
   </w:num>
-  <w:num w:numId="56" w16cid:durableId="1336345112">
-    <w:abstractNumId w:val="21"/>
+  <w:num w:numId="62" w16cid:durableId="949899595">
+    <w:abstractNumId w:val="57"/>
   </w:num>
-  <w:num w:numId="57" w16cid:durableId="344018636">
+  <w:num w:numId="63" w16cid:durableId="736830254">
+    <w:abstractNumId w:val="84"/>
+  </w:num>
+  <w:num w:numId="64" w16cid:durableId="217784259">
+    <w:abstractNumId w:val="55"/>
+  </w:num>
+  <w:num w:numId="65" w16cid:durableId="1404139063">
+    <w:abstractNumId w:val="44"/>
+  </w:num>
+  <w:num w:numId="66" w16cid:durableId="359748399">
+    <w:abstractNumId w:val="76"/>
+  </w:num>
+  <w:num w:numId="67" w16cid:durableId="1031686895">
     <w:abstractNumId w:val="3"/>
   </w:num>
-  <w:num w:numId="58" w16cid:durableId="1552111719">
-    <w:abstractNumId w:val="17"/>
-  </w:num>
-  <w:num w:numId="59" w16cid:durableId="1504473192">
-    <w:abstractNumId w:val="19"/>
-  </w:num>
-  <w:num w:numId="60" w16cid:durableId="907112051">
-    <w:abstractNumId w:val="8"/>
-  </w:num>
-  <w:num w:numId="61" w16cid:durableId="2093427362">
-    <w:abstractNumId w:val="4"/>
-  </w:num>
-  <w:num w:numId="62" w16cid:durableId="949899595">
-    <w:abstractNumId w:val="39"/>
-  </w:num>
-  <w:num w:numId="63" w16cid:durableId="736830254">
-    <w:abstractNumId w:val="62"/>
-  </w:num>
-  <w:num w:numId="64" w16cid:durableId="217784259">
-    <w:abstractNumId w:val="37"/>
-  </w:num>
-  <w:num w:numId="65" w16cid:durableId="1404139063">
-    <w:abstractNumId w:val="29"/>
-  </w:num>
-  <w:num w:numId="66" w16cid:durableId="359748399">
-    <w:abstractNumId w:val="55"/>
-  </w:num>
-  <w:num w:numId="67" w16cid:durableId="1031686895">
-    <w:abstractNumId w:val="2"/>
-  </w:num>
   <w:num w:numId="68" w16cid:durableId="1327132140">
-    <w:abstractNumId w:val="54"/>
+    <w:abstractNumId w:val="75"/>
   </w:num>
   <w:num w:numId="69" w16cid:durableId="469982310">
-    <w:abstractNumId w:val="44"/>
+    <w:abstractNumId w:val="64"/>
   </w:num>
   <w:num w:numId="70" w16cid:durableId="226720373">
     <w:abstractNumId w:val="1"/>
   </w:num>
   <w:num w:numId="71" w16cid:durableId="1580864847">
-    <w:abstractNumId w:val="25"/>
+    <w:abstractNumId w:val="39"/>
   </w:num>
   <w:num w:numId="72" w16cid:durableId="269552172">
-    <w:abstractNumId w:val="28"/>
+    <w:abstractNumId w:val="43"/>
   </w:num>
   <w:num w:numId="73" w16cid:durableId="640500290">
-    <w:abstractNumId w:val="49"/>
+    <w:abstractNumId w:val="69"/>
   </w:num>
   <w:num w:numId="74" w16cid:durableId="1315178333">
-    <w:abstractNumId w:val="10"/>
+    <w:abstractNumId w:val="18"/>
   </w:num>
   <w:num w:numId="75" w16cid:durableId="1074084429">
+    <w:abstractNumId w:val="19"/>
+  </w:num>
+  <w:num w:numId="76" w16cid:durableId="1302736038">
+    <w:abstractNumId w:val="72"/>
+  </w:num>
+  <w:num w:numId="77" w16cid:durableId="23554205">
+    <w:abstractNumId w:val="27"/>
+  </w:num>
+  <w:num w:numId="78" w16cid:durableId="996347001">
+    <w:abstractNumId w:val="52"/>
+  </w:num>
+  <w:num w:numId="79" w16cid:durableId="1681159412">
+    <w:abstractNumId w:val="17"/>
+  </w:num>
+  <w:num w:numId="80" w16cid:durableId="1590965949">
+    <w:abstractNumId w:val="9"/>
+  </w:num>
+  <w:num w:numId="81" w16cid:durableId="1469932928">
+    <w:abstractNumId w:val="26"/>
+  </w:num>
+  <w:num w:numId="82" w16cid:durableId="328482804">
+    <w:abstractNumId w:val="30"/>
+  </w:num>
+  <w:num w:numId="83" w16cid:durableId="883912028">
+    <w:abstractNumId w:val="29"/>
+  </w:num>
+  <w:num w:numId="84" w16cid:durableId="579826049">
+    <w:abstractNumId w:val="42"/>
+  </w:num>
+  <w:num w:numId="85" w16cid:durableId="2130931025">
+    <w:abstractNumId w:val="47"/>
+  </w:num>
+  <w:num w:numId="86" w16cid:durableId="334496849">
+    <w:abstractNumId w:val="12"/>
+  </w:num>
+  <w:num w:numId="87" w16cid:durableId="617101696">
+    <w:abstractNumId w:val="59"/>
+  </w:num>
+  <w:num w:numId="88" w16cid:durableId="1762801053">
+    <w:abstractNumId w:val="22"/>
+  </w:num>
+  <w:num w:numId="89" w16cid:durableId="624821158">
+    <w:abstractNumId w:val="81"/>
+  </w:num>
+  <w:num w:numId="90" w16cid:durableId="26494500">
+    <w:abstractNumId w:val="16"/>
+  </w:num>
+  <w:num w:numId="91" w16cid:durableId="672536423">
+    <w:abstractNumId w:val="2"/>
+  </w:num>
+  <w:num w:numId="92" w16cid:durableId="71707565">
+    <w:abstractNumId w:val="6"/>
+  </w:num>
+  <w:num w:numId="93" w16cid:durableId="913198684">
+    <w:abstractNumId w:val="51"/>
+  </w:num>
+  <w:num w:numId="94" w16cid:durableId="1212964944">
+    <w:abstractNumId w:val="61"/>
+  </w:num>
+  <w:num w:numId="95" w16cid:durableId="339359253">
+    <w:abstractNumId w:val="32"/>
+  </w:num>
+  <w:num w:numId="96" w16cid:durableId="1181356238">
     <w:abstractNumId w:val="11"/>
   </w:num>
-  <w:num w:numId="76" w16cid:durableId="1302736038">
-    <w:abstractNumId w:val="52"/>
+  <w:num w:numId="97" w16cid:durableId="720716924">
+    <w:abstractNumId w:val="74"/>
   </w:num>
-  <w:num w:numId="77" w16cid:durableId="23554205">
-    <w:abstractNumId w:val="16"/>
+  <w:num w:numId="98" w16cid:durableId="1176455140">
+    <w:abstractNumId w:val="8"/>
+  </w:num>
+  <w:num w:numId="99" w16cid:durableId="635573108">
+    <w:abstractNumId w:val="25"/>
   </w:num>
 </w:numbering>
 </file>
